--- a/downloads/teacher/ai-2-week-01.docx
+++ b/downloads/teacher/ai-2-week-01.docx
@@ -2942,6 +2942,396 @@
         <w:t>Use small predicted traces when translating the Transparent Book Recommender’s paper logic into code.</w:t>
       </w:r>
     </w:p>
+    <w:p>
+      <w:pPr>
+        <w:pStyle w:val="Heading1"/>
+      </w:pPr>
+      <w:r>
+        <w:t>07. Prepare, teach and assess</w:t>
+      </w:r>
+    </w:p>
+    <w:p>
+      <w:r>
+        <w:t>Teaching target: Translate a short paper calculation into a Python script</w:t>
+      </w:r>
+    </w:p>
+    <w:p>
+      <w:r>
+        <w:t>Prepare the labelled worked-case picture, the matching workbook, fictional input cards and a place for individual responses. No paid AI account is required for the paper reasoning activities.</w:t>
+      </w:r>
+    </w:p>
+    <w:tbl>
+      <w:tblPr>
+        <w:tblStyle w:val="LightShading-Accent1"/>
+        <w:tblW w:type="auto" w:w="0"/>
+        <w:tblLook w:firstColumn="1" w:firstRow="1" w:lastColumn="0" w:lastRow="0" w:noHBand="0" w:noVBand="1" w:val="04A0"/>
+      </w:tblPr>
+      <w:tblGrid>
+        <w:gridCol w:w="3408"/>
+        <w:gridCol w:w="3408"/>
+        <w:gridCol w:w="3408"/>
+      </w:tblGrid>
+      <w:tr>
+        <w:trPr>
+          <w:tblHeader/>
+        </w:trPr>
+        <w:tc>
+          <w:tcPr>
+            <w:tcW w:type="dxa" w:w="3408"/>
+          </w:tcPr>
+          <w:p>
+            <w:r>
+              <w:t>Session</w:t>
+            </w:r>
+          </w:p>
+        </w:tc>
+        <w:tc>
+          <w:tcPr>
+            <w:tcW w:type="dxa" w:w="3408"/>
+          </w:tcPr>
+          <w:p>
+            <w:r>
+              <w:t>Plan</w:t>
+            </w:r>
+          </w:p>
+        </w:tc>
+        <w:tc>
+          <w:tcPr>
+            <w:tcW w:type="dxa" w:w="3408"/>
+          </w:tcPr>
+          <w:p>
+            <w:r>
+              <w:t>Resources</w:t>
+            </w:r>
+          </w:p>
+        </w:tc>
+      </w:tr>
+      <w:tr>
+        <w:tc>
+          <w:tcPr>
+            <w:tcW w:type="dxa" w:w="3408"/>
+          </w:tcPr>
+          <w:p>
+            <w:r>
+              <w:t>Session 1 · Understand · 45 min</w:t>
+            </w:r>
+          </w:p>
+        </w:tc>
+        <w:tc>
+          <w:tcPr>
+            <w:tcW w:type="dxa" w:w="3408"/>
+          </w:tcPr>
+          <w:p>
+            <w:r>
+              <w:t>0–7: recall and prerequisite; 7–15: inspect the concrete case and predict; 15–30: teacher models the worked trace; 30–40: learners explain a step using the text and visual; 40–45: check the core idea.</w:t>
+            </w:r>
+          </w:p>
+        </w:tc>
+        <w:tc>
+          <w:tcPr>
+            <w:tcW w:type="dxa" w:w="3408"/>
+          </w:tcPr>
+          <w:p>
+            <w:r>
+              <w:t>Sections 1–6; record the brief recall in the workbook.</w:t>
+            </w:r>
+          </w:p>
+        </w:tc>
+      </w:tr>
+      <w:tr>
+        <w:tc>
+          <w:tcPr>
+            <w:tcW w:type="dxa" w:w="3408"/>
+          </w:tcPr>
+          <w:p>
+            <w:r>
+              <w:t>Session 2 · Practise · 45 min</w:t>
+            </w:r>
+          </w:p>
+        </w:tc>
+        <w:tc>
+          <w:tcPr>
+            <w:tcW w:type="dxa" w:w="3408"/>
+          </w:tcPr>
+          <w:p>
+            <w:r>
+              <w:t>0–5: retrieve the procedure; 5–15: W2 completion practice; 15–23: explain and check with a partner; 23–30: each learner answers the misconception check; 30–40: targeted reteaching or a harder variation; 40–45: prepare the investigation.</w:t>
+            </w:r>
+          </w:p>
+        </w:tc>
+        <w:tc>
+          <w:tcPr>
+            <w:tcW w:type="dxa" w:w="3408"/>
+          </w:tcPr>
+          <w:p>
+            <w:r>
+              <w:t>Sections 7–10; use the matching workbook W2 and misconception check.</w:t>
+            </w:r>
+          </w:p>
+        </w:tc>
+      </w:tr>
+      <w:tr>
+        <w:tc>
+          <w:tcPr>
+            <w:tcW w:type="dxa" w:w="3408"/>
+          </w:tcPr>
+          <w:p>
+            <w:r>
+              <w:t>Session 3 · Investigate and transfer · 45 min</w:t>
+            </w:r>
+          </w:p>
+        </w:tc>
+        <w:tc>
+          <w:tcPr>
+            <w:tcW w:type="dxa" w:w="3408"/>
+          </w:tcPr>
+          <w:p>
+            <w:r>
+              <w:t>0–5: retrieve the decision rule; 5–20: investigate or trace; 20–30: start the independent case; 30–38: connect the project; 38–43: act on feedback; 43–45: plan the return check.</w:t>
+            </w:r>
+          </w:p>
+        </w:tc>
+        <w:tc>
+          <w:tcPr>
+            <w:tcW w:type="dxa" w:w="3408"/>
+          </w:tcPr>
+          <w:p>
+            <w:r>
+              <w:t>Sections 9 and 11–14. Give extra time to finish the full task set; use Section 15 when the week includes a coding lab.</w:t>
+            </w:r>
+          </w:p>
+        </w:tc>
+      </w:tr>
+    </w:tbl>
+    <w:p>
+      <w:r>
+        <w:t>Before class, solve the supported practice: Make records for 4 packs of 6, then 5 packs of 6. Predict before running. Record actual output, any error and what changed. If working on paper, label both results as traces.</w:t>
+      </w:r>
+    </w:p>
+    <w:p>
+      <w:r>
+        <w:t>Reasoned practice answer: Expected 24 then 30. Accept actual errors with an accurate account; do not replace observations. Record the changed pack count, saved file and run or trace status. Two matching cases do not show all inputs are handled.</w:t>
+      </w:r>
+    </w:p>
+    <w:p>
+      <w:r>
+        <w:t>Check every learner before discussion: Use the worked case for From a paper algorithm to Python. Proposed explanation: “An equals sign displays the answer”. Decide whether this explanation is supported. Point to the step or supplied fact that decides; explain your repair if needed.</w:t>
+      </w:r>
+    </w:p>
+    <w:p>
+      <w:r>
+        <w:t>Misconception repair: Assignment binds a name; print produces the displayed output.</w:t>
+      </w:r>
+    </w:p>
+    <w:p>
+      <w:r>
+        <w:t>Support: read the exact case aloud, enlarge the labelled picture, supply input cards and model only the first deciding step. Accept a spoken explanation or drawing; retain the reasoning goal.</w:t>
+      </w:r>
+    </w:p>
+    <w:p>
+      <w:r>
+        <w:t>Extension: Set boxes=0, keeping the two loose books. Require a prediction and a reason before comparing. Expected result: The printed result is 2. Reason: 0×5+2=2; there is no rule saying zero boxes means zero loose books.</w:t>
+      </w:r>
+    </w:p>
+    <w:p>
+      <w:r>
+        <w:t>Independent assessment: withhold the reserved answer until the learner has attempted the new case. Record support separately from correctness.</w:t>
+      </w:r>
+    </w:p>
+    <w:tbl>
+      <w:tblPr>
+        <w:tblStyle w:val="LightShading-Accent1"/>
+        <w:tblW w:type="auto" w:w="0"/>
+        <w:tblLook w:firstColumn="1" w:firstRow="1" w:lastColumn="0" w:lastRow="0" w:noHBand="0" w:noVBand="1" w:val="04A0"/>
+      </w:tblPr>
+      <w:tblGrid>
+        <w:gridCol w:w="2556"/>
+        <w:gridCol w:w="2556"/>
+        <w:gridCol w:w="2556"/>
+        <w:gridCol w:w="2556"/>
+      </w:tblGrid>
+      <w:tr>
+        <w:trPr>
+          <w:tblHeader/>
+        </w:trPr>
+        <w:tc>
+          <w:tcPr>
+            <w:tcW w:type="dxa" w:w="2556"/>
+          </w:tcPr>
+          <w:p>
+            <w:r>
+              <w:t>Criterion</w:t>
+            </w:r>
+          </w:p>
+        </w:tc>
+        <w:tc>
+          <w:tcPr>
+            <w:tcW w:type="dxa" w:w="2556"/>
+          </w:tcPr>
+          <w:p>
+            <w:r>
+              <w:t>Not yet</w:t>
+            </w:r>
+          </w:p>
+        </w:tc>
+        <w:tc>
+          <w:tcPr>
+            <w:tcW w:type="dxa" w:w="2556"/>
+          </w:tcPr>
+          <w:p>
+            <w:r>
+              <w:t>With support</w:t>
+            </w:r>
+          </w:p>
+        </w:tc>
+        <w:tc>
+          <w:tcPr>
+            <w:tcW w:type="dxa" w:w="2556"/>
+          </w:tcPr>
+          <w:p>
+            <w:r>
+              <w:t>Independent</w:t>
+            </w:r>
+          </w:p>
+        </w:tc>
+      </w:tr>
+      <w:tr>
+        <w:tc>
+          <w:tcPr>
+            <w:tcW w:type="dxa" w:w="2556"/>
+          </w:tcPr>
+          <w:p>
+            <w:r>
+              <w:t>Explanation</w:t>
+            </w:r>
+          </w:p>
+        </w:tc>
+        <w:tc>
+          <w:tcPr>
+            <w:tcW w:type="dxa" w:w="2556"/>
+          </w:tcPr>
+          <w:p>
+            <w:r>
+              <w:t>Names an answer without a deciding fact</w:t>
+            </w:r>
+          </w:p>
+        </w:tc>
+        <w:tc>
+          <w:tcPr>
+            <w:tcW w:type="dxa" w:w="2556"/>
+          </w:tcPr>
+          <w:p>
+            <w:r>
+              <w:t>Uses a hint to link fact and decision</w:t>
+            </w:r>
+          </w:p>
+        </w:tc>
+        <w:tc>
+          <w:tcPr>
+            <w:tcW w:type="dxa" w:w="2556"/>
+          </w:tcPr>
+          <w:p>
+            <w:r>
+              <w:t>Explains the deciding fact in own words</w:t>
+            </w:r>
+          </w:p>
+        </w:tc>
+      </w:tr>
+      <w:tr>
+        <w:tc>
+          <w:tcPr>
+            <w:tcW w:type="dxa" w:w="2556"/>
+          </w:tcPr>
+          <w:p>
+            <w:r>
+              <w:t>Trace or test</w:t>
+            </w:r>
+          </w:p>
+        </w:tc>
+        <w:tc>
+          <w:tcPr>
+            <w:tcW w:type="dxa" w:w="2556"/>
+          </w:tcPr>
+          <w:p>
+            <w:r>
+              <w:t>Cannot connect input and result</w:t>
+            </w:r>
+          </w:p>
+        </w:tc>
+        <w:tc>
+          <w:tcPr>
+            <w:tcW w:type="dxa" w:w="2556"/>
+          </w:tcPr>
+          <w:p>
+            <w:r>
+              <w:t>Completes steps with prompts</w:t>
+            </w:r>
+          </w:p>
+        </w:tc>
+        <w:tc>
+          <w:tcPr>
+            <w:tcW w:type="dxa" w:w="2556"/>
+          </w:tcPr>
+          <w:p>
+            <w:r>
+              <w:t>Traces or tests a changed case accurately</w:t>
+            </w:r>
+          </w:p>
+        </w:tc>
+      </w:tr>
+      <w:tr>
+        <w:tc>
+          <w:tcPr>
+            <w:tcW w:type="dxa" w:w="2556"/>
+          </w:tcPr>
+          <w:p>
+            <w:r>
+              <w:t>Limits and revision</w:t>
+            </w:r>
+          </w:p>
+        </w:tc>
+        <w:tc>
+          <w:tcPr>
+            <w:tcW w:type="dxa" w:w="2556"/>
+          </w:tcPr>
+          <w:p>
+            <w:r>
+              <w:t>Claims more than evidence supports</w:t>
+            </w:r>
+          </w:p>
+        </w:tc>
+        <w:tc>
+          <w:tcPr>
+            <w:tcW w:type="dxa" w:w="2556"/>
+          </w:tcPr>
+          <w:p>
+            <w:r>
+              <w:t>Names a limit after a prompt</w:t>
+            </w:r>
+          </w:p>
+        </w:tc>
+        <w:tc>
+          <w:tcPr>
+            <w:tcW w:type="dxa" w:w="2556"/>
+          </w:tcPr>
+          <w:p>
+            <w:r>
+              <w:t>States a defensible limit and useful next test</w:t>
+            </w:r>
+          </w:p>
+        </w:tc>
+      </w:tr>
+    </w:tbl>
+    <w:p>
+      <w:r>
+        <w:t>Project checkpoint: Frame the need. Name the user, the problem, allowed inputs and a safe simple starting method.</w:t>
+      </w:r>
+    </w:p>
+    <w:p>
+      <w:r>
+        <w:t>Use the weekly teacher answer for topic-specific reasoning. A saved progress tick is an activity record; judge mastery from the learner’s explanation and evidence.</w:t>
+      </w:r>
+    </w:p>
     <w:sectPr>
       <w:pgSz w:w="12240" w:h="15840"/>
       <w:pgMar w:top="936" w:right="1008" w:bottom="936" w:left="1008" w:header="720" w:footer="720" w:gutter="0"/>

--- a/downloads/teacher/ai-2-week-01.docx
+++ b/downloads/teacher/ai-2-week-01.docx
@@ -3332,6 +3332,39 @@
         <w:t>Use the weekly teacher answer for topic-specific reasoning. A saved progress tick is an activity record; judge mastery from the learner’s explanation and evidence.</w:t>
       </w:r>
     </w:p>
+    <w:p>
+      <w:pPr>
+        <w:pStyle w:val="Heading1"/>
+      </w:pPr>
+      <w:r>
+        <w:t>08. Use feedback, labs and repair paths</w:t>
+      </w:r>
+    </w:p>
+    <w:p>
+      <w:r>
+        <w:t>Use the two formative questions as supported practice, not as independent mastery scores. Discuss the deciding evidence rather than accepting a guessed selection.</w:t>
+      </w:r>
+    </w:p>
+    <w:p>
+      <w:r>
+        <w:t>The feedback comes from the reviewed public worked case. Do not reveal the separately reserved independent teacher answer until the learner has attempted that case.</w:t>
+      </w:r>
+    </w:p>
+    <w:p>
+      <w:r>
+        <w:t>Ask students to predict before running code. Preserve errors and actual outputs; collect a changed test and an explanation. The branch-boundary and indexing lessons deliberately include failure cases.</w:t>
+      </w:r>
+    </w:p>
+    <w:p>
+      <w:r>
+        <w:t>Use the earlier worked-explanation links to address a specific missing building block, then return to the current question. Adapt this suggestion after observing the learner; it is not an automatic diagnosis.</w:t>
+      </w:r>
+    </w:p>
+    <w:p>
+      <w:r>
+        <w:t>Collect the completed-work portfolio as evidence. Record support separately from correctness, and assess explanation, trace/test and limitations. Progress ticks and quiz selections alone do not establish mastery.</w:t>
+      </w:r>
+    </w:p>
     <w:sectPr>
       <w:pgSz w:w="12240" w:h="15840"/>
       <w:pgMar w:top="936" w:right="1008" w:bottom="936" w:left="1008" w:header="720" w:footer="720" w:gutter="0"/>

--- a/downloads/teacher/ai-2-week-01.docx
+++ b/downloads/teacher/ai-2-week-01.docx
@@ -29,6 +29,11 @@
       </w:r>
     </w:p>
     <w:p>
+      <w:r>
+        <w:t>Prepare Precision in Algorithms: check the target, prerequisites, resources and adaptable teaching schedule.</w:t>
+      </w:r>
+    </w:p>
+    <w:p>
       <w:pPr>
         <w:pStyle w:val="Heading3"/>
       </w:pPr>
@@ -37,7 +42,13 @@
       </w:r>
     </w:p>
     <w:p>
-      <w:r>
+      <w:pPr>
+        <w:spacing w:line="336" w:lineRule="auto" w:after="180"/>
+      </w:pPr>
+      <w:r>
+        <w:rPr>
+          <w:b w:val="0"/>
+        </w:rPr>
         <w:t>Primary target: Translate a short paper calculation into a Python script</w:t>
       </w:r>
     </w:p>
@@ -185,12 +196,47 @@
       </w:tr>
     </w:tbl>
     <w:p>
-      <w:r>
-        <w:t>This is a starting allocation of 135 minutes, not a validated duration. Preserve all named topics. Schedule extra time for connected examples, the full investigation, independent cases and project building. Repeated copies of a case share one recorded attempt; they are not new evidence.</w:t>
-      </w:r>
-    </w:p>
-    <w:p>
-      <w:r>
+      <w:pPr>
+        <w:spacing w:line="336" w:lineRule="auto" w:after="180"/>
+      </w:pPr>
+      <w:r>
+        <w:rPr>
+          <w:b w:val="0"/>
+        </w:rPr>
+        <w:t>This is a starting allocation of 135 minutes, not a validated duration. Preserve all named topics. Schedule extra time for connected examples, the full investigation, independent cases and project building.</w:t>
+      </w:r>
+    </w:p>
+    <w:p>
+      <w:pPr>
+        <w:spacing w:line="336" w:lineRule="auto" w:after="180"/>
+      </w:pPr>
+      <w:r>
+        <w:rPr>
+          <w:b w:val="0"/>
+        </w:rPr>
+        <w:t xml:space="preserve">Repeated copies of a case share one recorded attempt; they are not new </w:t>
+      </w:r>
+      <w:r>
+        <w:rPr>
+          <w:b/>
+        </w:rPr>
+        <w:t>evidence</w:t>
+      </w:r>
+      <w:r>
+        <w:rPr>
+          <w:b w:val="0"/>
+        </w:rPr>
+        <w:t>.</w:t>
+      </w:r>
+    </w:p>
+    <w:p>
+      <w:pPr>
+        <w:spacing w:line="336" w:lineRule="auto" w:after="180"/>
+      </w:pPr>
+      <w:r>
+        <w:rPr>
+          <w:b w:val="0"/>
+        </w:rPr>
         <w:t>Case exposure check: this source example appears in ai-2/1, ai-3/23, python-bridge/1. Reuse a familiar case for recall or modelling; verify that the case used to assess transfer has not already received feedback.</w:t>
       </w:r>
     </w:p>
@@ -211,22 +257,69 @@
       </w:r>
     </w:p>
     <w:p>
-      <w:r>
+      <w:pPr>
+        <w:spacing w:line="336" w:lineRule="auto" w:after="180"/>
+      </w:pPr>
+      <w:r>
+        <w:rPr>
+          <w:b w:val="0"/>
+        </w:rPr>
         <w:t>Without opening the old lesson, explain one key idea from Expo and Defense. Give an example and a mistake that the idea helps you avoid.</w:t>
       </w:r>
     </w:p>
     <w:p>
-      <w:r>
+      <w:pPr>
+        <w:spacing w:line="336" w:lineRule="auto" w:after="180"/>
+      </w:pPr>
+      <w:r>
+        <w:rPr>
+          <w:b w:val="0"/>
+        </w:rPr>
         <w:t>Look for: Evaluate a saved candidate and a manual baseline fairly</w:t>
       </w:r>
     </w:p>
     <w:p>
-      <w:r>
-        <w:t>Reference example, not the only acceptable wording: Require an identifiable saved version, complete instructions, valid whole minutes 0 to 30, Yes or No quiet input, inclusive time AND quiet compatibility, first-fit order, reset, stopping and clarification. The baseline checks all rows and selects the first fit under the same contract. Accept honestly stated known failures; do not award a stronger result for hiding them.</w:t>
-      </w:r>
-    </w:p>
-    <w:p>
-      <w:r>
+      <w:pPr>
+        <w:spacing w:line="336" w:lineRule="auto" w:after="180"/>
+      </w:pPr>
+      <w:r>
+        <w:rPr>
+          <w:b w:val="0"/>
+        </w:rPr>
+        <w:t xml:space="preserve">Reference example, not the only acceptable wording: Require an identifiable saved version, complete instructions, valid whole minutes 0 to 30, Yes or No quiet </w:t>
+      </w:r>
+      <w:r>
+        <w:rPr>
+          <w:b/>
+        </w:rPr>
+        <w:t>input</w:t>
+      </w:r>
+      <w:r>
+        <w:rPr>
+          <w:b w:val="0"/>
+        </w:rPr>
+        <w:t>, inclusive time AND quiet compatibility, first-fit order, reset, stopping and clarification.</w:t>
+      </w:r>
+    </w:p>
+    <w:p>
+      <w:pPr>
+        <w:spacing w:line="336" w:lineRule="auto" w:after="180"/>
+      </w:pPr>
+      <w:r>
+        <w:rPr>
+          <w:b w:val="0"/>
+        </w:rPr>
+        <w:t>The baseline checks all rows and selects the first fit under the same contract. Accept honestly stated known failures; do not award a stronger result for hiding them.</w:t>
+      </w:r>
+    </w:p>
+    <w:p>
+      <w:pPr>
+        <w:spacing w:line="336" w:lineRule="auto" w:after="180"/>
+      </w:pPr>
+      <w:r>
+        <w:rPr>
+          <w:b w:val="0"/>
+        </w:rPr>
         <w:t>Use the student module and workbook section with this exact week title. The worked case, independent question and answers below form one aligned lesson sequence.</w:t>
       </w:r>
     </w:p>
@@ -239,8 +332,38 @@
       </w:r>
     </w:p>
     <w:p>
-      <w:r>
-        <w:t>Write an algorithm for borrowing a classroom book when the book may already be on loan. Include inputs, a no-copy-available outcome and a check that prevents two borrowers receiving the same copy.</w:t>
+      <w:pPr>
+        <w:spacing w:line="336" w:lineRule="auto" w:after="180"/>
+      </w:pPr>
+      <w:r>
+        <w:rPr>
+          <w:b w:val="0"/>
+        </w:rPr>
+        <w:t xml:space="preserve">Write an </w:t>
+      </w:r>
+      <w:r>
+        <w:rPr>
+          <w:b/>
+        </w:rPr>
+        <w:t>algorithm</w:t>
+      </w:r>
+      <w:r>
+        <w:rPr>
+          <w:b w:val="0"/>
+        </w:rPr>
+        <w:t xml:space="preserve"> for borrowing a classroom book when the book may already be on loan. Include </w:t>
+      </w:r>
+      <w:r>
+        <w:rPr>
+          <w:b/>
+        </w:rPr>
+        <w:t>input</w:t>
+      </w:r>
+      <w:r>
+        <w:rPr>
+          <w:b w:val="0"/>
+        </w:rPr>
+        <w:t>s, a no-copy-available outcome and a check that prevents two borrowers receiving the same copy.</w:t>
       </w:r>
     </w:p>
     <w:p>
@@ -252,7 +375,13 @@
       </w:r>
     </w:p>
     <w:p>
-      <w:r>
+      <w:pPr>
+        <w:spacing w:line="336" w:lineRule="auto" w:after="180"/>
+      </w:pPr>
+      <w:r>
+        <w:rPr>
+          <w:b w:val="0"/>
+        </w:rPr>
         <w:t>Computers follow stated steps, not intended meaning.</w:t>
       </w:r>
     </w:p>
@@ -389,12 +518,38 @@
       </w:r>
     </w:p>
     <w:p>
-      <w:r>
+      <w:pPr>
+        <w:spacing w:line="336" w:lineRule="auto" w:after="180"/>
+      </w:pPr>
+      <w:r>
+        <w:rPr>
+          <w:b w:val="0"/>
+        </w:rPr>
         <w:t>Use the supplied scenario, student illustrations and blank paper. For numeric work, offer counters or a calculator after learners show the setup. Fictional records are supplied; personal data and paid accounts are unnecessary.</w:t>
       </w:r>
     </w:p>
     <w:p>
-      <w:r>
+      <w:pPr>
+        <w:pStyle w:val="Heading3"/>
+      </w:pPr>
+      <w:r>
+        <w:t>Alternative compact allocation</w:t>
+      </w:r>
+    </w:p>
+    <w:p>
+      <w:r>
+        <w:t>This compact option is not the full-week schedule. Use the main teaching cycle and allow extra sessions for the investigation, independent work and project.</w:t>
+      </w:r>
+    </w:p>
+    <w:p>
+      <w:pPr>
+        <w:spacing w:line="336" w:lineRule="auto" w:after="180"/>
+        <w:shd w:fill="F1F6F8"/>
+      </w:pPr>
+      <w:r>
+        <w:rPr>
+          <w:b w:val="0"/>
+        </w:rPr>
         <w:t>Allow 80 minutes: recall 8; explanation 12; worked demonstration 15; guided practice 20; independent assessment 15; project and reflection 10. Extend the lab into a second session when needed.</w:t>
       </w:r>
     </w:p>
@@ -407,8 +562,49 @@
       </w:r>
     </w:p>
     <w:p>
-      <w:r>
-        <w:t>This is a first encounter with saved Python scripts, not a compressed implementation of the Grade 6 adviser. Teach assignment, multiplication and print only as needed; values and types follow in Week 2. Use a fresh run to avoid hidden interactive state. Reference: Python tutorial, An Informal Introduction to Python, https://docs.python.org/3/tutorial/introduction.html (assignment, arithmetic and print).</w:t>
+      <w:pPr>
+        <w:spacing w:line="336" w:lineRule="auto" w:after="180"/>
+      </w:pPr>
+      <w:r>
+        <w:rPr>
+          <w:b w:val="0"/>
+        </w:rPr>
+        <w:t xml:space="preserve">This is a first encounter with saved Python scripts, not a compressed implementation of the Grade 6 adviser. Teach </w:t>
+      </w:r>
+      <w:r>
+        <w:rPr>
+          <w:b/>
+        </w:rPr>
+        <w:t>assignment</w:t>
+      </w:r>
+      <w:r>
+        <w:rPr>
+          <w:b w:val="0"/>
+        </w:rPr>
+        <w:t>, multiplication and print only as needed; values and types follow in Week 2.</w:t>
+      </w:r>
+    </w:p>
+    <w:p>
+      <w:pPr>
+        <w:spacing w:line="336" w:lineRule="auto" w:after="180"/>
+      </w:pPr>
+      <w:r>
+        <w:rPr>
+          <w:b w:val="0"/>
+        </w:rPr>
+        <w:t>Use a fresh run to avoid hidden interactive state. Reference: Python tutorial, An Informal Introduction to Python, https://docs.python.org/3/tutorial/introduction.html (</w:t>
+      </w:r>
+      <w:r>
+        <w:rPr>
+          <w:b/>
+        </w:rPr>
+        <w:t>assignment</w:t>
+      </w:r>
+      <w:r>
+        <w:rPr>
+          <w:b w:val="0"/>
+        </w:rPr>
+        <w:t>, arithmetic and print).</w:t>
       </w:r>
     </w:p>
     <w:p>
@@ -420,22 +616,58 @@
       </w:r>
     </w:p>
     <w:p>
-      <w:r>
+      <w:pPr>
+        <w:spacing w:line="336" w:lineRule="auto" w:after="180"/>
+      </w:pPr>
+      <w:r>
+        <w:rPr>
+          <w:b w:val="0"/>
+        </w:rPr>
         <w:t>Record four and six, multiply them to get 24, then display 24. The order must make the required values available before use.</w:t>
       </w:r>
     </w:p>
     <w:p>
-      <w:r>
-        <w:t>Teacher-prepared Python 3 editor with a new saved .py file and a visible output area; test Run before class</w:t>
-      </w:r>
-    </w:p>
-    <w:p>
-      <w:r>
+      <w:pPr>
+        <w:spacing w:line="336" w:lineRule="auto" w:after="180"/>
+      </w:pPr>
+      <w:r>
+        <w:rPr>
+          <w:b w:val="0"/>
+        </w:rPr>
+        <w:t xml:space="preserve">Teacher-prepared Python 3 editor with a new saved .py file and a visible </w:t>
+      </w:r>
+      <w:r>
+        <w:rPr>
+          <w:b/>
+        </w:rPr>
+        <w:t>output</w:t>
+      </w:r>
+      <w:r>
+        <w:rPr>
+          <w:b w:val="0"/>
+        </w:rPr>
+        <w:t xml:space="preserve"> area; test Run before class</w:t>
+      </w:r>
+    </w:p>
+    <w:p>
+      <w:pPr>
+        <w:spacing w:line="336" w:lineRule="auto" w:after="180"/>
+      </w:pPr>
+      <w:r>
+        <w:rPr>
+          <w:b w:val="0"/>
+        </w:rPr>
         <w:t>Paper counters or equal-group sketches and a blank expected/observed record</w:t>
       </w:r>
     </w:p>
     <w:p>
-      <w:r>
+      <w:pPr>
+        <w:spacing w:line="336" w:lineRule="auto" w:after="180"/>
+      </w:pPr>
+      <w:r>
+        <w:rPr>
+          <w:b w:val="0"/>
+        </w:rPr>
         <w:t>The printed script and workbook; no logins or personal data required</w:t>
       </w:r>
     </w:p>
@@ -448,12 +680,36 @@
       </w:r>
     </w:p>
     <w:p>
-      <w:r>
-        <w:t>By the end, I can translate an ordered algorithm into Python and check state after each line.</w:t>
-      </w:r>
-    </w:p>
-    <w:p>
-      <w:r>
+      <w:pPr>
+        <w:spacing w:line="336" w:lineRule="auto" w:after="180"/>
+      </w:pPr>
+      <w:r>
+        <w:rPr>
+          <w:b w:val="0"/>
+        </w:rPr>
+        <w:t xml:space="preserve">By the end, I can translate an ordered </w:t>
+      </w:r>
+      <w:r>
+        <w:rPr>
+          <w:b/>
+        </w:rPr>
+        <w:t>algorithm</w:t>
+      </w:r>
+      <w:r>
+        <w:rPr>
+          <w:b w:val="0"/>
+        </w:rPr>
+        <w:t xml:space="preserve"> into Python and check state after each line.</w:t>
+      </w:r>
+    </w:p>
+    <w:p>
+      <w:pPr>
+        <w:spacing w:line="336" w:lineRule="auto" w:after="180"/>
+      </w:pPr>
+      <w:r>
+        <w:rPr>
+          <w:b w:val="0"/>
+        </w:rPr>
         <w:t>This added worked case illustrates the week’s main idea. Retain all original and connected topics; schedule its practice within the teaching cycle.</w:t>
       </w:r>
     </w:p>
@@ -466,61 +722,203 @@
       </w:r>
     </w:p>
     <w:p>
+      <w:r>
+        <w:t>Model Precision in Algorithms using the supplied case, labelled mechanism and reasoning. Make the scope of each conclusion explicit.</w:t>
+      </w:r>
+    </w:p>
+    <w:p>
+      <w:pPr>
+        <w:spacing w:line="336" w:lineRule="auto" w:after="180"/>
+      </w:pPr>
+      <w:r>
+        <w:rPr>
+          <w:b/>
+        </w:rPr>
+        <w:t>Input</w:t>
+      </w:r>
+      <w:r>
+        <w:rPr>
+          <w:b w:val="0"/>
+        </w:rPr>
+        <w:t xml:space="preserve"> → </w:t>
+      </w:r>
+      <w:r>
+        <w:rPr>
+          <w:b/>
+        </w:rPr>
+        <w:t>Process</w:t>
+      </w:r>
+      <w:r>
+        <w:rPr>
+          <w:b w:val="0"/>
+        </w:rPr>
+        <w:t xml:space="preserve"> → </w:t>
+      </w:r>
+      <w:r>
+        <w:rPr>
+          <w:b/>
+        </w:rPr>
+        <w:t>Output</w:t>
+      </w:r>
+    </w:p>
+    <w:p>
+      <w:pPr>
+        <w:spacing w:line="336" w:lineRule="auto" w:after="180"/>
+      </w:pPr>
+      <w:r>
+        <w:rPr>
+          <w:b w:val="0"/>
+        </w:rPr>
+        <w:t>Trace the information. At each stage, ask what changed and how you could test it.</w:t>
+      </w:r>
+    </w:p>
+    <w:p>
+      <w:pPr>
+        <w:spacing w:line="336" w:lineRule="auto" w:after="180"/>
+      </w:pPr>
+      <w:r>
+        <w:rPr>
+          <w:b w:val="0"/>
+        </w:rPr>
+        <w:t>Which stage could fail even when the other two are correct? Explain:</w:t>
+      </w:r>
+    </w:p>
+    <w:p>
+      <w:pPr>
+        <w:spacing w:line="336" w:lineRule="auto" w:after="180"/>
+      </w:pPr>
+      <w:r>
+        <w:rPr>
+          <w:b w:val="0"/>
+        </w:rPr>
+        <w:t xml:space="preserve">Predict first. Then check each step. A correct answer without visible reasoning is incomplete </w:t>
+      </w:r>
+      <w:r>
+        <w:rPr>
+          <w:b/>
+        </w:rPr>
+        <w:t>evidence</w:t>
+      </w:r>
+      <w:r>
+        <w:rPr>
+          <w:b w:val="0"/>
+        </w:rPr>
+        <w:t>.</w:t>
+      </w:r>
+    </w:p>
+    <w:p>
+      <w:pPr>
+        <w:spacing w:line="336" w:lineRule="auto" w:after="180"/>
+        <w:shd w:fill="F4F9FC"/>
+      </w:pPr>
+      <w:r>
+        <w:rPr>
+          <w:b w:val="0"/>
+        </w:rPr>
+        <w:t>1. Vague: ‘Add the filling.’</w:t>
+      </w:r>
+    </w:p>
+    <w:p>
+      <w:pPr>
+        <w:spacing w:line="336" w:lineRule="auto" w:after="180"/>
+        <w:shd w:fill="F4F9FC"/>
+      </w:pPr>
+      <w:r>
+        <w:rPr>
+          <w:b w:val="0"/>
+        </w:rPr>
+        <w:t>2. Question: Which filling? How much? Where?</w:t>
+      </w:r>
+    </w:p>
+    <w:p>
+      <w:pPr>
+        <w:spacing w:line="336" w:lineRule="auto" w:after="180"/>
+        <w:shd w:fill="F4F9FC"/>
+      </w:pPr>
+      <w:r>
+        <w:rPr>
+          <w:b w:val="0"/>
+        </w:rPr>
+        <w:t xml:space="preserve">3. </w:t>
+      </w:r>
+      <w:r>
+        <w:rPr>
+          <w:b/>
+        </w:rPr>
+        <w:t>Precise</w:t>
+      </w:r>
+      <w:r>
+        <w:rPr>
+          <w:b w:val="0"/>
+        </w:rPr>
+        <w:t>: place 2 cucumber slices on the center of bread A.</w:t>
+      </w:r>
+    </w:p>
+    <w:p>
+      <w:pPr>
+        <w:spacing w:line="336" w:lineRule="auto" w:after="180"/>
+        <w:shd w:fill="F4F9FC"/>
+      </w:pPr>
+      <w:r>
+        <w:rPr>
+          <w:b w:val="0"/>
+        </w:rPr>
+        <w:t xml:space="preserve">4. Test with a new partner: identical results are </w:t>
+      </w:r>
+      <w:r>
+        <w:rPr>
+          <w:b/>
+        </w:rPr>
+        <w:t>evidence</w:t>
+      </w:r>
+      <w:r>
+        <w:rPr>
+          <w:b w:val="0"/>
+        </w:rPr>
+        <w:t xml:space="preserve"> of precision.</w:t>
+      </w:r>
+    </w:p>
+    <w:p>
+      <w:pPr>
+        <w:spacing w:line="336" w:lineRule="auto" w:after="180"/>
+      </w:pPr>
+      <w:r>
+        <w:rPr>
+          <w:b w:val="0"/>
+        </w:rPr>
+        <w:t>Recalculate, retrace, or restate the reasoning in your own representation:</w:t>
+      </w:r>
+    </w:p>
+    <w:p>
+      <w:pPr>
+        <w:spacing w:line="336" w:lineRule="auto" w:after="180"/>
+        <w:shd w:fill="F5F1FB"/>
+      </w:pPr>
+      <w:r>
+        <w:rPr>
+          <w:b w:val="0"/>
+        </w:rPr>
+        <w:t xml:space="preserve">CHECK Did the </w:t>
+      </w:r>
+      <w:r>
+        <w:rPr>
+          <w:b/>
+        </w:rPr>
+        <w:t>evidence</w:t>
+      </w:r>
+      <w:r>
+        <w:rPr>
+          <w:b w:val="0"/>
+        </w:rPr>
+        <w:t xml:space="preserve"> answer the exact question? Did the total, path, or source record stay consistent?</w:t>
+      </w:r>
+    </w:p>
+    <w:p>
       <w:pPr>
         <w:pStyle w:val="Heading3"/>
       </w:pPr>
       <w:r>
-        <w:t>Explain the mechanism</w:t>
-      </w:r>
-    </w:p>
-    <w:p>
-      <w:r>
-        <w:t>Input → Process → Output</w:t>
-      </w:r>
-    </w:p>
-    <w:p>
-      <w:r>
-        <w:t>Trace the information. At each stage, ask what changed and how you could test it.</w:t>
-      </w:r>
-    </w:p>
-    <w:p>
-      <w:r>
-        <w:t>Which stage could fail even when the other two are correct? Explain:</w:t>
-      </w:r>
-    </w:p>
-    <w:p>
-      <w:r>
-        <w:t>Predict first. Then check each step. A correct answer without visible reasoning is incomplete evidence.</w:t>
-      </w:r>
-    </w:p>
-    <w:p>
-      <w:r>
-        <w:t>1. Vague: ‘Add the filling.’</w:t>
-      </w:r>
-    </w:p>
-    <w:p>
-      <w:r>
-        <w:t>2. Question: Which filling? How much? Where?</w:t>
-      </w:r>
-    </w:p>
-    <w:p>
-      <w:r>
-        <w:t>3. Precise: place 2 cucumber slices on the center of bread A.</w:t>
-      </w:r>
-    </w:p>
-    <w:p>
-      <w:r>
-        <w:t>4. Test with a new partner: identical results are evidence of precision.</w:t>
-      </w:r>
-    </w:p>
-    <w:p>
-      <w:r>
-        <w:t>Recalculate, retrace, or restate the reasoning in your own representation:</w:t>
-      </w:r>
-    </w:p>
-    <w:p>
-      <w:r>
-        <w:t>CHECK Did the evidence answer the exact question? Did the total, path, or source record stay consistent?</w:t>
+        <w:t>Concrete teaching case</w:t>
       </w:r>
     </w:p>
     <w:p>
@@ -528,17 +926,31 @@
         <w:pStyle w:val="Heading3"/>
       </w:pPr>
       <w:r>
-        <w:t>Concrete teaching case</w:t>
-      </w:r>
-    </w:p>
-    <w:p>
-      <w:r>
-        <w:t>A sandwich algorithm says add spread, close it, cut it, without stating materials or directions.</w:t>
-      </w:r>
-    </w:p>
-    <w:p>
-      <w:r>
-        <w:t>Expose assumptions and write a precise paper simulation.</w:t>
+        <w:t>The teaching case</w:t>
+      </w:r>
+    </w:p>
+    <w:p>
+      <w:pPr>
+        <w:spacing w:line="336" w:lineRule="auto" w:after="180"/>
+        <w:shd w:fill="F1F6FC"/>
+      </w:pPr>
+      <w:r>
+        <w:rPr>
+          <w:b w:val="0"/>
+        </w:rPr>
+        <w:t xml:space="preserve">A sandwich </w:t>
+      </w:r>
+      <w:r>
+        <w:rPr>
+          <w:b/>
+        </w:rPr>
+        <w:t>algorithm</w:t>
+      </w:r>
+      <w:r>
+        <w:rPr>
+          <w:b w:val="0"/>
+        </w:rPr>
+        <w:t xml:space="preserve"> says add spread, close it, cut it, without stating materials or directions.</w:t>
       </w:r>
     </w:p>
     <w:p>
@@ -546,11 +958,70 @@
         <w:pStyle w:val="Heading3"/>
       </w:pPr>
       <w:r>
+        <w:t>The teaching case</w:t>
+      </w:r>
+    </w:p>
+    <w:p>
+      <w:pPr>
+        <w:spacing w:line="336" w:lineRule="auto" w:after="180"/>
+        <w:shd w:fill="F1F6FC"/>
+      </w:pPr>
+      <w:r>
+        <w:rPr>
+          <w:b w:val="0"/>
+        </w:rPr>
+        <w:t xml:space="preserve">Expose </w:t>
+      </w:r>
+      <w:r>
+        <w:rPr>
+          <w:b/>
+        </w:rPr>
+        <w:t>assumption</w:t>
+      </w:r>
+      <w:r>
+        <w:rPr>
+          <w:b w:val="0"/>
+        </w:rPr>
+        <w:t xml:space="preserve">s and write a </w:t>
+      </w:r>
+      <w:r>
+        <w:rPr>
+          <w:b/>
+        </w:rPr>
+        <w:t>precise</w:t>
+      </w:r>
+      <w:r>
+        <w:rPr>
+          <w:b w:val="0"/>
+        </w:rPr>
+        <w:t xml:space="preserve"> paper simulation.</w:t>
+      </w:r>
+    </w:p>
+    <w:p>
+      <w:pPr>
+        <w:pStyle w:val="Heading3"/>
+      </w:pPr>
+      <w:r>
         <w:t>Exact explanation to model</w:t>
       </w:r>
     </w:p>
     <w:p>
-      <w:r>
+      <w:pPr>
+        <w:pStyle w:val="Heading3"/>
+      </w:pPr>
+      <w:r>
+        <w:t>Why the result follows</w:t>
+      </w:r>
+    </w:p>
+    <w:p>
+      <w:pPr>
+        <w:spacing w:line="336" w:lineRule="auto" w:after="180"/>
+        <w:shd w:fill="F1F6FC"/>
+      </w:pPr>
+      <w:r>
+        <w:rPr>
+          <w:b w:val="0"/>
+        </w:rPr>
         <w:t>Use two paper bread squares, mark a spoon-sized spread area on one, place the second on top and draw a diagonal cut. State materials and order. No real food or sharp tools are needed.</w:t>
       </w:r>
     </w:p>
@@ -563,18 +1034,141 @@
       </w:r>
     </w:p>
     <w:p>
-      <w:r>
-        <w:t>In Grade 6 you traced rules on paper. Now you will write a small Python program and check what it actually does. Begin with a counter-packing calculation, not the whole activity adviser. The requirement is to find the total counters in equal packs and display that total. For this first program, the supplied quantities are whole, nonnegative numbers; it does not yet validate typed input.</w:t>
-      </w:r>
-    </w:p>
-    <w:p>
-      <w:r>
-        <w:t>Use a teacher-prepared Python 3 editor that can run a saved .py file. Open a new file called counters.py, type the code exactly as shown in the next section, save it, and use the editor’s Run command. Read the output area separately from the source editor. No account, AI tool, package installation or personal data is needed. If a device is unavailable, trace on paper and label the result predicted rather than executed.</w:t>
-      </w:r>
-    </w:p>
-    <w:p>
-      <w:r>
-        <w:t>Read the script from top to bottom. The equals sign assigns the value on its right to the name on its left. The star means multiplication. print(total) displays the value of total; it does not display the letters in the name. Type ordinary straight characters and keep the parentheses. The Python prompt symbols &gt;&gt;&gt; are not part of this saved script.</w:t>
+      <w:pPr>
+        <w:pStyle w:val="Heading3"/>
+      </w:pPr>
+      <w:r>
+        <w:t>Explain the added worked example · 1</w:t>
+      </w:r>
+    </w:p>
+    <w:p>
+      <w:pPr>
+        <w:spacing w:line="336" w:lineRule="auto" w:after="180"/>
+      </w:pPr>
+      <w:r>
+        <w:rPr>
+          <w:b w:val="0"/>
+        </w:rPr>
+        <w:t xml:space="preserve">In Grade 6 you traced rules on paper. Now you will write a small Python </w:t>
+      </w:r>
+      <w:r>
+        <w:rPr>
+          <w:b/>
+        </w:rPr>
+        <w:t>program</w:t>
+      </w:r>
+      <w:r>
+        <w:rPr>
+          <w:b w:val="0"/>
+        </w:rPr>
+        <w:t xml:space="preserve"> and check what it actually does. Begin with a counter-packing calculation, not the whole activity adviser.</w:t>
+      </w:r>
+    </w:p>
+    <w:p>
+      <w:pPr>
+        <w:spacing w:line="336" w:lineRule="auto" w:after="180"/>
+      </w:pPr>
+      <w:r>
+        <w:rPr>
+          <w:b w:val="0"/>
+        </w:rPr>
+        <w:t xml:space="preserve">The requirement is to find the total counters in equal packs and display that total. For this first </w:t>
+      </w:r>
+      <w:r>
+        <w:rPr>
+          <w:b/>
+        </w:rPr>
+        <w:t>program</w:t>
+      </w:r>
+      <w:r>
+        <w:rPr>
+          <w:b w:val="0"/>
+        </w:rPr>
+        <w:t xml:space="preserve">, the supplied quantities are whole, nonnegative numbers; it does not yet validate typed </w:t>
+      </w:r>
+      <w:r>
+        <w:rPr>
+          <w:b/>
+        </w:rPr>
+        <w:t>input</w:t>
+      </w:r>
+      <w:r>
+        <w:rPr>
+          <w:b w:val="0"/>
+        </w:rPr>
+        <w:t>.</w:t>
+      </w:r>
+    </w:p>
+    <w:p>
+      <w:pPr>
+        <w:pStyle w:val="Heading3"/>
+      </w:pPr>
+      <w:r>
+        <w:t>Explain the added worked example · 2</w:t>
+      </w:r>
+    </w:p>
+    <w:p>
+      <w:pPr>
+        <w:spacing w:line="336" w:lineRule="auto" w:after="180"/>
+      </w:pPr>
+      <w:r>
+        <w:rPr>
+          <w:b w:val="0"/>
+        </w:rPr>
+        <w:t>Use a teacher-prepared Python 3 editor that can run a saved .py file. Open a new file called counters.py, type the code exactly as shown in the next section, save it, and use the editor’s Run command.</w:t>
+      </w:r>
+    </w:p>
+    <w:p>
+      <w:pPr>
+        <w:spacing w:line="336" w:lineRule="auto" w:after="180"/>
+      </w:pPr>
+      <w:r>
+        <w:rPr>
+          <w:b w:val="0"/>
+        </w:rPr>
+        <w:t xml:space="preserve">Read the </w:t>
+      </w:r>
+      <w:r>
+        <w:rPr>
+          <w:b/>
+        </w:rPr>
+        <w:t>output</w:t>
+      </w:r>
+      <w:r>
+        <w:rPr>
+          <w:b w:val="0"/>
+        </w:rPr>
+        <w:t xml:space="preserve"> area separately from the source editor. No account, AI tool, package installation or personal data is needed. If a device is unavailable, trace on paper and label the result predicted rather than executed.</w:t>
+      </w:r>
+    </w:p>
+    <w:p>
+      <w:pPr>
+        <w:pStyle w:val="Heading3"/>
+      </w:pPr>
+      <w:r>
+        <w:t>Explain the added worked example · 3</w:t>
+      </w:r>
+    </w:p>
+    <w:p>
+      <w:pPr>
+        <w:spacing w:line="336" w:lineRule="auto" w:after="180"/>
+      </w:pPr>
+      <w:r>
+        <w:rPr>
+          <w:b w:val="0"/>
+        </w:rPr>
+        <w:t>Read the script from top to bottom. The equals sign assigns the value on its right to the name on its left. The star means multiplication. print(total) displays the value of total; it does not display the letters in the name.</w:t>
+      </w:r>
+    </w:p>
+    <w:p>
+      <w:pPr>
+        <w:spacing w:line="336" w:lineRule="auto" w:after="180"/>
+      </w:pPr>
+      <w:r>
+        <w:rPr>
+          <w:b w:val="0"/>
+        </w:rPr>
+        <w:t>Type ordinary straight characters and keep the parentheses. The Python prompt symbols &gt;&gt;&gt; are not part of this saved script.</w:t>
       </w:r>
     </w:p>
     <w:p>
@@ -740,8 +1334,37 @@
       </w:r>
     </w:p>
     <w:p>
-      <w:r>
-        <w:t>Use the complete worked example below before asking learners to complete W2. Reveal a small part, invite a prediction, then explain the deciding step. These teacher notes contain solutions; do not reveal the independent case answer during modelling.</w:t>
+      <w:pPr>
+        <w:spacing w:line="336" w:lineRule="auto" w:after="180"/>
+      </w:pPr>
+      <w:r>
+        <w:rPr>
+          <w:b w:val="0"/>
+        </w:rPr>
+        <w:t xml:space="preserve">Use the complete worked example below before asking learners to complete W2. Reveal a small part, invite a </w:t>
+      </w:r>
+      <w:r>
+        <w:rPr>
+          <w:b/>
+        </w:rPr>
+        <w:t>prediction</w:t>
+      </w:r>
+      <w:r>
+        <w:rPr>
+          <w:b w:val="0"/>
+        </w:rPr>
+        <w:t>, then explain the deciding step.</w:t>
+      </w:r>
+    </w:p>
+    <w:p>
+      <w:pPr>
+        <w:spacing w:line="336" w:lineRule="auto" w:after="180"/>
+      </w:pPr>
+      <w:r>
+        <w:rPr>
+          <w:b w:val="0"/>
+        </w:rPr>
+        <w:t>These teacher notes contain solutions; do not reveal the independent case answer during modelling.</w:t>
       </w:r>
     </w:p>
     <w:tbl>
@@ -759,6 +1382,38 @@
         <w:trPr>
           <w:tblHeader/>
         </w:trPr>
+        <w:tc>
+          <w:tcPr>
+            <w:tcW w:type="dxa" w:w="3408"/>
+          </w:tcPr>
+          <w:p>
+            <w:r>
+              <w:t>After line</w:t>
+            </w:r>
+          </w:p>
+        </w:tc>
+        <w:tc>
+          <w:tcPr>
+            <w:tcW w:type="dxa" w:w="3408"/>
+          </w:tcPr>
+          <w:p>
+            <w:r>
+              <w:t>Names and values</w:t>
+            </w:r>
+          </w:p>
+        </w:tc>
+        <w:tc>
+          <w:tcPr>
+            <w:tcW w:type="dxa" w:w="3408"/>
+          </w:tcPr>
+          <w:p>
+            <w:r>
+              <w:t>Displayed output</w:t>
+            </w:r>
+          </w:p>
+        </w:tc>
+      </w:tr>
+      <w:tr>
         <w:tc>
           <w:tcPr>
             <w:tcW w:type="dxa" w:w="3408"/>
@@ -888,8 +1543,81 @@
       </w:tr>
     </w:tbl>
     <w:p>
-      <w:r>
-        <w:t>Write 24 as the expected output before running. Then copy the actual output into a separate column. A matching result supports this case, not every possible input. A saved file may contain an old edit: save again and rerun the whole script. Do not type the expected number into the output record without running.</w:t>
+      <w:pPr>
+        <w:pStyle w:val="Heading3"/>
+      </w:pPr>
+      <w:r>
+        <w:t>Model the reasoning aloud · 4</w:t>
+      </w:r>
+    </w:p>
+    <w:p>
+      <w:pPr>
+        <w:spacing w:line="336" w:lineRule="auto" w:after="180"/>
+      </w:pPr>
+      <w:r>
+        <w:rPr>
+          <w:b w:val="0"/>
+        </w:rPr>
+        <w:t xml:space="preserve">Write 24 as the expected </w:t>
+      </w:r>
+      <w:r>
+        <w:rPr>
+          <w:b/>
+        </w:rPr>
+        <w:t>output</w:t>
+      </w:r>
+      <w:r>
+        <w:rPr>
+          <w:b w:val="0"/>
+        </w:rPr>
+        <w:t xml:space="preserve"> before running. Then copy the actual </w:t>
+      </w:r>
+      <w:r>
+        <w:rPr>
+          <w:b/>
+        </w:rPr>
+        <w:t>output</w:t>
+      </w:r>
+      <w:r>
+        <w:rPr>
+          <w:b w:val="0"/>
+        </w:rPr>
+        <w:t xml:space="preserve"> into a separate column. A matching result supports this case, not every possible </w:t>
+      </w:r>
+      <w:r>
+        <w:rPr>
+          <w:b/>
+        </w:rPr>
+        <w:t>input</w:t>
+      </w:r>
+      <w:r>
+        <w:rPr>
+          <w:b w:val="0"/>
+        </w:rPr>
+        <w:t>.</w:t>
+      </w:r>
+    </w:p>
+    <w:p>
+      <w:pPr>
+        <w:spacing w:line="336" w:lineRule="auto" w:after="180"/>
+      </w:pPr>
+      <w:r>
+        <w:rPr>
+          <w:b w:val="0"/>
+        </w:rPr>
+        <w:t xml:space="preserve">A saved file may contain an old edit: save again and rerun the whole script. Do not type the expected number into the </w:t>
+      </w:r>
+      <w:r>
+        <w:rPr>
+          <w:b/>
+        </w:rPr>
+        <w:t>output</w:t>
+      </w:r>
+      <w:r>
+        <w:rPr>
+          <w:b w:val="0"/>
+        </w:rPr>
+        <w:t xml:space="preserve"> record without running.</w:t>
       </w:r>
     </w:p>
     <w:p>
@@ -1028,7 +1756,13 @@
       </w:tr>
     </w:tbl>
     <w:p>
-      <w:r>
+      <w:pPr>
+        <w:spacing w:line="336" w:lineRule="auto" w:after="180"/>
+      </w:pPr>
+      <w:r>
+        <w:rPr>
+          <w:b w:val="0"/>
+        </w:rPr>
         <w:t>Use the diagram and verbal explanation together. Ask learners to match a sentence to a specific visual step; do not assign learners fixed visual or auditory learning styles.</w:t>
       </w:r>
     </w:p>
@@ -1041,7 +1775,13 @@
       </w:r>
     </w:p>
     <w:p>
-      <w:r>
+      <w:pPr>
+        <w:spacing w:line="336" w:lineRule="auto" w:after="180"/>
+      </w:pPr>
+      <w:r>
+        <w:rPr>
+          <w:b w:val="0"/>
+        </w:rPr>
         <w:t>A fictional book-box counter has three boxes with five books each and two loose books.</w:t>
       </w:r>
     </w:p>
@@ -1054,12 +1794,42 @@
       </w:r>
     </w:p>
     <w:p>
-      <w:r>
+      <w:pPr>
+        <w:pStyle w:val="Heading3"/>
+      </w:pPr>
+      <w:r>
+        <w:t>Supplied facts</w:t>
+      </w:r>
+    </w:p>
+    <w:p>
+      <w:pPr>
+        <w:spacing w:line="336" w:lineRule="auto" w:after="180"/>
+        <w:shd w:fill="F1F6FC"/>
+      </w:pPr>
+      <w:r>
+        <w:rPr>
+          <w:b w:val="0"/>
+        </w:rPr>
         <w:t>Python instructions: boxes=3; total=boxes*5; total=total+2; print(total).</w:t>
       </w:r>
     </w:p>
     <w:p>
-      <w:r>
+      <w:pPr>
+        <w:pStyle w:val="Heading3"/>
+      </w:pPr>
+      <w:r>
+        <w:t>Supplied facts</w:t>
+      </w:r>
+    </w:p>
+    <w:p>
+      <w:pPr>
+        <w:spacing w:line="336" w:lineRule="auto" w:after="180"/>
+        <w:shd w:fill="F1F6FC"/>
+      </w:pPr>
+      <w:r>
+        <w:rPr>
+          <w:b w:val="0"/>
+        </w:rPr>
         <w:t>Run the instructions in this order with ordinary integer arithmetic.</w:t>
       </w:r>
     </w:p>
@@ -1245,43 +2015,166 @@
       </w:r>
     </w:p>
     <w:p>
-      <w:r>
-        <w:t>Assignment replaces a variable’s stored value. In total=total+2, Python first reads the current total on the right, calculates 17, then assigns that result to total on the left. The equal sign is an instruction here, not a claim that 15 and 17 are mathematically equal. Predict output before running.</w:t>
-      </w:r>
-    </w:p>
-    <w:p>
       <w:pPr>
         <w:pStyle w:val="Heading3"/>
       </w:pPr>
       <w:r>
+        <w:t>Why the result follows</w:t>
+      </w:r>
+    </w:p>
+    <w:p>
+      <w:pPr>
+        <w:spacing w:line="336" w:lineRule="auto" w:after="180"/>
+        <w:shd w:fill="F1F6FC"/>
+      </w:pPr>
+      <w:r>
+        <w:rPr>
+          <w:b/>
+        </w:rPr>
+        <w:t>Assignment</w:t>
+      </w:r>
+      <w:r>
+        <w:rPr>
+          <w:b w:val="0"/>
+        </w:rPr>
+        <w:t xml:space="preserve"> replaces a variable’s stored value. In total=total+2, Python first reads the current total on the right, calculates 17, then assigns that result to total on the left.</w:t>
+      </w:r>
+    </w:p>
+    <w:p>
+      <w:pPr>
+        <w:spacing w:line="336" w:lineRule="auto" w:after="180"/>
+        <w:shd w:fill="F1F6FC"/>
+      </w:pPr>
+      <w:r>
+        <w:rPr>
+          <w:b w:val="0"/>
+        </w:rPr>
+        <w:t xml:space="preserve">The equal sign is an instruction here, not a claim that 15 and 17 are mathematically equal. Predict </w:t>
+      </w:r>
+      <w:r>
+        <w:rPr>
+          <w:b/>
+        </w:rPr>
+        <w:t>output</w:t>
+      </w:r>
+      <w:r>
+        <w:rPr>
+          <w:b w:val="0"/>
+        </w:rPr>
+        <w:t xml:space="preserve"> before running.</w:t>
+      </w:r>
+    </w:p>
+    <w:p>
+      <w:pPr>
+        <w:pStyle w:val="Heading3"/>
+      </w:pPr>
+      <w:r>
         <w:t>What this example does not establish</w:t>
       </w:r>
     </w:p>
     <w:p>
-      <w:r>
-        <w:t>These statements count supplied books; they do not validate input types or infer stock from measurements.</w:t>
-      </w:r>
-    </w:p>
-    <w:p>
       <w:pPr>
         <w:pStyle w:val="Heading3"/>
       </w:pPr>
       <w:r>
+        <w:t>Keep the stated limit</w:t>
+      </w:r>
+    </w:p>
+    <w:p>
+      <w:pPr>
+        <w:spacing w:line="336" w:lineRule="auto" w:after="180"/>
+        <w:shd w:fill="FFF5E6"/>
+      </w:pPr>
+      <w:r>
+        <w:rPr>
+          <w:b w:val="0"/>
+        </w:rPr>
+        <w:t xml:space="preserve">These statements count supplied books; they do not validate </w:t>
+      </w:r>
+      <w:r>
+        <w:rPr>
+          <w:b/>
+        </w:rPr>
+        <w:t>input</w:t>
+      </w:r>
+      <w:r>
+        <w:rPr>
+          <w:b w:val="0"/>
+        </w:rPr>
+        <w:t xml:space="preserve"> types or infer stock from measurements.</w:t>
+      </w:r>
+    </w:p>
+    <w:p>
+      <w:pPr>
+        <w:pStyle w:val="Heading3"/>
+      </w:pPr>
+      <w:r>
         <w:t>Change one thing in the pictured case</w:t>
       </w:r>
     </w:p>
     <w:p>
-      <w:r>
+      <w:pPr>
+        <w:pStyle w:val="Heading3"/>
+      </w:pPr>
+      <w:r>
+        <w:t>Change one thing</w:t>
+      </w:r>
+    </w:p>
+    <w:p>
+      <w:pPr>
+        <w:spacing w:line="336" w:lineRule="auto" w:after="180"/>
+        <w:shd w:fill="F5F1FB"/>
+      </w:pPr>
+      <w:r>
+        <w:rPr>
+          <w:b w:val="0"/>
+        </w:rPr>
         <w:t>Change: Set boxes=0, keeping the two loose books.</w:t>
       </w:r>
     </w:p>
     <w:p>
-      <w:r>
-        <w:t>Prediction: The printed result is 2.</w:t>
-      </w:r>
-    </w:p>
-    <w:p>
-      <w:r>
+      <w:pPr>
+        <w:pStyle w:val="Heading3"/>
+      </w:pPr>
+      <w:r>
+        <w:t>Predicted result</w:t>
+      </w:r>
+    </w:p>
+    <w:p>
+      <w:pPr>
+        <w:spacing w:line="336" w:lineRule="auto" w:after="180"/>
+        <w:shd w:fill="F1F6FC"/>
+      </w:pPr>
+      <w:r>
+        <w:rPr>
+          <w:b/>
+        </w:rPr>
+        <w:t>Prediction</w:t>
+      </w:r>
+      <w:r>
+        <w:rPr>
+          <w:b w:val="0"/>
+        </w:rPr>
+        <w:t>: The printed result is 2.</w:t>
+      </w:r>
+    </w:p>
+    <w:p>
+      <w:pPr>
+        <w:pStyle w:val="Heading3"/>
+      </w:pPr>
+      <w:r>
+        <w:t>Why the result follows</w:t>
+      </w:r>
+    </w:p>
+    <w:p>
+      <w:pPr>
+        <w:spacing w:line="336" w:lineRule="auto" w:after="180"/>
+        <w:shd w:fill="F1F6FC"/>
+      </w:pPr>
+      <w:r>
+        <w:rPr>
+          <w:b w:val="0"/>
+        </w:rPr>
         <w:t>Reason: 0×5+2=2; there is no rule saying zero boxes means zero loose books.</w:t>
       </w:r>
     </w:p>
@@ -1294,8 +2187,57 @@
       </w:r>
     </w:p>
     <w:p>
-      <w:r>
-        <w:t>Cover the result. Ask learners to name the inputs and predict the next step. Uncover one step, connect the icon to the actual procedure, and explain its evidence. Then change the supplied condition and compare. The picture is a representation; it does not document execution of a real AI model.</w:t>
+      <w:pPr>
+        <w:pStyle w:val="Heading3"/>
+      </w:pPr>
+      <w:r>
+        <w:t>Ask while showing the picture · 5</w:t>
+      </w:r>
+    </w:p>
+    <w:p>
+      <w:pPr>
+        <w:spacing w:line="336" w:lineRule="auto" w:after="180"/>
+      </w:pPr>
+      <w:r>
+        <w:rPr>
+          <w:b w:val="0"/>
+        </w:rPr>
+        <w:t xml:space="preserve">Cover the result. Ask learners to name the </w:t>
+      </w:r>
+      <w:r>
+        <w:rPr>
+          <w:b/>
+        </w:rPr>
+        <w:t>input</w:t>
+      </w:r>
+      <w:r>
+        <w:rPr>
+          <w:b w:val="0"/>
+        </w:rPr>
+        <w:t xml:space="preserve">s and predict the next step. Uncover one step, connect the icon to the actual procedure, and explain its </w:t>
+      </w:r>
+      <w:r>
+        <w:rPr>
+          <w:b/>
+        </w:rPr>
+        <w:t>evidence</w:t>
+      </w:r>
+      <w:r>
+        <w:rPr>
+          <w:b w:val="0"/>
+        </w:rPr>
+        <w:t>. Then change the supplied condition and compare.</w:t>
+      </w:r>
+    </w:p>
+    <w:p>
+      <w:pPr>
+        <w:spacing w:line="336" w:lineRule="auto" w:after="180"/>
+      </w:pPr>
+      <w:r>
+        <w:rPr>
+          <w:b w:val="0"/>
+        </w:rPr>
+        <w:t>The picture is a representation; it does not document execution of a real AI model.</w:t>
       </w:r>
     </w:p>
     <w:p>
@@ -1307,11 +2249,16 @@
       </w:r>
     </w:p>
     <w:p>
+      <w:r>
+        <w:t>Demonstrate Precision in Algorithms, reduce support deliberately and check individual reasoning before discussing answers.</w:t>
+      </w:r>
+    </w:p>
+    <w:p>
       <w:pPr>
         <w:pStyle w:val="Heading3"/>
       </w:pPr>
       <w:r>
-        <w:t>Demonstrate and guide practice</w:t>
+        <w:t>Board sequence</w:t>
       </w:r>
     </w:p>
     <w:p>
@@ -1319,26 +2266,126 @@
         <w:pStyle w:val="Heading3"/>
       </w:pPr>
       <w:r>
-        <w:t>Board sequence</w:t>
-      </w:r>
-    </w:p>
-    <w:p>
-      <w:r>
-        <w:t>Write the given facts: A sandwich algorithm says add spread, close it, cut it, without stating materials or directions.</w:t>
-      </w:r>
-    </w:p>
-    <w:p>
-      <w:r>
-        <w:t>Write the question to explain: Expose assumptions and write a precise paper simulation.</w:t>
-      </w:r>
-    </w:p>
-    <w:p>
-      <w:r>
-        <w:t>Reveal after predictions: Use two paper bread squares, mark a spoon-sized spread area on one, place the second on top and draw a diagonal cut. State materials and order. No real food or sharp tools are needed.</w:t>
-      </w:r>
-    </w:p>
-    <w:p>
-      <w:r>
+        <w:t>1. Put the facts on the board</w:t>
+      </w:r>
+    </w:p>
+    <w:p>
+      <w:pPr>
+        <w:spacing w:line="336" w:lineRule="auto" w:after="180"/>
+        <w:shd w:fill="F4F9FC"/>
+      </w:pPr>
+      <w:r>
+        <w:rPr>
+          <w:b w:val="0"/>
+        </w:rPr>
+        <w:t xml:space="preserve">Write the given facts: A sandwich </w:t>
+      </w:r>
+      <w:r>
+        <w:rPr>
+          <w:b/>
+        </w:rPr>
+        <w:t>algorithm</w:t>
+      </w:r>
+      <w:r>
+        <w:rPr>
+          <w:b w:val="0"/>
+        </w:rPr>
+        <w:t xml:space="preserve"> says add spread, close it, cut it, without stating materials or directions.</w:t>
+      </w:r>
+    </w:p>
+    <w:p>
+      <w:pPr>
+        <w:pStyle w:val="Heading3"/>
+      </w:pPr>
+      <w:r>
+        <w:t>2. State the decision to explain</w:t>
+      </w:r>
+    </w:p>
+    <w:p>
+      <w:pPr>
+        <w:spacing w:line="336" w:lineRule="auto" w:after="180"/>
+        <w:shd w:fill="F4F9FC"/>
+      </w:pPr>
+      <w:r>
+        <w:rPr>
+          <w:b w:val="0"/>
+        </w:rPr>
+        <w:t xml:space="preserve">Write the question to explain: Expose </w:t>
+      </w:r>
+      <w:r>
+        <w:rPr>
+          <w:b/>
+        </w:rPr>
+        <w:t>assumption</w:t>
+      </w:r>
+      <w:r>
+        <w:rPr>
+          <w:b w:val="0"/>
+        </w:rPr>
+        <w:t xml:space="preserve">s and write a </w:t>
+      </w:r>
+      <w:r>
+        <w:rPr>
+          <w:b/>
+        </w:rPr>
+        <w:t>precise</w:t>
+      </w:r>
+      <w:r>
+        <w:rPr>
+          <w:b w:val="0"/>
+        </w:rPr>
+        <w:t xml:space="preserve"> paper simulation.</w:t>
+      </w:r>
+    </w:p>
+    <w:p>
+      <w:pPr>
+        <w:pStyle w:val="Heading3"/>
+      </w:pPr>
+      <w:r>
+        <w:t>3. Reveal the worked reasoning</w:t>
+      </w:r>
+    </w:p>
+    <w:p>
+      <w:pPr>
+        <w:spacing w:line="336" w:lineRule="auto" w:after="180"/>
+        <w:shd w:fill="F1F6FC"/>
+      </w:pPr>
+      <w:r>
+        <w:rPr>
+          <w:b w:val="0"/>
+        </w:rPr>
+        <w:t xml:space="preserve">Reveal after </w:t>
+      </w:r>
+      <w:r>
+        <w:rPr>
+          <w:b/>
+        </w:rPr>
+        <w:t>prediction</w:t>
+      </w:r>
+      <w:r>
+        <w:rPr>
+          <w:b w:val="0"/>
+        </w:rPr>
+        <w:t>s: Use two paper bread squares, mark a spoon-sized spread area on one, place the second on top and draw a diagonal cut. State materials and order. No real food or sharp tools are needed.</w:t>
+      </w:r>
+    </w:p>
+    <w:p>
+      <w:pPr>
+        <w:pStyle w:val="Heading3"/>
+      </w:pPr>
+      <w:r>
+        <w:t>Hold back the independent task</w:t>
+      </w:r>
+    </w:p>
+    <w:p>
+      <w:pPr>
+        <w:spacing w:line="336" w:lineRule="auto" w:after="180"/>
+        <w:shd w:fill="FFF5E6"/>
+      </w:pPr>
+      <w:r>
+        <w:rPr>
+          <w:b w:val="0"/>
+        </w:rPr>
         <w:t>Keep for an independent attempt: A robot starts at square 0. Replace move a bit and stop nearby with instructions that put it exactly on square 3 using steps of one square.</w:t>
       </w:r>
     </w:p>
@@ -1351,23 +2398,77 @@
       </w:r>
     </w:p>
     <w:p>
-      <w:r>
+      <w:pPr>
+        <w:pStyle w:val="Heading3"/>
+      </w:pPr>
+      <w:r>
+        <w:t>Ask the class</w:t>
+      </w:r>
+    </w:p>
+    <w:p>
+      <w:pPr>
+        <w:spacing w:line="336" w:lineRule="auto" w:after="180"/>
+        <w:shd w:fill="F5F1FB"/>
+      </w:pPr>
+      <w:r>
+        <w:rPr>
+          <w:b w:val="0"/>
+        </w:rPr>
         <w:t>Ask: Which facts are given, and which would we have to assume? Learners mark relevant details before discussing answers.</w:t>
       </w:r>
     </w:p>
     <w:p>
-      <w:r>
+      <w:pPr>
+        <w:pStyle w:val="Heading3"/>
+      </w:pPr>
+      <w:r>
+        <w:t>Language to model</w:t>
+      </w:r>
+    </w:p>
+    <w:p>
+      <w:pPr>
+        <w:spacing w:line="336" w:lineRule="auto" w:after="180"/>
+        <w:shd w:fill="F1F6F8"/>
+      </w:pPr>
+      <w:r>
+        <w:rPr>
+          <w:b w:val="0"/>
+        </w:rPr>
         <w:t>Say: Predict first. Show the rule, information path or calculation that would produce the result. A correct guess is not yet an explanation.</w:t>
       </w:r>
     </w:p>
     <w:p>
-      <w:r>
+      <w:pPr>
+        <w:spacing w:line="336" w:lineRule="auto" w:after="180"/>
+      </w:pPr>
+      <w:r>
+        <w:rPr>
+          <w:b w:val="0"/>
+        </w:rPr>
         <w:t>Reveal reasoning one step at a time. Explain why a tempting alternative fails. Write units and denominators for arithmetic, trace conditions for decisions, and identify supporting sources for claims.</w:t>
       </w:r>
     </w:p>
     <w:p>
-      <w:r>
-        <w:t>In pairs, one learner solves while the other checks evidence; exchange roles. Remove the worked answer before independent assessment.</w:t>
+      <w:pPr>
+        <w:spacing w:line="336" w:lineRule="auto" w:after="180"/>
+      </w:pPr>
+      <w:r>
+        <w:rPr>
+          <w:b w:val="0"/>
+        </w:rPr>
+        <w:t xml:space="preserve">In pairs, one learner solves while the other checks </w:t>
+      </w:r>
+      <w:r>
+        <w:rPr>
+          <w:b/>
+        </w:rPr>
+        <w:t>evidence</w:t>
+      </w:r>
+      <w:r>
+        <w:rPr>
+          <w:b w:val="0"/>
+        </w:rPr>
+        <w:t>; exchange roles. Remove the worked answer before independent assessment.</w:t>
       </w:r>
     </w:p>
     <w:p>
@@ -1379,8 +2480,25 @@
       </w:r>
     </w:p>
     <w:p>
-      <w:r>
-        <w:t>The third line assigns total but does not call print, so nothing is displayed. A first-line print(total) raises NameError in a fresh run because total has not been assigned. Exit: 11 is wrong for five groups of six; addition is a likely cause, and multiplication should give 30. Retain the old result and check the repaired file with both pack counts. Record whether the work was executed or traced.</w:t>
+      <w:pPr>
+        <w:spacing w:line="336" w:lineRule="auto" w:after="180"/>
+      </w:pPr>
+      <w:r>
+        <w:rPr>
+          <w:b w:val="0"/>
+        </w:rPr>
+        <w:t>The third line assigns total but does not call print, so nothing is displayed. A first-line print(total) raises NameError in a fresh run because total has not been assigned.</w:t>
+      </w:r>
+    </w:p>
+    <w:p>
+      <w:pPr>
+        <w:spacing w:line="336" w:lineRule="auto" w:after="180"/>
+      </w:pPr>
+      <w:r>
+        <w:rPr>
+          <w:b w:val="0"/>
+        </w:rPr>
+        <w:t>Exit: 11 is wrong for five groups of six; addition is a likely cause, and multiplication should give 30. Retain the old result and check the repaired file with both pack counts. Record whether the work was executed or traced.</w:t>
       </w:r>
     </w:p>
     <w:p>
@@ -1612,41 +2730,167 @@
       </w:r>
     </w:p>
     <w:p>
-      <w:r>
-        <w:t>Completion task: Make records for 4 packs of 6, then 5 packs of 6. Predict before running. Record actual output, any error and what changed. If working on paper, label both results as traces.</w:t>
-      </w:r>
-    </w:p>
-    <w:p>
-      <w:r>
-        <w:t>Teacher check: Expected 24 then 30. Accept actual errors with an accurate account; do not replace observations. Record the changed pack count, saved file and run or trace status. Two matching cases do not show all inputs are handled.</w:t>
-      </w:r>
-    </w:p>
-    <w:p>
-      <w:r>
-        <w:t>Start by identifying the given inputs together. Leave the intermediate steps blank. If needed, model one step, then withdraw that help on the next step. Move to a full trace only when the partial trace is understood. For partners, alternate explainer and checker; collect a response from every learner before discussion.</w:t>
-      </w:r>
-    </w:p>
-    <w:p>
       <w:pPr>
         <w:pStyle w:val="Heading3"/>
       </w:pPr>
       <w:r>
+        <w:t>Completion practice</w:t>
+      </w:r>
+    </w:p>
+    <w:p>
+      <w:pPr>
+        <w:spacing w:line="336" w:lineRule="auto" w:after="180"/>
+        <w:shd w:fill="F5F1FB"/>
+      </w:pPr>
+      <w:r>
+        <w:rPr>
+          <w:b w:val="0"/>
+        </w:rPr>
+        <w:t xml:space="preserve">Completion task: Make records for 4 packs of 6, then 5 packs of 6. Predict before running. Record actual </w:t>
+      </w:r>
+      <w:r>
+        <w:rPr>
+          <w:b/>
+        </w:rPr>
+        <w:t>output</w:t>
+      </w:r>
+      <w:r>
+        <w:rPr>
+          <w:b w:val="0"/>
+        </w:rPr>
+        <w:t>, any error and what changed. If working on paper, label both results as traces.</w:t>
+      </w:r>
+    </w:p>
+    <w:p>
+      <w:pPr>
+        <w:pStyle w:val="Heading3"/>
+      </w:pPr>
+      <w:r>
+        <w:t>Reasoning to listen for</w:t>
+      </w:r>
+    </w:p>
+    <w:p>
+      <w:pPr>
+        <w:spacing w:line="336" w:lineRule="auto" w:after="180"/>
+        <w:shd w:fill="F1F6FC"/>
+      </w:pPr>
+      <w:r>
+        <w:rPr>
+          <w:b w:val="0"/>
+        </w:rPr>
+        <w:t xml:space="preserve">Teacher check: Expected 24 then 30. Accept actual errors with an accurate account; do not replace </w:t>
+      </w:r>
+      <w:r>
+        <w:rPr>
+          <w:b/>
+        </w:rPr>
+        <w:t>observation</w:t>
+      </w:r>
+      <w:r>
+        <w:rPr>
+          <w:b w:val="0"/>
+        </w:rPr>
+        <w:t>s. Record the changed pack count, saved file and run or trace status.</w:t>
+      </w:r>
+    </w:p>
+    <w:p>
+      <w:pPr>
+        <w:spacing w:line="336" w:lineRule="auto" w:after="180"/>
+        <w:shd w:fill="F1F6FC"/>
+      </w:pPr>
+      <w:r>
+        <w:rPr>
+          <w:b w:val="0"/>
+        </w:rPr>
+        <w:t xml:space="preserve">Two matching cases do not show all </w:t>
+      </w:r>
+      <w:r>
+        <w:rPr>
+          <w:b/>
+        </w:rPr>
+        <w:t>input</w:t>
+      </w:r>
+      <w:r>
+        <w:rPr>
+          <w:b w:val="0"/>
+        </w:rPr>
+        <w:t>s are handled.</w:t>
+      </w:r>
+    </w:p>
+    <w:p>
+      <w:pPr>
+        <w:spacing w:line="336" w:lineRule="auto" w:after="180"/>
+      </w:pPr>
+      <w:r>
+        <w:rPr>
+          <w:b w:val="0"/>
+        </w:rPr>
+        <w:t xml:space="preserve">Start by identifying the given </w:t>
+      </w:r>
+      <w:r>
+        <w:rPr>
+          <w:b/>
+        </w:rPr>
+        <w:t>input</w:t>
+      </w:r>
+      <w:r>
+        <w:rPr>
+          <w:b w:val="0"/>
+        </w:rPr>
+        <w:t>s together. Leave the intermediate steps blank. If needed, model one step, then withdraw that help on the next step. Move to a full trace only when the partial trace is understood.</w:t>
+      </w:r>
+    </w:p>
+    <w:p>
+      <w:pPr>
+        <w:spacing w:line="336" w:lineRule="auto" w:after="180"/>
+      </w:pPr>
+      <w:r>
+        <w:rPr>
+          <w:b w:val="0"/>
+        </w:rPr>
+        <w:t>For partners, alternate explainer and checker; collect a response from every learner before discussion.</w:t>
+      </w:r>
+    </w:p>
+    <w:p>
+      <w:pPr>
+        <w:pStyle w:val="Heading3"/>
+      </w:pPr>
+      <w:r>
         <w:t>Individual reasoning check</w:t>
       </w:r>
     </w:p>
     <w:p>
-      <w:r>
-        <w:t>Use the worked case for From a paper algorithm to Python. Proposed explanation: “An equals sign displays the answer”. Decide whether this explanation is supported. Point to the step or supplied fact that decides; explain your repair if needed.</w:t>
-      </w:r>
-    </w:p>
-    <w:p>
-      <w:r>
-        <w:t>Expected correction: Assignment binds a name; print produces the displayed output.</w:t>
-      </w:r>
-    </w:p>
-    <w:p>
-      <w:r>
-        <w:t>Collect explanations, not only yes/no votes. If a misunderstanding is common, re-model the relevant step for the class. If it affects a few learners, give a short targeted group explanation while others solve a more demanding variation.</w:t>
+      <w:pPr>
+        <w:spacing w:line="336" w:lineRule="auto" w:after="180"/>
+      </w:pPr>
+      <w:r>
+        <w:rPr>
+          <w:b w:val="0"/>
+        </w:rPr>
+        <w:t xml:space="preserve">Use the worked case for From a paper </w:t>
+      </w:r>
+      <w:r>
+        <w:rPr>
+          <w:b/>
+        </w:rPr>
+        <w:t>algorithm</w:t>
+      </w:r>
+      <w:r>
+        <w:rPr>
+          <w:b w:val="0"/>
+        </w:rPr>
+        <w:t xml:space="preserve"> to Python. Proposed explanation: “An equals sign displays the answer”. Decide whether this explanation is supported.</w:t>
+      </w:r>
+    </w:p>
+    <w:p>
+      <w:pPr>
+        <w:spacing w:line="336" w:lineRule="auto" w:after="180"/>
+      </w:pPr>
+      <w:r>
+        <w:rPr>
+          <w:b w:val="0"/>
+        </w:rPr>
+        <w:t>Point to the step or supplied fact that decides; explain your repair if needed.</w:t>
       </w:r>
     </w:p>
     <w:p>
@@ -1654,12 +2898,97 @@
         <w:pStyle w:val="Heading3"/>
       </w:pPr>
       <w:r>
+        <w:t>Expected repair</w:t>
+      </w:r>
+    </w:p>
+    <w:p>
+      <w:pPr>
+        <w:spacing w:line="336" w:lineRule="auto" w:after="180"/>
+        <w:shd w:fill="F1F6FC"/>
+      </w:pPr>
+      <w:r>
+        <w:rPr>
+          <w:b w:val="0"/>
+        </w:rPr>
+        <w:t xml:space="preserve">Expected correction: </w:t>
+      </w:r>
+      <w:r>
+        <w:rPr>
+          <w:b/>
+        </w:rPr>
+        <w:t>Assignment</w:t>
+      </w:r>
+      <w:r>
+        <w:rPr>
+          <w:b w:val="0"/>
+        </w:rPr>
+        <w:t xml:space="preserve"> binds a name; print produces the displayed </w:t>
+      </w:r>
+      <w:r>
+        <w:rPr>
+          <w:b/>
+        </w:rPr>
+        <w:t>output</w:t>
+      </w:r>
+      <w:r>
+        <w:rPr>
+          <w:b w:val="0"/>
+        </w:rPr>
+        <w:t>.</w:t>
+      </w:r>
+    </w:p>
+    <w:p>
+      <w:pPr>
+        <w:spacing w:line="336" w:lineRule="auto" w:after="180"/>
+      </w:pPr>
+      <w:r>
+        <w:rPr>
+          <w:b w:val="0"/>
+        </w:rPr>
+        <w:t>Collect explanations, not only yes/no votes. If a misunderstanding is common, re-model the relevant step for the class.</w:t>
+      </w:r>
+    </w:p>
+    <w:p>
+      <w:pPr>
+        <w:spacing w:line="336" w:lineRule="auto" w:after="180"/>
+      </w:pPr>
+      <w:r>
+        <w:rPr>
+          <w:b w:val="0"/>
+        </w:rPr>
+        <w:t>If it affects a few learners, give a short targeted group explanation while others solve a more demanding variation.</w:t>
+      </w:r>
+    </w:p>
+    <w:p>
+      <w:pPr>
+        <w:pStyle w:val="Heading3"/>
+      </w:pPr>
+      <w:r>
         <w:t>Pictorial practice question</w:t>
       </w:r>
     </w:p>
     <w:p>
-      <w:r>
-        <w:t>If print(total) moves before total=total+2, what gets printed for the original input?</w:t>
+      <w:pPr>
+        <w:spacing w:line="336" w:lineRule="auto" w:after="180"/>
+        <w:shd w:fill="F5F1FB"/>
+      </w:pPr>
+      <w:r>
+        <w:rPr>
+          <w:b w:val="0"/>
+        </w:rPr>
+        <w:t xml:space="preserve">If print(total) moves before total=total+2, what gets printed for the original </w:t>
+      </w:r>
+      <w:r>
+        <w:rPr>
+          <w:b/>
+        </w:rPr>
+        <w:t>input</w:t>
+      </w:r>
+      <w:r>
+        <w:rPr>
+          <w:b w:val="0"/>
+        </w:rPr>
+        <w:t>?</w:t>
       </w:r>
     </w:p>
     <w:p>
@@ -1671,18 +3000,60 @@
       </w:r>
     </w:p>
     <w:p>
-      <w:r>
+      <w:pPr>
+        <w:spacing w:line="336" w:lineRule="auto" w:after="180"/>
+      </w:pPr>
+      <w:r>
+        <w:rPr>
+          <w:b w:val="0"/>
+        </w:rPr>
         <w:t>It prints 15. The later update still makes total 17, but nothing then prints the new value.</w:t>
       </w:r>
     </w:p>
     <w:p>
-      <w:r>
+      <w:pPr>
+        <w:spacing w:line="336" w:lineRule="auto" w:after="180"/>
+      </w:pPr>
+      <w:r>
+        <w:rPr>
+          <w:b w:val="0"/>
+        </w:rPr>
         <w:t>Changed-case reasoning: The printed result is 2. 0×5+2=2; there is no rule saying zero boxes means zero loose books.</w:t>
       </w:r>
     </w:p>
     <w:p>
-      <w:r>
-        <w:t>Collect each learner’s explanation before discussion. Use the first missing connection between input, deciding step and result to choose support. This question is worked-case practice, not fresh mastery evidence.</w:t>
+      <w:pPr>
+        <w:spacing w:line="336" w:lineRule="auto" w:after="180"/>
+      </w:pPr>
+      <w:r>
+        <w:rPr>
+          <w:b w:val="0"/>
+        </w:rPr>
+        <w:t xml:space="preserve">Collect each learner’s explanation before discussion. Use the first missing connection between </w:t>
+      </w:r>
+      <w:r>
+        <w:rPr>
+          <w:b/>
+        </w:rPr>
+        <w:t>input</w:t>
+      </w:r>
+      <w:r>
+        <w:rPr>
+          <w:b w:val="0"/>
+        </w:rPr>
+        <w:t xml:space="preserve">, deciding step and result to choose support. This question is worked-case practice, not fresh mastery </w:t>
+      </w:r>
+      <w:r>
+        <w:rPr>
+          <w:b/>
+        </w:rPr>
+        <w:t>evidence</w:t>
+      </w:r>
+      <w:r>
+        <w:rPr>
+          <w:b w:val="0"/>
+        </w:rPr>
+        <w:t>.</w:t>
       </w:r>
     </w:p>
     <w:p>
@@ -1694,54 +3065,105 @@
       </w:r>
     </w:p>
     <w:p>
+      <w:r>
+        <w:t>Run the Precision in Algorithms investigation and use the first unsupported step to choose a teaching response.</w:t>
+      </w:r>
+    </w:p>
+    <w:p>
+      <w:pPr>
+        <w:spacing w:line="336" w:lineRule="auto" w:after="180"/>
+      </w:pPr>
+      <w:r>
+        <w:rPr>
+          <w:b w:val="0"/>
+        </w:rPr>
+        <w:t>Words You Can Use to Reason</w:t>
+      </w:r>
+    </w:p>
+    <w:p>
+      <w:pPr>
+        <w:spacing w:line="336" w:lineRule="auto" w:after="180"/>
+      </w:pPr>
+      <w:r>
+        <w:rPr>
+          <w:b w:val="0"/>
+        </w:rPr>
+        <w:t>A definition matters when you can recognize the idea, use it, and contrast it with a near-miss.</w:t>
+      </w:r>
+    </w:p>
+    <w:p>
+      <w:pPr>
+        <w:spacing w:line="336" w:lineRule="auto" w:after="180"/>
+      </w:pPr>
+      <w:r>
+        <w:rPr>
+          <w:b w:val="0"/>
+        </w:rPr>
+        <w:t>Predict → Test → Record → Explain</w:t>
+      </w:r>
+    </w:p>
+    <w:p>
+      <w:pPr>
+        <w:spacing w:line="336" w:lineRule="auto" w:after="180"/>
+      </w:pPr>
+      <w:r>
+        <w:rPr>
+          <w:b w:val="0"/>
+        </w:rPr>
+        <w:t>Keep expected and actual results separate. Surprises are useful data when recorded honestly.</w:t>
+      </w:r>
+    </w:p>
+    <w:p>
+      <w:pPr>
+        <w:spacing w:line="336" w:lineRule="auto" w:after="180"/>
+      </w:pPr>
+      <w:r>
+        <w:rPr>
+          <w:b w:val="0"/>
+        </w:rPr>
+        <w:t>Trade sandwich instructions, follow them literally, mark every place where two interpretations are possible, then repair one cause at a time.</w:t>
+      </w:r>
+    </w:p>
+    <w:p>
+      <w:pPr>
+        <w:spacing w:line="336" w:lineRule="auto" w:after="180"/>
+        <w:shd w:fill="F5F1FB"/>
+      </w:pPr>
+      <w:r>
+        <w:rPr>
+          <w:b w:val="0"/>
+        </w:rPr>
+        <w:t>What did the hardest test teach you that the normal test did not?</w:t>
+      </w:r>
+    </w:p>
+    <w:p>
       <w:pPr>
         <w:pStyle w:val="Heading3"/>
       </w:pPr>
       <w:r>
-        <w:t>Run the weekly evidence lab</w:t>
-      </w:r>
-    </w:p>
-    <w:p>
-      <w:r>
-        <w:t>Words You Can Use to Reason</w:t>
-      </w:r>
-    </w:p>
-    <w:p>
-      <w:r>
-        <w:t>A definition matters when you can recognize the idea, use it, and contrast it with a near-miss.</w:t>
-      </w:r>
-    </w:p>
-    <w:p>
-      <w:r>
-        <w:t>Predict → Test → Record → Explain</w:t>
-      </w:r>
-    </w:p>
-    <w:p>
-      <w:r>
-        <w:t>Keep expected and actual results separate. Surprises are useful data when recorded honestly.</w:t>
-      </w:r>
-    </w:p>
-    <w:p>
-      <w:r>
-        <w:t>Trade sandwich instructions, follow them literally, mark every place where two interpretations are possible, then repair one cause at a time.</w:t>
-      </w:r>
-    </w:p>
-    <w:p>
-      <w:r>
-        <w:t>What did the hardest test teach you that the normal test did not?</w:t>
-      </w:r>
-    </w:p>
-    <w:p>
-      <w:pPr>
-        <w:pStyle w:val="Heading3"/>
-      </w:pPr>
-      <w:r>
         <w:t>Make the lab runnable</w:t>
       </w:r>
     </w:p>
     <w:p>
-      <w:r>
-        <w:t>Use the concrete case as the shared normal case and the independent question as a second case. Each pair creates a boundary or missing-information case and predicts its result before testing. Keep the expected result separate from an observed mistake.</w:t>
+      <w:pPr>
+        <w:spacing w:line="336" w:lineRule="auto" w:after="180"/>
+      </w:pPr>
+      <w:r>
+        <w:rPr>
+          <w:b w:val="0"/>
+        </w:rPr>
+        <w:t>Use the concrete case as the shared normal case and the independent question as a second case. Each pair creates a boundary or missing-information case and predicts its result before testing.</w:t>
+      </w:r>
+    </w:p>
+    <w:p>
+      <w:pPr>
+        <w:spacing w:line="336" w:lineRule="auto" w:after="180"/>
+      </w:pPr>
+      <w:r>
+        <w:rPr>
+          <w:b w:val="0"/>
+        </w:rPr>
+        <w:t>Keep the expected result separate from an observed mistake.</w:t>
       </w:r>
     </w:p>
     <w:tbl>
@@ -1899,8 +3321,25 @@
       </w:r>
     </w:p>
     <w:p>
-      <w:r>
-        <w:t>For guessing, return to given facts and request a trace. For vocabulary without application, use one example and one non-example. For arithmetic errors, check the setup before the calculation. Finish with a different uncoached case before recording mastery.</w:t>
+      <w:pPr>
+        <w:spacing w:line="336" w:lineRule="auto" w:after="180"/>
+      </w:pPr>
+      <w:r>
+        <w:rPr>
+          <w:b w:val="0"/>
+        </w:rPr>
+        <w:t>For guessing, return to given facts and request a trace. For vocabulary without application, use one example and one non-example. For arithmetic errors, check the setup before the calculation.</w:t>
+      </w:r>
+    </w:p>
+    <w:p>
+      <w:pPr>
+        <w:spacing w:line="336" w:lineRule="auto" w:after="180"/>
+      </w:pPr>
+      <w:r>
+        <w:rPr>
+          <w:b w:val="0"/>
+        </w:rPr>
+        <w:t>Finish with a different uncoached case before recording mastery.</w:t>
       </w:r>
     </w:p>
     <w:p>
@@ -1912,23 +3351,95 @@
       </w:r>
     </w:p>
     <w:p>
-      <w:r>
-        <w:t>An equals sign displays the answer: Assignment binds a name; print produces the displayed output.</w:t>
-      </w:r>
-    </w:p>
-    <w:p>
-      <w:r>
-        <w:t>A successful run means the requirement was met: Compare the output with the paper rule and expected result.</w:t>
-      </w:r>
-    </w:p>
-    <w:p>
-      <w:r>
+      <w:pPr>
+        <w:spacing w:line="336" w:lineRule="auto" w:after="180"/>
+      </w:pPr>
+      <w:r>
+        <w:rPr>
+          <w:b w:val="0"/>
+        </w:rPr>
+        <w:t xml:space="preserve">An equals sign displays the answer: </w:t>
+      </w:r>
+      <w:r>
+        <w:rPr>
+          <w:b/>
+        </w:rPr>
+        <w:t>Assignment</w:t>
+      </w:r>
+      <w:r>
+        <w:rPr>
+          <w:b w:val="0"/>
+        </w:rPr>
+        <w:t xml:space="preserve"> binds a name; print produces the displayed </w:t>
+      </w:r>
+      <w:r>
+        <w:rPr>
+          <w:b/>
+        </w:rPr>
+        <w:t>output</w:t>
+      </w:r>
+      <w:r>
+        <w:rPr>
+          <w:b w:val="0"/>
+        </w:rPr>
+        <w:t>.</w:t>
+      </w:r>
+    </w:p>
+    <w:p>
+      <w:pPr>
+        <w:spacing w:line="336" w:lineRule="auto" w:after="180"/>
+      </w:pPr>
+      <w:r>
+        <w:rPr>
+          <w:b w:val="0"/>
+        </w:rPr>
+        <w:t xml:space="preserve">A successful run means the requirement was met: Compare the </w:t>
+      </w:r>
+      <w:r>
+        <w:rPr>
+          <w:b/>
+        </w:rPr>
+        <w:t>output</w:t>
+      </w:r>
+      <w:r>
+        <w:rPr>
+          <w:b w:val="0"/>
+        </w:rPr>
+        <w:t xml:space="preserve"> with the paper rule and expected result.</w:t>
+      </w:r>
+    </w:p>
+    <w:p>
+      <w:pPr>
+        <w:spacing w:line="336" w:lineRule="auto" w:after="180"/>
+      </w:pPr>
+      <w:r>
+        <w:rPr>
+          <w:b w:val="0"/>
+        </w:rPr>
         <w:t>Python guesses the intended order: A name must be assigned before this script reads it.</w:t>
       </w:r>
     </w:p>
     <w:p>
-      <w:r>
-        <w:t>Typing a program trains an AI model: These statements apply an explicit multiplication rule.</w:t>
+      <w:pPr>
+        <w:spacing w:line="336" w:lineRule="auto" w:after="180"/>
+      </w:pPr>
+      <w:r>
+        <w:rPr>
+          <w:b w:val="0"/>
+        </w:rPr>
+        <w:t xml:space="preserve">Typing a </w:t>
+      </w:r>
+      <w:r>
+        <w:rPr>
+          <w:b/>
+        </w:rPr>
+        <w:t>program</w:t>
+      </w:r>
+      <w:r>
+        <w:rPr>
+          <w:b w:val="0"/>
+        </w:rPr>
+        <w:t xml:space="preserve"> trains an AI model: These statements apply an explicit multiplication rule.</w:t>
       </w:r>
     </w:p>
     <w:p>
@@ -2086,8 +3597,37 @@
       </w:tr>
     </w:tbl>
     <w:p>
-      <w:r>
-        <w:t>Offer an oral explanation, drawing, enlarged visual or fewer examples when that removes a reading/writing barrier. Keep the same reasoning goal. Stretch secure learners by changing a boundary or assumption and asking them to defend the effect, not simply by assigning more of the same questions.</w:t>
+      <w:pPr>
+        <w:spacing w:line="336" w:lineRule="auto" w:after="180"/>
+      </w:pPr>
+      <w:r>
+        <w:rPr>
+          <w:b w:val="0"/>
+        </w:rPr>
+        <w:t>Offer an oral explanation, drawing, enlarged visual or fewer examples when that removes a reading/writing barrier. Keep the same reasoning goal.</w:t>
+      </w:r>
+    </w:p>
+    <w:p>
+      <w:pPr>
+        <w:spacing w:line="336" w:lineRule="auto" w:after="180"/>
+      </w:pPr>
+      <w:r>
+        <w:rPr>
+          <w:b w:val="0"/>
+        </w:rPr>
+        <w:t xml:space="preserve">Stretch secure learners by changing a boundary or </w:t>
+      </w:r>
+      <w:r>
+        <w:rPr>
+          <w:b/>
+        </w:rPr>
+        <w:t>assumption</w:t>
+      </w:r>
+      <w:r>
+        <w:rPr>
+          <w:b w:val="0"/>
+        </w:rPr>
+        <w:t xml:space="preserve"> and asking them to defend the effect, not simply by assigning more of the same questions.</w:t>
       </w:r>
     </w:p>
     <w:p>
@@ -2099,11 +3639,16 @@
       </w:r>
     </w:p>
     <w:p>
+      <w:r>
+        <w:t>Use the Precision in Algorithms questions, teacher keys and criteria after the relevant attempts. Previously discussed cases are practice; protect the separately selected independent task.</w:t>
+      </w:r>
+    </w:p>
+    <w:p>
       <w:pPr>
         <w:pStyle w:val="Heading3"/>
       </w:pPr>
       <w:r>
-        <w:t>Assess and explain the answers</w:t>
+        <w:t>Worked case answer</w:t>
       </w:r>
     </w:p>
     <w:p>
@@ -2111,11 +3656,18 @@
         <w:pStyle w:val="Heading3"/>
       </w:pPr>
       <w:r>
-        <w:t>Worked case answer</w:t>
-      </w:r>
-    </w:p>
-    <w:p>
-      <w:r>
+        <w:t>Teacher key · Worked case answer</w:t>
+      </w:r>
+    </w:p>
+    <w:p>
+      <w:pPr>
+        <w:spacing w:line="336" w:lineRule="auto" w:after="180"/>
+        <w:shd w:fill="F1F6FC"/>
+      </w:pPr>
+      <w:r>
+        <w:rPr>
+          <w:b w:val="0"/>
+        </w:rPr>
         <w:t>Use two paper bread squares, mark a spoon-sized spread area on one, place the second on top and draw a diagonal cut. State materials and order. No real food or sharp tools are needed.</w:t>
       </w:r>
     </w:p>
@@ -2128,7 +3680,22 @@
       </w:r>
     </w:p>
     <w:p>
-      <w:r>
+      <w:pPr>
+        <w:pStyle w:val="Heading3"/>
+      </w:pPr>
+      <w:r>
+        <w:t>Independent question · withhold the key</w:t>
+      </w:r>
+    </w:p>
+    <w:p>
+      <w:pPr>
+        <w:spacing w:line="336" w:lineRule="auto" w:after="180"/>
+        <w:shd w:fill="F5F1FB"/>
+      </w:pPr>
+      <w:r>
+        <w:rPr>
+          <w:b w:val="0"/>
+        </w:rPr>
         <w:t>A robot starts at square 0. Replace move a bit and stop nearby with instructions that put it exactly on square 3 using steps of one square.</w:t>
       </w:r>
     </w:p>
@@ -2141,7 +3708,22 @@
       </w:r>
     </w:p>
     <w:p>
-      <w:r>
+      <w:pPr>
+        <w:pStyle w:val="Heading3"/>
+      </w:pPr>
+      <w:r>
+        <w:t>Teacher key · Expected independent answer</w:t>
+      </w:r>
+    </w:p>
+    <w:p>
+      <w:pPr>
+        <w:spacing w:line="336" w:lineRule="auto" w:after="180"/>
+        <w:shd w:fill="F1F6FC"/>
+      </w:pPr>
+      <w:r>
+        <w:rPr>
+          <w:b w:val="0"/>
+        </w:rPr>
         <w:t>Move forward one square three times, then stop. The distance, unit, repetition count and stopping point are specified.</w:t>
       </w:r>
     </w:p>
@@ -2380,8 +3962,25 @@
       </w:tr>
     </w:tbl>
     <w:p>
-      <w:r>
-        <w:t>Use 6/8 as a classroom checkpoint, with 2 required for both Result and Reasoning. This is a proposed teaching rule, not a validated certification threshold. Do not count a coached answer as independent mastery; correct unsafe or unsupported claims regardless of total.</w:t>
+      <w:pPr>
+        <w:spacing w:line="336" w:lineRule="auto" w:after="180"/>
+      </w:pPr>
+      <w:r>
+        <w:rPr>
+          <w:b w:val="0"/>
+        </w:rPr>
+        <w:t>Use 6/8 as a classroom checkpoint, with 2 required for both Result and Reasoning. This is a proposed teaching rule, not a validated certification threshold.</w:t>
+      </w:r>
+    </w:p>
+    <w:p>
+      <w:pPr>
+        <w:spacing w:line="336" w:lineRule="auto" w:after="180"/>
+      </w:pPr>
+      <w:r>
+        <w:rPr>
+          <w:b w:val="0"/>
+        </w:rPr>
+        <w:t>Do not count a coached answer as independent mastery; correct unsafe or unsupported claims regardless of total.</w:t>
       </w:r>
     </w:p>
     <w:p>
@@ -2393,8 +3992,50 @@
       </w:r>
     </w:p>
     <w:p>
-      <w:r>
-        <w:t>Ask the learner to find the evidence that challenges this claim: “A human's guess makes an ambiguous algorithm precise.” Keep the first attempt and an uncoached retry separate.</w:t>
+      <w:pPr>
+        <w:spacing w:line="336" w:lineRule="auto" w:after="180"/>
+      </w:pPr>
+      <w:r>
+        <w:rPr>
+          <w:b w:val="0"/>
+        </w:rPr>
+        <w:t xml:space="preserve">Ask the learner to find the </w:t>
+      </w:r>
+      <w:r>
+        <w:rPr>
+          <w:b/>
+        </w:rPr>
+        <w:t>evidence</w:t>
+      </w:r>
+      <w:r>
+        <w:rPr>
+          <w:b w:val="0"/>
+        </w:rPr>
+        <w:t xml:space="preserve"> that challenges this claim: “A human's guess makes an ambiguous </w:t>
+      </w:r>
+      <w:r>
+        <w:rPr>
+          <w:b/>
+        </w:rPr>
+        <w:t>algorithm</w:t>
+      </w:r>
+      <w:r>
+        <w:rPr>
+          <w:b w:val="0"/>
+        </w:rPr>
+        <w:t xml:space="preserve"> </w:t>
+      </w:r>
+      <w:r>
+        <w:rPr>
+          <w:b/>
+        </w:rPr>
+        <w:t>precise</w:t>
+      </w:r>
+      <w:r>
+        <w:rPr>
+          <w:b w:val="0"/>
+        </w:rPr>
+        <w:t>.” Keep the first attempt and an uncoached retry separate.</w:t>
       </w:r>
     </w:p>
     <w:p>
@@ -2406,15 +4047,42 @@
       </w:r>
     </w:p>
     <w:p>
-      <w:r>
-        <w:t>Read book-copy ID and availability; if unavailable, report no copy; otherwise record the loan and mark the copy unavailable before confirming. A second request sees unavailable. A paper simulation should test available, already borrowed and unknown-copy cases without real student identities.</w:t>
-      </w:r>
-    </w:p>
-    <w:p>
       <w:pPr>
         <w:pStyle w:val="Heading3"/>
       </w:pPr>
       <w:r>
+        <w:t>Teacher key · Original transfer answer</w:t>
+      </w:r>
+    </w:p>
+    <w:p>
+      <w:pPr>
+        <w:spacing w:line="336" w:lineRule="auto" w:after="180"/>
+        <w:shd w:fill="F1F6FC"/>
+      </w:pPr>
+      <w:r>
+        <w:rPr>
+          <w:b w:val="0"/>
+        </w:rPr>
+        <w:t>Read book-copy ID and availability; if unavailable, report no copy; otherwise record the loan and mark the copy unavailable before confirming. A second request sees unavailable.</w:t>
+      </w:r>
+    </w:p>
+    <w:p>
+      <w:pPr>
+        <w:spacing w:line="336" w:lineRule="auto" w:after="180"/>
+        <w:shd w:fill="F1F6FC"/>
+      </w:pPr>
+      <w:r>
+        <w:rPr>
+          <w:b w:val="0"/>
+        </w:rPr>
+        <w:t>A paper simulation should test available, already borrowed and unknown-copy cases without real student identities.</w:t>
+      </w:r>
+    </w:p>
+    <w:p>
+      <w:pPr>
+        <w:pStyle w:val="Heading3"/>
+      </w:pPr>
+      <w:r>
         <w:t>Explanations for the additional workbook examples</w:t>
       </w:r>
     </w:p>
@@ -2427,111 +4095,477 @@
       </w:r>
     </w:p>
     <w:p>
-      <w:r>
+      <w:pPr>
+        <w:pStyle w:val="Heading3"/>
+      </w:pPr>
+      <w:r>
+        <w:t>Workbook question · W1</w:t>
+      </w:r>
+    </w:p>
+    <w:p>
+      <w:pPr>
+        <w:spacing w:line="336" w:lineRule="auto" w:after="180"/>
+        <w:shd w:fill="F5F1FB"/>
+      </w:pPr>
+      <w:r>
+        <w:rPr>
+          <w:b w:val="0"/>
+        </w:rPr>
         <w:t>Write the complete four-line script for 4 packs of 6. Beside each line explain what it does. Which line displays information?</w:t>
       </w:r>
     </w:p>
     <w:p>
-      <w:r>
-        <w:t>packs = 4; per_pack = 6; total = packs * per_pack; print(total), each on its own line. The first two bind quantities, the third computes 24 and the fourth displays 24. Assignment alone produces no displayed output in this script.</w:t>
-      </w:r>
-    </w:p>
-    <w:p>
       <w:pPr>
         <w:pStyle w:val="Heading3"/>
       </w:pPr>
       <w:r>
+        <w:t>Teacher reasoning · W1</w:t>
+      </w:r>
+    </w:p>
+    <w:p>
+      <w:pPr>
+        <w:spacing w:line="336" w:lineRule="auto" w:after="180"/>
+        <w:shd w:fill="F1F6FC"/>
+      </w:pPr>
+      <w:r>
+        <w:rPr>
+          <w:b w:val="0"/>
+        </w:rPr>
+        <w:t>packs = 4; per_pack = 6; total = packs * per_pack; print(total), each on its own line. The first two bind quantities, the third computes 24 and the fourth displays 24.</w:t>
+      </w:r>
+    </w:p>
+    <w:p>
+      <w:pPr>
+        <w:spacing w:line="336" w:lineRule="auto" w:after="180"/>
+        <w:shd w:fill="F1F6FC"/>
+      </w:pPr>
+      <w:r>
+        <w:rPr>
+          <w:b/>
+        </w:rPr>
+        <w:t>Assignment</w:t>
+      </w:r>
+      <w:r>
+        <w:rPr>
+          <w:b w:val="0"/>
+        </w:rPr>
+        <w:t xml:space="preserve"> alone produces no displayed </w:t>
+      </w:r>
+      <w:r>
+        <w:rPr>
+          <w:b/>
+        </w:rPr>
+        <w:t>output</w:t>
+      </w:r>
+      <w:r>
+        <w:rPr>
+          <w:b w:val="0"/>
+        </w:rPr>
+        <w:t xml:space="preserve"> in this script.</w:t>
+      </w:r>
+    </w:p>
+    <w:p>
+      <w:pPr>
+        <w:pStyle w:val="Heading3"/>
+      </w:pPr>
+      <w:r>
         <w:t>W2 Predict then observe</w:t>
       </w:r>
     </w:p>
     <w:p>
-      <w:r>
-        <w:t>Make records for 4 packs of 6, then 5 packs of 6. Predict before running. Record actual output, any error and what changed. If working on paper, label both results as traces.</w:t>
-      </w:r>
-    </w:p>
-    <w:p>
-      <w:r>
-        <w:t>Expected 24 then 30. Accept actual errors with an accurate account; do not replace observations. Record the changed pack count, saved file and run or trace status. Two matching cases do not show all inputs are handled.</w:t>
-      </w:r>
-    </w:p>
-    <w:p>
       <w:pPr>
         <w:pStyle w:val="Heading3"/>
       </w:pPr>
       <w:r>
+        <w:t>Workbook question · W2</w:t>
+      </w:r>
+    </w:p>
+    <w:p>
+      <w:pPr>
+        <w:spacing w:line="336" w:lineRule="auto" w:after="180"/>
+        <w:shd w:fill="F5F1FB"/>
+      </w:pPr>
+      <w:r>
+        <w:rPr>
+          <w:b w:val="0"/>
+        </w:rPr>
+        <w:t xml:space="preserve">Make records for 4 packs of 6, then 5 packs of 6. Predict before running. Record actual </w:t>
+      </w:r>
+      <w:r>
+        <w:rPr>
+          <w:b/>
+        </w:rPr>
+        <w:t>output</w:t>
+      </w:r>
+      <w:r>
+        <w:rPr>
+          <w:b w:val="0"/>
+        </w:rPr>
+        <w:t>, any error and what changed. If working on paper, label both results as traces.</w:t>
+      </w:r>
+    </w:p>
+    <w:p>
+      <w:pPr>
+        <w:pStyle w:val="Heading3"/>
+      </w:pPr>
+      <w:r>
+        <w:t>Teacher reasoning · W2</w:t>
+      </w:r>
+    </w:p>
+    <w:p>
+      <w:pPr>
+        <w:spacing w:line="336" w:lineRule="auto" w:after="180"/>
+        <w:shd w:fill="F1F6FC"/>
+      </w:pPr>
+      <w:r>
+        <w:rPr>
+          <w:b w:val="0"/>
+        </w:rPr>
+        <w:t xml:space="preserve">Expected 24 then 30. Accept actual errors with an accurate account; do not replace </w:t>
+      </w:r>
+      <w:r>
+        <w:rPr>
+          <w:b/>
+        </w:rPr>
+        <w:t>observation</w:t>
+      </w:r>
+      <w:r>
+        <w:rPr>
+          <w:b w:val="0"/>
+        </w:rPr>
+        <w:t xml:space="preserve">s. Record the changed pack count, saved file and run or trace status. Two matching cases do not show all </w:t>
+      </w:r>
+      <w:r>
+        <w:rPr>
+          <w:b/>
+        </w:rPr>
+        <w:t>input</w:t>
+      </w:r>
+      <w:r>
+        <w:rPr>
+          <w:b w:val="0"/>
+        </w:rPr>
+        <w:t>s are handled.</w:t>
+      </w:r>
+    </w:p>
+    <w:p>
+      <w:pPr>
+        <w:pStyle w:val="Heading3"/>
+      </w:pPr>
+      <w:r>
         <w:t>W3 Explain an order error</w:t>
       </w:r>
     </w:p>
     <w:p>
-      <w:r>
+      <w:pPr>
+        <w:pStyle w:val="Heading3"/>
+      </w:pPr>
+      <w:r>
+        <w:t>Workbook question · W3</w:t>
+      </w:r>
+    </w:p>
+    <w:p>
+      <w:pPr>
+        <w:spacing w:line="336" w:lineRule="auto" w:after="180"/>
+        <w:shd w:fill="F5F1FB"/>
+      </w:pPr>
+      <w:r>
+        <w:rPr>
+          <w:b w:val="0"/>
+        </w:rPr>
         <w:t>Move print(total) to the first line of a fresh script. Predict what happens and why. Put the lines back into an order that meets the requirement.</w:t>
       </w:r>
     </w:p>
     <w:p>
-      <w:r>
-        <w:t>The first line tries to read total before it exists, causing NameError in a fresh run. Assign packs and per_pack, calculate total, then print it. Earlier values lingering in an interactive session can hide the problem; run the complete saved script afresh.</w:t>
-      </w:r>
-    </w:p>
-    <w:p>
       <w:pPr>
         <w:pStyle w:val="Heading3"/>
       </w:pPr>
       <w:r>
+        <w:t>Teacher reasoning · W3</w:t>
+      </w:r>
+    </w:p>
+    <w:p>
+      <w:pPr>
+        <w:spacing w:line="336" w:lineRule="auto" w:after="180"/>
+        <w:shd w:fill="F1F6FC"/>
+      </w:pPr>
+      <w:r>
+        <w:rPr>
+          <w:b w:val="0"/>
+        </w:rPr>
+        <w:t>The first line tries to read total before it exists, causing NameError in a fresh run. Assign packs and per_pack, calculate total, then print it.</w:t>
+      </w:r>
+    </w:p>
+    <w:p>
+      <w:pPr>
+        <w:spacing w:line="336" w:lineRule="auto" w:after="180"/>
+        <w:shd w:fill="F1F6FC"/>
+      </w:pPr>
+      <w:r>
+        <w:rPr>
+          <w:b w:val="0"/>
+        </w:rPr>
+        <w:t>Earlier values lingering in an interactive session can hide the problem; run the complete saved script afresh.</w:t>
+      </w:r>
+    </w:p>
+    <w:p>
+      <w:pPr>
+        <w:pStyle w:val="Heading3"/>
+      </w:pPr>
+      <w:r>
         <w:t>W4 Transfer the procedure independently</w:t>
       </w:r>
     </w:p>
     <w:p>
-      <w:r>
-        <w:t>A fictional shelf has 3 trays of 7 tiles each. Write a four-line Python script using trays, per_tray and tiles. Predict its output. Then change only trays to 0 and predict again. Explain why adding the two quantities is wrong.</w:t>
-      </w:r>
-    </w:p>
-    <w:p>
-      <w:r>
-        <w:t>trays = 3; per_tray = 7; tiles = trays * per_tray; print(tiles), on separate lines. Outputs 21 and then 0. Zero trays contain zero tiles. Addition would give 10 then 7, not the number in equal groups.</w:t>
-      </w:r>
-    </w:p>
-    <w:p>
       <w:pPr>
         <w:pStyle w:val="Heading3"/>
       </w:pPr>
       <w:r>
+        <w:t>Workbook question · W4</w:t>
+      </w:r>
+    </w:p>
+    <w:p>
+      <w:pPr>
+        <w:spacing w:line="336" w:lineRule="auto" w:after="180"/>
+        <w:shd w:fill="F5F1FB"/>
+      </w:pPr>
+      <w:r>
+        <w:rPr>
+          <w:b w:val="0"/>
+        </w:rPr>
+        <w:t xml:space="preserve">A fictional shelf has 3 trays of 7 tiles each. Write a four-line Python script using trays, per_tray and tiles. Predict its </w:t>
+      </w:r>
+      <w:r>
+        <w:rPr>
+          <w:b/>
+        </w:rPr>
+        <w:t>output</w:t>
+      </w:r>
+      <w:r>
+        <w:rPr>
+          <w:b w:val="0"/>
+        </w:rPr>
+        <w:t>. Then change only trays to 0 and predict again. Explain why adding the two quantities is wrong.</w:t>
+      </w:r>
+    </w:p>
+    <w:p>
+      <w:pPr>
+        <w:pStyle w:val="Heading3"/>
+      </w:pPr>
+      <w:r>
+        <w:t>Teacher reasoning · W4</w:t>
+      </w:r>
+    </w:p>
+    <w:p>
+      <w:pPr>
+        <w:spacing w:line="336" w:lineRule="auto" w:after="180"/>
+        <w:shd w:fill="F1F6FC"/>
+      </w:pPr>
+      <w:r>
+        <w:rPr>
+          <w:b w:val="0"/>
+        </w:rPr>
+        <w:t xml:space="preserve">trays = 3; per_tray = 7; tiles = trays * per_tray; print(tiles), on separate lines. </w:t>
+      </w:r>
+      <w:r>
+        <w:rPr>
+          <w:b/>
+        </w:rPr>
+        <w:t>Output</w:t>
+      </w:r>
+      <w:r>
+        <w:rPr>
+          <w:b w:val="0"/>
+        </w:rPr>
+        <w:t>s 21 and then 0. Zero trays contain zero tiles. Addition would give 10 then 7, not the number in equal groups.</w:t>
+      </w:r>
+    </w:p>
+    <w:p>
+      <w:pPr>
+        <w:pStyle w:val="Heading3"/>
+      </w:pPr>
+      <w:r>
         <w:t>W5 Keep an honest conclusion</w:t>
       </w:r>
     </w:p>
     <w:p>
-      <w:r>
-        <w:t>Explain the difference between a successful run and a correct calculation. State one limit of this program and what you would keep so another person can check your work.</w:t>
-      </w:r>
-    </w:p>
-    <w:p>
-      <w:r>
-        <w:t>A successful run means the execution finished without a reported error; correctness requires matching the stated total-count rule. The script assumes supplied whole nonnegative quantities and does not validate arbitrary input. Keep source, quantities, expected and actual output and whether it was run or traced.</w:t>
-      </w:r>
-    </w:p>
-    <w:p>
       <w:pPr>
         <w:pStyle w:val="Heading3"/>
       </w:pPr>
       <w:r>
+        <w:t>Workbook question · W5</w:t>
+      </w:r>
+    </w:p>
+    <w:p>
+      <w:pPr>
+        <w:spacing w:line="336" w:lineRule="auto" w:after="180"/>
+        <w:shd w:fill="F5F1FB"/>
+      </w:pPr>
+      <w:r>
+        <w:rPr>
+          <w:b w:val="0"/>
+        </w:rPr>
+        <w:t xml:space="preserve">Explain the difference between a successful run and a correct calculation. State one limit of this </w:t>
+      </w:r>
+      <w:r>
+        <w:rPr>
+          <w:b/>
+        </w:rPr>
+        <w:t>program</w:t>
+      </w:r>
+      <w:r>
+        <w:rPr>
+          <w:b w:val="0"/>
+        </w:rPr>
+        <w:t xml:space="preserve"> and what you would keep so another person can check your work.</w:t>
+      </w:r>
+    </w:p>
+    <w:p>
+      <w:pPr>
+        <w:pStyle w:val="Heading3"/>
+      </w:pPr>
+      <w:r>
+        <w:t>Teacher reasoning · W5</w:t>
+      </w:r>
+    </w:p>
+    <w:p>
+      <w:pPr>
+        <w:spacing w:line="336" w:lineRule="auto" w:after="180"/>
+        <w:shd w:fill="F1F6FC"/>
+      </w:pPr>
+      <w:r>
+        <w:rPr>
+          <w:b w:val="0"/>
+        </w:rPr>
+        <w:t xml:space="preserve">A successful run means the execution finished without a reported error; correctness requires matching the stated total-count rule. The script assumes supplied whole nonnegative quantities and does not validate arbitrary </w:t>
+      </w:r>
+      <w:r>
+        <w:rPr>
+          <w:b/>
+        </w:rPr>
+        <w:t>input</w:t>
+      </w:r>
+      <w:r>
+        <w:rPr>
+          <w:b w:val="0"/>
+        </w:rPr>
+        <w:t>.</w:t>
+      </w:r>
+    </w:p>
+    <w:p>
+      <w:pPr>
+        <w:spacing w:line="336" w:lineRule="auto" w:after="180"/>
+        <w:shd w:fill="F1F6FC"/>
+      </w:pPr>
+      <w:r>
+        <w:rPr>
+          <w:b w:val="0"/>
+        </w:rPr>
+        <w:t xml:space="preserve">Keep source, quantities, expected and actual </w:t>
+      </w:r>
+      <w:r>
+        <w:rPr>
+          <w:b/>
+        </w:rPr>
+        <w:t>output</w:t>
+      </w:r>
+      <w:r>
+        <w:rPr>
+          <w:b w:val="0"/>
+        </w:rPr>
+        <w:t xml:space="preserve"> and whether it was run or traced.</w:t>
+      </w:r>
+    </w:p>
+    <w:p>
+      <w:pPr>
+        <w:pStyle w:val="Heading3"/>
+      </w:pPr>
+      <w:r>
         <w:t>Assess independent transfer</w:t>
       </w:r>
     </w:p>
     <w:p>
-      <w:r>
-        <w:t>Selected case: A fictional shelf has 3 trays of 7 tiles each. Write a four-line Python script using trays, per_tray and tiles. Predict its output. Then change only trays to 0 and predict again. Explain why adding the two quantities is wrong.</w:t>
-      </w:r>
-    </w:p>
-    <w:p>
       <w:pPr>
         <w:pStyle w:val="Heading3"/>
       </w:pPr>
       <w:r>
+        <w:t>Independent question · withhold the key</w:t>
+      </w:r>
+    </w:p>
+    <w:p>
+      <w:pPr>
+        <w:spacing w:line="336" w:lineRule="auto" w:after="180"/>
+        <w:shd w:fill="F5F1FB"/>
+      </w:pPr>
+      <w:r>
+        <w:rPr>
+          <w:b w:val="0"/>
+        </w:rPr>
+        <w:t xml:space="preserve">Selected case: A fictional shelf has 3 trays of 7 tiles each. Write a four-line Python script using trays, per_tray and tiles. Predict its </w:t>
+      </w:r>
+      <w:r>
+        <w:rPr>
+          <w:b/>
+        </w:rPr>
+        <w:t>output</w:t>
+      </w:r>
+      <w:r>
+        <w:rPr>
+          <w:b w:val="0"/>
+        </w:rPr>
+        <w:t>. Then change only trays to 0 and predict again.</w:t>
+      </w:r>
+    </w:p>
+    <w:p>
+      <w:pPr>
+        <w:spacing w:line="336" w:lineRule="auto" w:after="180"/>
+        <w:shd w:fill="F5F1FB"/>
+      </w:pPr>
+      <w:r>
+        <w:rPr>
+          <w:b w:val="0"/>
+        </w:rPr>
+        <w:t>Explain why adding the two quantities is wrong.</w:t>
+      </w:r>
+    </w:p>
+    <w:p>
+      <w:pPr>
+        <w:pStyle w:val="Heading3"/>
+      </w:pPr>
+      <w:r>
         <w:t>Selected case answer</w:t>
       </w:r>
     </w:p>
     <w:p>
-      <w:r>
-        <w:t>trays = 3; per_tray = 7; tiles = trays * per_tray; print(tiles), on separate lines. Outputs 21 and then 0. Zero trays contain zero tiles. Addition would give 10 then 7, not the number in equal groups.</w:t>
+      <w:pPr>
+        <w:pStyle w:val="Heading3"/>
+      </w:pPr>
+      <w:r>
+        <w:t>Teacher key · Selected case answer</w:t>
+      </w:r>
+    </w:p>
+    <w:p>
+      <w:pPr>
+        <w:spacing w:line="336" w:lineRule="auto" w:after="180"/>
+        <w:shd w:fill="F1F6FC"/>
+      </w:pPr>
+      <w:r>
+        <w:rPr>
+          <w:b w:val="0"/>
+        </w:rPr>
+        <w:t xml:space="preserve">trays = 3; per_tray = 7; tiles = trays * per_tray; print(tiles), on separate lines. </w:t>
+      </w:r>
+      <w:r>
+        <w:rPr>
+          <w:b/>
+        </w:rPr>
+        <w:t>Output</w:t>
+      </w:r>
+      <w:r>
+        <w:rPr>
+          <w:b w:val="0"/>
+        </w:rPr>
+        <w:t>s 21 and then 0. Zero trays contain zero tiles. Addition would give 10 then 7, not the number in equal groups.</w:t>
       </w:r>
     </w:p>
     <w:tbl>
@@ -2637,21 +4671,77 @@
       </w:tr>
     </w:tbl>
     <w:p>
-      <w:r>
-        <w:t>Record each dimension as not yet, with support, or independent. Accept a valid alternative procedure with a defensible trace. Do not penalise an honestly recorded model failure if the learner correctly explains its evidence and limits.</w:t>
-      </w:r>
-    </w:p>
-    <w:p>
       <w:pPr>
         <w:pStyle w:val="Heading3"/>
       </w:pPr>
       <w:r>
+        <w:t>Teacher key · Selected case answer</w:t>
+      </w:r>
+    </w:p>
+    <w:p>
+      <w:pPr>
+        <w:spacing w:line="336" w:lineRule="auto" w:after="180"/>
+        <w:shd w:fill="F1F6FC"/>
+      </w:pPr>
+      <w:r>
+        <w:rPr>
+          <w:b w:val="0"/>
+        </w:rPr>
+        <w:t>Record each dimension as not yet, with support, or independent. Accept a valid alternative procedure with a defensible trace.</w:t>
+      </w:r>
+    </w:p>
+    <w:p>
+      <w:pPr>
+        <w:spacing w:line="336" w:lineRule="auto" w:after="180"/>
+        <w:shd w:fill="F1F6FC"/>
+      </w:pPr>
+      <w:r>
+        <w:rPr>
+          <w:b w:val="0"/>
+        </w:rPr>
+        <w:t xml:space="preserve">Do not penalise an honestly recorded model failure if the learner correctly explains its </w:t>
+      </w:r>
+      <w:r>
+        <w:rPr>
+          <w:b/>
+        </w:rPr>
+        <w:t>evidence</w:t>
+      </w:r>
+      <w:r>
+        <w:rPr>
+          <w:b w:val="0"/>
+        </w:rPr>
+        <w:t xml:space="preserve"> and limits.</w:t>
+      </w:r>
+    </w:p>
+    <w:p>
+      <w:pPr>
+        <w:pStyle w:val="Heading3"/>
+      </w:pPr>
+      <w:r>
         <w:t>Feedback that the learner uses</w:t>
       </w:r>
     </w:p>
     <w:p>
-      <w:r>
-        <w:t>Name the earliest unsupported step and give one action to repair it. Have the learner make that repair now and explain why. Then assess the relevant skill on a fresh, fully specified case. Confirm it was not previously practised with feedback; solve and check the new case before assigning it. A follow-up design prompt is a starting brief, not automatically an equivalent test.</w:t>
+      <w:pPr>
+        <w:spacing w:line="336" w:lineRule="auto" w:after="180"/>
+      </w:pPr>
+      <w:r>
+        <w:rPr>
+          <w:b w:val="0"/>
+        </w:rPr>
+        <w:t>Name the earliest unsupported step and give one action to repair it. Have the learner make that repair now and explain why. Then assess the relevant skill on a fresh, fully specified case.</w:t>
+      </w:r>
+    </w:p>
+    <w:p>
+      <w:pPr>
+        <w:spacing w:line="336" w:lineRule="auto" w:after="180"/>
+      </w:pPr>
+      <w:r>
+        <w:rPr>
+          <w:b w:val="0"/>
+        </w:rPr>
+        <w:t>Confirm it was not previously practised with feedback; solve and check the new case before assigning it. A follow-up design prompt is a starting brief, not automatically an equivalent test.</w:t>
       </w:r>
     </w:p>
     <w:p>
@@ -2663,11 +4753,62 @@
       </w:r>
     </w:p>
     <w:p>
+      <w:r>
+        <w:t>Connect Precision in Algorithms to Transparent Book Recommender, adapt support and plan a later changed-case check.</w:t>
+      </w:r>
+    </w:p>
+    <w:p>
       <w:pPr>
         <w:pStyle w:val="Heading3"/>
       </w:pPr>
       <w:r>
-        <w:t>Connect and extend learning</w:t>
+        <w:t>Transparent Book Recommender</w:t>
+      </w:r>
+    </w:p>
+    <w:p>
+      <w:pPr>
+        <w:spacing w:line="336" w:lineRule="auto" w:after="180"/>
+      </w:pPr>
+      <w:r>
+        <w:rPr>
+          <w:b w:val="0"/>
+        </w:rPr>
+        <w:t>Write exact scoring steps so two people rank the same book the same way.</w:t>
+      </w:r>
+    </w:p>
+    <w:p>
+      <w:pPr>
+        <w:spacing w:line="336" w:lineRule="auto" w:after="180"/>
+      </w:pPr>
+      <w:r>
+        <w:rPr>
+          <w:b w:val="0"/>
+        </w:rPr>
+        <w:t xml:space="preserve">Keep the decision, </w:t>
+      </w:r>
+      <w:r>
+        <w:rPr>
+          <w:b/>
+        </w:rPr>
+        <w:t>input</w:t>
+      </w:r>
+      <w:r>
+        <w:rPr>
+          <w:b w:val="0"/>
+        </w:rPr>
+        <w:t xml:space="preserve">, result, explanation and remaining limitation in the project </w:t>
+      </w:r>
+      <w:r>
+        <w:rPr>
+          <w:b/>
+        </w:rPr>
+        <w:t>evidence</w:t>
+      </w:r>
+      <w:r>
+        <w:rPr>
+          <w:b w:val="0"/>
+        </w:rPr>
+        <w:t xml:space="preserve"> record. Retrieve this record next week rather than restarting the project.</w:t>
       </w:r>
     </w:p>
     <w:p>
@@ -2675,17 +4816,18 @@
         <w:pStyle w:val="Heading3"/>
       </w:pPr>
       <w:r>
-        <w:t>Transparent Book Recommender</w:t>
-      </w:r>
-    </w:p>
-    <w:p>
-      <w:r>
-        <w:t>Write exact scoring steps so two people rank the same book the same way.</w:t>
-      </w:r>
-    </w:p>
-    <w:p>
-      <w:r>
-        <w:t>Keep the decision, input, result, explanation and remaining limitation in the project evidence record. Retrieve this record next week rather than restarting the project.</w:t>
+        <w:t>Support and stretch</w:t>
+      </w:r>
+    </w:p>
+    <w:p>
+      <w:pPr>
+        <w:spacing w:line="336" w:lineRule="auto" w:after="180"/>
+      </w:pPr>
+      <w:r>
+        <w:rPr>
+          <w:b w:val="0"/>
+        </w:rPr>
+        <w:t>Trace one record or condition at a time with counters and labelled columns. Stretch: introduce a tie, boundary or missing field and declare its handling policy before rerunning.</w:t>
       </w:r>
     </w:p>
     <w:p>
@@ -2693,12 +4835,30 @@
         <w:pStyle w:val="Heading3"/>
       </w:pPr>
       <w:r>
-        <w:t>Support and stretch</w:t>
-      </w:r>
-    </w:p>
-    <w:p>
-      <w:r>
-        <w:t>Trace one record or condition at a time with counters and labelled columns. Stretch: introduce a tie, boundary or missing field and declare its handling policy before rerunning.</w:t>
+        <w:t>Exit reflection</w:t>
+      </w:r>
+    </w:p>
+    <w:p>
+      <w:pPr>
+        <w:spacing w:line="336" w:lineRule="auto" w:after="180"/>
+      </w:pPr>
+      <w:r>
+        <w:rPr>
+          <w:b w:val="0"/>
+        </w:rPr>
+        <w:t xml:space="preserve">Ask for one decision the learner can now justify and one situation requiring more </w:t>
+      </w:r>
+      <w:r>
+        <w:rPr>
+          <w:b/>
+        </w:rPr>
+        <w:t>evidence</w:t>
+      </w:r>
+      <w:r>
+        <w:rPr>
+          <w:b w:val="0"/>
+        </w:rPr>
+        <w:t xml:space="preserve"> or human review. Confidence ratings are separate from correct independent performance.</w:t>
       </w:r>
     </w:p>
     <w:p>
@@ -2706,12 +4866,30 @@
         <w:pStyle w:val="Heading3"/>
       </w:pPr>
       <w:r>
-        <w:t>Exit reflection</w:t>
-      </w:r>
-    </w:p>
-    <w:p>
-      <w:r>
-        <w:t>Ask for one decision the learner can now justify and one situation requiring more evidence or human review. Confidence ratings are separate from correct independent performance.</w:t>
+        <w:t>Bridge to the next week</w:t>
+      </w:r>
+    </w:p>
+    <w:p>
+      <w:pPr>
+        <w:spacing w:line="336" w:lineRule="auto" w:after="180"/>
+      </w:pPr>
+      <w:r>
+        <w:rPr>
+          <w:b w:val="0"/>
+        </w:rPr>
+        <w:t xml:space="preserve">Next: Week 2: Decompose a Goal. Retrieve today’s </w:t>
+      </w:r>
+      <w:r>
+        <w:rPr>
+          <w:b/>
+        </w:rPr>
+        <w:t>evidence</w:t>
+      </w:r>
+      <w:r>
+        <w:rPr>
+          <w:b w:val="0"/>
+        </w:rPr>
+        <w:t xml:space="preserve"> and identify what carries forward and what is new.</w:t>
       </w:r>
     </w:p>
     <w:p>
@@ -2719,12 +4897,98 @@
         <w:pStyle w:val="Heading3"/>
       </w:pPr>
       <w:r>
-        <w:t>Bridge to the next week</w:t>
-      </w:r>
-    </w:p>
-    <w:p>
-      <w:r>
-        <w:t>Next: Week 2: Decompose a Goal. Retrieve today’s evidence and identify what carries forward and what is new.</w:t>
+        <w:t>Support and fresh reassessment</w:t>
+      </w:r>
+    </w:p>
+    <w:p>
+      <w:pPr>
+        <w:spacing w:line="336" w:lineRule="auto" w:after="180"/>
+      </w:pPr>
+      <w:r>
+        <w:rPr>
+          <w:b w:val="0"/>
+        </w:rPr>
+        <w:t>Offer four separate line cards, a source/</w:t>
+      </w:r>
+      <w:r>
+        <w:rPr>
+          <w:b/>
+        </w:rPr>
+        <w:t>output</w:t>
+      </w:r>
+      <w:r>
+        <w:rPr>
+          <w:b w:val="0"/>
+        </w:rPr>
+        <w:t xml:space="preserve"> label and a multiplication sketch. Allow a paper trace when devices are unavailable, with execution practice still pending.</w:t>
+      </w:r>
+    </w:p>
+    <w:p>
+      <w:pPr>
+        <w:spacing w:line="336" w:lineRule="auto" w:after="180"/>
+      </w:pPr>
+      <w:r>
+        <w:rPr>
+          <w:b w:val="0"/>
+        </w:rPr>
+        <w:t xml:space="preserve">Do not supply the independent transfer numbers’ answers. Extension: explain why a plus-sign version can accidentally agree with multiplication for two packs of two, and why one passing example is weak </w:t>
+      </w:r>
+      <w:r>
+        <w:rPr>
+          <w:b/>
+        </w:rPr>
+        <w:t>evidence</w:t>
+      </w:r>
+      <w:r>
+        <w:rPr>
+          <w:b w:val="0"/>
+        </w:rPr>
+        <w:t>.</w:t>
+      </w:r>
+    </w:p>
+    <w:p>
+      <w:pPr>
+        <w:spacing w:line="336" w:lineRule="auto" w:after="180"/>
+      </w:pPr>
+      <w:r>
+        <w:rPr>
+          <w:b w:val="0"/>
+        </w:rPr>
+        <w:t xml:space="preserve">W4 must give a complete ordered script and explain </w:t>
+      </w:r>
+      <w:r>
+        <w:rPr>
+          <w:b/>
+        </w:rPr>
+        <w:t>output</w:t>
+      </w:r>
+      <w:r>
+        <w:rPr>
+          <w:b w:val="0"/>
+        </w:rPr>
+        <w:t>s 21 and 0 using equal groups. Distinguish an independent paper trace from successful use of the editor; record both skills separately.</w:t>
+      </w:r>
+    </w:p>
+    <w:p>
+      <w:pPr>
+        <w:spacing w:line="336" w:lineRule="auto" w:after="180"/>
+      </w:pPr>
+      <w:r>
+        <w:rPr>
+          <w:b w:val="0"/>
+        </w:rPr>
+        <w:t>After support, retry with 2 boxes of 9 pencils, then 0 boxes: 18 and 0. Ask for the print line and why it follows the calculation.</w:t>
+      </w:r>
+    </w:p>
+    <w:p>
+      <w:pPr>
+        <w:spacing w:line="336" w:lineRule="auto" w:after="180"/>
+      </w:pPr>
+      <w:r>
+        <w:rPr>
+          <w:b w:val="0"/>
+        </w:rPr>
+        <w:t>Week 2 studies values, variable names and types, including the difference between numeric data and text.</w:t>
       </w:r>
     </w:p>
     <w:p>
@@ -2732,40 +4996,40 @@
         <w:pStyle w:val="Heading3"/>
       </w:pPr>
       <w:r>
-        <w:t>Support and fresh reassessment</w:t>
-      </w:r>
-    </w:p>
-    <w:p>
-      <w:r>
-        <w:t>Offer four separate line cards, a source/output label and a multiplication sketch. Allow a paper trace when devices are unavailable, with execution practice still pending. Do not supply the independent transfer numbers’ answers. Extension: explain why a plus-sign version can accidentally agree with multiplication for two packs of two, and why one passing example is weak evidence.</w:t>
-      </w:r>
-    </w:p>
-    <w:p>
-      <w:r>
-        <w:t>W4 must give a complete ordered script and explain outputs 21 and 0 using equal groups. Distinguish an independent paper trace from successful use of the editor; record both skills separately. After support, retry with 2 boxes of 9 pencils, then 0 boxes: 18 and 0. Ask for the print line and why it follows the calculation.</w:t>
-      </w:r>
-    </w:p>
-    <w:p>
-      <w:r>
-        <w:t>Week 2 studies values, variable names and types, including the difference between numeric data and text.</w:t>
-      </w:r>
-    </w:p>
-    <w:p>
-      <w:pPr>
-        <w:pStyle w:val="Heading3"/>
-      </w:pPr>
-      <w:r>
         <w:t>Plan the delayed return</w:t>
       </w:r>
     </w:p>
     <w:p>
-      <w:r>
+      <w:pPr>
+        <w:spacing w:line="336" w:lineRule="auto" w:after="180"/>
+      </w:pPr>
+      <w:r>
+        <w:rPr>
+          <w:b w:val="0"/>
+        </w:rPr>
         <w:t>Suggested return points in this level: ai-2/2, ai-2/4, ai-2/7. Use actual classroom dates, adjusting for holidays and gaps. One, three and six teaching weeks are scheduling choices, not a claimed optimal spacing.</w:t>
       </w:r>
     </w:p>
     <w:p>
-      <w:r>
-        <w:t>At a delayed check, ask for the idea from memory and a changed application. Compare with the earlier independent response and record support used. For a new level, revisit the previous capstone before checking the new prerequisites.</w:t>
+      <w:pPr>
+        <w:spacing w:line="336" w:lineRule="auto" w:after="180"/>
+      </w:pPr>
+      <w:r>
+        <w:rPr>
+          <w:b w:val="0"/>
+        </w:rPr>
+        <w:t>At a delayed check, ask for the idea from memory and a changed application. Compare with the earlier independent response and record support used.</w:t>
+      </w:r>
+    </w:p>
+    <w:p>
+      <w:pPr>
+        <w:spacing w:line="336" w:lineRule="auto" w:after="180"/>
+      </w:pPr>
+      <w:r>
+        <w:rPr>
+          <w:b w:val="0"/>
+        </w:rPr>
+        <w:t>For a new level, revisit the previous capstone before checking the new prerequisites.</w:t>
       </w:r>
     </w:p>
     <w:tbl>
@@ -2925,8 +5189,26 @@
       </w:tr>
     </w:tbl>
     <w:p>
-      <w:r>
-        <w:t>Use the evidence to choose reteaching or the next step. A completed page, confidence rating or attractive project does not by itself demonstrate understanding.</w:t>
+      <w:pPr>
+        <w:spacing w:line="336" w:lineRule="auto" w:after="180"/>
+      </w:pPr>
+      <w:r>
+        <w:rPr>
+          <w:b w:val="0"/>
+        </w:rPr>
+        <w:t xml:space="preserve">Use the </w:t>
+      </w:r>
+      <w:r>
+        <w:rPr>
+          <w:b/>
+        </w:rPr>
+        <w:t>evidence</w:t>
+      </w:r>
+      <w:r>
+        <w:rPr>
+          <w:b w:val="0"/>
+        </w:rPr>
+        <w:t xml:space="preserve"> to choose reteaching or the next step. A completed page, confidence rating or attractive project does not by itself demonstrate understanding.</w:t>
       </w:r>
     </w:p>
     <w:p>
@@ -2938,7 +5220,13 @@
       </w:r>
     </w:p>
     <w:p>
-      <w:r>
+      <w:pPr>
+        <w:spacing w:line="336" w:lineRule="auto" w:after="180"/>
+      </w:pPr>
+      <w:r>
+        <w:rPr>
+          <w:b w:val="0"/>
+        </w:rPr>
         <w:t>Use small predicted traces when translating the Transparent Book Recommender’s paper logic into code.</w:t>
       </w:r>
     </w:p>
@@ -2952,12 +5240,50 @@
     </w:p>
     <w:p>
       <w:r>
+        <w:t>Use this preparation summary alongside the detailed Precision in Algorithms lesson; it is a checklist rather than a replacement for the full sequence.</w:t>
+      </w:r>
+    </w:p>
+    <w:p>
+      <w:pPr>
+        <w:pStyle w:val="Heading3"/>
+      </w:pPr>
+      <w:r>
+        <w:t>Teaching target</w:t>
+      </w:r>
+    </w:p>
+    <w:p>
+      <w:pPr>
+        <w:spacing w:line="336" w:lineRule="auto" w:after="180"/>
+        <w:shd w:fill="EDF7F3"/>
+      </w:pPr>
+      <w:r>
+        <w:rPr>
+          <w:b w:val="0"/>
+        </w:rPr>
         <w:t>Teaching target: Translate a short paper calculation into a Python script</w:t>
       </w:r>
     </w:p>
     <w:p>
-      <w:r>
-        <w:t>Prepare the labelled worked-case picture, the matching workbook, fictional input cards and a place for individual responses. No paid AI account is required for the paper reasoning activities.</w:t>
+      <w:pPr>
+        <w:spacing w:line="336" w:lineRule="auto" w:after="180"/>
+      </w:pPr>
+      <w:r>
+        <w:rPr>
+          <w:b w:val="0"/>
+        </w:rPr>
+        <w:t xml:space="preserve">Prepare the labelled worked-case picture, the matching workbook, fictional </w:t>
+      </w:r>
+      <w:r>
+        <w:rPr>
+          <w:b/>
+        </w:rPr>
+        <w:t>input</w:t>
+      </w:r>
+      <w:r>
+        <w:rPr>
+          <w:b w:val="0"/>
+        </w:rPr>
+        <w:t xml:space="preserve"> cards and a place for individual responses. No paid AI account is required for the paper reasoning activities.</w:t>
       </w:r>
     </w:p>
     <w:tbl>
@@ -3104,37 +5430,243 @@
       </w:tr>
     </w:tbl>
     <w:p>
-      <w:r>
-        <w:t>Before class, solve the supported practice: Make records for 4 packs of 6, then 5 packs of 6. Predict before running. Record actual output, any error and what changed. If working on paper, label both results as traces.</w:t>
-      </w:r>
-    </w:p>
-    <w:p>
-      <w:r>
-        <w:t>Reasoned practice answer: Expected 24 then 30. Accept actual errors with an accurate account; do not replace observations. Record the changed pack count, saved file and run or trace status. Two matching cases do not show all inputs are handled.</w:t>
-      </w:r>
-    </w:p>
-    <w:p>
-      <w:r>
-        <w:t>Check every learner before discussion: Use the worked case for From a paper algorithm to Python. Proposed explanation: “An equals sign displays the answer”. Decide whether this explanation is supported. Point to the step or supplied fact that decides; explain your repair if needed.</w:t>
-      </w:r>
-    </w:p>
-    <w:p>
-      <w:r>
-        <w:t>Misconception repair: Assignment binds a name; print produces the displayed output.</w:t>
-      </w:r>
-    </w:p>
-    <w:p>
-      <w:r>
-        <w:t>Support: read the exact case aloud, enlarge the labelled picture, supply input cards and model only the first deciding step. Accept a spoken explanation or drawing; retain the reasoning goal.</w:t>
-      </w:r>
-    </w:p>
-    <w:p>
-      <w:r>
-        <w:t>Extension: Set boxes=0, keeping the two loose books. Require a prediction and a reason before comparing. Expected result: The printed result is 2. Reason: 0×5+2=2; there is no rule saying zero boxes means zero loose books.</w:t>
-      </w:r>
-    </w:p>
-    <w:p>
-      <w:r>
+      <w:pPr>
+        <w:spacing w:line="336" w:lineRule="auto" w:after="180"/>
+      </w:pPr>
+      <w:r>
+        <w:rPr>
+          <w:b w:val="0"/>
+        </w:rPr>
+        <w:t xml:space="preserve">Before class, solve the supported practice: Make records for 4 packs of 6, then 5 packs of 6. Predict before running. Record actual </w:t>
+      </w:r>
+      <w:r>
+        <w:rPr>
+          <w:b/>
+        </w:rPr>
+        <w:t>output</w:t>
+      </w:r>
+      <w:r>
+        <w:rPr>
+          <w:b w:val="0"/>
+        </w:rPr>
+        <w:t>, any error and what changed. If working on paper, label both results as traces.</w:t>
+      </w:r>
+    </w:p>
+    <w:p>
+      <w:pPr>
+        <w:pStyle w:val="Heading3"/>
+      </w:pPr>
+      <w:r>
+        <w:t>Supported practice answer</w:t>
+      </w:r>
+    </w:p>
+    <w:p>
+      <w:pPr>
+        <w:spacing w:line="336" w:lineRule="auto" w:after="180"/>
+        <w:shd w:fill="F1F6FC"/>
+      </w:pPr>
+      <w:r>
+        <w:rPr>
+          <w:b w:val="0"/>
+        </w:rPr>
+        <w:t xml:space="preserve">Reasoned practice answer: Expected 24 then 30. Accept actual errors with an accurate account; do not replace </w:t>
+      </w:r>
+      <w:r>
+        <w:rPr>
+          <w:b/>
+        </w:rPr>
+        <w:t>observation</w:t>
+      </w:r>
+      <w:r>
+        <w:rPr>
+          <w:b w:val="0"/>
+        </w:rPr>
+        <w:t>s. Record the changed pack count, saved file and run or trace status.</w:t>
+      </w:r>
+    </w:p>
+    <w:p>
+      <w:pPr>
+        <w:spacing w:line="336" w:lineRule="auto" w:after="180"/>
+        <w:shd w:fill="F1F6FC"/>
+      </w:pPr>
+      <w:r>
+        <w:rPr>
+          <w:b w:val="0"/>
+        </w:rPr>
+        <w:t xml:space="preserve">Two matching cases do not show all </w:t>
+      </w:r>
+      <w:r>
+        <w:rPr>
+          <w:b/>
+        </w:rPr>
+        <w:t>input</w:t>
+      </w:r>
+      <w:r>
+        <w:rPr>
+          <w:b w:val="0"/>
+        </w:rPr>
+        <w:t>s are handled.</w:t>
+      </w:r>
+    </w:p>
+    <w:p>
+      <w:pPr>
+        <w:spacing w:line="336" w:lineRule="auto" w:after="180"/>
+      </w:pPr>
+      <w:r>
+        <w:rPr>
+          <w:b w:val="0"/>
+        </w:rPr>
+        <w:t xml:space="preserve">Check every learner before discussion: Use the worked case for From a paper </w:t>
+      </w:r>
+      <w:r>
+        <w:rPr>
+          <w:b/>
+        </w:rPr>
+        <w:t>algorithm</w:t>
+      </w:r>
+      <w:r>
+        <w:rPr>
+          <w:b w:val="0"/>
+        </w:rPr>
+        <w:t xml:space="preserve"> to Python. Proposed explanation: “An equals sign displays the answer”. Decide whether this explanation is supported.</w:t>
+      </w:r>
+    </w:p>
+    <w:p>
+      <w:pPr>
+        <w:spacing w:line="336" w:lineRule="auto" w:after="180"/>
+      </w:pPr>
+      <w:r>
+        <w:rPr>
+          <w:b w:val="0"/>
+        </w:rPr>
+        <w:t>Point to the step or supplied fact that decides; explain your repair if needed.</w:t>
+      </w:r>
+    </w:p>
+    <w:p>
+      <w:pPr>
+        <w:pStyle w:val="Heading3"/>
+      </w:pPr>
+      <w:r>
+        <w:t>Repair the misconception</w:t>
+      </w:r>
+    </w:p>
+    <w:p>
+      <w:pPr>
+        <w:spacing w:line="336" w:lineRule="auto" w:after="180"/>
+        <w:shd w:fill="FFF5E6"/>
+      </w:pPr>
+      <w:r>
+        <w:rPr>
+          <w:b w:val="0"/>
+        </w:rPr>
+        <w:t xml:space="preserve">Misconception repair: </w:t>
+      </w:r>
+      <w:r>
+        <w:rPr>
+          <w:b/>
+        </w:rPr>
+        <w:t>Assignment</w:t>
+      </w:r>
+      <w:r>
+        <w:rPr>
+          <w:b w:val="0"/>
+        </w:rPr>
+        <w:t xml:space="preserve"> binds a name; print produces the displayed </w:t>
+      </w:r>
+      <w:r>
+        <w:rPr>
+          <w:b/>
+        </w:rPr>
+        <w:t>output</w:t>
+      </w:r>
+      <w:r>
+        <w:rPr>
+          <w:b w:val="0"/>
+        </w:rPr>
+        <w:t>.</w:t>
+      </w:r>
+    </w:p>
+    <w:p>
+      <w:pPr>
+        <w:pStyle w:val="Heading3"/>
+      </w:pPr>
+      <w:r>
+        <w:t>Support without giving away the answer</w:t>
+      </w:r>
+    </w:p>
+    <w:p>
+      <w:pPr>
+        <w:spacing w:line="336" w:lineRule="auto" w:after="180"/>
+        <w:shd w:fill="F1F6F8"/>
+      </w:pPr>
+      <w:r>
+        <w:rPr>
+          <w:b w:val="0"/>
+        </w:rPr>
+        <w:t xml:space="preserve">Support: read the exact case aloud, enlarge the labelled picture, supply </w:t>
+      </w:r>
+      <w:r>
+        <w:rPr>
+          <w:b/>
+        </w:rPr>
+        <w:t>input</w:t>
+      </w:r>
+      <w:r>
+        <w:rPr>
+          <w:b w:val="0"/>
+        </w:rPr>
+        <w:t xml:space="preserve"> cards and model only the first deciding step. Accept a spoken explanation or drawing; retain the reasoning goal.</w:t>
+      </w:r>
+    </w:p>
+    <w:p>
+      <w:pPr>
+        <w:pStyle w:val="Heading3"/>
+      </w:pPr>
+      <w:r>
+        <w:t>Extend the reasoning</w:t>
+      </w:r>
+    </w:p>
+    <w:p>
+      <w:pPr>
+        <w:spacing w:line="336" w:lineRule="auto" w:after="180"/>
+        <w:shd w:fill="F5F1FB"/>
+      </w:pPr>
+      <w:r>
+        <w:rPr>
+          <w:b w:val="0"/>
+        </w:rPr>
+        <w:t xml:space="preserve">Extension: Set boxes=0, keeping the two loose books. Require a </w:t>
+      </w:r>
+      <w:r>
+        <w:rPr>
+          <w:b/>
+        </w:rPr>
+        <w:t>prediction</w:t>
+      </w:r>
+      <w:r>
+        <w:rPr>
+          <w:b w:val="0"/>
+        </w:rPr>
+        <w:t xml:space="preserve"> and a reason before comparing. Expected result: The printed result is 2. Reason: 0×5+2=2; there is no rule saying zero boxes means zero loose books.</w:t>
+      </w:r>
+    </w:p>
+    <w:p>
+      <w:pPr>
+        <w:pStyle w:val="Heading3"/>
+      </w:pPr>
+      <w:r>
+        <w:t>Protect the independent attempt</w:t>
+      </w:r>
+    </w:p>
+    <w:p>
+      <w:pPr>
+        <w:spacing w:line="336" w:lineRule="auto" w:after="180"/>
+        <w:shd w:fill="FFF5E6"/>
+      </w:pPr>
+      <w:r>
+        <w:rPr>
+          <w:b w:val="0"/>
+        </w:rPr>
         <w:t>Independent assessment: withhold the reserved answer until the learner has attempted the new case. Record support separately from correctness.</w:t>
       </w:r>
     </w:p>
@@ -3323,13 +5855,58 @@
       </w:tr>
     </w:tbl>
     <w:p>
-      <w:r>
-        <w:t>Project checkpoint: Frame the need. Name the user, the problem, allowed inputs and a safe simple starting method.</w:t>
-      </w:r>
-    </w:p>
-    <w:p>
-      <w:r>
-        <w:t>Use the weekly teacher answer for topic-specific reasoning. A saved progress tick is an activity record; judge mastery from the learner’s explanation and evidence.</w:t>
+      <w:pPr>
+        <w:pStyle w:val="Heading3"/>
+      </w:pPr>
+      <w:r>
+        <w:t>Project checkpoint</w:t>
+      </w:r>
+    </w:p>
+    <w:p>
+      <w:pPr>
+        <w:spacing w:line="336" w:lineRule="auto" w:after="180"/>
+        <w:shd w:fill="EDF7F3"/>
+      </w:pPr>
+      <w:r>
+        <w:rPr>
+          <w:b w:val="0"/>
+        </w:rPr>
+        <w:t xml:space="preserve">Project checkpoint: Frame the need. Name the user, the problem, allowed </w:t>
+      </w:r>
+      <w:r>
+        <w:rPr>
+          <w:b/>
+        </w:rPr>
+        <w:t>input</w:t>
+      </w:r>
+      <w:r>
+        <w:rPr>
+          <w:b w:val="0"/>
+        </w:rPr>
+        <w:t>s and a safe simple starting method.</w:t>
+      </w:r>
+    </w:p>
+    <w:p>
+      <w:pPr>
+        <w:spacing w:line="336" w:lineRule="auto" w:after="180"/>
+      </w:pPr>
+      <w:r>
+        <w:rPr>
+          <w:b w:val="0"/>
+        </w:rPr>
+        <w:t xml:space="preserve">Use the weekly teacher answer for topic-specific reasoning. A saved progress tick is an activity record; judge mastery from the learner’s explanation and </w:t>
+      </w:r>
+      <w:r>
+        <w:rPr>
+          <w:b/>
+        </w:rPr>
+        <w:t>evidence</w:t>
+      </w:r>
+      <w:r>
+        <w:rPr>
+          <w:b w:val="0"/>
+        </w:rPr>
+        <w:t>.</w:t>
       </w:r>
     </w:p>
     <w:p>
@@ -3342,27 +5919,900 @@
     </w:p>
     <w:p>
       <w:r>
-        <w:t>Use the two formative questions as supported practice, not as independent mastery scores. Discuss the deciding evidence rather than accepting a guessed selection.</w:t>
-      </w:r>
-    </w:p>
-    <w:p>
-      <w:r>
+        <w:t>Use feedback, earlier review and portfolios purposefully. Apply the coding routine only when this lesson has an executable lab.</w:t>
+      </w:r>
+    </w:p>
+    <w:p>
+      <w:pPr>
+        <w:spacing w:line="336" w:lineRule="auto" w:after="180"/>
+      </w:pPr>
+      <w:r>
+        <w:rPr>
+          <w:b w:val="0"/>
+        </w:rPr>
+        <w:t xml:space="preserve">Use the two formative questions as supported practice, not as independent mastery scores. Discuss the deciding </w:t>
+      </w:r>
+      <w:r>
+        <w:rPr>
+          <w:b/>
+        </w:rPr>
+        <w:t>evidence</w:t>
+      </w:r>
+      <w:r>
+        <w:rPr>
+          <w:b w:val="0"/>
+        </w:rPr>
+        <w:t xml:space="preserve"> rather than accepting a guessed selection.</w:t>
+      </w:r>
+    </w:p>
+    <w:p>
+      <w:pPr>
+        <w:spacing w:line="336" w:lineRule="auto" w:after="180"/>
+      </w:pPr>
+      <w:r>
+        <w:rPr>
+          <w:b w:val="0"/>
+        </w:rPr>
         <w:t>The feedback comes from the reviewed public worked case. Do not reveal the separately reserved independent teacher answer until the learner has attempted that case.</w:t>
       </w:r>
     </w:p>
     <w:p>
-      <w:r>
-        <w:t>Ask students to predict before running code. Preserve errors and actual outputs; collect a changed test and an explanation. The branch-boundary and indexing lessons deliberately include failure cases.</w:t>
-      </w:r>
-    </w:p>
-    <w:p>
-      <w:r>
+      <w:pPr>
+        <w:spacing w:line="336" w:lineRule="auto" w:after="180"/>
+      </w:pPr>
+      <w:r>
+        <w:rPr>
+          <w:b w:val="0"/>
+        </w:rPr>
+        <w:t xml:space="preserve">Ask students to predict before running code. Preserve errors and actual </w:t>
+      </w:r>
+      <w:r>
+        <w:rPr>
+          <w:b/>
+        </w:rPr>
+        <w:t>output</w:t>
+      </w:r>
+      <w:r>
+        <w:rPr>
+          <w:b w:val="0"/>
+        </w:rPr>
+        <w:t>s; collect a changed test and an explanation. The branch-boundary and indexing lessons deliberately include failure cases.</w:t>
+      </w:r>
+    </w:p>
+    <w:p>
+      <w:pPr>
+        <w:spacing w:line="336" w:lineRule="auto" w:after="180"/>
+      </w:pPr>
+      <w:r>
+        <w:rPr>
+          <w:b w:val="0"/>
+        </w:rPr>
         <w:t>Use the earlier worked-explanation links to address a specific missing building block, then return to the current question. Adapt this suggestion after observing the learner; it is not an automatic diagnosis.</w:t>
       </w:r>
     </w:p>
     <w:p>
-      <w:r>
-        <w:t>Collect the completed-work portfolio as evidence. Record support separately from correctness, and assess explanation, trace/test and limitations. Progress ticks and quiz selections alone do not establish mastery.</w:t>
+      <w:pPr>
+        <w:spacing w:line="336" w:lineRule="auto" w:after="180"/>
+      </w:pPr>
+      <w:r>
+        <w:rPr>
+          <w:b w:val="0"/>
+        </w:rPr>
+        <w:t xml:space="preserve">Collect the completed-work portfolio as </w:t>
+      </w:r>
+      <w:r>
+        <w:rPr>
+          <w:b/>
+        </w:rPr>
+        <w:t>evidence</w:t>
+      </w:r>
+      <w:r>
+        <w:rPr>
+          <w:b w:val="0"/>
+        </w:rPr>
+        <w:t>. Record support separately from correctness, and assess explanation, trace/test and limitations. Progress ticks and quiz selections alone do not establish mastery.</w:t>
+      </w:r>
+    </w:p>
+    <w:p>
+      <w:pPr>
+        <w:pStyle w:val="Heading1"/>
+      </w:pPr>
+      <w:r>
+        <w:t>09. Visual concept journey</w:t>
+      </w:r>
+    </w:p>
+    <w:p>
+      <w:r>
+        <w:t>Show one Precision in Algorithms graphic at a time, request a prediction and discuss its trace before the independent assessment.</w:t>
+      </w:r>
+    </w:p>
+    <w:p>
+      <w:pPr>
+        <w:spacing w:line="336" w:lineRule="auto" w:after="180"/>
+      </w:pPr>
+      <w:r>
+        <w:rPr>
+          <w:b w:val="0"/>
+        </w:rPr>
+        <w:t xml:space="preserve">Use one picture at a time. Hide a worked result before asking for a </w:t>
+      </w:r>
+      <w:r>
+        <w:rPr>
+          <w:b/>
+        </w:rPr>
+        <w:t>prediction</w:t>
+      </w:r>
+      <w:r>
+        <w:rPr>
+          <w:b w:val="0"/>
+        </w:rPr>
+        <w:t>, then reveal it for feedback. These are supported teaching cases; retain the separate independent assessment for a fresh first attempt.</w:t>
+      </w:r>
+    </w:p>
+    <w:p>
+      <w:pPr>
+        <w:pStyle w:val="Heading3"/>
+      </w:pPr>
+      <w:r>
+        <w:t>01. Precision in Algorithms: the case</w:t>
+      </w:r>
+    </w:p>
+    <w:p>
+      <w:r>
+        <w:drawing>
+          <wp:inline xmlns:a="http://schemas.openxmlformats.org/drawingml/2006/main" xmlns:pic="http://schemas.openxmlformats.org/drawingml/2006/picture">
+            <wp:extent cx="5486400" cy="2834640"/>
+            <wp:docPr id="2" name="Picture 2" descr="A fictional book-box counter has three boxes with five books each and two loose books. Supplied facts: Python instructions: boxes=3; total=boxes*5; total=total+2; print(total). Run the instructions in this order with ordinary integer arithmetic."/>
+            <wp:cNvGraphicFramePr>
+              <a:graphicFrameLocks noChangeAspect="1"/>
+            </wp:cNvGraphicFramePr>
+            <a:graphic>
+              <a:graphicData uri="http://schemas.openxmlformats.org/drawingml/2006/picture">
+                <pic:pic>
+                  <pic:nvPicPr>
+                    <pic:cNvPr id="0" name="academy-story-ai-2-1-01.png"/>
+                    <pic:cNvPicPr/>
+                  </pic:nvPicPr>
+                  <pic:blipFill>
+                    <a:blip r:embed="rId10"/>
+                    <a:stretch>
+                      <a:fillRect/>
+                    </a:stretch>
+                  </pic:blipFill>
+                  <pic:spPr>
+                    <a:xfrm>
+                      <a:off x="0" y="0"/>
+                      <a:ext cx="5486400" cy="2834640"/>
+                    </a:xfrm>
+                    <a:prstGeom prst="rect"/>
+                  </pic:spPr>
+                </pic:pic>
+              </a:graphicData>
+            </a:graphic>
+          </wp:inline>
+        </w:drawing>
+      </w:r>
+    </w:p>
+    <w:p>
+      <w:pPr>
+        <w:spacing w:line="336" w:lineRule="auto" w:after="180"/>
+      </w:pPr>
+      <w:r>
+        <w:rPr>
+          <w:b w:val="0"/>
+        </w:rPr>
+        <w:t>A fictional book-box counter has three boxes with five books each and two loose books. Supplied facts: Python instructions: boxes=3; total=boxes*5; total=total+2; print(total).</w:t>
+      </w:r>
+    </w:p>
+    <w:p>
+      <w:pPr>
+        <w:spacing w:line="336" w:lineRule="auto" w:after="180"/>
+      </w:pPr>
+      <w:r>
+        <w:rPr>
+          <w:b w:val="0"/>
+        </w:rPr>
+        <w:t>Run the instructions in this order with ordinary integer arithmetic.</w:t>
+      </w:r>
+    </w:p>
+    <w:p>
+      <w:pPr>
+        <w:spacing w:line="336" w:lineRule="auto" w:after="180"/>
+        <w:shd w:fill="F5F1FB"/>
+      </w:pPr>
+      <w:r>
+        <w:rPr>
+          <w:b w:val="0"/>
+        </w:rPr>
+        <w:t>Point to the given fact that matters most. Explain why it matters.</w:t>
+      </w:r>
+    </w:p>
+    <w:p>
+      <w:pPr>
+        <w:pStyle w:val="Heading3"/>
+      </w:pPr>
+      <w:r>
+        <w:t>Discuss while showing the picture</w:t>
+      </w:r>
+    </w:p>
+    <w:p>
+      <w:pPr>
+        <w:spacing w:line="336" w:lineRule="auto" w:after="180"/>
+        <w:shd w:fill="F1F6F8"/>
+      </w:pPr>
+      <w:r>
+        <w:rPr>
+          <w:b w:val="0"/>
+        </w:rPr>
+        <w:t>Teacher prompt: Point to the given fact that matters most. Explain why it matters. Ask learners to describe one label or arrow in ordinary words. Use the adjacent transcript if the image is difficult to see.</w:t>
+      </w:r>
+    </w:p>
+    <w:p>
+      <w:pPr>
+        <w:pStyle w:val="Heading3"/>
+      </w:pPr>
+      <w:r>
+        <w:t>02. Follow the deciding steps</w:t>
+      </w:r>
+    </w:p>
+    <w:p>
+      <w:r>
+        <w:drawing>
+          <wp:inline xmlns:a="http://schemas.openxmlformats.org/drawingml/2006/main" xmlns:pic="http://schemas.openxmlformats.org/drawingml/2006/picture">
+            <wp:extent cx="5486400" cy="4005072"/>
+            <wp:docPr id="3" name="Picture 3" descr="Read input: boxes is assigned 3. → Multiply: total becomes 3×5=15. → Update total: total becomes its current value 15 plus 2: 17. → Print: The program prints 17 once."/>
+            <wp:cNvGraphicFramePr>
+              <a:graphicFrameLocks noChangeAspect="1"/>
+            </wp:cNvGraphicFramePr>
+            <a:graphic>
+              <a:graphicData uri="http://schemas.openxmlformats.org/drawingml/2006/picture">
+                <pic:pic>
+                  <pic:nvPicPr>
+                    <pic:cNvPr id="0" name="academy-story-ai-2-1-02.png"/>
+                    <pic:cNvPicPr/>
+                  </pic:nvPicPr>
+                  <pic:blipFill>
+                    <a:blip r:embed="rId11"/>
+                    <a:stretch>
+                      <a:fillRect/>
+                    </a:stretch>
+                  </pic:blipFill>
+                  <pic:spPr>
+                    <a:xfrm>
+                      <a:off x="0" y="0"/>
+                      <a:ext cx="5486400" cy="4005072"/>
+                    </a:xfrm>
+                    <a:prstGeom prst="rect"/>
+                  </pic:spPr>
+                </pic:pic>
+              </a:graphicData>
+            </a:graphic>
+          </wp:inline>
+        </w:drawing>
+      </w:r>
+    </w:p>
+    <w:p>
+      <w:pPr>
+        <w:spacing w:line="336" w:lineRule="auto" w:after="180"/>
+      </w:pPr>
+      <w:r>
+        <w:rPr>
+          <w:b w:val="0"/>
+        </w:rPr>
+        <w:t xml:space="preserve">Read </w:t>
+      </w:r>
+      <w:r>
+        <w:rPr>
+          <w:b/>
+        </w:rPr>
+        <w:t>input</w:t>
+      </w:r>
+      <w:r>
+        <w:rPr>
+          <w:b w:val="0"/>
+        </w:rPr>
+        <w:t xml:space="preserve">: boxes is assigned 3. → Multiply: total becomes 3×5=15. → Update total: total becomes its current value 15 plus 2: 17. → Print: The </w:t>
+      </w:r>
+      <w:r>
+        <w:rPr>
+          <w:b/>
+        </w:rPr>
+        <w:t>program</w:t>
+      </w:r>
+      <w:r>
+        <w:rPr>
+          <w:b w:val="0"/>
+        </w:rPr>
+        <w:t xml:space="preserve"> prints 17 once.</w:t>
+      </w:r>
+    </w:p>
+    <w:p>
+      <w:pPr>
+        <w:spacing w:line="336" w:lineRule="auto" w:after="180"/>
+        <w:shd w:fill="F5F1FB"/>
+      </w:pPr>
+      <w:r>
+        <w:rPr>
+          <w:b w:val="0"/>
+        </w:rPr>
+        <w:t xml:space="preserve">Point to each numbered stage and explain which recorded </w:t>
+      </w:r>
+      <w:r>
+        <w:rPr>
+          <w:b/>
+        </w:rPr>
+        <w:t>input</w:t>
+      </w:r>
+      <w:r>
+        <w:rPr>
+          <w:b w:val="0"/>
+        </w:rPr>
+        <w:t xml:space="preserve"> it uses.</w:t>
+      </w:r>
+    </w:p>
+    <w:p>
+      <w:pPr>
+        <w:pStyle w:val="Heading3"/>
+      </w:pPr>
+      <w:r>
+        <w:t>Discuss while showing the picture</w:t>
+      </w:r>
+    </w:p>
+    <w:p>
+      <w:pPr>
+        <w:spacing w:line="336" w:lineRule="auto" w:after="180"/>
+        <w:shd w:fill="F1F6F8"/>
+      </w:pPr>
+      <w:r>
+        <w:rPr>
+          <w:b w:val="0"/>
+        </w:rPr>
+        <w:t xml:space="preserve">Teacher prompt: Point to each numbered stage and explain which recorded </w:t>
+      </w:r>
+      <w:r>
+        <w:rPr>
+          <w:b/>
+        </w:rPr>
+        <w:t>input</w:t>
+      </w:r>
+      <w:r>
+        <w:rPr>
+          <w:b w:val="0"/>
+        </w:rPr>
+        <w:t xml:space="preserve"> it uses. Ask learners to describe one label or arrow in ordinary words. Use the adjacent transcript if the image is difficult to see.</w:t>
+      </w:r>
+    </w:p>
+    <w:p>
+      <w:pPr>
+        <w:pStyle w:val="Heading3"/>
+      </w:pPr>
+      <w:r>
+        <w:t>03. A calculation from paper to output</w:t>
+      </w:r>
+    </w:p>
+    <w:p>
+      <w:r>
+        <w:drawing>
+          <wp:inline xmlns:a="http://schemas.openxmlformats.org/drawingml/2006/main" xmlns:pic="http://schemas.openxmlformats.org/drawingml/2006/picture">
+            <wp:extent cx="5486400" cy="2834640"/>
+            <wp:docPr id="4" name="Picture 4" descr="A calculation from paper to output. Record pack count | packs = 4 | Name holds 4. Multiply two quantities | total = packs * per_pack | Name holds product. Show the answer | print(total) | Displays the value"/>
+            <wp:cNvGraphicFramePr>
+              <a:graphicFrameLocks noChangeAspect="1"/>
+            </wp:cNvGraphicFramePr>
+            <a:graphic>
+              <a:graphicData uri="http://schemas.openxmlformats.org/drawingml/2006/picture">
+                <pic:pic>
+                  <pic:nvPicPr>
+                    <pic:cNvPr id="0" name="academy-story-ai-2-1-03.png"/>
+                    <pic:cNvPicPr/>
+                  </pic:nvPicPr>
+                  <pic:blipFill>
+                    <a:blip r:embed="rId12"/>
+                    <a:stretch>
+                      <a:fillRect/>
+                    </a:stretch>
+                  </pic:blipFill>
+                  <pic:spPr>
+                    <a:xfrm>
+                      <a:off x="0" y="0"/>
+                      <a:ext cx="5486400" cy="2834640"/>
+                    </a:xfrm>
+                    <a:prstGeom prst="rect"/>
+                  </pic:spPr>
+                </pic:pic>
+              </a:graphicData>
+            </a:graphic>
+          </wp:inline>
+        </w:drawing>
+      </w:r>
+    </w:p>
+    <w:p>
+      <w:pPr>
+        <w:spacing w:line="336" w:lineRule="auto" w:after="180"/>
+      </w:pPr>
+      <w:r>
+        <w:rPr>
+          <w:b w:val="0"/>
+        </w:rPr>
+        <w:t xml:space="preserve">A calculation from paper to </w:t>
+      </w:r>
+      <w:r>
+        <w:rPr>
+          <w:b/>
+        </w:rPr>
+        <w:t>output</w:t>
+      </w:r>
+      <w:r>
+        <w:rPr>
+          <w:b w:val="0"/>
+        </w:rPr>
+        <w:t>. Record pack count | packs = 4 | Name holds 4. Multiply two quantities | total = packs * per_pack | Name holds product. Show the answer | print(total) | Displays the value</w:t>
+      </w:r>
+    </w:p>
+    <w:p>
+      <w:pPr>
+        <w:spacing w:line="336" w:lineRule="auto" w:after="180"/>
+        <w:shd w:fill="F5F1FB"/>
+      </w:pPr>
+      <w:r>
+        <w:rPr>
+          <w:b w:val="0"/>
+        </w:rPr>
+        <w:t>Read the labels and values. Explain the relationship the model shows.</w:t>
+      </w:r>
+    </w:p>
+    <w:p>
+      <w:pPr>
+        <w:pStyle w:val="Heading3"/>
+      </w:pPr>
+      <w:r>
+        <w:t>Discuss while showing the picture</w:t>
+      </w:r>
+    </w:p>
+    <w:p>
+      <w:pPr>
+        <w:spacing w:line="336" w:lineRule="auto" w:after="180"/>
+        <w:shd w:fill="F1F6F8"/>
+      </w:pPr>
+      <w:r>
+        <w:rPr>
+          <w:b w:val="0"/>
+        </w:rPr>
+        <w:t>Teacher prompt: Read the labels and values. Explain the relationship the model shows. Ask learners to describe one label or arrow in ordinary words. Use the adjacent transcript if the image is difficult to see.</w:t>
+      </w:r>
+    </w:p>
+    <w:p>
+      <w:pPr>
+        <w:pStyle w:val="Heading3"/>
+      </w:pPr>
+      <w:r>
+        <w:t>04. Change one thing. Trace what follows.</w:t>
+      </w:r>
+    </w:p>
+    <w:p>
+      <w:r>
+        <w:drawing>
+          <wp:inline xmlns:a="http://schemas.openxmlformats.org/drawingml/2006/main" xmlns:pic="http://schemas.openxmlformats.org/drawingml/2006/picture">
+            <wp:extent cx="5486400" cy="3026664"/>
+            <wp:docPr id="5" name="Picture 5" descr="Original case: The program prints 17 once. Changed condition: Set boxes=0, keeping the two loose books. Expected result: The printed result is 2. Reason: 0×5+2=2; there is no rule saying zero boxes means zero loose books."/>
+            <wp:cNvGraphicFramePr>
+              <a:graphicFrameLocks noChangeAspect="1"/>
+            </wp:cNvGraphicFramePr>
+            <a:graphic>
+              <a:graphicData uri="http://schemas.openxmlformats.org/drawingml/2006/picture">
+                <pic:pic>
+                  <pic:nvPicPr>
+                    <pic:cNvPr id="0" name="academy-story-ai-2-1-04.png"/>
+                    <pic:cNvPicPr/>
+                  </pic:nvPicPr>
+                  <pic:blipFill>
+                    <a:blip r:embed="rId13"/>
+                    <a:stretch>
+                      <a:fillRect/>
+                    </a:stretch>
+                  </pic:blipFill>
+                  <pic:spPr>
+                    <a:xfrm>
+                      <a:off x="0" y="0"/>
+                      <a:ext cx="5486400" cy="3026664"/>
+                    </a:xfrm>
+                    <a:prstGeom prst="rect"/>
+                  </pic:spPr>
+                </pic:pic>
+              </a:graphicData>
+            </a:graphic>
+          </wp:inline>
+        </w:drawing>
+      </w:r>
+    </w:p>
+    <w:p>
+      <w:pPr>
+        <w:spacing w:line="336" w:lineRule="auto" w:after="180"/>
+      </w:pPr>
+      <w:r>
+        <w:rPr>
+          <w:b w:val="0"/>
+        </w:rPr>
+        <w:t xml:space="preserve">Original case: The </w:t>
+      </w:r>
+      <w:r>
+        <w:rPr>
+          <w:b/>
+        </w:rPr>
+        <w:t>program</w:t>
+      </w:r>
+      <w:r>
+        <w:rPr>
+          <w:b w:val="0"/>
+        </w:rPr>
+        <w:t xml:space="preserve"> prints 17 once. Changed condition: Set boxes=0, keeping the two loose books. Expected result: The printed result is 2. Reason: 0×5+2=2; there is no rule saying zero boxes means zero loose books.</w:t>
+      </w:r>
+    </w:p>
+    <w:p>
+      <w:pPr>
+        <w:spacing w:line="336" w:lineRule="auto" w:after="180"/>
+        <w:shd w:fill="F5F1FB"/>
+      </w:pPr>
+      <w:r>
+        <w:rPr>
+          <w:b w:val="0"/>
+        </w:rPr>
+        <w:t>Predict before checking the worked changed-case result. Name what changed and what the supplied facts allow you to conclude.</w:t>
+      </w:r>
+    </w:p>
+    <w:p>
+      <w:pPr>
+        <w:pStyle w:val="Heading3"/>
+      </w:pPr>
+      <w:r>
+        <w:t>Discuss while showing the picture</w:t>
+      </w:r>
+    </w:p>
+    <w:p>
+      <w:pPr>
+        <w:spacing w:line="336" w:lineRule="auto" w:after="180"/>
+        <w:shd w:fill="F1F6F8"/>
+      </w:pPr>
+      <w:r>
+        <w:rPr>
+          <w:b w:val="0"/>
+        </w:rPr>
+        <w:t>Teacher prompt: Predict before checking the worked changed-case result. Name what changed and what the supplied facts allow you to conclude. Ask learners to describe one label or arrow in ordinary words.</w:t>
+      </w:r>
+    </w:p>
+    <w:p>
+      <w:pPr>
+        <w:spacing w:line="336" w:lineRule="auto" w:after="180"/>
+        <w:shd w:fill="F1F6F8"/>
+      </w:pPr>
+      <w:r>
+        <w:rPr>
+          <w:b w:val="0"/>
+        </w:rPr>
+        <w:t>Use the adjacent transcript if the image is difficult to see. Changed-case reasoning: 0×5+2=2; there is no rule saying zero boxes means zero loose books.</w:t>
+      </w:r>
+    </w:p>
+    <w:p>
+      <w:pPr>
+        <w:pStyle w:val="Heading3"/>
+      </w:pPr>
+      <w:r>
+        <w:t>05. Connect the explanation to its limit</w:t>
+      </w:r>
+    </w:p>
+    <w:p>
+      <w:r>
+        <w:drawing>
+          <wp:inline xmlns:a="http://schemas.openxmlformats.org/drawingml/2006/main" xmlns:pic="http://schemas.openxmlformats.org/drawingml/2006/picture">
+            <wp:extent cx="5486400" cy="2834640"/>
+            <wp:docPr id="6" name="Picture 6" descr="Assignment replaces a variable’s stored value. In total=total+2, Python first reads the current total on the right, calculates 17, then assigns that result to total on the left. The equal sign is an instruction here, not a claim that 15 and 17 are mathematically equal. Predict output before running. Limit: These statements count supplied books; they do not validate input types or infer stock from measurements."/>
+            <wp:cNvGraphicFramePr>
+              <a:graphicFrameLocks noChangeAspect="1"/>
+            </wp:cNvGraphicFramePr>
+            <a:graphic>
+              <a:graphicData uri="http://schemas.openxmlformats.org/drawingml/2006/picture">
+                <pic:pic>
+                  <pic:nvPicPr>
+                    <pic:cNvPr id="0" name="academy-story-ai-2-1-05.png"/>
+                    <pic:cNvPicPr/>
+                  </pic:nvPicPr>
+                  <pic:blipFill>
+                    <a:blip r:embed="rId14"/>
+                    <a:stretch>
+                      <a:fillRect/>
+                    </a:stretch>
+                  </pic:blipFill>
+                  <pic:spPr>
+                    <a:xfrm>
+                      <a:off x="0" y="0"/>
+                      <a:ext cx="5486400" cy="2834640"/>
+                    </a:xfrm>
+                    <a:prstGeom prst="rect"/>
+                  </pic:spPr>
+                </pic:pic>
+              </a:graphicData>
+            </a:graphic>
+          </wp:inline>
+        </w:drawing>
+      </w:r>
+    </w:p>
+    <w:p>
+      <w:pPr>
+        <w:spacing w:line="336" w:lineRule="auto" w:after="180"/>
+      </w:pPr>
+      <w:r>
+        <w:rPr>
+          <w:b/>
+        </w:rPr>
+        <w:t>Assignment</w:t>
+      </w:r>
+      <w:r>
+        <w:rPr>
+          <w:b w:val="0"/>
+        </w:rPr>
+        <w:t xml:space="preserve"> replaces a variable’s stored value. In total=total+2, Python first reads the current total on the right, calculates 17, then assigns that result to total on the left.</w:t>
+      </w:r>
+    </w:p>
+    <w:p>
+      <w:pPr>
+        <w:spacing w:line="336" w:lineRule="auto" w:after="180"/>
+      </w:pPr>
+      <w:r>
+        <w:rPr>
+          <w:b w:val="0"/>
+        </w:rPr>
+        <w:t xml:space="preserve">The equal sign is an instruction here, not a claim that 15 and 17 are mathematically equal. Predict </w:t>
+      </w:r>
+      <w:r>
+        <w:rPr>
+          <w:b/>
+        </w:rPr>
+        <w:t>output</w:t>
+      </w:r>
+      <w:r>
+        <w:rPr>
+          <w:b w:val="0"/>
+        </w:rPr>
+        <w:t xml:space="preserve"> before running.</w:t>
+      </w:r>
+    </w:p>
+    <w:p>
+      <w:pPr>
+        <w:spacing w:line="336" w:lineRule="auto" w:after="180"/>
+      </w:pPr>
+      <w:r>
+        <w:rPr>
+          <w:b w:val="0"/>
+        </w:rPr>
+        <w:t xml:space="preserve">Limit: These statements count supplied books; they do not validate </w:t>
+      </w:r>
+      <w:r>
+        <w:rPr>
+          <w:b/>
+        </w:rPr>
+        <w:t>input</w:t>
+      </w:r>
+      <w:r>
+        <w:rPr>
+          <w:b w:val="0"/>
+        </w:rPr>
+        <w:t xml:space="preserve"> types or infer stock from measurements.</w:t>
+      </w:r>
+    </w:p>
+    <w:p>
+      <w:pPr>
+        <w:spacing w:line="336" w:lineRule="auto" w:after="180"/>
+        <w:shd w:fill="F5F1FB"/>
+      </w:pPr>
+      <w:r>
+        <w:rPr>
+          <w:b w:val="0"/>
+        </w:rPr>
+        <w:t>Explain the case, then point to a limit on the claim.</w:t>
+      </w:r>
+    </w:p>
+    <w:p>
+      <w:pPr>
+        <w:pStyle w:val="Heading3"/>
+      </w:pPr>
+      <w:r>
+        <w:t>Discuss while showing the picture</w:t>
+      </w:r>
+    </w:p>
+    <w:p>
+      <w:pPr>
+        <w:spacing w:line="336" w:lineRule="auto" w:after="180"/>
+        <w:shd w:fill="F1F6F8"/>
+      </w:pPr>
+      <w:r>
+        <w:rPr>
+          <w:b w:val="0"/>
+        </w:rPr>
+        <w:t>Teacher prompt: Explain the case, then point to a limit on the claim. Ask learners to describe one label or arrow in ordinary words. Use the adjacent transcript if the image is difficult to see.</w:t>
+      </w:r>
+    </w:p>
+    <w:p>
+      <w:pPr>
+        <w:spacing w:line="336" w:lineRule="auto" w:after="180"/>
+        <w:shd w:fill="F1F6F8"/>
+      </w:pPr>
+      <w:r>
+        <w:rPr>
+          <w:b w:val="0"/>
+        </w:rPr>
+        <w:t xml:space="preserve">Keep the stated scope: These statements count supplied books; they do not validate </w:t>
+      </w:r>
+      <w:r>
+        <w:rPr>
+          <w:b/>
+        </w:rPr>
+        <w:t>input</w:t>
+      </w:r>
+      <w:r>
+        <w:rPr>
+          <w:b w:val="0"/>
+        </w:rPr>
+        <w:t xml:space="preserve"> types or infer stock from measurements.</w:t>
+      </w:r>
+    </w:p>
+    <w:p>
+      <w:pPr>
+        <w:pStyle w:val="Heading3"/>
+      </w:pPr>
+      <w:r>
+        <w:t>06. Make the idea visible in your project</w:t>
+      </w:r>
+    </w:p>
+    <w:p>
+      <w:r>
+        <w:drawing>
+          <wp:inline xmlns:a="http://schemas.openxmlformats.org/drawingml/2006/main" xmlns:pic="http://schemas.openxmlformats.org/drawingml/2006/picture">
+            <wp:extent cx="5486400" cy="3380232"/>
+            <wp:docPr id="7" name="Picture 7" descr="Use small predicted traces when translating the Transparent Book Recommender’s paper logic into code. Draw your input, deciding step, result and limit. Supported question: If print(total) moves before total=total+2, what gets printed for the original input?"/>
+            <wp:cNvGraphicFramePr>
+              <a:graphicFrameLocks noChangeAspect="1"/>
+            </wp:cNvGraphicFramePr>
+            <a:graphic>
+              <a:graphicData uri="http://schemas.openxmlformats.org/drawingml/2006/picture">
+                <pic:pic>
+                  <pic:nvPicPr>
+                    <pic:cNvPr id="0" name="academy-story-ai-2-1-06.png"/>
+                    <pic:cNvPicPr/>
+                  </pic:nvPicPr>
+                  <pic:blipFill>
+                    <a:blip r:embed="rId15"/>
+                    <a:stretch>
+                      <a:fillRect/>
+                    </a:stretch>
+                  </pic:blipFill>
+                  <pic:spPr>
+                    <a:xfrm>
+                      <a:off x="0" y="0"/>
+                      <a:ext cx="5486400" cy="3380232"/>
+                    </a:xfrm>
+                    <a:prstGeom prst="rect"/>
+                  </pic:spPr>
+                </pic:pic>
+              </a:graphicData>
+            </a:graphic>
+          </wp:inline>
+        </w:drawing>
+      </w:r>
+    </w:p>
+    <w:p>
+      <w:pPr>
+        <w:spacing w:line="336" w:lineRule="auto" w:after="180"/>
+        <w:shd w:fill="F5F1FB"/>
+      </w:pPr>
+      <w:r>
+        <w:rPr>
+          <w:b w:val="0"/>
+        </w:rPr>
+        <w:t xml:space="preserve">Use small predicted traces when translating the Transparent Book Recommender’s paper logic into code. Draw your </w:t>
+      </w:r>
+      <w:r>
+        <w:rPr>
+          <w:b/>
+        </w:rPr>
+        <w:t>input</w:t>
+      </w:r>
+      <w:r>
+        <w:rPr>
+          <w:b w:val="0"/>
+        </w:rPr>
+        <w:t>, deciding step, result and limit.</w:t>
+      </w:r>
+    </w:p>
+    <w:p>
+      <w:pPr>
+        <w:spacing w:line="336" w:lineRule="auto" w:after="180"/>
+        <w:shd w:fill="F5F1FB"/>
+      </w:pPr>
+      <w:r>
+        <w:rPr>
+          <w:b w:val="0"/>
+        </w:rPr>
+        <w:t xml:space="preserve">Supported question: If print(total) moves before total=total+2, what gets printed for the original </w:t>
+      </w:r>
+      <w:r>
+        <w:rPr>
+          <w:b/>
+        </w:rPr>
+        <w:t>input</w:t>
+      </w:r>
+      <w:r>
+        <w:rPr>
+          <w:b w:val="0"/>
+        </w:rPr>
+        <w:t>?</w:t>
+      </w:r>
+    </w:p>
+    <w:p>
+      <w:pPr>
+        <w:spacing w:line="336" w:lineRule="auto" w:after="180"/>
+        <w:shd w:fill="F5F1FB"/>
+      </w:pPr>
+      <w:r>
+        <w:rPr>
+          <w:b w:val="0"/>
+        </w:rPr>
+        <w:t xml:space="preserve">Draw your project trace and justify the deciding step using </w:t>
+      </w:r>
+      <w:r>
+        <w:rPr>
+          <w:b/>
+        </w:rPr>
+        <w:t>evidence</w:t>
+      </w:r>
+      <w:r>
+        <w:rPr>
+          <w:b w:val="0"/>
+        </w:rPr>
+        <w:t>.</w:t>
+      </w:r>
+    </w:p>
+    <w:p>
+      <w:pPr>
+        <w:pStyle w:val="Heading3"/>
+      </w:pPr>
+      <w:r>
+        <w:t>Discuss while showing the picture</w:t>
+      </w:r>
+    </w:p>
+    <w:p>
+      <w:pPr>
+        <w:spacing w:line="336" w:lineRule="auto" w:after="180"/>
+        <w:shd w:fill="F1F6F8"/>
+      </w:pPr>
+      <w:r>
+        <w:rPr>
+          <w:b w:val="0"/>
+        </w:rPr>
+        <w:t xml:space="preserve">Teacher prompt: Draw your project trace and justify the deciding step using </w:t>
+      </w:r>
+      <w:r>
+        <w:rPr>
+          <w:b/>
+        </w:rPr>
+        <w:t>evidence</w:t>
+      </w:r>
+      <w:r>
+        <w:rPr>
+          <w:b w:val="0"/>
+        </w:rPr>
+        <w:t>. Ask learners to describe one label or arrow in ordinary words. Use the adjacent transcript if the image is difficult to see.</w:t>
+      </w:r>
+    </w:p>
+    <w:p>
+      <w:pPr>
+        <w:spacing w:line="336" w:lineRule="auto" w:after="180"/>
+        <w:shd w:fill="F1F6F8"/>
+      </w:pPr>
+      <w:r>
+        <w:rPr>
+          <w:b w:val="0"/>
+        </w:rPr>
+        <w:t>Supported practice key: It prints 15. The later update still makes total 17, but nothing then prints the new value.</w:t>
       </w:r>
     </w:p>
     <w:sectPr>

--- a/downloads/teacher/ai-2-week-01.docx
+++ b/downloads/teacher/ai-2-week-01.docx
@@ -125,7 +125,7 @@
           </w:tcPr>
           <w:p>
             <w:r>
-              <w:t>Sections 1–6; record the brief recall in the workbook.</w:t>
+              <w:t>Use Your mission, Notice the evidence, See how it works, Compare the cases, Words that unlock the idea and Follow a worked example; record the brief recall in the workbook.</w:t>
             </w:r>
           </w:p>
         </w:tc>
@@ -157,7 +157,7 @@
           </w:tcPr>
           <w:p>
             <w:r>
-              <w:t>Sections 7–10; use the matching workbook W2 and misconception check.</w:t>
+              <w:t>Use Find and repair a mistake, Practise together, Run the investigation and Build your understanding; use the matching workbook W2 and misconception check.</w:t>
             </w:r>
           </w:p>
         </w:tc>
@@ -189,7 +189,7 @@
           </w:tcPr>
           <w:p>
             <w:r>
-              <w:t>Sections 9 and 11–14. Give extra time to finish the full task set; use Section 15 when the week includes a coding lab.</w:t>
+              <w:t>Use Run the investigation, Connect your project, Show what you know, Study a complete case and Try a new case independently. Allow extra time for the full task set. Use a coding lab only when this week actually provides one; Your lesson route is the planning section.</w:t>
             </w:r>
           </w:p>
         </w:tc>
@@ -5359,7 +5359,7 @@
           </w:tcPr>
           <w:p>
             <w:r>
-              <w:t>Sections 1–6; record the brief recall in the workbook.</w:t>
+              <w:t>Use Your mission, Notice the evidence, See how it works, Compare the cases, Words that unlock the idea and Follow a worked example; record the brief recall in the workbook.</w:t>
             </w:r>
           </w:p>
         </w:tc>
@@ -5391,7 +5391,7 @@
           </w:tcPr>
           <w:p>
             <w:r>
-              <w:t>Sections 7–10; use the matching workbook W2 and misconception check.</w:t>
+              <w:t>Use Find and repair a mistake, Practise together, Run the investigation and Build your understanding; use the matching workbook W2 and misconception check.</w:t>
             </w:r>
           </w:p>
         </w:tc>
@@ -5423,7 +5423,7 @@
           </w:tcPr>
           <w:p>
             <w:r>
-              <w:t>Sections 9 and 11–14. Give extra time to finish the full task set; use Section 15 when the week includes a coding lab.</w:t>
+              <w:t>Use Run the investigation, Connect your project, Show what you know, Study a complete case and Try a new case independently. Allow extra time for the full task set. Use a coding lab only when this week actually provides one; Your lesson route is the planning section.</w:t>
             </w:r>
           </w:p>
         </w:tc>

--- a/downloads/teacher/ai-2-week-01.docx
+++ b/downloads/teacher/ai-2-week-01.docx
@@ -25,20 +25,38 @@
         <w:pStyle w:val="Heading1"/>
       </w:pPr>
       <w:r>
-        <w:t>01. Precision in Algorithms</w:t>
-      </w:r>
-    </w:p>
-    <w:p>
-      <w:r>
-        <w:t>Prepare Precision in Algorithms: check the target, prerequisites, resources and adaptable teaching schedule.</w:t>
-      </w:r>
-    </w:p>
-    <w:p>
-      <w:pPr>
-        <w:pStyle w:val="Heading3"/>
-      </w:pPr>
-      <w:r>
-        <w:t>Teach the learning cycle</w:t>
+        <w:t>Teach a first script through state and evidence.</w:t>
+      </w:r>
+    </w:p>
+    <w:p>
+      <w:r>
+        <w:t>Provide complete runnable examples, model order errors and reserve the tile-count task for independent transfer.</w:t>
+      </w:r>
+    </w:p>
+    <w:p>
+      <w:r>
+        <w:t>Look for ordered assignments, the right operation and a separately recorded actual run.</w:t>
+      </w:r>
+    </w:p>
+    <w:p>
+      <w:pPr>
+        <w:pStyle w:val="Heading1"/>
+      </w:pPr>
+      <w:r>
+        <w:t>01. Prepare this connected week</w:t>
+      </w:r>
+    </w:p>
+    <w:p>
+      <w:r>
+        <w:t>Use one main plan and keep practice separate from the independent first attempt.</w:t>
+      </w:r>
+    </w:p>
+    <w:p>
+      <w:pPr>
+        <w:pStyle w:val="Heading2"/>
+      </w:pPr>
+      <w:r>
+        <w:t>Learning goal and precision</w:t>
       </w:r>
     </w:p>
     <w:p>
@@ -50,6 +68,131 @@
           <w:b w:val="0"/>
         </w:rPr>
         <w:t>Primary target: Translate a short paper calculation into a Python script</w:t>
+      </w:r>
+    </w:p>
+    <w:p>
+      <w:pPr>
+        <w:spacing w:line="336" w:lineRule="auto" w:after="180"/>
+      </w:pPr>
+      <w:r>
+        <w:rPr>
+          <w:b w:val="0"/>
+        </w:rPr>
+        <w:t xml:space="preserve">This is a first encounter with saved Python scripts, not a compressed implementation of the Grade 6 adviser. Teach </w:t>
+      </w:r>
+      <w:r>
+        <w:rPr>
+          <w:b/>
+        </w:rPr>
+        <w:t>assignment</w:t>
+      </w:r>
+      <w:r>
+        <w:rPr>
+          <w:b w:val="0"/>
+        </w:rPr>
+        <w:t>, multiplication and print only as needed; function definitions and arguments follow in Week 2.</w:t>
+      </w:r>
+    </w:p>
+    <w:p>
+      <w:pPr>
+        <w:spacing w:line="336" w:lineRule="auto" w:after="180"/>
+      </w:pPr>
+      <w:r>
+        <w:rPr>
+          <w:b w:val="0"/>
+        </w:rPr>
+        <w:t>Use a fresh run to avoid hidden interactive state. Reference: Python tutorial, An Informal Introduction to Python, https://docs.python.org/3/tutorial/introduction.html (</w:t>
+      </w:r>
+      <w:r>
+        <w:rPr>
+          <w:b/>
+        </w:rPr>
+        <w:t>assignment</w:t>
+      </w:r>
+      <w:r>
+        <w:rPr>
+          <w:b w:val="0"/>
+        </w:rPr>
+        <w:t>, arithmetic and print).</w:t>
+      </w:r>
+    </w:p>
+    <w:p>
+      <w:pPr>
+        <w:spacing w:line="336" w:lineRule="auto" w:after="180"/>
+      </w:pPr>
+      <w:r>
+        <w:rPr>
+          <w:b w:val="0"/>
+        </w:rPr>
+        <w:t xml:space="preserve">By the end, I can translate an ordered </w:t>
+      </w:r>
+      <w:r>
+        <w:rPr>
+          <w:b/>
+        </w:rPr>
+        <w:t>algorithm</w:t>
+      </w:r>
+      <w:r>
+        <w:rPr>
+          <w:b w:val="0"/>
+        </w:rPr>
+        <w:t xml:space="preserve"> into Python and check state after each line.</w:t>
+      </w:r>
+    </w:p>
+    <w:p>
+      <w:pPr>
+        <w:pStyle w:val="Heading2"/>
+      </w:pPr>
+      <w:r>
+        <w:t>What to prepare</w:t>
+      </w:r>
+    </w:p>
+    <w:p>
+      <w:pPr>
+        <w:pStyle w:val="ListBullet"/>
+      </w:pPr>
+      <w:r>
+        <w:t>Use the supplied scenario, student illustrations and blank paper. For numeric work, offer counters or a calculator after learners show the setup. Fictional records are supplied; personal data and paid accounts are unnecessary.</w:t>
+      </w:r>
+    </w:p>
+    <w:p>
+      <w:pPr>
+        <w:pStyle w:val="ListBullet"/>
+      </w:pPr>
+      <w:r>
+        <w:t>Case exposure check: this source example appears in ai-2/1, ai-3/23, python-bridge/1. Reuse a familiar case for recall or modelling; verify that the case used to assess transfer has not already received feedback.</w:t>
+      </w:r>
+    </w:p>
+    <w:p>
+      <w:pPr>
+        <w:pStyle w:val="ListBullet"/>
+      </w:pPr>
+      <w:r>
+        <w:t>Teacher-prepared Python 3 editor with a new saved .py file and a visible output area; test Run before class</w:t>
+      </w:r>
+    </w:p>
+    <w:p>
+      <w:pPr>
+        <w:pStyle w:val="ListBullet"/>
+      </w:pPr>
+      <w:r>
+        <w:t>Paper counters or equal-group sketches and a blank expected/observed record</w:t>
+      </w:r>
+    </w:p>
+    <w:p>
+      <w:pPr>
+        <w:pStyle w:val="ListBullet"/>
+      </w:pPr>
+      <w:r>
+        <w:t>The printed script and workbook; no logins or personal data required</w:t>
+      </w:r>
+    </w:p>
+    <w:p>
+      <w:pPr>
+        <w:pStyle w:val="Heading2"/>
+      </w:pPr>
+      <w:r>
+        <w:t>Main teaching plan</w:t>
       </w:r>
     </w:p>
     <w:tbl>
@@ -231,13 +374,85 @@
     </w:p>
     <w:p>
       <w:pPr>
+        <w:pStyle w:val="Heading2"/>
+      </w:pPr>
+      <w:r>
+        <w:t>Opening retrieval and readiness</w:t>
+      </w:r>
+    </w:p>
+    <w:p>
+      <w:pPr>
         <w:spacing w:line="336" w:lineRule="auto" w:after="180"/>
       </w:pPr>
       <w:r>
         <w:rPr>
           <w:b w:val="0"/>
         </w:rPr>
-        <w:t>Case exposure check: this source example appears in ai-2/1, ai-3/23, python-bridge/1. Reuse a familiar case for recall or modelling; verify that the case used to assess transfer has not already received feedback.</w:t>
+        <w:t>Without opening the old lesson, explain one key idea from Expo and Defense. Give an example and a mistake that the idea helps you avoid.</w:t>
+      </w:r>
+    </w:p>
+    <w:p>
+      <w:pPr>
+        <w:spacing w:line="336" w:lineRule="auto" w:after="180"/>
+      </w:pPr>
+      <w:r>
+        <w:rPr>
+          <w:b w:val="0"/>
+        </w:rPr>
+        <w:t>Look for: Evaluate a saved candidate and a manual baseline fairly</w:t>
+      </w:r>
+    </w:p>
+    <w:p>
+      <w:pPr>
+        <w:spacing w:line="336" w:lineRule="auto" w:after="180"/>
+      </w:pPr>
+      <w:r>
+        <w:rPr>
+          <w:b w:val="0"/>
+        </w:rPr>
+        <w:t xml:space="preserve">Reference example, not the only acceptable wording: Require an identifiable saved version, complete instructions, valid whole minutes 0 to 30, Yes or No quiet </w:t>
+      </w:r>
+      <w:r>
+        <w:rPr>
+          <w:b/>
+        </w:rPr>
+        <w:t>input</w:t>
+      </w:r>
+      <w:r>
+        <w:rPr>
+          <w:b w:val="0"/>
+        </w:rPr>
+        <w:t>, inclusive time AND quiet compatibility, first-fit order, reset, stopping and clarification.</w:t>
+      </w:r>
+    </w:p>
+    <w:p>
+      <w:pPr>
+        <w:spacing w:line="336" w:lineRule="auto" w:after="180"/>
+      </w:pPr>
+      <w:r>
+        <w:rPr>
+          <w:b w:val="0"/>
+        </w:rPr>
+        <w:t>The baseline checks all rows and selects the first fit under the same contract. Accept honestly stated known failures; do not award a stronger result for hiding them.</w:t>
+      </w:r>
+    </w:p>
+    <w:p>
+      <w:pPr>
+        <w:spacing w:line="336" w:lineRule="auto" w:after="180"/>
+      </w:pPr>
+      <w:r>
+        <w:rPr>
+          <w:b w:val="0"/>
+        </w:rPr>
+        <w:t>Record four and six, multiply them to get 24, then display 24. The order must make the required values available before use.</w:t>
+      </w:r>
+    </w:p>
+    <w:p>
+      <w:pPr>
+        <w:pStyle w:val="Heading2"/>
+      </w:pPr>
+      <w:r>
+        <w:t>Earlier wording, alternatives and picture transcripts · reference / check after trying</w:t>
       </w:r>
     </w:p>
     <w:p>
@@ -245,6 +460,14 @@
         <w:pStyle w:val="Heading3"/>
       </w:pPr>
       <w:r>
+        <w:t>Teach the learning cycle</w:t>
+      </w:r>
+    </w:p>
+    <w:p>
+      <w:pPr>
+        <w:pStyle w:val="Heading3"/>
+      </w:pPr>
+      <w:r>
         <w:t>Retrieval answer guidance</w:t>
       </w:r>
     </w:p>
@@ -254,62 +477,6 @@
       </w:pPr>
       <w:r>
         <w:t>Expo and Defense</w:t>
-      </w:r>
-    </w:p>
-    <w:p>
-      <w:pPr>
-        <w:spacing w:line="336" w:lineRule="auto" w:after="180"/>
-      </w:pPr>
-      <w:r>
-        <w:rPr>
-          <w:b w:val="0"/>
-        </w:rPr>
-        <w:t>Without opening the old lesson, explain one key idea from Expo and Defense. Give an example and a mistake that the idea helps you avoid.</w:t>
-      </w:r>
-    </w:p>
-    <w:p>
-      <w:pPr>
-        <w:spacing w:line="336" w:lineRule="auto" w:after="180"/>
-      </w:pPr>
-      <w:r>
-        <w:rPr>
-          <w:b w:val="0"/>
-        </w:rPr>
-        <w:t>Look for: Evaluate a saved candidate and a manual baseline fairly</w:t>
-      </w:r>
-    </w:p>
-    <w:p>
-      <w:pPr>
-        <w:spacing w:line="336" w:lineRule="auto" w:after="180"/>
-      </w:pPr>
-      <w:r>
-        <w:rPr>
-          <w:b w:val="0"/>
-        </w:rPr>
-        <w:t xml:space="preserve">Reference example, not the only acceptable wording: Require an identifiable saved version, complete instructions, valid whole minutes 0 to 30, Yes or No quiet </w:t>
-      </w:r>
-      <w:r>
-        <w:rPr>
-          <w:b/>
-        </w:rPr>
-        <w:t>input</w:t>
-      </w:r>
-      <w:r>
-        <w:rPr>
-          <w:b w:val="0"/>
-        </w:rPr>
-        <w:t>, inclusive time AND quiet compatibility, first-fit order, reset, stopping and clarification.</w:t>
-      </w:r>
-    </w:p>
-    <w:p>
-      <w:pPr>
-        <w:spacing w:line="336" w:lineRule="auto" w:after="180"/>
-      </w:pPr>
-      <w:r>
-        <w:rPr>
-          <w:b w:val="0"/>
-        </w:rPr>
-        <w:t>The baseline checks all rows and selects the first fit under the same contract. Accept honestly stated known failures; do not award a stronger result for hiding them.</w:t>
       </w:r>
     </w:p>
     <w:p>
@@ -518,6 +685,11 @@
       </w:r>
     </w:p>
     <w:p>
+      <w:r>
+        <w:t>This compact option is not the full-week schedule. Use the main teaching cycle and allow extra sessions for the investigation, independent work and project.</w:t>
+      </w:r>
+    </w:p>
+    <w:p>
       <w:pPr>
         <w:spacing w:line="336" w:lineRule="auto" w:after="180"/>
       </w:pPr>
@@ -525,7 +697,7 @@
         <w:rPr>
           <w:b w:val="0"/>
         </w:rPr>
-        <w:t>Use the supplied scenario, student illustrations and blank paper. For numeric work, offer counters or a calculator after learners show the setup. Fictional records are supplied; personal data and paid accounts are unnecessary.</w:t>
+        <w:t>Allow 80 minutes: recall 8; explanation 12; worked demonstration 15; guided practice 20; independent assessment 15; project and reflection 10. Extend the lab into a second session when needed.</w:t>
       </w:r>
     </w:p>
     <w:p>
@@ -533,32 +705,55 @@
         <w:pStyle w:val="Heading3"/>
       </w:pPr>
       <w:r>
-        <w:t>Alternative compact allocation</w:t>
-      </w:r>
-    </w:p>
-    <w:p>
-      <w:r>
-        <w:t>This compact option is not the full-week schedule. Use the main teaching cycle and allow extra sessions for the investigation, independent work and project.</w:t>
+        <w:t>Preparation for the connected explanation</w:t>
+      </w:r>
+    </w:p>
+    <w:p>
+      <w:pPr>
+        <w:pStyle w:val="Heading3"/>
+      </w:pPr>
+      <w:r>
+        <w:t>Readiness answer</w:t>
+      </w:r>
+    </w:p>
+    <w:p>
+      <w:pPr>
+        <w:pStyle w:val="Heading3"/>
+      </w:pPr>
+      <w:r>
+        <w:t>End goal for the pictorial case</w:t>
       </w:r>
     </w:p>
     <w:p>
       <w:pPr>
         <w:spacing w:line="336" w:lineRule="auto" w:after="180"/>
-        <w:shd w:fill="F1F6F8"/>
       </w:pPr>
       <w:r>
         <w:rPr>
           <w:b w:val="0"/>
         </w:rPr>
-        <w:t>Allow 80 minutes: recall 8; explanation 12; worked demonstration 15; guided practice 20; independent assessment 15; project and reflection 10. Extend the lab into a second session when needed.</w:t>
-      </w:r>
-    </w:p>
-    <w:p>
-      <w:pPr>
-        <w:pStyle w:val="Heading3"/>
-      </w:pPr>
-      <w:r>
-        <w:t>Preparation for the connected explanation</w:t>
+        <w:t>This added worked case illustrates the week’s main idea. Retain all original and connected topics; schedule its practice within the teaching cycle.</w:t>
+      </w:r>
+    </w:p>
+    <w:p>
+      <w:pPr>
+        <w:pStyle w:val="Heading1"/>
+      </w:pPr>
+      <w:r>
+        <w:t>02. Teach the first Python script through visible state</w:t>
+      </w:r>
+    </w:p>
+    <w:p>
+      <w:r>
+        <w:t>Provide the complete code and distinguish packs from the separate book-box example.</w:t>
+      </w:r>
+    </w:p>
+    <w:p>
+      <w:pPr>
+        <w:pStyle w:val="Heading2"/>
+      </w:pPr>
+      <w:r>
+        <w:t>State the requirement and execution setup</w:t>
       </w:r>
     </w:p>
     <w:p>
@@ -569,19 +764,19 @@
         <w:rPr>
           <w:b w:val="0"/>
         </w:rPr>
-        <w:t xml:space="preserve">This is a first encounter with saved Python scripts, not a compressed implementation of the Grade 6 adviser. Teach </w:t>
+        <w:t xml:space="preserve">In Grade 6 you traced rules on paper. Now you will write a small Python </w:t>
       </w:r>
       <w:r>
         <w:rPr>
           <w:b/>
         </w:rPr>
-        <w:t>assignment</w:t>
+        <w:t>program</w:t>
       </w:r>
       <w:r>
         <w:rPr>
           <w:b w:val="0"/>
         </w:rPr>
-        <w:t>, multiplication and print only as needed; values and types follow in Week 2.</w:t>
+        <w:t xml:space="preserve"> and check what it actually does. Begin with a counter-packing calculation, not the whole activity adviser.</w:t>
       </w:r>
     </w:p>
     <w:p>
@@ -592,27 +787,31 @@
         <w:rPr>
           <w:b w:val="0"/>
         </w:rPr>
-        <w:t>Use a fresh run to avoid hidden interactive state. Reference: Python tutorial, An Informal Introduction to Python, https://docs.python.org/3/tutorial/introduction.html (</w:t>
+        <w:t xml:space="preserve">The requirement is to find the total counters in equal packs and display that total. For this first </w:t>
       </w:r>
       <w:r>
         <w:rPr>
           <w:b/>
         </w:rPr>
-        <w:t>assignment</w:t>
+        <w:t>program</w:t>
       </w:r>
       <w:r>
         <w:rPr>
           <w:b w:val="0"/>
         </w:rPr>
-        <w:t>, arithmetic and print).</w:t>
-      </w:r>
-    </w:p>
-    <w:p>
-      <w:pPr>
-        <w:pStyle w:val="Heading3"/>
-      </w:pPr>
-      <w:r>
-        <w:t>Readiness answer</w:t>
+        <w:t xml:space="preserve">, the supplied quantities are whole, nonnegative numbers; it does not yet validate typed </w:t>
+      </w:r>
+      <w:r>
+        <w:rPr>
+          <w:b/>
+        </w:rPr>
+        <w:t>input</w:t>
+      </w:r>
+      <w:r>
+        <w:rPr>
+          <w:b w:val="0"/>
+        </w:rPr>
+        <w:t>.</w:t>
       </w:r>
     </w:p>
     <w:p>
@@ -623,7 +822,7 @@
         <w:rPr>
           <w:b w:val="0"/>
         </w:rPr>
-        <w:t>Record four and six, multiply them to get 24, then display 24. The order must make the required values available before use.</w:t>
+        <w:t>Use a teacher-prepared Python 3 editor that can run a saved .py file. Open a new file called counters.py, type the code exactly as shown in the next section, save it, and use the editor’s Run command.</w:t>
       </w:r>
     </w:p>
     <w:p>
@@ -634,7 +833,7 @@
         <w:rPr>
           <w:b w:val="0"/>
         </w:rPr>
-        <w:t xml:space="preserve">Teacher-prepared Python 3 editor with a new saved .py file and a visible </w:t>
+        <w:t xml:space="preserve">Read the </w:t>
       </w:r>
       <w:r>
         <w:rPr>
@@ -646,7 +845,38 @@
         <w:rPr>
           <w:b w:val="0"/>
         </w:rPr>
-        <w:t xml:space="preserve"> area; test Run before class</w:t>
+        <w:t xml:space="preserve"> area separately from the source editor. No account, AI tool, package installation or personal data is needed. If a device is unavailable, trace on paper and label the result predicted rather than executed.</w:t>
+      </w:r>
+    </w:p>
+    <w:p>
+      <w:pPr>
+        <w:pStyle w:val="Heading2"/>
+      </w:pPr>
+      <w:r>
+        <w:t>Read the complete script</w:t>
+      </w:r>
+    </w:p>
+    <w:p>
+      <w:r>
+        <w:rPr>
+          <w:rFonts w:ascii="Courier New" w:hAnsi="Courier New"/>
+          <w:sz w:val="18"/>
+        </w:rPr>
+        <w:t>packs = 4</w:t>
+        <w:br/>
+        <w:t>per_pack = 6</w:t>
+        <w:br/>
+        <w:t>total = packs * per_pack</w:t>
+        <w:br/>
+        <w:t>print(total)</w:t>
+      </w:r>
+    </w:p>
+    <w:p>
+      <w:pPr>
+        <w:pStyle w:val="Heading2"/>
+      </w:pPr>
+      <w:r>
+        <w:t>Explain names, multiplication and print</w:t>
       </w:r>
     </w:p>
     <w:p>
@@ -657,7 +887,7 @@
         <w:rPr>
           <w:b w:val="0"/>
         </w:rPr>
-        <w:t>Paper counters or equal-group sketches and a blank expected/observed record</w:t>
+        <w:t>Read the script from top to bottom. The equals sign assigns the value on its right to the name on its left. The star means multiplication. print(total) displays the value of total; it does not display the letters in the name.</w:t>
       </w:r>
     </w:p>
     <w:p>
@@ -668,703 +898,15 @@
         <w:rPr>
           <w:b w:val="0"/>
         </w:rPr>
-        <w:t>The printed script and workbook; no logins or personal data required</w:t>
-      </w:r>
-    </w:p>
-    <w:p>
-      <w:pPr>
-        <w:pStyle w:val="Heading3"/>
-      </w:pPr>
-      <w:r>
-        <w:t>End goal for the pictorial case</w:t>
-      </w:r>
-    </w:p>
-    <w:p>
-      <w:pPr>
-        <w:spacing w:line="336" w:lineRule="auto" w:after="180"/>
-      </w:pPr>
-      <w:r>
-        <w:rPr>
-          <w:b w:val="0"/>
-        </w:rPr>
-        <w:t xml:space="preserve">By the end, I can translate an ordered </w:t>
-      </w:r>
-      <w:r>
-        <w:rPr>
-          <w:b/>
-        </w:rPr>
-        <w:t>algorithm</w:t>
-      </w:r>
-      <w:r>
-        <w:rPr>
-          <w:b w:val="0"/>
-        </w:rPr>
-        <w:t xml:space="preserve"> into Python and check state after each line.</w:t>
-      </w:r>
-    </w:p>
-    <w:p>
-      <w:pPr>
-        <w:spacing w:line="336" w:lineRule="auto" w:after="180"/>
-      </w:pPr>
-      <w:r>
-        <w:rPr>
-          <w:b w:val="0"/>
-        </w:rPr>
-        <w:t>This added worked case illustrates the week’s main idea. Retain all original and connected topics; schedule its practice within the teaching cycle.</w:t>
-      </w:r>
-    </w:p>
-    <w:p>
-      <w:pPr>
-        <w:pStyle w:val="Heading1"/>
-      </w:pPr>
-      <w:r>
-        <w:t>02. Explain the mechanism</w:t>
-      </w:r>
-    </w:p>
-    <w:p>
-      <w:r>
-        <w:t>Model Precision in Algorithms using the supplied case, labelled mechanism and reasoning. Make the scope of each conclusion explicit.</w:t>
-      </w:r>
-    </w:p>
-    <w:p>
-      <w:pPr>
-        <w:spacing w:line="336" w:lineRule="auto" w:after="180"/>
-      </w:pPr>
-      <w:r>
-        <w:rPr>
-          <w:b/>
-        </w:rPr>
-        <w:t>Input</w:t>
-      </w:r>
-      <w:r>
-        <w:rPr>
-          <w:b w:val="0"/>
-        </w:rPr>
-        <w:t xml:space="preserve"> → </w:t>
-      </w:r>
-      <w:r>
-        <w:rPr>
-          <w:b/>
-        </w:rPr>
-        <w:t>Process</w:t>
-      </w:r>
-      <w:r>
-        <w:rPr>
-          <w:b w:val="0"/>
-        </w:rPr>
-        <w:t xml:space="preserve"> → </w:t>
-      </w:r>
-      <w:r>
-        <w:rPr>
-          <w:b/>
-        </w:rPr>
-        <w:t>Output</w:t>
-      </w:r>
-    </w:p>
-    <w:p>
-      <w:pPr>
-        <w:spacing w:line="336" w:lineRule="auto" w:after="180"/>
-      </w:pPr>
-      <w:r>
-        <w:rPr>
-          <w:b w:val="0"/>
-        </w:rPr>
-        <w:t>Trace the information. At each stage, ask what changed and how you could test it.</w:t>
-      </w:r>
-    </w:p>
-    <w:p>
-      <w:pPr>
-        <w:spacing w:line="336" w:lineRule="auto" w:after="180"/>
-      </w:pPr>
-      <w:r>
-        <w:rPr>
-          <w:b w:val="0"/>
-        </w:rPr>
-        <w:t>Which stage could fail even when the other two are correct? Explain:</w:t>
-      </w:r>
-    </w:p>
-    <w:p>
-      <w:pPr>
-        <w:spacing w:line="336" w:lineRule="auto" w:after="180"/>
-      </w:pPr>
-      <w:r>
-        <w:rPr>
-          <w:b w:val="0"/>
-        </w:rPr>
-        <w:t xml:space="preserve">Predict first. Then check each step. A correct answer without visible reasoning is incomplete </w:t>
-      </w:r>
-      <w:r>
-        <w:rPr>
-          <w:b/>
-        </w:rPr>
-        <w:t>evidence</w:t>
-      </w:r>
-      <w:r>
-        <w:rPr>
-          <w:b w:val="0"/>
-        </w:rPr>
-        <w:t>.</w:t>
-      </w:r>
-    </w:p>
-    <w:p>
-      <w:pPr>
-        <w:spacing w:line="336" w:lineRule="auto" w:after="180"/>
-        <w:shd w:fill="F4F9FC"/>
-      </w:pPr>
-      <w:r>
-        <w:rPr>
-          <w:b w:val="0"/>
-        </w:rPr>
-        <w:t>1. Vague: ‘Add the filling.’</w:t>
-      </w:r>
-    </w:p>
-    <w:p>
-      <w:pPr>
-        <w:spacing w:line="336" w:lineRule="auto" w:after="180"/>
-        <w:shd w:fill="F4F9FC"/>
-      </w:pPr>
-      <w:r>
-        <w:rPr>
-          <w:b w:val="0"/>
-        </w:rPr>
-        <w:t>2. Question: Which filling? How much? Where?</w:t>
-      </w:r>
-    </w:p>
-    <w:p>
-      <w:pPr>
-        <w:spacing w:line="336" w:lineRule="auto" w:after="180"/>
-        <w:shd w:fill="F4F9FC"/>
-      </w:pPr>
-      <w:r>
-        <w:rPr>
-          <w:b w:val="0"/>
-        </w:rPr>
-        <w:t xml:space="preserve">3. </w:t>
-      </w:r>
-      <w:r>
-        <w:rPr>
-          <w:b/>
-        </w:rPr>
-        <w:t>Precise</w:t>
-      </w:r>
-      <w:r>
-        <w:rPr>
-          <w:b w:val="0"/>
-        </w:rPr>
-        <w:t>: place 2 cucumber slices on the center of bread A.</w:t>
-      </w:r>
-    </w:p>
-    <w:p>
-      <w:pPr>
-        <w:spacing w:line="336" w:lineRule="auto" w:after="180"/>
-        <w:shd w:fill="F4F9FC"/>
-      </w:pPr>
-      <w:r>
-        <w:rPr>
-          <w:b w:val="0"/>
-        </w:rPr>
-        <w:t xml:space="preserve">4. Test with a new partner: identical results are </w:t>
-      </w:r>
-      <w:r>
-        <w:rPr>
-          <w:b/>
-        </w:rPr>
-        <w:t>evidence</w:t>
-      </w:r>
-      <w:r>
-        <w:rPr>
-          <w:b w:val="0"/>
-        </w:rPr>
-        <w:t xml:space="preserve"> of precision.</w:t>
-      </w:r>
-    </w:p>
-    <w:p>
-      <w:pPr>
-        <w:spacing w:line="336" w:lineRule="auto" w:after="180"/>
-      </w:pPr>
-      <w:r>
-        <w:rPr>
-          <w:b w:val="0"/>
-        </w:rPr>
-        <w:t>Recalculate, retrace, or restate the reasoning in your own representation:</w:t>
-      </w:r>
-    </w:p>
-    <w:p>
-      <w:pPr>
-        <w:spacing w:line="336" w:lineRule="auto" w:after="180"/>
-        <w:shd w:fill="F5F1FB"/>
-      </w:pPr>
-      <w:r>
-        <w:rPr>
-          <w:b w:val="0"/>
-        </w:rPr>
-        <w:t xml:space="preserve">CHECK Did the </w:t>
-      </w:r>
-      <w:r>
-        <w:rPr>
-          <w:b/>
-        </w:rPr>
-        <w:t>evidence</w:t>
-      </w:r>
-      <w:r>
-        <w:rPr>
-          <w:b w:val="0"/>
-        </w:rPr>
-        <w:t xml:space="preserve"> answer the exact question? Did the total, path, or source record stay consistent?</w:t>
-      </w:r>
-    </w:p>
-    <w:p>
-      <w:pPr>
-        <w:pStyle w:val="Heading3"/>
-      </w:pPr>
-      <w:r>
-        <w:t>Concrete teaching case</w:t>
-      </w:r>
-    </w:p>
-    <w:p>
-      <w:pPr>
-        <w:pStyle w:val="Heading3"/>
-      </w:pPr>
-      <w:r>
-        <w:t>The teaching case</w:t>
-      </w:r>
-    </w:p>
-    <w:p>
-      <w:pPr>
-        <w:spacing w:line="336" w:lineRule="auto" w:after="180"/>
-        <w:shd w:fill="F1F6FC"/>
-      </w:pPr>
-      <w:r>
-        <w:rPr>
-          <w:b w:val="0"/>
-        </w:rPr>
-        <w:t xml:space="preserve">A sandwich </w:t>
-      </w:r>
-      <w:r>
-        <w:rPr>
-          <w:b/>
-        </w:rPr>
-        <w:t>algorithm</w:t>
-      </w:r>
-      <w:r>
-        <w:rPr>
-          <w:b w:val="0"/>
-        </w:rPr>
-        <w:t xml:space="preserve"> says add spread, close it, cut it, without stating materials or directions.</w:t>
-      </w:r>
-    </w:p>
-    <w:p>
-      <w:pPr>
-        <w:pStyle w:val="Heading3"/>
-      </w:pPr>
-      <w:r>
-        <w:t>The teaching case</w:t>
-      </w:r>
-    </w:p>
-    <w:p>
-      <w:pPr>
-        <w:spacing w:line="336" w:lineRule="auto" w:after="180"/>
-        <w:shd w:fill="F1F6FC"/>
-      </w:pPr>
-      <w:r>
-        <w:rPr>
-          <w:b w:val="0"/>
-        </w:rPr>
-        <w:t xml:space="preserve">Expose </w:t>
-      </w:r>
-      <w:r>
-        <w:rPr>
-          <w:b/>
-        </w:rPr>
-        <w:t>assumption</w:t>
-      </w:r>
-      <w:r>
-        <w:rPr>
-          <w:b w:val="0"/>
-        </w:rPr>
-        <w:t xml:space="preserve">s and write a </w:t>
-      </w:r>
-      <w:r>
-        <w:rPr>
-          <w:b/>
-        </w:rPr>
-        <w:t>precise</w:t>
-      </w:r>
-      <w:r>
-        <w:rPr>
-          <w:b w:val="0"/>
-        </w:rPr>
-        <w:t xml:space="preserve"> paper simulation.</w:t>
-      </w:r>
-    </w:p>
-    <w:p>
-      <w:pPr>
-        <w:pStyle w:val="Heading3"/>
-      </w:pPr>
-      <w:r>
-        <w:t>Exact explanation to model</w:t>
-      </w:r>
-    </w:p>
-    <w:p>
-      <w:pPr>
-        <w:pStyle w:val="Heading3"/>
-      </w:pPr>
-      <w:r>
-        <w:t>Why the result follows</w:t>
-      </w:r>
-    </w:p>
-    <w:p>
-      <w:pPr>
-        <w:spacing w:line="336" w:lineRule="auto" w:after="180"/>
-        <w:shd w:fill="F1F6FC"/>
-      </w:pPr>
-      <w:r>
-        <w:rPr>
-          <w:b w:val="0"/>
-        </w:rPr>
-        <w:t>Use two paper bread squares, mark a spoon-sized spread area on one, place the second on top and draw a diagonal cut. State materials and order. No real food or sharp tools are needed.</w:t>
-      </w:r>
-    </w:p>
-    <w:p>
-      <w:pPr>
-        <w:pStyle w:val="Heading3"/>
-      </w:pPr>
-      <w:r>
-        <w:t>Explain the added worked example</w:t>
-      </w:r>
-    </w:p>
-    <w:p>
-      <w:pPr>
-        <w:pStyle w:val="Heading3"/>
-      </w:pPr>
-      <w:r>
-        <w:t>Explain the added worked example · 1</w:t>
-      </w:r>
-    </w:p>
-    <w:p>
-      <w:pPr>
-        <w:spacing w:line="336" w:lineRule="auto" w:after="180"/>
-      </w:pPr>
-      <w:r>
-        <w:rPr>
-          <w:b w:val="0"/>
-        </w:rPr>
-        <w:t xml:space="preserve">In Grade 6 you traced rules on paper. Now you will write a small Python </w:t>
-      </w:r>
-      <w:r>
-        <w:rPr>
-          <w:b/>
-        </w:rPr>
-        <w:t>program</w:t>
-      </w:r>
-      <w:r>
-        <w:rPr>
-          <w:b w:val="0"/>
-        </w:rPr>
-        <w:t xml:space="preserve"> and check what it actually does. Begin with a counter-packing calculation, not the whole activity adviser.</w:t>
-      </w:r>
-    </w:p>
-    <w:p>
-      <w:pPr>
-        <w:spacing w:line="336" w:lineRule="auto" w:after="180"/>
-      </w:pPr>
-      <w:r>
-        <w:rPr>
-          <w:b w:val="0"/>
-        </w:rPr>
-        <w:t xml:space="preserve">The requirement is to find the total counters in equal packs and display that total. For this first </w:t>
-      </w:r>
-      <w:r>
-        <w:rPr>
-          <w:b/>
-        </w:rPr>
-        <w:t>program</w:t>
-      </w:r>
-      <w:r>
-        <w:rPr>
-          <w:b w:val="0"/>
-        </w:rPr>
-        <w:t xml:space="preserve">, the supplied quantities are whole, nonnegative numbers; it does not yet validate typed </w:t>
-      </w:r>
-      <w:r>
-        <w:rPr>
-          <w:b/>
-        </w:rPr>
-        <w:t>input</w:t>
-      </w:r>
-      <w:r>
-        <w:rPr>
-          <w:b w:val="0"/>
-        </w:rPr>
-        <w:t>.</w:t>
-      </w:r>
-    </w:p>
-    <w:p>
-      <w:pPr>
-        <w:pStyle w:val="Heading3"/>
-      </w:pPr>
-      <w:r>
-        <w:t>Explain the added worked example · 2</w:t>
-      </w:r>
-    </w:p>
-    <w:p>
-      <w:pPr>
-        <w:spacing w:line="336" w:lineRule="auto" w:after="180"/>
-      </w:pPr>
-      <w:r>
-        <w:rPr>
-          <w:b w:val="0"/>
-        </w:rPr>
-        <w:t>Use a teacher-prepared Python 3 editor that can run a saved .py file. Open a new file called counters.py, type the code exactly as shown in the next section, save it, and use the editor’s Run command.</w:t>
-      </w:r>
-    </w:p>
-    <w:p>
-      <w:pPr>
-        <w:spacing w:line="336" w:lineRule="auto" w:after="180"/>
-      </w:pPr>
-      <w:r>
-        <w:rPr>
-          <w:b w:val="0"/>
-        </w:rPr>
-        <w:t xml:space="preserve">Read the </w:t>
-      </w:r>
-      <w:r>
-        <w:rPr>
-          <w:b/>
-        </w:rPr>
-        <w:t>output</w:t>
-      </w:r>
-      <w:r>
-        <w:rPr>
-          <w:b w:val="0"/>
-        </w:rPr>
-        <w:t xml:space="preserve"> area separately from the source editor. No account, AI tool, package installation or personal data is needed. If a device is unavailable, trace on paper and label the result predicted rather than executed.</w:t>
-      </w:r>
-    </w:p>
-    <w:p>
-      <w:pPr>
-        <w:pStyle w:val="Heading3"/>
-      </w:pPr>
-      <w:r>
-        <w:t>Explain the added worked example · 3</w:t>
-      </w:r>
-    </w:p>
-    <w:p>
-      <w:pPr>
-        <w:spacing w:line="336" w:lineRule="auto" w:after="180"/>
-      </w:pPr>
-      <w:r>
-        <w:rPr>
-          <w:b w:val="0"/>
-        </w:rPr>
-        <w:t>Read the script from top to bottom. The equals sign assigns the value on its right to the name on its left. The star means multiplication. print(total) displays the value of total; it does not display the letters in the name.</w:t>
-      </w:r>
-    </w:p>
-    <w:p>
-      <w:pPr>
-        <w:spacing w:line="336" w:lineRule="auto" w:after="180"/>
-      </w:pPr>
-      <w:r>
-        <w:rPr>
-          <w:b w:val="0"/>
-        </w:rPr>
         <w:t>Type ordinary straight characters and keep the parentheses. The Python prompt symbols &gt;&gt;&gt; are not part of this saved script.</w:t>
       </w:r>
     </w:p>
     <w:p>
       <w:pPr>
-        <w:pStyle w:val="Heading3"/>
-      </w:pPr>
-      <w:r>
-        <w:t>Key terms</w:t>
-      </w:r>
-    </w:p>
-    <w:tbl>
-      <w:tblPr>
-        <w:tblStyle w:val="LightShading-Accent1"/>
-        <w:tblW w:type="auto" w:w="0"/>
-        <w:tblLook w:firstColumn="1" w:firstRow="1" w:lastColumn="0" w:lastRow="0" w:noHBand="0" w:noVBand="1" w:val="04A0"/>
-      </w:tblPr>
-      <w:tblGrid>
-        <w:gridCol w:w="5112"/>
-        <w:gridCol w:w="5112"/>
-      </w:tblGrid>
-      <w:tr>
-        <w:trPr>
-          <w:tblHeader/>
-        </w:trPr>
-        <w:tc>
-          <w:tcPr>
-            <w:tcW w:type="dxa" w:w="5112"/>
-          </w:tcPr>
-          <w:p>
-            <w:r>
-              <w:t>Term</w:t>
-            </w:r>
-          </w:p>
-        </w:tc>
-        <w:tc>
-          <w:tcPr>
-            <w:tcW w:type="dxa" w:w="5112"/>
-          </w:tcPr>
-          <w:p>
-            <w:r>
-              <w:t>Meaning</w:t>
-            </w:r>
-          </w:p>
-        </w:tc>
-      </w:tr>
-      <w:tr>
-        <w:tc>
-          <w:tcPr>
-            <w:tcW w:type="dxa" w:w="5112"/>
-          </w:tcPr>
-          <w:p>
-            <w:r>
-              <w:t>Algorithm</w:t>
-            </w:r>
-          </w:p>
-        </w:tc>
-        <w:tc>
-          <w:tcPr>
-            <w:tcW w:type="dxa" w:w="5112"/>
-          </w:tcPr>
-          <w:p>
-            <w:r>
-              <w:t>An ordered procedure for solving a stated problem</w:t>
-            </w:r>
-          </w:p>
-        </w:tc>
-      </w:tr>
-      <w:tr>
-        <w:tc>
-          <w:tcPr>
-            <w:tcW w:type="dxa" w:w="5112"/>
-          </w:tcPr>
-          <w:p>
-            <w:r>
-              <w:t>Program</w:t>
-            </w:r>
-          </w:p>
-        </w:tc>
-        <w:tc>
-          <w:tcPr>
-            <w:tcW w:type="dxa" w:w="5112"/>
-          </w:tcPr>
-          <w:p>
-            <w:r>
-              <w:t>Instructions written in a language a computer can execute</w:t>
-            </w:r>
-          </w:p>
-        </w:tc>
-      </w:tr>
-      <w:tr>
-        <w:tc>
-          <w:tcPr>
-            <w:tcW w:type="dxa" w:w="5112"/>
-          </w:tcPr>
-          <w:p>
-            <w:r>
-              <w:t>Interpreter</w:t>
-            </w:r>
-          </w:p>
-        </w:tc>
-        <w:tc>
-          <w:tcPr>
-            <w:tcW w:type="dxa" w:w="5112"/>
-          </w:tcPr>
-          <w:p>
-            <w:r>
-              <w:t>Software that executes Python instructions</w:t>
-            </w:r>
-          </w:p>
-        </w:tc>
-      </w:tr>
-      <w:tr>
-        <w:tc>
-          <w:tcPr>
-            <w:tcW w:type="dxa" w:w="5112"/>
-          </w:tcPr>
-          <w:p>
-            <w:r>
-              <w:t>Assignment</w:t>
-            </w:r>
-          </w:p>
-        </w:tc>
-        <w:tc>
-          <w:tcPr>
-            <w:tcW w:type="dxa" w:w="5112"/>
-          </w:tcPr>
-          <w:p>
-            <w:r>
-              <w:t>Binding a name to the value of an expression</w:t>
-            </w:r>
-          </w:p>
-        </w:tc>
-      </w:tr>
-      <w:tr>
-        <w:tc>
-          <w:tcPr>
-            <w:tcW w:type="dxa" w:w="5112"/>
-          </w:tcPr>
-          <w:p>
-            <w:r>
-              <w:t>Output</w:t>
-            </w:r>
-          </w:p>
-        </w:tc>
-        <w:tc>
-          <w:tcPr>
-            <w:tcW w:type="dxa" w:w="5112"/>
-          </w:tcPr>
-          <w:p>
-            <w:r>
-              <w:t>Information a program displays or returns</w:t>
-            </w:r>
-          </w:p>
-        </w:tc>
-      </w:tr>
-    </w:tbl>
-    <w:p>
-      <w:pPr>
-        <w:pStyle w:val="Heading3"/>
-      </w:pPr>
-      <w:r>
-        <w:t>Model the reasoning aloud</w:t>
-      </w:r>
-    </w:p>
-    <w:p>
-      <w:pPr>
-        <w:spacing w:line="336" w:lineRule="auto" w:after="180"/>
-      </w:pPr>
-      <w:r>
-        <w:rPr>
-          <w:b w:val="0"/>
-        </w:rPr>
-        <w:t xml:space="preserve">Use the complete worked example below before asking learners to complete W2. Reveal a small part, invite a </w:t>
-      </w:r>
-      <w:r>
-        <w:rPr>
-          <w:b/>
-        </w:rPr>
-        <w:t>prediction</w:t>
-      </w:r>
-      <w:r>
-        <w:rPr>
-          <w:b w:val="0"/>
-        </w:rPr>
-        <w:t>, then explain the deciding step.</w:t>
-      </w:r>
-    </w:p>
-    <w:p>
-      <w:pPr>
-        <w:spacing w:line="336" w:lineRule="auto" w:after="180"/>
-      </w:pPr>
-      <w:r>
-        <w:rPr>
-          <w:b w:val="0"/>
-        </w:rPr>
-        <w:t>These teacher notes contain solutions; do not reveal the independent case answer during modelling.</w:t>
+        <w:pStyle w:val="Heading2"/>
+      </w:pPr>
+      <w:r>
+        <w:t>Trace state and displayed output separately</w:t>
       </w:r>
     </w:p>
     <w:tbl>
@@ -1544,87 +1086,79 @@
     </w:tbl>
     <w:p>
       <w:pPr>
+        <w:spacing w:line="336" w:lineRule="auto" w:after="180"/>
+      </w:pPr>
+      <w:r>
+        <w:rPr>
+          <w:b w:val="0"/>
+        </w:rPr>
+        <w:t xml:space="preserve">Write 24 as the expected </w:t>
+      </w:r>
+      <w:r>
+        <w:rPr>
+          <w:b/>
+        </w:rPr>
+        <w:t>output</w:t>
+      </w:r>
+      <w:r>
+        <w:rPr>
+          <w:b w:val="0"/>
+        </w:rPr>
+        <w:t xml:space="preserve"> before running. Then copy the actual </w:t>
+      </w:r>
+      <w:r>
+        <w:rPr>
+          <w:b/>
+        </w:rPr>
+        <w:t>output</w:t>
+      </w:r>
+      <w:r>
+        <w:rPr>
+          <w:b w:val="0"/>
+        </w:rPr>
+        <w:t xml:space="preserve"> into a separate column. A matching result supports this case, not every possible </w:t>
+      </w:r>
+      <w:r>
+        <w:rPr>
+          <w:b/>
+        </w:rPr>
+        <w:t>input</w:t>
+      </w:r>
+      <w:r>
+        <w:rPr>
+          <w:b w:val="0"/>
+        </w:rPr>
+        <w:t>.</w:t>
+      </w:r>
+    </w:p>
+    <w:p>
+      <w:pPr>
+        <w:spacing w:line="336" w:lineRule="auto" w:after="180"/>
+      </w:pPr>
+      <w:r>
+        <w:rPr>
+          <w:b w:val="0"/>
+        </w:rPr>
+        <w:t xml:space="preserve">A saved file may contain an old edit: save again and rerun the whole script. Do not type the expected number into the </w:t>
+      </w:r>
+      <w:r>
+        <w:rPr>
+          <w:b/>
+        </w:rPr>
+        <w:t>output</w:t>
+      </w:r>
+      <w:r>
+        <w:rPr>
+          <w:b w:val="0"/>
+        </w:rPr>
+        <w:t xml:space="preserve"> record without running.</w:t>
+      </w:r>
+    </w:p>
+    <w:p>
+      <w:pPr>
         <w:pStyle w:val="Heading3"/>
       </w:pPr>
       <w:r>
-        <w:t>Model the reasoning aloud · 4</w:t>
-      </w:r>
-    </w:p>
-    <w:p>
-      <w:pPr>
-        <w:spacing w:line="336" w:lineRule="auto" w:after="180"/>
-      </w:pPr>
-      <w:r>
-        <w:rPr>
-          <w:b w:val="0"/>
-        </w:rPr>
-        <w:t xml:space="preserve">Write 24 as the expected </w:t>
-      </w:r>
-      <w:r>
-        <w:rPr>
-          <w:b/>
-        </w:rPr>
-        <w:t>output</w:t>
-      </w:r>
-      <w:r>
-        <w:rPr>
-          <w:b w:val="0"/>
-        </w:rPr>
-        <w:t xml:space="preserve"> before running. Then copy the actual </w:t>
-      </w:r>
-      <w:r>
-        <w:rPr>
-          <w:b/>
-        </w:rPr>
-        <w:t>output</w:t>
-      </w:r>
-      <w:r>
-        <w:rPr>
-          <w:b w:val="0"/>
-        </w:rPr>
-        <w:t xml:space="preserve"> into a separate column. A matching result supports this case, not every possible </w:t>
-      </w:r>
-      <w:r>
-        <w:rPr>
-          <w:b/>
-        </w:rPr>
-        <w:t>input</w:t>
-      </w:r>
-      <w:r>
-        <w:rPr>
-          <w:b w:val="0"/>
-        </w:rPr>
-        <w:t>.</w:t>
-      </w:r>
-    </w:p>
-    <w:p>
-      <w:pPr>
-        <w:spacing w:line="336" w:lineRule="auto" w:after="180"/>
-      </w:pPr>
-      <w:r>
-        <w:rPr>
-          <w:b w:val="0"/>
-        </w:rPr>
-        <w:t xml:space="preserve">A saved file may contain an old edit: save again and rerun the whole script. Do not type the expected number into the </w:t>
-      </w:r>
-      <w:r>
-        <w:rPr>
-          <w:b/>
-        </w:rPr>
-        <w:t>output</w:t>
-      </w:r>
-      <w:r>
-        <w:rPr>
-          <w:b w:val="0"/>
-        </w:rPr>
-        <w:t xml:space="preserve"> record without running.</w:t>
-      </w:r>
-    </w:p>
-    <w:p>
-      <w:pPr>
-        <w:pStyle w:val="Heading3"/>
-      </w:pPr>
-      <w:r>
         <w:t>Why is there no displayed output after the third line? What changes if print(total) is placed first in a fresh run, before any assignment? Explain using which names exist.</w:t>
       </w:r>
     </w:p>
@@ -1653,192 +1187,20 @@
         <w:t>________________________________________________________________</w:t>
       </w:r>
     </w:p>
-    <w:tbl>
-      <w:tblPr>
-        <w:tblStyle w:val="LightShading-Accent1"/>
-        <w:tblW w:type="auto" w:w="0"/>
-        <w:tblLook w:firstColumn="1" w:firstRow="1" w:lastColumn="0" w:lastRow="0" w:noHBand="0" w:noVBand="1" w:val="04A0"/>
-      </w:tblPr>
-      <w:tblGrid>
-        <w:gridCol w:w="5112"/>
-        <w:gridCol w:w="5112"/>
-      </w:tblGrid>
-      <w:tr>
-        <w:trPr>
-          <w:tblHeader/>
-        </w:trPr>
-        <w:tc>
-          <w:tcPr>
-            <w:tcW w:type="dxa" w:w="5112"/>
-          </w:tcPr>
-          <w:p>
-            <w:r>
-              <w:t>Thinking move</w:t>
-            </w:r>
-          </w:p>
-        </w:tc>
-        <w:tc>
-          <w:tcPr>
-            <w:tcW w:type="dxa" w:w="5112"/>
-          </w:tcPr>
-          <w:p>
-            <w:r>
-              <w:t>Teacher prompt</w:t>
-            </w:r>
-          </w:p>
-        </w:tc>
-      </w:tr>
-      <w:tr>
-        <w:tc>
-          <w:tcPr>
-            <w:tcW w:type="dxa" w:w="5112"/>
-          </w:tcPr>
-          <w:p>
-            <w:r>
-              <w:t>Plan</w:t>
-            </w:r>
-          </w:p>
-        </w:tc>
-        <w:tc>
-          <w:tcPr>
-            <w:tcW w:type="dxa" w:w="5112"/>
-          </w:tcPr>
-          <w:p>
-            <w:r>
-              <w:t>What is given? What is the question? Which procedure fits these facts?</w:t>
-            </w:r>
-          </w:p>
-        </w:tc>
-      </w:tr>
-      <w:tr>
-        <w:tc>
-          <w:tcPr>
-            <w:tcW w:type="dxa" w:w="5112"/>
-          </w:tcPr>
-          <w:p>
-            <w:r>
-              <w:t>Do</w:t>
-            </w:r>
-          </w:p>
-        </w:tc>
-        <w:tc>
-          <w:tcPr>
-            <w:tcW w:type="dxa" w:w="5112"/>
-          </w:tcPr>
-          <w:p>
-            <w:r>
-              <w:t>Point to each input and intermediate step in the worked trace. Name the rule that allows the next step.</w:t>
-            </w:r>
-          </w:p>
-        </w:tc>
-      </w:tr>
-      <w:tr>
-        <w:tc>
-          <w:tcPr>
-            <w:tcW w:type="dxa" w:w="5112"/>
-          </w:tcPr>
-          <w:p>
-            <w:r>
-              <w:t>Check</w:t>
-            </w:r>
-          </w:p>
-        </w:tc>
-        <w:tc>
-          <w:tcPr>
-            <w:tcW w:type="dxa" w:w="5112"/>
-          </w:tcPr>
-          <w:p>
-            <w:r>
-              <w:t>Does the output answer the question? Which assumption or limitation prevents a larger claim?</w:t>
-            </w:r>
-          </w:p>
-        </w:tc>
-      </w:tr>
-    </w:tbl>
-    <w:p>
-      <w:pPr>
-        <w:spacing w:line="336" w:lineRule="auto" w:after="180"/>
-      </w:pPr>
-      <w:r>
-        <w:rPr>
-          <w:b w:val="0"/>
-        </w:rPr>
-        <w:t>Use the diagram and verbal explanation together. Ask learners to match a sentence to a specific visual step; do not assign learners fixed visual or auditory learning styles.</w:t>
-      </w:r>
-    </w:p>
-    <w:p>
-      <w:pPr>
-        <w:pStyle w:val="Heading3"/>
-      </w:pPr>
-      <w:r>
-        <w:t>A pictorial worked case: Precision in Algorithms</w:t>
-      </w:r>
-    </w:p>
-    <w:p>
-      <w:pPr>
-        <w:spacing w:line="336" w:lineRule="auto" w:after="180"/>
-      </w:pPr>
-      <w:r>
-        <w:rPr>
-          <w:b w:val="0"/>
-        </w:rPr>
-        <w:t>A fictional book-box counter has three boxes with five books each and two loose books.</w:t>
-      </w:r>
-    </w:p>
-    <w:p>
-      <w:pPr>
-        <w:pStyle w:val="Heading3"/>
-      </w:pPr>
-      <w:r>
-        <w:t>The facts we will use</w:t>
-      </w:r>
-    </w:p>
-    <w:p>
-      <w:pPr>
-        <w:pStyle w:val="Heading3"/>
-      </w:pPr>
-      <w:r>
-        <w:t>Supplied facts</w:t>
-      </w:r>
-    </w:p>
-    <w:p>
-      <w:pPr>
-        <w:spacing w:line="336" w:lineRule="auto" w:after="180"/>
-        <w:shd w:fill="F1F6FC"/>
-      </w:pPr>
-      <w:r>
-        <w:rPr>
-          <w:b w:val="0"/>
-        </w:rPr>
-        <w:t>Python instructions: boxes=3; total=boxes*5; total=total+2; print(total).</w:t>
-      </w:r>
-    </w:p>
-    <w:p>
-      <w:pPr>
-        <w:pStyle w:val="Heading3"/>
-      </w:pPr>
-      <w:r>
-        <w:t>Supplied facts</w:t>
-      </w:r>
-    </w:p>
-    <w:p>
-      <w:pPr>
-        <w:spacing w:line="336" w:lineRule="auto" w:after="180"/>
-        <w:shd w:fill="F1F6FC"/>
-      </w:pPr>
-      <w:r>
-        <w:rPr>
-          <w:b w:val="0"/>
-        </w:rPr>
-        <w:t>Run the instructions in this order with ordinary integer arithmetic.</w:t>
+    <w:p>
+      <w:pPr>
+        <w:pStyle w:val="Heading2"/>
+      </w:pPr>
+      <w:r>
+        <w:t>Connect the pack diagram</w:t>
       </w:r>
     </w:p>
     <w:p>
       <w:r>
         <w:drawing>
           <wp:inline xmlns:a="http://schemas.openxmlformats.org/drawingml/2006/main" xmlns:pic="http://schemas.openxmlformats.org/drawingml/2006/picture">
-            <wp:extent cx="5381271" cy="5943599"/>
-            <wp:docPr id="1" name="Picture 1" descr="Precision in Algorithms. Read input: boxes is assigned 3.. Multiply: total becomes 3×5=15.. Update total: total becomes its current value 15 plus 2: 17.. Print: The program prints 17 once."/>
+            <wp:extent cx="5486400" cy="2834640"/>
+            <wp:docPr id="1" name="Picture 1" descr="A calculation from paper to output. Record pack count | packs = 4 | Name holds 4. Multiply two quantities | total = packs * per_pack | Name holds product. Show the answer | print(total) | Displays the value"/>
             <wp:cNvGraphicFramePr>
               <a:graphicFrameLocks noChangeAspect="1"/>
             </wp:cNvGraphicFramePr>
@@ -1846,7 +1208,7 @@
               <a:graphicData uri="http://schemas.openxmlformats.org/drawingml/2006/picture">
                 <pic:pic>
                   <pic:nvPicPr>
-                    <pic:cNvPr id="0" name="academy-visual-ai-2-1.png"/>
+                    <pic:cNvPr id="0" name="academy-story-ai-2-1-03.png"/>
                     <pic:cNvPicPr/>
                   </pic:nvPicPr>
                   <pic:blipFill>
@@ -1858,7 +1220,92 @@
                   <pic:spPr>
                     <a:xfrm>
                       <a:off x="0" y="0"/>
-                      <a:ext cx="5381271" cy="5943599"/>
+                      <a:ext cx="5486400" cy="2834640"/>
+                    </a:xfrm>
+                    <a:prstGeom prst="rect"/>
+                  </pic:spPr>
+                </pic:pic>
+              </a:graphicData>
+            </a:graphic>
+          </wp:inline>
+        </w:drawing>
+      </w:r>
+    </w:p>
+    <w:p>
+      <w:pPr>
+        <w:pStyle w:val="Heading2"/>
+      </w:pPr>
+      <w:r>
+        <w:t>Introduce the separate book-box update</w:t>
+      </w:r>
+    </w:p>
+    <w:p>
+      <w:pPr>
+        <w:spacing w:line="336" w:lineRule="auto" w:after="180"/>
+      </w:pPr>
+      <w:r>
+        <w:rPr>
+          <w:b w:val="0"/>
+        </w:rPr>
+        <w:t>A fictional book-box counter has three boxes with five books each and two loose books.</w:t>
+      </w:r>
+    </w:p>
+    <w:p>
+      <w:pPr>
+        <w:spacing w:line="336" w:lineRule="auto" w:after="180"/>
+      </w:pPr>
+      <w:r>
+        <w:rPr>
+          <w:b w:val="0"/>
+        </w:rPr>
+        <w:t>Python instructions: boxes=3; total=boxes*5; total=total+2; print(total).</w:t>
+      </w:r>
+    </w:p>
+    <w:p>
+      <w:pPr>
+        <w:spacing w:line="336" w:lineRule="auto" w:after="180"/>
+      </w:pPr>
+      <w:r>
+        <w:rPr>
+          <w:b w:val="0"/>
+        </w:rPr>
+        <w:t>Run the instructions in this order with ordinary integer arithmetic.</w:t>
+      </w:r>
+    </w:p>
+    <w:p>
+      <w:pPr>
+        <w:pStyle w:val="Heading2"/>
+      </w:pPr>
+      <w:r>
+        <w:t>Trace the update and explain assignment</w:t>
+      </w:r>
+    </w:p>
+    <w:p>
+      <w:r>
+        <w:drawing>
+          <wp:inline xmlns:a="http://schemas.openxmlformats.org/drawingml/2006/main" xmlns:pic="http://schemas.openxmlformats.org/drawingml/2006/picture">
+            <wp:extent cx="5486400" cy="4005072"/>
+            <wp:docPr id="2" name="Picture 2" descr="Read input: boxes is assigned 3. → Multiply: total becomes 3×5=15. → Update total: total becomes its current value 15 plus 2: 17. → Print: The program prints 17 once."/>
+            <wp:cNvGraphicFramePr>
+              <a:graphicFrameLocks noChangeAspect="1"/>
+            </wp:cNvGraphicFramePr>
+            <a:graphic>
+              <a:graphicData uri="http://schemas.openxmlformats.org/drawingml/2006/picture">
+                <pic:pic>
+                  <pic:nvPicPr>
+                    <pic:cNvPr id="0" name="academy-story-ai-2-1-02.png"/>
+                    <pic:cNvPicPr/>
+                  </pic:nvPicPr>
+                  <pic:blipFill>
+                    <a:blip r:embed="rId10"/>
+                    <a:stretch>
+                      <a:fillRect/>
+                    </a:stretch>
+                  </pic:blipFill>
+                  <pic:spPr>
+                    <a:xfrm>
+                      <a:off x="0" y="0"/>
+                      <a:ext cx="5486400" cy="4005072"/>
                     </a:xfrm>
                     <a:prstGeom prst="rect"/>
                   </pic:spPr>
@@ -2008,9 +1455,836 @@
     </w:p>
     <w:p>
       <w:pPr>
+        <w:spacing w:line="336" w:lineRule="auto" w:after="180"/>
+      </w:pPr>
+      <w:r>
+        <w:rPr>
+          <w:b/>
+        </w:rPr>
+        <w:t>Assignment</w:t>
+      </w:r>
+      <w:r>
+        <w:rPr>
+          <w:b w:val="0"/>
+        </w:rPr>
+        <w:t xml:space="preserve"> replaces a variable’s stored value. In total=total+2, Python first reads the current total on the right, calculates 17, then assigns that result to total on the left.</w:t>
+      </w:r>
+    </w:p>
+    <w:p>
+      <w:pPr>
+        <w:spacing w:line="336" w:lineRule="auto" w:after="180"/>
+      </w:pPr>
+      <w:r>
+        <w:rPr>
+          <w:b w:val="0"/>
+        </w:rPr>
+        <w:t xml:space="preserve">The equal sign is an instruction here, not a claim that 15 and 17 are mathematically equal. Predict </w:t>
+      </w:r>
+      <w:r>
+        <w:rPr>
+          <w:b/>
+        </w:rPr>
+        <w:t>output</w:t>
+      </w:r>
+      <w:r>
+        <w:rPr>
+          <w:b w:val="0"/>
+        </w:rPr>
+        <w:t xml:space="preserve"> before running.</w:t>
+      </w:r>
+    </w:p>
+    <w:p>
+      <w:pPr>
+        <w:pStyle w:val="Heading2"/>
+      </w:pPr>
+      <w:r>
+        <w:t>Keep input validation outside this first script</w:t>
+      </w:r>
+    </w:p>
+    <w:p>
+      <w:pPr>
+        <w:spacing w:line="336" w:lineRule="auto" w:after="180"/>
+      </w:pPr>
+      <w:r>
+        <w:rPr>
+          <w:b w:val="0"/>
+        </w:rPr>
+        <w:t xml:space="preserve">These statements count supplied books; they do not validate </w:t>
+      </w:r>
+      <w:r>
+        <w:rPr>
+          <w:b/>
+        </w:rPr>
+        <w:t>input</w:t>
+      </w:r>
+      <w:r>
+        <w:rPr>
+          <w:b w:val="0"/>
+        </w:rPr>
+        <w:t xml:space="preserve"> types or infer stock from measurements.</w:t>
+      </w:r>
+    </w:p>
+    <w:p>
+      <w:pPr>
+        <w:pStyle w:val="Heading2"/>
+      </w:pPr>
+      <w:r>
+        <w:t>Change the number of boxes</w:t>
+      </w:r>
+    </w:p>
+    <w:p>
+      <w:pPr>
+        <w:spacing w:line="336" w:lineRule="auto" w:after="180"/>
+      </w:pPr>
+      <w:r>
+        <w:rPr>
+          <w:b w:val="0"/>
+        </w:rPr>
+        <w:t>Change: Set boxes=0, keeping the two loose books.</w:t>
+      </w:r>
+    </w:p>
+    <w:p>
+      <w:pPr>
+        <w:spacing w:line="336" w:lineRule="auto" w:after="180"/>
+      </w:pPr>
+      <w:r>
+        <w:rPr>
+          <w:b/>
+        </w:rPr>
+        <w:t>Prediction</w:t>
+      </w:r>
+      <w:r>
+        <w:rPr>
+          <w:b w:val="0"/>
+        </w:rPr>
+        <w:t>: The printed result is 2.</w:t>
+      </w:r>
+    </w:p>
+    <w:p>
+      <w:pPr>
+        <w:spacing w:line="336" w:lineRule="auto" w:after="180"/>
+      </w:pPr>
+      <w:r>
+        <w:rPr>
+          <w:b w:val="0"/>
+        </w:rPr>
+        <w:t>Reason: 0×5+2=2; there is no rule saying zero boxes means zero loose books.</w:t>
+      </w:r>
+    </w:p>
+    <w:p>
+      <w:pPr>
+        <w:pStyle w:val="Heading2"/>
+      </w:pPr>
+      <w:r>
+        <w:t>Use pictures to elicit reasoning</w:t>
+      </w:r>
+    </w:p>
+    <w:p>
+      <w:pPr>
+        <w:spacing w:line="336" w:lineRule="auto" w:after="180"/>
+      </w:pPr>
+      <w:r>
+        <w:rPr>
+          <w:b w:val="0"/>
+        </w:rPr>
+        <w:t>Use the diagram and verbal explanation together. Ask learners to match a sentence to a specific visual step; do not assign learners fixed visual or auditory learning styles.</w:t>
+      </w:r>
+    </w:p>
+    <w:p>
+      <w:pPr>
+        <w:spacing w:line="336" w:lineRule="auto" w:after="180"/>
+      </w:pPr>
+      <w:r>
+        <w:rPr>
+          <w:b w:val="0"/>
+        </w:rPr>
+        <w:t xml:space="preserve">Cover the result. Ask learners to name the </w:t>
+      </w:r>
+      <w:r>
+        <w:rPr>
+          <w:b/>
+        </w:rPr>
+        <w:t>input</w:t>
+      </w:r>
+      <w:r>
+        <w:rPr>
+          <w:b w:val="0"/>
+        </w:rPr>
+        <w:t xml:space="preserve">s and predict the next step. Uncover one step, connect the icon to the actual procedure, and explain its </w:t>
+      </w:r>
+      <w:r>
+        <w:rPr>
+          <w:b/>
+        </w:rPr>
+        <w:t>evidence</w:t>
+      </w:r>
+      <w:r>
+        <w:rPr>
+          <w:b w:val="0"/>
+        </w:rPr>
+        <w:t>. Then change the supplied condition and compare.</w:t>
+      </w:r>
+    </w:p>
+    <w:p>
+      <w:pPr>
+        <w:spacing w:line="336" w:lineRule="auto" w:after="180"/>
+      </w:pPr>
+      <w:r>
+        <w:rPr>
+          <w:b w:val="0"/>
+        </w:rPr>
+        <w:t>The picture is a representation; it does not document execution of a real AI model.</w:t>
+      </w:r>
+    </w:p>
+    <w:p>
+      <w:pPr>
+        <w:pStyle w:val="Heading2"/>
+      </w:pPr>
+      <w:r>
+        <w:t>Earlier wording, alternatives and picture transcripts · reference / check after trying</w:t>
+      </w:r>
+    </w:p>
+    <w:p>
+      <w:pPr>
+        <w:spacing w:line="336" w:lineRule="auto" w:after="180"/>
+      </w:pPr>
+      <w:r>
+        <w:rPr>
+          <w:b w:val="0"/>
+        </w:rPr>
+        <w:t>Explain the mechanism</w:t>
+      </w:r>
+    </w:p>
+    <w:p>
+      <w:pPr>
+        <w:spacing w:line="336" w:lineRule="auto" w:after="180"/>
+      </w:pPr>
+      <w:r>
+        <w:rPr>
+          <w:b/>
+        </w:rPr>
+        <w:t>Input</w:t>
+      </w:r>
+      <w:r>
+        <w:rPr>
+          <w:b w:val="0"/>
+        </w:rPr>
+        <w:t xml:space="preserve"> → </w:t>
+      </w:r>
+      <w:r>
+        <w:rPr>
+          <w:b/>
+        </w:rPr>
+        <w:t>Process</w:t>
+      </w:r>
+      <w:r>
+        <w:rPr>
+          <w:b w:val="0"/>
+        </w:rPr>
+        <w:t xml:space="preserve"> → </w:t>
+      </w:r>
+      <w:r>
+        <w:rPr>
+          <w:b/>
+        </w:rPr>
+        <w:t>Output</w:t>
+      </w:r>
+    </w:p>
+    <w:p>
+      <w:pPr>
+        <w:spacing w:line="336" w:lineRule="auto" w:after="180"/>
+      </w:pPr>
+      <w:r>
+        <w:rPr>
+          <w:b w:val="0"/>
+        </w:rPr>
+        <w:t>Trace the information. At each stage, ask what changed and how you could test it.</w:t>
+      </w:r>
+    </w:p>
+    <w:p>
+      <w:pPr>
+        <w:spacing w:line="336" w:lineRule="auto" w:after="180"/>
+      </w:pPr>
+      <w:r>
+        <w:rPr>
+          <w:b w:val="0"/>
+        </w:rPr>
+        <w:t>Which stage could fail even when the other two are correct? Explain:</w:t>
+      </w:r>
+    </w:p>
+    <w:p>
+      <w:pPr>
+        <w:spacing w:line="336" w:lineRule="auto" w:after="180"/>
+      </w:pPr>
+      <w:r>
+        <w:rPr>
+          <w:b w:val="0"/>
+        </w:rPr>
+        <w:t xml:space="preserve">Predict first. Then check each step. A correct answer without visible reasoning is incomplete </w:t>
+      </w:r>
+      <w:r>
+        <w:rPr>
+          <w:b/>
+        </w:rPr>
+        <w:t>evidence</w:t>
+      </w:r>
+      <w:r>
+        <w:rPr>
+          <w:b w:val="0"/>
+        </w:rPr>
+        <w:t>.</w:t>
+      </w:r>
+    </w:p>
+    <w:p>
+      <w:pPr>
+        <w:spacing w:line="336" w:lineRule="auto" w:after="180"/>
+      </w:pPr>
+      <w:r>
+        <w:rPr>
+          <w:b w:val="0"/>
+        </w:rPr>
+        <w:t>1. Vague: ‘Add the filling.’</w:t>
+      </w:r>
+    </w:p>
+    <w:p>
+      <w:pPr>
+        <w:spacing w:line="336" w:lineRule="auto" w:after="180"/>
+      </w:pPr>
+      <w:r>
+        <w:rPr>
+          <w:b w:val="0"/>
+        </w:rPr>
+        <w:t>2. Question: Which filling? How much? Where?</w:t>
+      </w:r>
+    </w:p>
+    <w:p>
+      <w:pPr>
+        <w:spacing w:line="336" w:lineRule="auto" w:after="180"/>
+      </w:pPr>
+      <w:r>
+        <w:rPr>
+          <w:b w:val="0"/>
+        </w:rPr>
+        <w:t xml:space="preserve">3. </w:t>
+      </w:r>
+      <w:r>
+        <w:rPr>
+          <w:b/>
+        </w:rPr>
+        <w:t>Precise</w:t>
+      </w:r>
+      <w:r>
+        <w:rPr>
+          <w:b w:val="0"/>
+        </w:rPr>
+        <w:t>: place 2 cucumber slices on the center of bread A.</w:t>
+      </w:r>
+    </w:p>
+    <w:p>
+      <w:pPr>
+        <w:spacing w:line="336" w:lineRule="auto" w:after="180"/>
+      </w:pPr>
+      <w:r>
+        <w:rPr>
+          <w:b w:val="0"/>
+        </w:rPr>
+        <w:t xml:space="preserve">4. Test with a new partner: identical results are </w:t>
+      </w:r>
+      <w:r>
+        <w:rPr>
+          <w:b/>
+        </w:rPr>
+        <w:t>evidence</w:t>
+      </w:r>
+      <w:r>
+        <w:rPr>
+          <w:b w:val="0"/>
+        </w:rPr>
+        <w:t xml:space="preserve"> of precision.</w:t>
+      </w:r>
+    </w:p>
+    <w:p>
+      <w:pPr>
+        <w:spacing w:line="336" w:lineRule="auto" w:after="180"/>
+      </w:pPr>
+      <w:r>
+        <w:rPr>
+          <w:b w:val="0"/>
+        </w:rPr>
+        <w:t>Recalculate, retrace, or restate the reasoning in your own representation:</w:t>
+      </w:r>
+    </w:p>
+    <w:p>
+      <w:pPr>
+        <w:spacing w:line="336" w:lineRule="auto" w:after="180"/>
+      </w:pPr>
+      <w:r>
+        <w:rPr>
+          <w:b w:val="0"/>
+        </w:rPr>
+        <w:t xml:space="preserve">CHECK Did the </w:t>
+      </w:r>
+      <w:r>
+        <w:rPr>
+          <w:b/>
+        </w:rPr>
+        <w:t>evidence</w:t>
+      </w:r>
+      <w:r>
+        <w:rPr>
+          <w:b w:val="0"/>
+        </w:rPr>
+        <w:t xml:space="preserve"> answer the exact question? Did the total, path, or source record stay consistent?</w:t>
+      </w:r>
+    </w:p>
+    <w:p>
+      <w:pPr>
         <w:pStyle w:val="Heading3"/>
       </w:pPr>
       <w:r>
+        <w:t>Concrete teaching case</w:t>
+      </w:r>
+    </w:p>
+    <w:p>
+      <w:pPr>
+        <w:spacing w:line="336" w:lineRule="auto" w:after="180"/>
+      </w:pPr>
+      <w:r>
+        <w:rPr>
+          <w:b w:val="0"/>
+        </w:rPr>
+        <w:t xml:space="preserve">A sandwich </w:t>
+      </w:r>
+      <w:r>
+        <w:rPr>
+          <w:b/>
+        </w:rPr>
+        <w:t>algorithm</w:t>
+      </w:r>
+      <w:r>
+        <w:rPr>
+          <w:b w:val="0"/>
+        </w:rPr>
+        <w:t xml:space="preserve"> says add spread, close it, cut it, without stating materials or directions.</w:t>
+      </w:r>
+    </w:p>
+    <w:p>
+      <w:pPr>
+        <w:spacing w:line="336" w:lineRule="auto" w:after="180"/>
+      </w:pPr>
+      <w:r>
+        <w:rPr>
+          <w:b w:val="0"/>
+        </w:rPr>
+        <w:t xml:space="preserve">Expose </w:t>
+      </w:r>
+      <w:r>
+        <w:rPr>
+          <w:b/>
+        </w:rPr>
+        <w:t>assumption</w:t>
+      </w:r>
+      <w:r>
+        <w:rPr>
+          <w:b w:val="0"/>
+        </w:rPr>
+        <w:t xml:space="preserve">s and write a </w:t>
+      </w:r>
+      <w:r>
+        <w:rPr>
+          <w:b/>
+        </w:rPr>
+        <w:t>precise</w:t>
+      </w:r>
+      <w:r>
+        <w:rPr>
+          <w:b w:val="0"/>
+        </w:rPr>
+        <w:t xml:space="preserve"> paper simulation.</w:t>
+      </w:r>
+    </w:p>
+    <w:p>
+      <w:pPr>
+        <w:pStyle w:val="Heading3"/>
+      </w:pPr>
+      <w:r>
+        <w:t>Exact explanation to model</w:t>
+      </w:r>
+    </w:p>
+    <w:p>
+      <w:pPr>
+        <w:spacing w:line="336" w:lineRule="auto" w:after="180"/>
+      </w:pPr>
+      <w:r>
+        <w:rPr>
+          <w:b w:val="0"/>
+        </w:rPr>
+        <w:t>Use two paper bread squares, mark a spoon-sized spread area on one, place the second on top and draw a diagonal cut. State materials and order. No real food or sharp tools are needed.</w:t>
+      </w:r>
+    </w:p>
+    <w:p>
+      <w:pPr>
+        <w:pStyle w:val="Heading3"/>
+      </w:pPr>
+      <w:r>
+        <w:t>Explain the added worked example</w:t>
+      </w:r>
+    </w:p>
+    <w:p>
+      <w:pPr>
+        <w:pStyle w:val="Heading3"/>
+      </w:pPr>
+      <w:r>
+        <w:t>Key terms</w:t>
+      </w:r>
+    </w:p>
+    <w:tbl>
+      <w:tblPr>
+        <w:tblStyle w:val="LightShading-Accent1"/>
+        <w:tblW w:type="auto" w:w="0"/>
+        <w:tblLook w:firstColumn="1" w:firstRow="1" w:lastColumn="0" w:lastRow="0" w:noHBand="0" w:noVBand="1" w:val="04A0"/>
+      </w:tblPr>
+      <w:tblGrid>
+        <w:gridCol w:w="5112"/>
+        <w:gridCol w:w="5112"/>
+      </w:tblGrid>
+      <w:tr>
+        <w:trPr>
+          <w:tblHeader/>
+        </w:trPr>
+        <w:tc>
+          <w:tcPr>
+            <w:tcW w:type="dxa" w:w="5112"/>
+          </w:tcPr>
+          <w:p>
+            <w:r>
+              <w:t>Term</w:t>
+            </w:r>
+          </w:p>
+        </w:tc>
+        <w:tc>
+          <w:tcPr>
+            <w:tcW w:type="dxa" w:w="5112"/>
+          </w:tcPr>
+          <w:p>
+            <w:r>
+              <w:t>Meaning</w:t>
+            </w:r>
+          </w:p>
+        </w:tc>
+      </w:tr>
+      <w:tr>
+        <w:tc>
+          <w:tcPr>
+            <w:tcW w:type="dxa" w:w="5112"/>
+          </w:tcPr>
+          <w:p>
+            <w:r>
+              <w:t>Algorithm</w:t>
+            </w:r>
+          </w:p>
+        </w:tc>
+        <w:tc>
+          <w:tcPr>
+            <w:tcW w:type="dxa" w:w="5112"/>
+          </w:tcPr>
+          <w:p>
+            <w:r>
+              <w:t>An ordered procedure for solving a stated problem</w:t>
+            </w:r>
+          </w:p>
+        </w:tc>
+      </w:tr>
+      <w:tr>
+        <w:tc>
+          <w:tcPr>
+            <w:tcW w:type="dxa" w:w="5112"/>
+          </w:tcPr>
+          <w:p>
+            <w:r>
+              <w:t>Program</w:t>
+            </w:r>
+          </w:p>
+        </w:tc>
+        <w:tc>
+          <w:tcPr>
+            <w:tcW w:type="dxa" w:w="5112"/>
+          </w:tcPr>
+          <w:p>
+            <w:r>
+              <w:t>Instructions written in a language a computer can execute</w:t>
+            </w:r>
+          </w:p>
+        </w:tc>
+      </w:tr>
+      <w:tr>
+        <w:tc>
+          <w:tcPr>
+            <w:tcW w:type="dxa" w:w="5112"/>
+          </w:tcPr>
+          <w:p>
+            <w:r>
+              <w:t>Interpreter</w:t>
+            </w:r>
+          </w:p>
+        </w:tc>
+        <w:tc>
+          <w:tcPr>
+            <w:tcW w:type="dxa" w:w="5112"/>
+          </w:tcPr>
+          <w:p>
+            <w:r>
+              <w:t>Software that executes Python instructions</w:t>
+            </w:r>
+          </w:p>
+        </w:tc>
+      </w:tr>
+      <w:tr>
+        <w:tc>
+          <w:tcPr>
+            <w:tcW w:type="dxa" w:w="5112"/>
+          </w:tcPr>
+          <w:p>
+            <w:r>
+              <w:t>Assignment</w:t>
+            </w:r>
+          </w:p>
+        </w:tc>
+        <w:tc>
+          <w:tcPr>
+            <w:tcW w:type="dxa" w:w="5112"/>
+          </w:tcPr>
+          <w:p>
+            <w:r>
+              <w:t>Binding a name to the value of an expression</w:t>
+            </w:r>
+          </w:p>
+        </w:tc>
+      </w:tr>
+      <w:tr>
+        <w:tc>
+          <w:tcPr>
+            <w:tcW w:type="dxa" w:w="5112"/>
+          </w:tcPr>
+          <w:p>
+            <w:r>
+              <w:t>Output</w:t>
+            </w:r>
+          </w:p>
+        </w:tc>
+        <w:tc>
+          <w:tcPr>
+            <w:tcW w:type="dxa" w:w="5112"/>
+          </w:tcPr>
+          <w:p>
+            <w:r>
+              <w:t>Information a program displays or returns</w:t>
+            </w:r>
+          </w:p>
+        </w:tc>
+      </w:tr>
+    </w:tbl>
+    <w:p>
+      <w:pPr>
+        <w:pStyle w:val="Heading3"/>
+      </w:pPr>
+      <w:r>
+        <w:t>Model the reasoning aloud</w:t>
+      </w:r>
+    </w:p>
+    <w:p>
+      <w:pPr>
+        <w:spacing w:line="336" w:lineRule="auto" w:after="180"/>
+      </w:pPr>
+      <w:r>
+        <w:rPr>
+          <w:b w:val="0"/>
+        </w:rPr>
+        <w:t xml:space="preserve">Use the complete worked example below before asking learners to complete W2. Reveal a small part, invite a </w:t>
+      </w:r>
+      <w:r>
+        <w:rPr>
+          <w:b/>
+        </w:rPr>
+        <w:t>prediction</w:t>
+      </w:r>
+      <w:r>
+        <w:rPr>
+          <w:b w:val="0"/>
+        </w:rPr>
+        <w:t>, then explain the deciding step.</w:t>
+      </w:r>
+    </w:p>
+    <w:p>
+      <w:pPr>
+        <w:spacing w:line="336" w:lineRule="auto" w:after="180"/>
+      </w:pPr>
+      <w:r>
+        <w:rPr>
+          <w:b w:val="0"/>
+        </w:rPr>
+        <w:t>These teacher notes contain solutions; do not reveal the independent case answer during modelling.</w:t>
+      </w:r>
+    </w:p>
+    <w:tbl>
+      <w:tblPr>
+        <w:tblStyle w:val="LightShading-Accent1"/>
+        <w:tblW w:type="auto" w:w="0"/>
+        <w:tblLook w:firstColumn="1" w:firstRow="1" w:lastColumn="0" w:lastRow="0" w:noHBand="0" w:noVBand="1" w:val="04A0"/>
+      </w:tblPr>
+      <w:tblGrid>
+        <w:gridCol w:w="5112"/>
+        <w:gridCol w:w="5112"/>
+      </w:tblGrid>
+      <w:tr>
+        <w:trPr>
+          <w:tblHeader/>
+        </w:trPr>
+        <w:tc>
+          <w:tcPr>
+            <w:tcW w:type="dxa" w:w="5112"/>
+          </w:tcPr>
+          <w:p>
+            <w:r>
+              <w:t>Thinking move</w:t>
+            </w:r>
+          </w:p>
+        </w:tc>
+        <w:tc>
+          <w:tcPr>
+            <w:tcW w:type="dxa" w:w="5112"/>
+          </w:tcPr>
+          <w:p>
+            <w:r>
+              <w:t>Teacher prompt</w:t>
+            </w:r>
+          </w:p>
+        </w:tc>
+      </w:tr>
+      <w:tr>
+        <w:tc>
+          <w:tcPr>
+            <w:tcW w:type="dxa" w:w="5112"/>
+          </w:tcPr>
+          <w:p>
+            <w:r>
+              <w:t>Plan</w:t>
+            </w:r>
+          </w:p>
+        </w:tc>
+        <w:tc>
+          <w:tcPr>
+            <w:tcW w:type="dxa" w:w="5112"/>
+          </w:tcPr>
+          <w:p>
+            <w:r>
+              <w:t>What is given? What is the question? Which procedure fits these facts?</w:t>
+            </w:r>
+          </w:p>
+        </w:tc>
+      </w:tr>
+      <w:tr>
+        <w:tc>
+          <w:tcPr>
+            <w:tcW w:type="dxa" w:w="5112"/>
+          </w:tcPr>
+          <w:p>
+            <w:r>
+              <w:t>Do</w:t>
+            </w:r>
+          </w:p>
+        </w:tc>
+        <w:tc>
+          <w:tcPr>
+            <w:tcW w:type="dxa" w:w="5112"/>
+          </w:tcPr>
+          <w:p>
+            <w:r>
+              <w:t>Point to each input and intermediate step in the worked trace. Name the rule that allows the next step.</w:t>
+            </w:r>
+          </w:p>
+        </w:tc>
+      </w:tr>
+      <w:tr>
+        <w:tc>
+          <w:tcPr>
+            <w:tcW w:type="dxa" w:w="5112"/>
+          </w:tcPr>
+          <w:p>
+            <w:r>
+              <w:t>Check</w:t>
+            </w:r>
+          </w:p>
+        </w:tc>
+        <w:tc>
+          <w:tcPr>
+            <w:tcW w:type="dxa" w:w="5112"/>
+          </w:tcPr>
+          <w:p>
+            <w:r>
+              <w:t>Does the output answer the question? Which assumption or limitation prevents a larger claim?</w:t>
+            </w:r>
+          </w:p>
+        </w:tc>
+      </w:tr>
+    </w:tbl>
+    <w:p>
+      <w:pPr>
+        <w:pStyle w:val="Heading3"/>
+      </w:pPr>
+      <w:r>
+        <w:t>A pictorial worked case: Precision in Algorithms</w:t>
+      </w:r>
+    </w:p>
+    <w:p>
+      <w:pPr>
+        <w:pStyle w:val="Heading3"/>
+      </w:pPr>
+      <w:r>
+        <w:t>The facts we will use</w:t>
+      </w:r>
+    </w:p>
+    <w:p>
+      <w:r>
+        <w:drawing>
+          <wp:inline xmlns:a="http://schemas.openxmlformats.org/drawingml/2006/main" xmlns:pic="http://schemas.openxmlformats.org/drawingml/2006/picture">
+            <wp:extent cx="5381271" cy="5943599"/>
+            <wp:docPr id="3" name="Picture 3" descr="Precision in Algorithms. Read input: boxes is assigned 3.. Multiply: total becomes 3×5=15.. Update total: total becomes its current value 15 plus 2: 17.. Print: The program prints 17 once."/>
+            <wp:cNvGraphicFramePr>
+              <a:graphicFrameLocks noChangeAspect="1"/>
+            </wp:cNvGraphicFramePr>
+            <a:graphic>
+              <a:graphicData uri="http://schemas.openxmlformats.org/drawingml/2006/picture">
+                <pic:pic>
+                  <pic:nvPicPr>
+                    <pic:cNvPr id="0" name="academy-visual-ai-2-1.png"/>
+                    <pic:cNvPicPr/>
+                  </pic:nvPicPr>
+                  <pic:blipFill>
+                    <a:blip r:embed="rId11"/>
+                    <a:stretch>
+                      <a:fillRect/>
+                    </a:stretch>
+                  </pic:blipFill>
+                  <pic:spPr>
+                    <a:xfrm>
+                      <a:off x="0" y="0"/>
+                      <a:ext cx="5381271" cy="5943599"/>
+                    </a:xfrm>
+                    <a:prstGeom prst="rect"/>
+                  </pic:spPr>
+                </pic:pic>
+              </a:graphicData>
+            </a:graphic>
+          </wp:inline>
+        </w:drawing>
+      </w:r>
+    </w:p>
+    <w:p>
+      <w:pPr>
+        <w:pStyle w:val="Heading3"/>
+      </w:pPr>
+      <w:r>
         <w:t>Why this result follows</w:t>
       </w:r>
     </w:p>
@@ -2019,49 +2293,393 @@
         <w:pStyle w:val="Heading3"/>
       </w:pPr>
       <w:r>
-        <w:t>Why the result follows</w:t>
+        <w:t>What this example does not establish</w:t>
+      </w:r>
+    </w:p>
+    <w:p>
+      <w:pPr>
+        <w:pStyle w:val="Heading3"/>
+      </w:pPr>
+      <w:r>
+        <w:t>Change one thing in the pictured case</w:t>
+      </w:r>
+    </w:p>
+    <w:p>
+      <w:pPr>
+        <w:pStyle w:val="Heading3"/>
+      </w:pPr>
+      <w:r>
+        <w:t>Ask while showing the picture</w:t>
+      </w:r>
+    </w:p>
+    <w:p>
+      <w:pPr>
+        <w:pStyle w:val="Heading1"/>
+      </w:pPr>
+      <w:r>
+        <w:t>03. Guide the reasoning, then remove help</w:t>
+      </w:r>
+    </w:p>
+    <w:p>
+      <w:r>
+        <w:t>Collect a response from each learner before discussing the worked key.</w:t>
+      </w:r>
+    </w:p>
+    <w:p>
+      <w:pPr>
+        <w:pStyle w:val="Heading2"/>
+      </w:pPr>
+      <w:r>
+        <w:t>Prompt before revealing</w:t>
       </w:r>
     </w:p>
     <w:p>
       <w:pPr>
         <w:spacing w:line="336" w:lineRule="auto" w:after="180"/>
-        <w:shd w:fill="F1F6FC"/>
-      </w:pPr>
+      </w:pPr>
+      <w:r>
+        <w:rPr>
+          <w:b w:val="0"/>
+        </w:rPr>
+        <w:t xml:space="preserve">Completion task: Make records for 4 packs of 6, then 5 packs of 6. Predict before running. Record actual </w:t>
+      </w:r>
       <w:r>
         <w:rPr>
           <w:b/>
         </w:rPr>
+        <w:t>output</w:t>
+      </w:r>
+      <w:r>
+        <w:rPr>
+          <w:b w:val="0"/>
+        </w:rPr>
+        <w:t>, any error and what changed. If working on paper, label both results as traces.</w:t>
+      </w:r>
+    </w:p>
+    <w:p>
+      <w:pPr>
+        <w:pStyle w:val="Heading2"/>
+      </w:pPr>
+      <w:r>
+        <w:t>Expected reasoning and fading help</w:t>
+      </w:r>
+    </w:p>
+    <w:p>
+      <w:pPr>
+        <w:spacing w:line="336" w:lineRule="auto" w:after="180"/>
+      </w:pPr>
+      <w:r>
+        <w:rPr>
+          <w:b w:val="0"/>
+        </w:rPr>
+        <w:t xml:space="preserve">Teacher check: Expected 24 then 30. Accept actual errors with an accurate account; do not replace </w:t>
+      </w:r>
+      <w:r>
+        <w:rPr>
+          <w:b/>
+        </w:rPr>
+        <w:t>observation</w:t>
+      </w:r>
+      <w:r>
+        <w:rPr>
+          <w:b w:val="0"/>
+        </w:rPr>
+        <w:t>s. Record the changed pack count, saved file and run or trace status.</w:t>
+      </w:r>
+    </w:p>
+    <w:p>
+      <w:pPr>
+        <w:spacing w:line="336" w:lineRule="auto" w:after="180"/>
+      </w:pPr>
+      <w:r>
+        <w:rPr>
+          <w:b w:val="0"/>
+        </w:rPr>
+        <w:t xml:space="preserve">Two matching cases do not show all </w:t>
+      </w:r>
+      <w:r>
+        <w:rPr>
+          <w:b/>
+        </w:rPr>
+        <w:t>input</w:t>
+      </w:r>
+      <w:r>
+        <w:rPr>
+          <w:b w:val="0"/>
+        </w:rPr>
+        <w:t>s are handled.</w:t>
+      </w:r>
+    </w:p>
+    <w:p>
+      <w:pPr>
+        <w:spacing w:line="336" w:lineRule="auto" w:after="180"/>
+      </w:pPr>
+      <w:r>
+        <w:rPr>
+          <w:b w:val="0"/>
+        </w:rPr>
+        <w:t xml:space="preserve">Start by identifying the given </w:t>
+      </w:r>
+      <w:r>
+        <w:rPr>
+          <w:b/>
+        </w:rPr>
+        <w:t>input</w:t>
+      </w:r>
+      <w:r>
+        <w:rPr>
+          <w:b w:val="0"/>
+        </w:rPr>
+        <w:t>s together. Leave the intermediate steps blank. If needed, model one step, then withdraw that help on the next step. Move to a full trace only when the partial trace is understood.</w:t>
+      </w:r>
+    </w:p>
+    <w:p>
+      <w:pPr>
+        <w:spacing w:line="336" w:lineRule="auto" w:after="180"/>
+      </w:pPr>
+      <w:r>
+        <w:rPr>
+          <w:b w:val="0"/>
+        </w:rPr>
+        <w:t>For partners, alternate explainer and checker; collect a response from every learner before discussion.</w:t>
+      </w:r>
+    </w:p>
+    <w:p>
+      <w:pPr>
+        <w:pStyle w:val="Heading2"/>
+      </w:pPr>
+      <w:r>
+        <w:t>Check the misconception before discussion</w:t>
+      </w:r>
+    </w:p>
+    <w:p>
+      <w:pPr>
+        <w:spacing w:line="336" w:lineRule="auto" w:after="180"/>
+      </w:pPr>
+      <w:r>
+        <w:rPr>
+          <w:b w:val="0"/>
+        </w:rPr>
+        <w:t xml:space="preserve">Use the worked case for From a paper </w:t>
+      </w:r>
+      <w:r>
+        <w:rPr>
+          <w:b/>
+        </w:rPr>
+        <w:t>algorithm</w:t>
+      </w:r>
+      <w:r>
+        <w:rPr>
+          <w:b w:val="0"/>
+        </w:rPr>
+        <w:t xml:space="preserve"> to Python. Proposed explanation: “An equals sign displays the answer”. Decide whether this explanation is supported.</w:t>
+      </w:r>
+    </w:p>
+    <w:p>
+      <w:pPr>
+        <w:spacing w:line="336" w:lineRule="auto" w:after="180"/>
+      </w:pPr>
+      <w:r>
+        <w:rPr>
+          <w:b w:val="0"/>
+        </w:rPr>
+        <w:t>Point to the step or supplied fact that decides; explain your repair if needed.</w:t>
+      </w:r>
+    </w:p>
+    <w:p>
+      <w:pPr>
+        <w:spacing w:line="336" w:lineRule="auto" w:after="180"/>
+      </w:pPr>
+      <w:r>
+        <w:rPr>
+          <w:b w:val="0"/>
+        </w:rPr>
+        <w:t xml:space="preserve">Expected correction: </w:t>
+      </w:r>
+      <w:r>
+        <w:rPr>
+          <w:b/>
+        </w:rPr>
         <w:t>Assignment</w:t>
       </w:r>
       <w:r>
         <w:rPr>
           <w:b w:val="0"/>
         </w:rPr>
-        <w:t xml:space="preserve"> replaces a variable’s stored value. In total=total+2, Python first reads the current total on the right, calculates 17, then assigns that result to total on the left.</w:t>
+        <w:t xml:space="preserve"> binds a name; print produces the displayed </w:t>
+      </w:r>
+      <w:r>
+        <w:rPr>
+          <w:b/>
+        </w:rPr>
+        <w:t>output</w:t>
+      </w:r>
+      <w:r>
+        <w:rPr>
+          <w:b w:val="0"/>
+        </w:rPr>
+        <w:t>.</w:t>
       </w:r>
     </w:p>
     <w:p>
       <w:pPr>
         <w:spacing w:line="336" w:lineRule="auto" w:after="180"/>
-        <w:shd w:fill="F1F6FC"/>
       </w:pPr>
       <w:r>
         <w:rPr>
           <w:b w:val="0"/>
         </w:rPr>
-        <w:t xml:space="preserve">The equal sign is an instruction here, not a claim that 15 and 17 are mathematically equal. Predict </w:t>
+        <w:t>Collect explanations, not only yes/no votes. If a misunderstanding is common, re-model the relevant step for the class.</w:t>
+      </w:r>
+    </w:p>
+    <w:p>
+      <w:pPr>
+        <w:spacing w:line="336" w:lineRule="auto" w:after="180"/>
+      </w:pPr>
+      <w:r>
+        <w:rPr>
+          <w:b w:val="0"/>
+        </w:rPr>
+        <w:t>If it affects a few learners, give a short targeted group explanation while others solve a more demanding variation.</w:t>
+      </w:r>
+    </w:p>
+    <w:p>
+      <w:pPr>
+        <w:pStyle w:val="Heading2"/>
+      </w:pPr>
+      <w:r>
+        <w:t>Use the pictorial check</w:t>
+      </w:r>
+    </w:p>
+    <w:p>
+      <w:pPr>
+        <w:spacing w:line="336" w:lineRule="auto" w:after="180"/>
+      </w:pPr>
+      <w:r>
+        <w:rPr>
+          <w:b w:val="0"/>
+        </w:rPr>
+        <w:t xml:space="preserve">If print(total) moves before total=total+2, what gets printed for the original </w:t>
       </w:r>
       <w:r>
         <w:rPr>
           <w:b/>
         </w:rPr>
-        <w:t>output</w:t>
+        <w:t>input</w:t>
       </w:r>
       <w:r>
         <w:rPr>
           <w:b w:val="0"/>
         </w:rPr>
-        <w:t xml:space="preserve"> before running.</w:t>
+        <w:t>?</w:t>
+      </w:r>
+    </w:p>
+    <w:p>
+      <w:pPr>
+        <w:spacing w:line="336" w:lineRule="auto" w:after="180"/>
+      </w:pPr>
+      <w:r>
+        <w:rPr>
+          <w:b w:val="0"/>
+        </w:rPr>
+        <w:t>It prints 15. The later update still makes total 17, but nothing then prints the new value.</w:t>
+      </w:r>
+    </w:p>
+    <w:p>
+      <w:pPr>
+        <w:spacing w:line="336" w:lineRule="auto" w:after="180"/>
+      </w:pPr>
+      <w:r>
+        <w:rPr>
+          <w:b w:val="0"/>
+        </w:rPr>
+        <w:t>Changed-case reasoning: The printed result is 2. 0×5+2=2; there is no rule saying zero boxes means zero loose books.</w:t>
+      </w:r>
+    </w:p>
+    <w:p>
+      <w:pPr>
+        <w:spacing w:line="336" w:lineRule="auto" w:after="180"/>
+      </w:pPr>
+      <w:r>
+        <w:rPr>
+          <w:b w:val="0"/>
+        </w:rPr>
+        <w:t xml:space="preserve">Collect each learner’s explanation before discussion. Use the first missing connection between </w:t>
+      </w:r>
+      <w:r>
+        <w:rPr>
+          <w:b/>
+        </w:rPr>
+        <w:t>input</w:t>
+      </w:r>
+      <w:r>
+        <w:rPr>
+          <w:b w:val="0"/>
+        </w:rPr>
+        <w:t xml:space="preserve">, deciding step and result to choose support. This question is worked-case practice, not fresh mastery </w:t>
+      </w:r>
+      <w:r>
+        <w:rPr>
+          <w:b/>
+        </w:rPr>
+        <w:t>evidence</w:t>
+      </w:r>
+      <w:r>
+        <w:rPr>
+          <w:b w:val="0"/>
+        </w:rPr>
+        <w:t>.</w:t>
+      </w:r>
+    </w:p>
+    <w:p>
+      <w:pPr>
+        <w:pStyle w:val="Heading2"/>
+      </w:pPr>
+      <w:r>
+        <w:t>Keep each learner explaining</w:t>
+      </w:r>
+    </w:p>
+    <w:p>
+      <w:pPr>
+        <w:pStyle w:val="ListBullet"/>
+      </w:pPr>
+      <w:r>
+        <w:t>Ask: Which facts are given, and which would we have to assume? Learners mark relevant details before discussing answers.</w:t>
+      </w:r>
+    </w:p>
+    <w:p>
+      <w:pPr>
+        <w:pStyle w:val="ListBullet"/>
+      </w:pPr>
+      <w:r>
+        <w:t>Say: Predict first. Show the rule, information path or calculation that would produce the result. A correct guess is not yet an explanation.</w:t>
+      </w:r>
+    </w:p>
+    <w:p>
+      <w:pPr>
+        <w:pStyle w:val="ListBullet"/>
+      </w:pPr>
+      <w:r>
+        <w:t>In pairs, one learner solves while the other checks evidence; exchange roles. Remove the worked answer before independent assessment.</w:t>
+      </w:r>
+    </w:p>
+    <w:p>
+      <w:pPr>
+        <w:pStyle w:val="Heading2"/>
+      </w:pPr>
+      <w:r>
+        <w:t>Earlier wording, alternatives and picture transcripts · reference / check after trying</w:t>
+      </w:r>
+    </w:p>
+    <w:p>
+      <w:pPr>
+        <w:spacing w:line="336" w:lineRule="auto" w:after="180"/>
+      </w:pPr>
+      <w:r>
+        <w:rPr>
+          <w:b w:val="0"/>
+        </w:rPr>
+        <w:t>Demonstrate and guide practice</w:t>
       </w:r>
     </w:p>
     <w:p>
@@ -2069,7 +2687,99 @@
         <w:pStyle w:val="Heading3"/>
       </w:pPr>
       <w:r>
-        <w:t>What this example does not establish</w:t>
+        <w:t>Board sequence</w:t>
+      </w:r>
+    </w:p>
+    <w:p>
+      <w:pPr>
+        <w:spacing w:line="336" w:lineRule="auto" w:after="180"/>
+      </w:pPr>
+      <w:r>
+        <w:rPr>
+          <w:b w:val="0"/>
+        </w:rPr>
+        <w:t xml:space="preserve">Write the given facts: A sandwich </w:t>
+      </w:r>
+      <w:r>
+        <w:rPr>
+          <w:b/>
+        </w:rPr>
+        <w:t>algorithm</w:t>
+      </w:r>
+      <w:r>
+        <w:rPr>
+          <w:b w:val="0"/>
+        </w:rPr>
+        <w:t xml:space="preserve"> says add spread, close it, cut it, without stating materials or directions.</w:t>
+      </w:r>
+    </w:p>
+    <w:p>
+      <w:pPr>
+        <w:spacing w:line="336" w:lineRule="auto" w:after="180"/>
+      </w:pPr>
+      <w:r>
+        <w:rPr>
+          <w:b w:val="0"/>
+        </w:rPr>
+        <w:t xml:space="preserve">Write the question to explain: Expose </w:t>
+      </w:r>
+      <w:r>
+        <w:rPr>
+          <w:b/>
+        </w:rPr>
+        <w:t>assumption</w:t>
+      </w:r>
+      <w:r>
+        <w:rPr>
+          <w:b w:val="0"/>
+        </w:rPr>
+        <w:t xml:space="preserve">s and write a </w:t>
+      </w:r>
+      <w:r>
+        <w:rPr>
+          <w:b/>
+        </w:rPr>
+        <w:t>precise</w:t>
+      </w:r>
+      <w:r>
+        <w:rPr>
+          <w:b w:val="0"/>
+        </w:rPr>
+        <w:t xml:space="preserve"> paper simulation.</w:t>
+      </w:r>
+    </w:p>
+    <w:p>
+      <w:pPr>
+        <w:spacing w:line="336" w:lineRule="auto" w:after="180"/>
+      </w:pPr>
+      <w:r>
+        <w:rPr>
+          <w:b w:val="0"/>
+        </w:rPr>
+        <w:t xml:space="preserve">Reveal after </w:t>
+      </w:r>
+      <w:r>
+        <w:rPr>
+          <w:b/>
+        </w:rPr>
+        <w:t>prediction</w:t>
+      </w:r>
+      <w:r>
+        <w:rPr>
+          <w:b w:val="0"/>
+        </w:rPr>
+        <w:t>s: Use two paper bread squares, mark a spoon-sized spread area on one, place the second on top and draw a diagonal cut. State materials and order. No real food or sharp tools are needed.</w:t>
+      </w:r>
+    </w:p>
+    <w:p>
+      <w:pPr>
+        <w:spacing w:line="336" w:lineRule="auto" w:after="180"/>
+      </w:pPr>
+      <w:r>
+        <w:rPr>
+          <w:b w:val="0"/>
+        </w:rPr>
+        <w:t>Use the earlier changed question as optional later practice. Reserve Transfer the procedure independently for the first independent attempt before hints or feedback.</w:t>
       </w:r>
     </w:p>
     <w:p>
@@ -2077,398 +2787,18 @@
         <w:pStyle w:val="Heading3"/>
       </w:pPr>
       <w:r>
-        <w:t>Keep the stated limit</w:t>
+        <w:t>Classroom dialogue</w:t>
       </w:r>
     </w:p>
     <w:p>
       <w:pPr>
         <w:spacing w:line="336" w:lineRule="auto" w:after="180"/>
-        <w:shd w:fill="FFF5E6"/>
       </w:pPr>
       <w:r>
         <w:rPr>
           <w:b w:val="0"/>
         </w:rPr>
-        <w:t xml:space="preserve">These statements count supplied books; they do not validate </w:t>
-      </w:r>
-      <w:r>
-        <w:rPr>
-          <w:b/>
-        </w:rPr>
-        <w:t>input</w:t>
-      </w:r>
-      <w:r>
-        <w:rPr>
-          <w:b w:val="0"/>
-        </w:rPr>
-        <w:t xml:space="preserve"> types or infer stock from measurements.</w:t>
-      </w:r>
-    </w:p>
-    <w:p>
-      <w:pPr>
-        <w:pStyle w:val="Heading3"/>
-      </w:pPr>
-      <w:r>
-        <w:t>Change one thing in the pictured case</w:t>
-      </w:r>
-    </w:p>
-    <w:p>
-      <w:pPr>
-        <w:pStyle w:val="Heading3"/>
-      </w:pPr>
-      <w:r>
-        <w:t>Change one thing</w:t>
-      </w:r>
-    </w:p>
-    <w:p>
-      <w:pPr>
-        <w:spacing w:line="336" w:lineRule="auto" w:after="180"/>
-        <w:shd w:fill="F5F1FB"/>
-      </w:pPr>
-      <w:r>
-        <w:rPr>
-          <w:b w:val="0"/>
-        </w:rPr>
-        <w:t>Change: Set boxes=0, keeping the two loose books.</w:t>
-      </w:r>
-    </w:p>
-    <w:p>
-      <w:pPr>
-        <w:pStyle w:val="Heading3"/>
-      </w:pPr>
-      <w:r>
-        <w:t>Predicted result</w:t>
-      </w:r>
-    </w:p>
-    <w:p>
-      <w:pPr>
-        <w:spacing w:line="336" w:lineRule="auto" w:after="180"/>
-        <w:shd w:fill="F1F6FC"/>
-      </w:pPr>
-      <w:r>
-        <w:rPr>
-          <w:b/>
-        </w:rPr>
-        <w:t>Prediction</w:t>
-      </w:r>
-      <w:r>
-        <w:rPr>
-          <w:b w:val="0"/>
-        </w:rPr>
-        <w:t>: The printed result is 2.</w:t>
-      </w:r>
-    </w:p>
-    <w:p>
-      <w:pPr>
-        <w:pStyle w:val="Heading3"/>
-      </w:pPr>
-      <w:r>
-        <w:t>Why the result follows</w:t>
-      </w:r>
-    </w:p>
-    <w:p>
-      <w:pPr>
-        <w:spacing w:line="336" w:lineRule="auto" w:after="180"/>
-        <w:shd w:fill="F1F6FC"/>
-      </w:pPr>
-      <w:r>
-        <w:rPr>
-          <w:b w:val="0"/>
-        </w:rPr>
-        <w:t>Reason: 0×5+2=2; there is no rule saying zero boxes means zero loose books.</w:t>
-      </w:r>
-    </w:p>
-    <w:p>
-      <w:pPr>
-        <w:pStyle w:val="Heading3"/>
-      </w:pPr>
-      <w:r>
-        <w:t>Ask while showing the picture</w:t>
-      </w:r>
-    </w:p>
-    <w:p>
-      <w:pPr>
-        <w:pStyle w:val="Heading3"/>
-      </w:pPr>
-      <w:r>
-        <w:t>Ask while showing the picture · 5</w:t>
-      </w:r>
-    </w:p>
-    <w:p>
-      <w:pPr>
-        <w:spacing w:line="336" w:lineRule="auto" w:after="180"/>
-      </w:pPr>
-      <w:r>
-        <w:rPr>
-          <w:b w:val="0"/>
-        </w:rPr>
-        <w:t xml:space="preserve">Cover the result. Ask learners to name the </w:t>
-      </w:r>
-      <w:r>
-        <w:rPr>
-          <w:b/>
-        </w:rPr>
-        <w:t>input</w:t>
-      </w:r>
-      <w:r>
-        <w:rPr>
-          <w:b w:val="0"/>
-        </w:rPr>
-        <w:t xml:space="preserve">s and predict the next step. Uncover one step, connect the icon to the actual procedure, and explain its </w:t>
-      </w:r>
-      <w:r>
-        <w:rPr>
-          <w:b/>
-        </w:rPr>
-        <w:t>evidence</w:t>
-      </w:r>
-      <w:r>
-        <w:rPr>
-          <w:b w:val="0"/>
-        </w:rPr>
-        <w:t>. Then change the supplied condition and compare.</w:t>
-      </w:r>
-    </w:p>
-    <w:p>
-      <w:pPr>
-        <w:spacing w:line="336" w:lineRule="auto" w:after="180"/>
-      </w:pPr>
-      <w:r>
-        <w:rPr>
-          <w:b w:val="0"/>
-        </w:rPr>
-        <w:t>The picture is a representation; it does not document execution of a real AI model.</w:t>
-      </w:r>
-    </w:p>
-    <w:p>
-      <w:pPr>
-        <w:pStyle w:val="Heading1"/>
-      </w:pPr>
-      <w:r>
-        <w:t>03. Demonstrate and guide practice</w:t>
-      </w:r>
-    </w:p>
-    <w:p>
-      <w:r>
-        <w:t>Demonstrate Precision in Algorithms, reduce support deliberately and check individual reasoning before discussing answers.</w:t>
-      </w:r>
-    </w:p>
-    <w:p>
-      <w:pPr>
-        <w:pStyle w:val="Heading3"/>
-      </w:pPr>
-      <w:r>
-        <w:t>Board sequence</w:t>
-      </w:r>
-    </w:p>
-    <w:p>
-      <w:pPr>
-        <w:pStyle w:val="Heading3"/>
-      </w:pPr>
-      <w:r>
-        <w:t>1. Put the facts on the board</w:t>
-      </w:r>
-    </w:p>
-    <w:p>
-      <w:pPr>
-        <w:spacing w:line="336" w:lineRule="auto" w:after="180"/>
-        <w:shd w:fill="F4F9FC"/>
-      </w:pPr>
-      <w:r>
-        <w:rPr>
-          <w:b w:val="0"/>
-        </w:rPr>
-        <w:t xml:space="preserve">Write the given facts: A sandwich </w:t>
-      </w:r>
-      <w:r>
-        <w:rPr>
-          <w:b/>
-        </w:rPr>
-        <w:t>algorithm</w:t>
-      </w:r>
-      <w:r>
-        <w:rPr>
-          <w:b w:val="0"/>
-        </w:rPr>
-        <w:t xml:space="preserve"> says add spread, close it, cut it, without stating materials or directions.</w:t>
-      </w:r>
-    </w:p>
-    <w:p>
-      <w:pPr>
-        <w:pStyle w:val="Heading3"/>
-      </w:pPr>
-      <w:r>
-        <w:t>2. State the decision to explain</w:t>
-      </w:r>
-    </w:p>
-    <w:p>
-      <w:pPr>
-        <w:spacing w:line="336" w:lineRule="auto" w:after="180"/>
-        <w:shd w:fill="F4F9FC"/>
-      </w:pPr>
-      <w:r>
-        <w:rPr>
-          <w:b w:val="0"/>
-        </w:rPr>
-        <w:t xml:space="preserve">Write the question to explain: Expose </w:t>
-      </w:r>
-      <w:r>
-        <w:rPr>
-          <w:b/>
-        </w:rPr>
-        <w:t>assumption</w:t>
-      </w:r>
-      <w:r>
-        <w:rPr>
-          <w:b w:val="0"/>
-        </w:rPr>
-        <w:t xml:space="preserve">s and write a </w:t>
-      </w:r>
-      <w:r>
-        <w:rPr>
-          <w:b/>
-        </w:rPr>
-        <w:t>precise</w:t>
-      </w:r>
-      <w:r>
-        <w:rPr>
-          <w:b w:val="0"/>
-        </w:rPr>
-        <w:t xml:space="preserve"> paper simulation.</w:t>
-      </w:r>
-    </w:p>
-    <w:p>
-      <w:pPr>
-        <w:pStyle w:val="Heading3"/>
-      </w:pPr>
-      <w:r>
-        <w:t>3. Reveal the worked reasoning</w:t>
-      </w:r>
-    </w:p>
-    <w:p>
-      <w:pPr>
-        <w:spacing w:line="336" w:lineRule="auto" w:after="180"/>
-        <w:shd w:fill="F1F6FC"/>
-      </w:pPr>
-      <w:r>
-        <w:rPr>
-          <w:b w:val="0"/>
-        </w:rPr>
-        <w:t xml:space="preserve">Reveal after </w:t>
-      </w:r>
-      <w:r>
-        <w:rPr>
-          <w:b/>
-        </w:rPr>
-        <w:t>prediction</w:t>
-      </w:r>
-      <w:r>
-        <w:rPr>
-          <w:b w:val="0"/>
-        </w:rPr>
-        <w:t>s: Use two paper bread squares, mark a spoon-sized spread area on one, place the second on top and draw a diagonal cut. State materials and order. No real food or sharp tools are needed.</w:t>
-      </w:r>
-    </w:p>
-    <w:p>
-      <w:pPr>
-        <w:pStyle w:val="Heading3"/>
-      </w:pPr>
-      <w:r>
-        <w:t>Hold back the independent task</w:t>
-      </w:r>
-    </w:p>
-    <w:p>
-      <w:pPr>
-        <w:spacing w:line="336" w:lineRule="auto" w:after="180"/>
-        <w:shd w:fill="FFF5E6"/>
-      </w:pPr>
-      <w:r>
-        <w:rPr>
-          <w:b w:val="0"/>
-        </w:rPr>
-        <w:t>Keep for an independent attempt: A robot starts at square 0. Replace move a bit and stop nearby with instructions that put it exactly on square 3 using steps of one square.</w:t>
-      </w:r>
-    </w:p>
-    <w:p>
-      <w:pPr>
-        <w:pStyle w:val="Heading3"/>
-      </w:pPr>
-      <w:r>
-        <w:t>Classroom dialogue</w:t>
-      </w:r>
-    </w:p>
-    <w:p>
-      <w:pPr>
-        <w:pStyle w:val="Heading3"/>
-      </w:pPr>
-      <w:r>
-        <w:t>Ask the class</w:t>
-      </w:r>
-    </w:p>
-    <w:p>
-      <w:pPr>
-        <w:spacing w:line="336" w:lineRule="auto" w:after="180"/>
-        <w:shd w:fill="F5F1FB"/>
-      </w:pPr>
-      <w:r>
-        <w:rPr>
-          <w:b w:val="0"/>
-        </w:rPr>
-        <w:t>Ask: Which facts are given, and which would we have to assume? Learners mark relevant details before discussing answers.</w:t>
-      </w:r>
-    </w:p>
-    <w:p>
-      <w:pPr>
-        <w:pStyle w:val="Heading3"/>
-      </w:pPr>
-      <w:r>
-        <w:t>Language to model</w:t>
-      </w:r>
-    </w:p>
-    <w:p>
-      <w:pPr>
-        <w:spacing w:line="336" w:lineRule="auto" w:after="180"/>
-        <w:shd w:fill="F1F6F8"/>
-      </w:pPr>
-      <w:r>
-        <w:rPr>
-          <w:b w:val="0"/>
-        </w:rPr>
-        <w:t>Say: Predict first. Show the rule, information path or calculation that would produce the result. A correct guess is not yet an explanation.</w:t>
-      </w:r>
-    </w:p>
-    <w:p>
-      <w:pPr>
-        <w:spacing w:line="336" w:lineRule="auto" w:after="180"/>
-      </w:pPr>
-      <w:r>
-        <w:rPr>
-          <w:b w:val="0"/>
-        </w:rPr>
         <w:t>Reveal reasoning one step at a time. Explain why a tempting alternative fails. Write units and denominators for arithmetic, trace conditions for decisions, and identify supporting sources for claims.</w:t>
-      </w:r>
-    </w:p>
-    <w:p>
-      <w:pPr>
-        <w:spacing w:line="336" w:lineRule="auto" w:after="180"/>
-      </w:pPr>
-      <w:r>
-        <w:rPr>
-          <w:b w:val="0"/>
-        </w:rPr>
-        <w:t xml:space="preserve">In pairs, one learner solves while the other checks </w:t>
-      </w:r>
-      <w:r>
-        <w:rPr>
-          <w:b/>
-        </w:rPr>
-        <w:t>evidence</w:t>
-      </w:r>
-      <w:r>
-        <w:rPr>
-          <w:b w:val="0"/>
-        </w:rPr>
-        <w:t>; exchange roles. Remove the worked answer before independent assessment.</w:t>
       </w:r>
     </w:p>
     <w:p>
@@ -2734,436 +3064,103 @@
         <w:pStyle w:val="Heading3"/>
       </w:pPr>
       <w:r>
-        <w:t>Completion practice</w:t>
+        <w:t>Individual reasoning check</w:t>
+      </w:r>
+    </w:p>
+    <w:p>
+      <w:pPr>
+        <w:pStyle w:val="Heading3"/>
+      </w:pPr>
+      <w:r>
+        <w:t>Pictorial practice question</w:t>
+      </w:r>
+    </w:p>
+    <w:p>
+      <w:pPr>
+        <w:pStyle w:val="Heading3"/>
+      </w:pPr>
+      <w:r>
+        <w:t>Reasoned teacher answer</w:t>
+      </w:r>
+    </w:p>
+    <w:p>
+      <w:pPr>
+        <w:pStyle w:val="Heading1"/>
+      </w:pPr>
+      <w:r>
+        <w:t>04. Run the supplied investigation</w:t>
+      </w:r>
+    </w:p>
+    <w:p>
+      <w:r>
+        <w:t>Keep expected results, observed paper traces and remaining limits distinguishable.</w:t>
+      </w:r>
+    </w:p>
+    <w:p>
+      <w:pPr>
+        <w:pStyle w:val="Heading2"/>
+      </w:pPr>
+      <w:r>
+        <w:t>Supplied materials and answer guidance</w:t>
       </w:r>
     </w:p>
     <w:p>
       <w:pPr>
         <w:spacing w:line="336" w:lineRule="auto" w:after="180"/>
-        <w:shd w:fill="F5F1FB"/>
       </w:pPr>
       <w:r>
         <w:rPr>
           <w:b w:val="0"/>
         </w:rPr>
-        <w:t xml:space="preserve">Completion task: Make records for 4 packs of 6, then 5 packs of 6. Predict before running. Record actual </w:t>
-      </w:r>
-      <w:r>
-        <w:rPr>
-          <w:b/>
-        </w:rPr>
-        <w:t>output</w:t>
-      </w:r>
-      <w:r>
-        <w:rPr>
-          <w:b w:val="0"/>
-        </w:rPr>
-        <w:t>, any error and what changed. If working on paper, label both results as traces.</w:t>
-      </w:r>
-    </w:p>
-    <w:p>
-      <w:pPr>
-        <w:pStyle w:val="Heading3"/>
-      </w:pPr>
-      <w:r>
-        <w:t>Reasoning to listen for</w:t>
-      </w:r>
-    </w:p>
-    <w:p>
-      <w:pPr>
-        <w:spacing w:line="336" w:lineRule="auto" w:after="180"/>
-        <w:shd w:fill="F1F6FC"/>
-      </w:pPr>
-      <w:r>
-        <w:rPr>
-          <w:b w:val="0"/>
-        </w:rPr>
-        <w:t xml:space="preserve">Teacher check: Expected 24 then 30. Accept actual errors with an accurate account; do not replace </w:t>
-      </w:r>
-      <w:r>
-        <w:rPr>
-          <w:b/>
-        </w:rPr>
-        <w:t>observation</w:t>
-      </w:r>
-      <w:r>
-        <w:rPr>
-          <w:b w:val="0"/>
-        </w:rPr>
-        <w:t>s. Record the changed pack count, saved file and run or trace status.</w:t>
-      </w:r>
-    </w:p>
-    <w:p>
-      <w:pPr>
-        <w:spacing w:line="336" w:lineRule="auto" w:after="180"/>
-        <w:shd w:fill="F1F6FC"/>
-      </w:pPr>
-      <w:r>
-        <w:rPr>
-          <w:b w:val="0"/>
-        </w:rPr>
-        <w:t xml:space="preserve">Two matching cases do not show all </w:t>
-      </w:r>
-      <w:r>
-        <w:rPr>
-          <w:b/>
-        </w:rPr>
-        <w:t>input</w:t>
-      </w:r>
-      <w:r>
-        <w:rPr>
-          <w:b w:val="0"/>
-        </w:rPr>
-        <w:t>s are handled.</w:t>
-      </w:r>
-    </w:p>
-    <w:p>
-      <w:pPr>
-        <w:spacing w:line="336" w:lineRule="auto" w:after="180"/>
-      </w:pPr>
-      <w:r>
-        <w:rPr>
-          <w:b w:val="0"/>
-        </w:rPr>
-        <w:t xml:space="preserve">Start by identifying the given </w:t>
-      </w:r>
-      <w:r>
-        <w:rPr>
-          <w:b/>
-        </w:rPr>
-        <w:t>input</w:t>
-      </w:r>
-      <w:r>
-        <w:rPr>
-          <w:b w:val="0"/>
-        </w:rPr>
-        <w:t>s together. Leave the intermediate steps blank. If needed, model one step, then withdraw that help on the next step. Move to a full trace only when the partial trace is understood.</w:t>
-      </w:r>
-    </w:p>
-    <w:p>
-      <w:pPr>
-        <w:spacing w:line="336" w:lineRule="auto" w:after="180"/>
-      </w:pPr>
-      <w:r>
-        <w:rPr>
-          <w:b w:val="0"/>
-        </w:rPr>
-        <w:t>For partners, alternate explainer and checker; collect a response from every learner before discussion.</w:t>
-      </w:r>
-    </w:p>
-    <w:p>
-      <w:pPr>
-        <w:pStyle w:val="Heading3"/>
-      </w:pPr>
-      <w:r>
-        <w:t>Individual reasoning check</w:t>
-      </w:r>
-    </w:p>
-    <w:p>
-      <w:pPr>
-        <w:spacing w:line="336" w:lineRule="auto" w:after="180"/>
-      </w:pPr>
-      <w:r>
-        <w:rPr>
-          <w:b w:val="0"/>
-        </w:rPr>
-        <w:t xml:space="preserve">Use the worked case for From a paper </w:t>
-      </w:r>
-      <w:r>
-        <w:rPr>
-          <w:b/>
-        </w:rPr>
-        <w:t>algorithm</w:t>
-      </w:r>
-      <w:r>
-        <w:rPr>
-          <w:b w:val="0"/>
-        </w:rPr>
-        <w:t xml:space="preserve"> to Python. Proposed explanation: “An equals sign displays the answer”. Decide whether this explanation is supported.</w:t>
-      </w:r>
-    </w:p>
-    <w:p>
-      <w:pPr>
-        <w:spacing w:line="336" w:lineRule="auto" w:after="180"/>
-      </w:pPr>
-      <w:r>
-        <w:rPr>
-          <w:b w:val="0"/>
-        </w:rPr>
-        <w:t>Point to the step or supplied fact that decides; explain your repair if needed.</w:t>
-      </w:r>
-    </w:p>
-    <w:p>
-      <w:pPr>
-        <w:pStyle w:val="Heading3"/>
-      </w:pPr>
-      <w:r>
-        <w:t>Expected repair</w:t>
-      </w:r>
-    </w:p>
-    <w:p>
-      <w:pPr>
-        <w:spacing w:line="336" w:lineRule="auto" w:after="180"/>
-        <w:shd w:fill="F1F6FC"/>
-      </w:pPr>
-      <w:r>
-        <w:rPr>
-          <w:b w:val="0"/>
-        </w:rPr>
-        <w:t xml:space="preserve">Expected correction: </w:t>
-      </w:r>
-      <w:r>
-        <w:rPr>
-          <w:b/>
-        </w:rPr>
-        <w:t>Assignment</w:t>
-      </w:r>
-      <w:r>
-        <w:rPr>
-          <w:b w:val="0"/>
-        </w:rPr>
-        <w:t xml:space="preserve"> binds a name; print produces the displayed </w:t>
-      </w:r>
-      <w:r>
-        <w:rPr>
-          <w:b/>
-        </w:rPr>
-        <w:t>output</w:t>
-      </w:r>
-      <w:r>
-        <w:rPr>
-          <w:b w:val="0"/>
-        </w:rPr>
-        <w:t>.</w:t>
-      </w:r>
-    </w:p>
-    <w:p>
-      <w:pPr>
-        <w:spacing w:line="336" w:lineRule="auto" w:after="180"/>
-      </w:pPr>
-      <w:r>
-        <w:rPr>
-          <w:b w:val="0"/>
-        </w:rPr>
-        <w:t>Collect explanations, not only yes/no votes. If a misunderstanding is common, re-model the relevant step for the class.</w:t>
-      </w:r>
-    </w:p>
-    <w:p>
-      <w:pPr>
-        <w:spacing w:line="336" w:lineRule="auto" w:after="180"/>
-      </w:pPr>
-      <w:r>
-        <w:rPr>
-          <w:b w:val="0"/>
-        </w:rPr>
-        <w:t>If it affects a few learners, give a short targeted group explanation while others solve a more demanding variation.</w:t>
-      </w:r>
-    </w:p>
-    <w:p>
-      <w:pPr>
-        <w:pStyle w:val="Heading3"/>
-      </w:pPr>
-      <w:r>
-        <w:t>Pictorial practice question</w:t>
-      </w:r>
-    </w:p>
-    <w:p>
-      <w:pPr>
-        <w:spacing w:line="336" w:lineRule="auto" w:after="180"/>
-        <w:shd w:fill="F5F1FB"/>
-      </w:pPr>
-      <w:r>
-        <w:rPr>
-          <w:b w:val="0"/>
-        </w:rPr>
-        <w:t xml:space="preserve">If print(total) moves before total=total+2, what gets printed for the original </w:t>
-      </w:r>
-      <w:r>
-        <w:rPr>
-          <w:b/>
-        </w:rPr>
-        <w:t>input</w:t>
-      </w:r>
-      <w:r>
-        <w:rPr>
-          <w:b w:val="0"/>
-        </w:rPr>
-        <w:t>?</w:t>
-      </w:r>
-    </w:p>
-    <w:p>
-      <w:pPr>
-        <w:pStyle w:val="Heading3"/>
-      </w:pPr>
-      <w:r>
-        <w:t>Reasoned teacher answer</w:t>
-      </w:r>
-    </w:p>
-    <w:p>
-      <w:pPr>
-        <w:spacing w:line="336" w:lineRule="auto" w:after="180"/>
-      </w:pPr>
-      <w:r>
-        <w:rPr>
-          <w:b w:val="0"/>
-        </w:rPr>
-        <w:t>It prints 15. The later update still makes total 17, but nothing then prints the new value.</w:t>
-      </w:r>
-    </w:p>
-    <w:p>
-      <w:pPr>
-        <w:spacing w:line="336" w:lineRule="auto" w:after="180"/>
-      </w:pPr>
-      <w:r>
-        <w:rPr>
-          <w:b w:val="0"/>
-        </w:rPr>
-        <w:t>Changed-case reasoning: The printed result is 2. 0×5+2=2; there is no rule saying zero boxes means zero loose books.</w:t>
-      </w:r>
-    </w:p>
-    <w:p>
-      <w:pPr>
-        <w:spacing w:line="336" w:lineRule="auto" w:after="180"/>
-      </w:pPr>
-      <w:r>
-        <w:rPr>
-          <w:b w:val="0"/>
-        </w:rPr>
-        <w:t xml:space="preserve">Collect each learner’s explanation before discussion. Use the first missing connection between </w:t>
-      </w:r>
-      <w:r>
-        <w:rPr>
-          <w:b/>
-        </w:rPr>
-        <w:t>input</w:t>
-      </w:r>
-      <w:r>
-        <w:rPr>
-          <w:b w:val="0"/>
-        </w:rPr>
-        <w:t xml:space="preserve">, deciding step and result to choose support. This question is worked-case practice, not fresh mastery </w:t>
-      </w:r>
-      <w:r>
-        <w:rPr>
-          <w:b/>
-        </w:rPr>
-        <w:t>evidence</w:t>
-      </w:r>
-      <w:r>
-        <w:rPr>
-          <w:b w:val="0"/>
-        </w:rPr>
-        <w:t>.</w:t>
-      </w:r>
-    </w:p>
-    <w:p>
-      <w:pPr>
-        <w:pStyle w:val="Heading1"/>
-      </w:pPr>
-      <w:r>
-        <w:t>04. Run the weekly evidence lab</w:t>
-      </w:r>
-    </w:p>
-    <w:p>
-      <w:r>
-        <w:t>Run the Precision in Algorithms investigation and use the first unsupported step to choose a teaching response.</w:t>
-      </w:r>
-    </w:p>
-    <w:p>
-      <w:pPr>
-        <w:spacing w:line="336" w:lineRule="auto" w:after="180"/>
-      </w:pPr>
-      <w:r>
-        <w:rPr>
-          <w:b w:val="0"/>
-        </w:rPr>
-        <w:t>Words You Can Use to Reason</w:t>
-      </w:r>
-    </w:p>
-    <w:p>
-      <w:pPr>
-        <w:spacing w:line="336" w:lineRule="auto" w:after="180"/>
-      </w:pPr>
-      <w:r>
-        <w:rPr>
-          <w:b w:val="0"/>
-        </w:rPr>
-        <w:t>A definition matters when you can recognize the idea, use it, and contrast it with a near-miss.</w:t>
-      </w:r>
-    </w:p>
-    <w:p>
-      <w:pPr>
-        <w:spacing w:line="336" w:lineRule="auto" w:after="180"/>
-      </w:pPr>
-      <w:r>
-        <w:rPr>
-          <w:b w:val="0"/>
-        </w:rPr>
+        <w:t>Use only paper shapes for the sandwich station. For counters.py, required outputs are 24,30,0 for packs 4,5,0 with per_pack=6. A + version gives 11 for five packs; it runs but breaks the equal-groups requirement. In a fresh run, printing total before assignment raises NameError. Record actual learner runs or explicitly labelled traces; do not replace errors with expected values. The separate book-box program prints 17, or 2 with zero boxes; printing before its update displays 15 for the original input. Reserve Transfer the procedure independently for an uncoached tile-count attempt.</w:t>
+      </w:r>
+    </w:p>
+    <w:p>
+      <w:pPr>
+        <w:pStyle w:val="Heading2"/>
+      </w:pPr>
+      <w:r>
+        <w:t>Run and record</w:t>
+      </w:r>
+    </w:p>
+    <w:p>
+      <w:pPr>
+        <w:pStyle w:val="ListNumber"/>
+      </w:pPr>
+      <w:r>
         <w:t>Predict → Test → Record → Explain</w:t>
       </w:r>
     </w:p>
     <w:p>
       <w:pPr>
-        <w:spacing w:line="336" w:lineRule="auto" w:after="180"/>
-      </w:pPr>
-      <w:r>
-        <w:rPr>
-          <w:b w:val="0"/>
-        </w:rPr>
+        <w:pStyle w:val="ListNumber"/>
+      </w:pPr>
+      <w:r>
         <w:t>Keep expected and actual results separate. Surprises are useful data when recorded honestly.</w:t>
       </w:r>
     </w:p>
     <w:p>
       <w:pPr>
-        <w:spacing w:line="336" w:lineRule="auto" w:after="180"/>
-      </w:pPr>
-      <w:r>
-        <w:rPr>
-          <w:b w:val="0"/>
-        </w:rPr>
+        <w:pStyle w:val="ListNumber"/>
+      </w:pPr>
+      <w:r>
         <w:t>Trade sandwich instructions, follow them literally, mark every place where two interpretations are possible, then repair one cause at a time.</w:t>
       </w:r>
     </w:p>
     <w:p>
       <w:pPr>
-        <w:spacing w:line="336" w:lineRule="auto" w:after="180"/>
-        <w:shd w:fill="F5F1FB"/>
-      </w:pPr>
-      <w:r>
-        <w:rPr>
-          <w:b w:val="0"/>
-        </w:rPr>
+        <w:pStyle w:val="ListNumber"/>
+      </w:pPr>
+      <w:r>
         <w:t>What did the hardest test teach you that the normal test did not?</w:t>
       </w:r>
     </w:p>
     <w:p>
       <w:pPr>
-        <w:pStyle w:val="Heading3"/>
-      </w:pPr>
-      <w:r>
-        <w:t>Make the lab runnable</w:t>
-      </w:r>
-    </w:p>
-    <w:p>
-      <w:pPr>
-        <w:spacing w:line="336" w:lineRule="auto" w:after="180"/>
-      </w:pPr>
-      <w:r>
-        <w:rPr>
-          <w:b w:val="0"/>
-        </w:rPr>
-        <w:t>Use the concrete case as the shared normal case and the independent question as a second case. Each pair creates a boundary or missing-information case and predicts its result before testing.</w:t>
-      </w:r>
-    </w:p>
-    <w:p>
-      <w:pPr>
-        <w:spacing w:line="336" w:lineRule="auto" w:after="180"/>
-      </w:pPr>
-      <w:r>
-        <w:rPr>
-          <w:b w:val="0"/>
-        </w:rPr>
-        <w:t>Keep the expected result separate from an observed mistake.</w:t>
+        <w:pStyle w:val="Heading2"/>
+      </w:pPr>
+      <w:r>
+        <w:t>Keep an inspectable record</w:t>
       </w:r>
     </w:p>
     <w:tbl>
@@ -3314,10 +3311,10 @@
     </w:tbl>
     <w:p>
       <w:pPr>
-        <w:pStyle w:val="Heading3"/>
-      </w:pPr>
-      <w:r>
-        <w:t>Diagnose and reteach</w:t>
+        <w:pStyle w:val="Heading2"/>
+      </w:pPr>
+      <w:r>
+        <w:t>Diagnose the first misunderstanding</w:t>
       </w:r>
     </w:p>
     <w:p>
@@ -3328,7 +3325,31 @@
         <w:rPr>
           <w:b w:val="0"/>
         </w:rPr>
-        <w:t>For guessing, return to given facts and request a trace. For vocabulary without application, use one example and one non-example. For arithmetic errors, check the setup before the calculation.</w:t>
+        <w:t xml:space="preserve">An equals sign displays the answer: </w:t>
+      </w:r>
+      <w:r>
+        <w:rPr>
+          <w:b/>
+        </w:rPr>
+        <w:t>Assignment</w:t>
+      </w:r>
+      <w:r>
+        <w:rPr>
+          <w:b w:val="0"/>
+        </w:rPr>
+        <w:t xml:space="preserve"> binds a name; print produces the displayed </w:t>
+      </w:r>
+      <w:r>
+        <w:rPr>
+          <w:b/>
+        </w:rPr>
+        <w:t>output</w:t>
+      </w:r>
+      <w:r>
+        <w:rPr>
+          <w:b w:val="0"/>
+        </w:rPr>
+        <w:t>.</w:t>
       </w:r>
     </w:p>
     <w:p>
@@ -3339,15 +3360,19 @@
         <w:rPr>
           <w:b w:val="0"/>
         </w:rPr>
-        <w:t>Finish with a different uncoached case before recording mastery.</w:t>
-      </w:r>
-    </w:p>
-    <w:p>
-      <w:pPr>
-        <w:pStyle w:val="Heading3"/>
-      </w:pPr>
-      <w:r>
-        <w:t>Address these additional misconceptions</w:t>
+        <w:t xml:space="preserve">A successful run means the requirement was met: Compare the </w:t>
+      </w:r>
+      <w:r>
+        <w:rPr>
+          <w:b/>
+        </w:rPr>
+        <w:t>output</w:t>
+      </w:r>
+      <w:r>
+        <w:rPr>
+          <w:b w:val="0"/>
+        </w:rPr>
+        <w:t xml:space="preserve"> with the paper rule and expected result.</w:t>
       </w:r>
     </w:p>
     <w:p>
@@ -3358,96 +3383,38 @@
         <w:rPr>
           <w:b w:val="0"/>
         </w:rPr>
-        <w:t xml:space="preserve">An equals sign displays the answer: </w:t>
+        <w:t>Python guesses the intended order: A name must be assigned before this script reads it.</w:t>
+      </w:r>
+    </w:p>
+    <w:p>
+      <w:pPr>
+        <w:spacing w:line="336" w:lineRule="auto" w:after="180"/>
+      </w:pPr>
+      <w:r>
+        <w:rPr>
+          <w:b w:val="0"/>
+        </w:rPr>
+        <w:t xml:space="preserve">Typing a </w:t>
       </w:r>
       <w:r>
         <w:rPr>
           <w:b/>
         </w:rPr>
-        <w:t>Assignment</w:t>
+        <w:t>program</w:t>
       </w:r>
       <w:r>
         <w:rPr>
           <w:b w:val="0"/>
         </w:rPr>
-        <w:t xml:space="preserve"> binds a name; print produces the displayed </w:t>
-      </w:r>
-      <w:r>
-        <w:rPr>
-          <w:b/>
-        </w:rPr>
-        <w:t>output</w:t>
-      </w:r>
-      <w:r>
-        <w:rPr>
-          <w:b w:val="0"/>
-        </w:rPr>
-        <w:t>.</w:t>
-      </w:r>
-    </w:p>
-    <w:p>
-      <w:pPr>
-        <w:spacing w:line="336" w:lineRule="auto" w:after="180"/>
-      </w:pPr>
-      <w:r>
-        <w:rPr>
-          <w:b w:val="0"/>
-        </w:rPr>
-        <w:t xml:space="preserve">A successful run means the requirement was met: Compare the </w:t>
-      </w:r>
-      <w:r>
-        <w:rPr>
-          <w:b/>
-        </w:rPr>
-        <w:t>output</w:t>
-      </w:r>
-      <w:r>
-        <w:rPr>
-          <w:b w:val="0"/>
-        </w:rPr>
-        <w:t xml:space="preserve"> with the paper rule and expected result.</w:t>
-      </w:r>
-    </w:p>
-    <w:p>
-      <w:pPr>
-        <w:spacing w:line="336" w:lineRule="auto" w:after="180"/>
-      </w:pPr>
-      <w:r>
-        <w:rPr>
-          <w:b w:val="0"/>
-        </w:rPr>
-        <w:t>Python guesses the intended order: A name must be assigned before this script reads it.</w:t>
-      </w:r>
-    </w:p>
-    <w:p>
-      <w:pPr>
-        <w:spacing w:line="336" w:lineRule="auto" w:after="180"/>
-      </w:pPr>
-      <w:r>
-        <w:rPr>
-          <w:b w:val="0"/>
-        </w:rPr>
-        <w:t xml:space="preserve">Typing a </w:t>
-      </w:r>
-      <w:r>
-        <w:rPr>
-          <w:b/>
-        </w:rPr>
-        <w:t>program</w:t>
-      </w:r>
-      <w:r>
-        <w:rPr>
-          <w:b w:val="0"/>
-        </w:rPr>
         <w:t xml:space="preserve"> trains an AI model: These statements apply an explicit multiplication rule.</w:t>
       </w:r>
     </w:p>
     <w:p>
       <w:pPr>
-        <w:pStyle w:val="Heading3"/>
-      </w:pPr>
-      <w:r>
-        <w:t>Match the support to the first error</w:t>
+        <w:pStyle w:val="Heading2"/>
+      </w:pPr>
+      <w:r>
+        <w:t>Choose support from the response</w:t>
       </w:r>
     </w:p>
     <w:tbl>
@@ -3632,15 +3599,622 @@
     </w:p>
     <w:p>
       <w:pPr>
+        <w:pStyle w:val="Heading2"/>
+      </w:pPr>
+      <w:r>
+        <w:t>Earlier wording, alternatives and picture transcripts · reference / check after trying</w:t>
+      </w:r>
+    </w:p>
+    <w:p>
+      <w:pPr>
+        <w:spacing w:line="336" w:lineRule="auto" w:after="180"/>
+      </w:pPr>
+      <w:r>
+        <w:rPr>
+          <w:b w:val="0"/>
+        </w:rPr>
+        <w:t>Run the weekly evidence lab</w:t>
+      </w:r>
+    </w:p>
+    <w:p>
+      <w:pPr>
+        <w:spacing w:line="336" w:lineRule="auto" w:after="180"/>
+      </w:pPr>
+      <w:r>
+        <w:rPr>
+          <w:b w:val="0"/>
+        </w:rPr>
+        <w:t>Words You Can Use to Reason</w:t>
+      </w:r>
+    </w:p>
+    <w:p>
+      <w:pPr>
+        <w:spacing w:line="336" w:lineRule="auto" w:after="180"/>
+      </w:pPr>
+      <w:r>
+        <w:rPr>
+          <w:b w:val="0"/>
+        </w:rPr>
+        <w:t>A definition matters when you can recognize the idea, use it, and contrast it with a near-miss.</w:t>
+      </w:r>
+    </w:p>
+    <w:p>
+      <w:pPr>
+        <w:pStyle w:val="Heading3"/>
+      </w:pPr>
+      <w:r>
+        <w:t>Make the lab runnable</w:t>
+      </w:r>
+    </w:p>
+    <w:p>
+      <w:pPr>
+        <w:spacing w:line="336" w:lineRule="auto" w:after="180"/>
+      </w:pPr>
+      <w:r>
+        <w:rPr>
+          <w:b w:val="0"/>
+        </w:rPr>
+        <w:t>Use the supplied investigation for shared practice. Keep predictions and observed paper-trace results separate. Reserve Transfer the procedure independently for the individual first attempt before feedback; do not use the reserved case as a paired lab task.</w:t>
+      </w:r>
+    </w:p>
+    <w:p>
+      <w:pPr>
+        <w:pStyle w:val="Heading3"/>
+      </w:pPr>
+      <w:r>
+        <w:t>Diagnose and reteach</w:t>
+      </w:r>
+    </w:p>
+    <w:p>
+      <w:pPr>
+        <w:spacing w:line="336" w:lineRule="auto" w:after="180"/>
+      </w:pPr>
+      <w:r>
+        <w:rPr>
+          <w:b w:val="0"/>
+        </w:rPr>
+        <w:t>For guessing, return to given facts and request a trace. For vocabulary without application, use one example and one non-example. For arithmetic errors, check the setup before the calculation.</w:t>
+      </w:r>
+    </w:p>
+    <w:p>
+      <w:pPr>
+        <w:spacing w:line="336" w:lineRule="auto" w:after="180"/>
+      </w:pPr>
+      <w:r>
+        <w:rPr>
+          <w:b w:val="0"/>
+        </w:rPr>
+        <w:t>Finish with a different uncoached case before recording mastery.</w:t>
+      </w:r>
+    </w:p>
+    <w:p>
+      <w:pPr>
+        <w:pStyle w:val="Heading3"/>
+      </w:pPr>
+      <w:r>
+        <w:t>Address these additional misconceptions</w:t>
+      </w:r>
+    </w:p>
+    <w:p>
+      <w:pPr>
+        <w:pStyle w:val="Heading3"/>
+      </w:pPr>
+      <w:r>
+        <w:t>Match the support to the first error</w:t>
+      </w:r>
+    </w:p>
+    <w:p>
+      <w:pPr>
         <w:pStyle w:val="Heading1"/>
       </w:pPr>
       <w:r>
-        <w:t>05. Assess and explain the answers</w:t>
-      </w:r>
-    </w:p>
-    <w:p>
-      <w:r>
-        <w:t>Use the Precision in Algorithms questions, teacher keys and criteria after the relevant attempts. Previously discussed cases are practice; protect the separately selected independent task.</w:t>
+        <w:t>05. Assess the selected new case</w:t>
+      </w:r>
+    </w:p>
+    <w:p>
+      <w:r>
+        <w:t>Keep this key until after the first attempt; accept valid alternatives with defensible reasoning.</w:t>
+      </w:r>
+    </w:p>
+    <w:p>
+      <w:pPr>
+        <w:pStyle w:val="Heading2"/>
+      </w:pPr>
+      <w:r>
+        <w:t>Selected independent question and key</w:t>
+      </w:r>
+    </w:p>
+    <w:p>
+      <w:pPr>
+        <w:spacing w:line="336" w:lineRule="auto" w:after="180"/>
+      </w:pPr>
+      <w:r>
+        <w:rPr>
+          <w:b w:val="0"/>
+        </w:rPr>
+        <w:t xml:space="preserve">Selected case: A fictional shelf has 3 trays of 7 tiles each. Write a four-line Python script using trays, per_tray and tiles. Predict its </w:t>
+      </w:r>
+      <w:r>
+        <w:rPr>
+          <w:b/>
+        </w:rPr>
+        <w:t>output</w:t>
+      </w:r>
+      <w:r>
+        <w:rPr>
+          <w:b w:val="0"/>
+        </w:rPr>
+        <w:t>. Then change only trays to 0 and predict again.</w:t>
+      </w:r>
+    </w:p>
+    <w:p>
+      <w:pPr>
+        <w:spacing w:line="336" w:lineRule="auto" w:after="180"/>
+      </w:pPr>
+      <w:r>
+        <w:rPr>
+          <w:b w:val="0"/>
+        </w:rPr>
+        <w:t>Explain why adding the two quantities is wrong.</w:t>
+      </w:r>
+    </w:p>
+    <w:p>
+      <w:pPr>
+        <w:spacing w:line="336" w:lineRule="auto" w:after="180"/>
+      </w:pPr>
+      <w:r>
+        <w:rPr>
+          <w:b w:val="0"/>
+        </w:rPr>
+        <w:t xml:space="preserve">trays = 3; per_tray = 7; tiles = trays * per_tray; print(tiles), on separate lines. </w:t>
+      </w:r>
+      <w:r>
+        <w:rPr>
+          <w:b/>
+        </w:rPr>
+        <w:t>Output</w:t>
+      </w:r>
+      <w:r>
+        <w:rPr>
+          <w:b w:val="0"/>
+        </w:rPr>
+        <w:t>s 21 and then 0. Zero trays contain zero tiles. Addition would give 10 then 7, not the number in equal groups.</w:t>
+      </w:r>
+    </w:p>
+    <w:p>
+      <w:pPr>
+        <w:pStyle w:val="Heading2"/>
+      </w:pPr>
+      <w:r>
+        <w:t>Judge explanation, trace and limits</w:t>
+      </w:r>
+    </w:p>
+    <w:tbl>
+      <w:tblPr>
+        <w:tblStyle w:val="LightShading-Accent1"/>
+        <w:tblW w:type="auto" w:w="0"/>
+        <w:tblLook w:firstColumn="1" w:firstRow="1" w:lastColumn="0" w:lastRow="0" w:noHBand="0" w:noVBand="1" w:val="04A0"/>
+      </w:tblPr>
+      <w:tblGrid>
+        <w:gridCol w:w="5112"/>
+        <w:gridCol w:w="5112"/>
+      </w:tblGrid>
+      <w:tr>
+        <w:trPr>
+          <w:tblHeader/>
+        </w:trPr>
+        <w:tc>
+          <w:tcPr>
+            <w:tcW w:type="dxa" w:w="5112"/>
+          </w:tcPr>
+          <w:p>
+            <w:r>
+              <w:t>Dimension</w:t>
+            </w:r>
+          </w:p>
+        </w:tc>
+        <w:tc>
+          <w:tcPr>
+            <w:tcW w:type="dxa" w:w="5112"/>
+          </w:tcPr>
+          <w:p>
+            <w:r>
+              <w:t>Evidence required</w:t>
+            </w:r>
+          </w:p>
+        </w:tc>
+      </w:tr>
+      <w:tr>
+        <w:tc>
+          <w:tcPr>
+            <w:tcW w:type="dxa" w:w="5112"/>
+          </w:tcPr>
+          <w:p>
+            <w:r>
+              <w:t>Explanation</w:t>
+            </w:r>
+          </w:p>
+        </w:tc>
+        <w:tc>
+          <w:tcPr>
+            <w:tcW w:type="dxa" w:w="5112"/>
+          </w:tcPr>
+          <w:p>
+            <w:r>
+              <w:t>Names the applicable idea or procedure and ties it to the supplied facts.</w:t>
+            </w:r>
+          </w:p>
+        </w:tc>
+      </w:tr>
+      <w:tr>
+        <w:tc>
+          <w:tcPr>
+            <w:tcW w:type="dxa" w:w="5112"/>
+          </w:tcPr>
+          <w:p>
+            <w:r>
+              <w:t>Trace and result</w:t>
+            </w:r>
+          </w:p>
+        </w:tc>
+        <w:tc>
+          <w:tcPr>
+            <w:tcW w:type="dxa" w:w="5112"/>
+          </w:tcPr>
+          <w:p>
+            <w:r>
+              <w:t>Preserves the given inputs and shows the relevant intermediate steps; distinguishes a prediction from an observed execution.</w:t>
+            </w:r>
+          </w:p>
+        </w:tc>
+      </w:tr>
+      <w:tr>
+        <w:tc>
+          <w:tcPr>
+            <w:tcW w:type="dxa" w:w="5112"/>
+          </w:tcPr>
+          <w:p>
+            <w:r>
+              <w:t>Limits</w:t>
+            </w:r>
+          </w:p>
+        </w:tc>
+        <w:tc>
+          <w:tcPr>
+            <w:tcW w:type="dxa" w:w="5112"/>
+          </w:tcPr>
+          <w:p>
+            <w:r>
+              <w:t>States the assumptions, missing evidence or conditions under which the result would change.</w:t>
+            </w:r>
+          </w:p>
+        </w:tc>
+      </w:tr>
+    </w:tbl>
+    <w:p>
+      <w:pPr>
+        <w:spacing w:line="336" w:lineRule="auto" w:after="180"/>
+      </w:pPr>
+      <w:r>
+        <w:rPr>
+          <w:b w:val="0"/>
+        </w:rPr>
+        <w:t>Record each dimension as not yet, with support, or independent. Accept a valid alternative procedure with a defensible trace.</w:t>
+      </w:r>
+    </w:p>
+    <w:p>
+      <w:pPr>
+        <w:spacing w:line="336" w:lineRule="auto" w:after="180"/>
+      </w:pPr>
+      <w:r>
+        <w:rPr>
+          <w:b w:val="0"/>
+        </w:rPr>
+        <w:t xml:space="preserve">Do not penalise an honestly recorded model failure if the learner correctly explains its </w:t>
+      </w:r>
+      <w:r>
+        <w:rPr>
+          <w:b/>
+        </w:rPr>
+        <w:t>evidence</w:t>
+      </w:r>
+      <w:r>
+        <w:rPr>
+          <w:b w:val="0"/>
+        </w:rPr>
+        <w:t xml:space="preserve"> and limits.</w:t>
+      </w:r>
+    </w:p>
+    <w:p>
+      <w:pPr>
+        <w:pStyle w:val="Heading2"/>
+      </w:pPr>
+      <w:r>
+        <w:t>Give one usable repair action</w:t>
+      </w:r>
+    </w:p>
+    <w:p>
+      <w:pPr>
+        <w:spacing w:line="336" w:lineRule="auto" w:after="180"/>
+      </w:pPr>
+      <w:r>
+        <w:rPr>
+          <w:b w:val="0"/>
+        </w:rPr>
+        <w:t>Name the earliest unsupported step and give one action to repair it. Have the learner make that repair now and explain why. Then assess the relevant skill on a fresh, fully specified case.</w:t>
+      </w:r>
+    </w:p>
+    <w:p>
+      <w:pPr>
+        <w:spacing w:line="336" w:lineRule="auto" w:after="180"/>
+      </w:pPr>
+      <w:r>
+        <w:rPr>
+          <w:b w:val="0"/>
+        </w:rPr>
+        <w:t>Confirm it was not previously practised with feedback; solve and check the new case before assigning it. A follow-up design prompt is a starting brief, not automatically an equivalent test.</w:t>
+      </w:r>
+    </w:p>
+    <w:p>
+      <w:pPr>
+        <w:pStyle w:val="Heading2"/>
+      </w:pPr>
+      <w:r>
+        <w:t>W1 Connect the paper steps to Python</w:t>
+      </w:r>
+    </w:p>
+    <w:p>
+      <w:pPr>
+        <w:spacing w:line="336" w:lineRule="auto" w:after="180"/>
+      </w:pPr>
+      <w:r>
+        <w:rPr>
+          <w:b w:val="0"/>
+        </w:rPr>
+        <w:t>Write the complete four-line script for 4 packs of 6. Beside each line explain what it does. Which line displays information?</w:t>
+      </w:r>
+    </w:p>
+    <w:p>
+      <w:pPr>
+        <w:spacing w:line="336" w:lineRule="auto" w:after="180"/>
+      </w:pPr>
+      <w:r>
+        <w:rPr>
+          <w:b w:val="0"/>
+        </w:rPr>
+        <w:t>packs = 4; per_pack = 6; total = packs * per_pack; print(total), each on its own line. The first two bind quantities, the third computes 24 and the fourth displays 24.</w:t>
+      </w:r>
+    </w:p>
+    <w:p>
+      <w:pPr>
+        <w:spacing w:line="336" w:lineRule="auto" w:after="180"/>
+      </w:pPr>
+      <w:r>
+        <w:rPr>
+          <w:b/>
+        </w:rPr>
+        <w:t>Assignment</w:t>
+      </w:r>
+      <w:r>
+        <w:rPr>
+          <w:b w:val="0"/>
+        </w:rPr>
+        <w:t xml:space="preserve"> alone produces no displayed </w:t>
+      </w:r>
+      <w:r>
+        <w:rPr>
+          <w:b/>
+        </w:rPr>
+        <w:t>output</w:t>
+      </w:r>
+      <w:r>
+        <w:rPr>
+          <w:b w:val="0"/>
+        </w:rPr>
+        <w:t xml:space="preserve"> in this script.</w:t>
+      </w:r>
+    </w:p>
+    <w:p>
+      <w:pPr>
+        <w:pStyle w:val="Heading2"/>
+      </w:pPr>
+      <w:r>
+        <w:t>W2 Predict then observe</w:t>
+      </w:r>
+    </w:p>
+    <w:p>
+      <w:pPr>
+        <w:spacing w:line="336" w:lineRule="auto" w:after="180"/>
+      </w:pPr>
+      <w:r>
+        <w:rPr>
+          <w:b w:val="0"/>
+        </w:rPr>
+        <w:t xml:space="preserve">Make records for 4 packs of 6, then 5 packs of 6. Predict before running. Record actual </w:t>
+      </w:r>
+      <w:r>
+        <w:rPr>
+          <w:b/>
+        </w:rPr>
+        <w:t>output</w:t>
+      </w:r>
+      <w:r>
+        <w:rPr>
+          <w:b w:val="0"/>
+        </w:rPr>
+        <w:t>, any error and what changed. If working on paper, label both results as traces.</w:t>
+      </w:r>
+    </w:p>
+    <w:p>
+      <w:pPr>
+        <w:spacing w:line="336" w:lineRule="auto" w:after="180"/>
+      </w:pPr>
+      <w:r>
+        <w:rPr>
+          <w:b w:val="0"/>
+        </w:rPr>
+        <w:t xml:space="preserve">Expected 24 then 30. Accept actual errors with an accurate account; do not replace </w:t>
+      </w:r>
+      <w:r>
+        <w:rPr>
+          <w:b/>
+        </w:rPr>
+        <w:t>observation</w:t>
+      </w:r>
+      <w:r>
+        <w:rPr>
+          <w:b w:val="0"/>
+        </w:rPr>
+        <w:t xml:space="preserve">s. Record the changed pack count, saved file and run or trace status. Two matching cases do not show all </w:t>
+      </w:r>
+      <w:r>
+        <w:rPr>
+          <w:b/>
+        </w:rPr>
+        <w:t>input</w:t>
+      </w:r>
+      <w:r>
+        <w:rPr>
+          <w:b w:val="0"/>
+        </w:rPr>
+        <w:t>s are handled.</w:t>
+      </w:r>
+    </w:p>
+    <w:p>
+      <w:pPr>
+        <w:pStyle w:val="Heading2"/>
+      </w:pPr>
+      <w:r>
+        <w:t>W3 Explain an order error</w:t>
+      </w:r>
+    </w:p>
+    <w:p>
+      <w:pPr>
+        <w:spacing w:line="336" w:lineRule="auto" w:after="180"/>
+      </w:pPr>
+      <w:r>
+        <w:rPr>
+          <w:b w:val="0"/>
+        </w:rPr>
+        <w:t>Move print(total) to the first line of a fresh script. Predict what happens and why. Put the lines back into an order that meets the requirement.</w:t>
+      </w:r>
+    </w:p>
+    <w:p>
+      <w:pPr>
+        <w:spacing w:line="336" w:lineRule="auto" w:after="180"/>
+      </w:pPr>
+      <w:r>
+        <w:rPr>
+          <w:b w:val="0"/>
+        </w:rPr>
+        <w:t>The first line tries to read total before it exists, causing NameError in a fresh run. Assign packs and per_pack, calculate total, then print it.</w:t>
+      </w:r>
+    </w:p>
+    <w:p>
+      <w:pPr>
+        <w:spacing w:line="336" w:lineRule="auto" w:after="180"/>
+      </w:pPr>
+      <w:r>
+        <w:rPr>
+          <w:b w:val="0"/>
+        </w:rPr>
+        <w:t>Earlier values lingering in an interactive session can hide the problem; run the complete saved script afresh.</w:t>
+      </w:r>
+    </w:p>
+    <w:p>
+      <w:pPr>
+        <w:pStyle w:val="Heading2"/>
+      </w:pPr>
+      <w:r>
+        <w:t>W5 Keep an honest conclusion</w:t>
+      </w:r>
+    </w:p>
+    <w:p>
+      <w:pPr>
+        <w:spacing w:line="336" w:lineRule="auto" w:after="180"/>
+      </w:pPr>
+      <w:r>
+        <w:rPr>
+          <w:b w:val="0"/>
+        </w:rPr>
+        <w:t xml:space="preserve">Explain the difference between a successful run and a correct calculation. State one limit of this </w:t>
+      </w:r>
+      <w:r>
+        <w:rPr>
+          <w:b/>
+        </w:rPr>
+        <w:t>program</w:t>
+      </w:r>
+      <w:r>
+        <w:rPr>
+          <w:b w:val="0"/>
+        </w:rPr>
+        <w:t xml:space="preserve"> and what you would keep so another person can check your work.</w:t>
+      </w:r>
+    </w:p>
+    <w:p>
+      <w:pPr>
+        <w:spacing w:line="336" w:lineRule="auto" w:after="180"/>
+      </w:pPr>
+      <w:r>
+        <w:rPr>
+          <w:b w:val="0"/>
+        </w:rPr>
+        <w:t xml:space="preserve">A successful run means the execution finished without a reported error; correctness requires matching the stated total-count rule. The script assumes supplied whole nonnegative quantities and does not validate arbitrary </w:t>
+      </w:r>
+      <w:r>
+        <w:rPr>
+          <w:b/>
+        </w:rPr>
+        <w:t>input</w:t>
+      </w:r>
+      <w:r>
+        <w:rPr>
+          <w:b w:val="0"/>
+        </w:rPr>
+        <w:t>.</w:t>
+      </w:r>
+    </w:p>
+    <w:p>
+      <w:pPr>
+        <w:spacing w:line="336" w:lineRule="auto" w:after="180"/>
+      </w:pPr>
+      <w:r>
+        <w:rPr>
+          <w:b w:val="0"/>
+        </w:rPr>
+        <w:t xml:space="preserve">Keep source, quantities, expected and actual </w:t>
+      </w:r>
+      <w:r>
+        <w:rPr>
+          <w:b/>
+        </w:rPr>
+        <w:t>output</w:t>
+      </w:r>
+      <w:r>
+        <w:rPr>
+          <w:b w:val="0"/>
+        </w:rPr>
+        <w:t xml:space="preserve"> and whether it was run or traced.</w:t>
+      </w:r>
+    </w:p>
+    <w:p>
+      <w:pPr>
+        <w:pStyle w:val="Heading2"/>
+      </w:pPr>
+      <w:r>
+        <w:t>Earlier wording, alternatives and picture transcripts · reference / check after trying</w:t>
+      </w:r>
+    </w:p>
+    <w:p>
+      <w:pPr>
+        <w:spacing w:line="336" w:lineRule="auto" w:after="180"/>
+      </w:pPr>
+      <w:r>
+        <w:rPr>
+          <w:b w:val="0"/>
+        </w:rPr>
+        <w:t>Assess and explain the answers</w:t>
       </w:r>
     </w:p>
     <w:p>
@@ -3653,22 +4227,32 @@
     </w:p>
     <w:p>
       <w:pPr>
+        <w:spacing w:line="336" w:lineRule="auto" w:after="180"/>
+      </w:pPr>
+      <w:r>
+        <w:rPr>
+          <w:b w:val="0"/>
+        </w:rPr>
+        <w:t>Use two paper bread squares, mark a spoon-sized spread area on one, place the second on top and draw a diagonal cut. State materials and order. No real food or sharp tools are needed.</w:t>
+      </w:r>
+    </w:p>
+    <w:p>
+      <w:pPr>
         <w:pStyle w:val="Heading3"/>
       </w:pPr>
       <w:r>
-        <w:t>Teacher key · Worked case answer</w:t>
+        <w:t>Additional transfer practice question</w:t>
       </w:r>
     </w:p>
     <w:p>
       <w:pPr>
         <w:spacing w:line="336" w:lineRule="auto" w:after="180"/>
-        <w:shd w:fill="F1F6FC"/>
       </w:pPr>
       <w:r>
         <w:rPr>
           <w:b w:val="0"/>
         </w:rPr>
-        <w:t>Use two paper bread squares, mark a spoon-sized spread area on one, place the second on top and draw a diagonal cut. State materials and order. No real food or sharp tools are needed.</w:t>
+        <w:t>A robot starts at square 0. Replace move a bit and stop nearby with instructions that put it exactly on square 3 using steps of one square.</w:t>
       </w:r>
     </w:p>
     <w:p>
@@ -3676,49 +4260,12 @@
         <w:pStyle w:val="Heading3"/>
       </w:pPr>
       <w:r>
-        <w:t>Independent question</w:t>
-      </w:r>
-    </w:p>
-    <w:p>
-      <w:pPr>
-        <w:pStyle w:val="Heading3"/>
-      </w:pPr>
-      <w:r>
-        <w:t>Independent question · withhold the key</w:t>
+        <w:t>Reasoned practice answer</w:t>
       </w:r>
     </w:p>
     <w:p>
       <w:pPr>
         <w:spacing w:line="336" w:lineRule="auto" w:after="180"/>
-        <w:shd w:fill="F5F1FB"/>
-      </w:pPr>
-      <w:r>
-        <w:rPr>
-          <w:b w:val="0"/>
-        </w:rPr>
-        <w:t>A robot starts at square 0. Replace move a bit and stop nearby with instructions that put it exactly on square 3 using steps of one square.</w:t>
-      </w:r>
-    </w:p>
-    <w:p>
-      <w:pPr>
-        <w:pStyle w:val="Heading3"/>
-      </w:pPr>
-      <w:r>
-        <w:t>Expected independent answer</w:t>
-      </w:r>
-    </w:p>
-    <w:p>
-      <w:pPr>
-        <w:pStyle w:val="Heading3"/>
-      </w:pPr>
-      <w:r>
-        <w:t>Teacher key · Expected independent answer</w:t>
-      </w:r>
-    </w:p>
-    <w:p>
-      <w:pPr>
-        <w:spacing w:line="336" w:lineRule="auto" w:after="180"/>
-        <w:shd w:fill="F1F6FC"/>
       </w:pPr>
       <w:r>
         <w:rPr>
@@ -4048,34 +4595,110 @@
     </w:p>
     <w:p>
       <w:pPr>
+        <w:spacing w:line="336" w:lineRule="auto" w:after="180"/>
+      </w:pPr>
+      <w:r>
+        <w:rPr>
+          <w:b w:val="0"/>
+        </w:rPr>
+        <w:t>Read book-copy ID and availability; if unavailable, report no copy; otherwise record the loan and mark the copy unavailable before confirming. A second request sees unavailable.</w:t>
+      </w:r>
+    </w:p>
+    <w:p>
+      <w:pPr>
+        <w:spacing w:line="336" w:lineRule="auto" w:after="180"/>
+      </w:pPr>
+      <w:r>
+        <w:rPr>
+          <w:b w:val="0"/>
+        </w:rPr>
+        <w:t>A paper simulation should test available, already borrowed and unknown-copy cases without real student identities.</w:t>
+      </w:r>
+    </w:p>
+    <w:p>
+      <w:pPr>
         <w:pStyle w:val="Heading3"/>
       </w:pPr>
       <w:r>
-        <w:t>Teacher key · Original transfer answer</w:t>
+        <w:t>Explanations for the additional workbook examples</w:t>
+      </w:r>
+    </w:p>
+    <w:p>
+      <w:pPr>
+        <w:pStyle w:val="Heading3"/>
+      </w:pPr>
+      <w:r>
+        <w:t>W1 Connect the paper steps to Python</w:t>
+      </w:r>
+    </w:p>
+    <w:p>
+      <w:pPr>
+        <w:pStyle w:val="Heading3"/>
+      </w:pPr>
+      <w:r>
+        <w:t>W2 Predict then observe</w:t>
+      </w:r>
+    </w:p>
+    <w:p>
+      <w:pPr>
+        <w:pStyle w:val="Heading3"/>
+      </w:pPr>
+      <w:r>
+        <w:t>W3 Explain an order error</w:t>
+      </w:r>
+    </w:p>
+    <w:p>
+      <w:pPr>
+        <w:pStyle w:val="Heading3"/>
+      </w:pPr>
+      <w:r>
+        <w:t>W4 Transfer the procedure independently</w:t>
       </w:r>
     </w:p>
     <w:p>
       <w:pPr>
         <w:spacing w:line="336" w:lineRule="auto" w:after="180"/>
-        <w:shd w:fill="F1F6FC"/>
       </w:pPr>
       <w:r>
         <w:rPr>
           <w:b w:val="0"/>
         </w:rPr>
-        <w:t>Read book-copy ID and availability; if unavailable, report no copy; otherwise record the loan and mark the copy unavailable before confirming. A second request sees unavailable.</w:t>
+        <w:t xml:space="preserve">A fictional shelf has 3 trays of 7 tiles each. Write a four-line Python script using trays, per_tray and tiles. Predict its </w:t>
+      </w:r>
+      <w:r>
+        <w:rPr>
+          <w:b/>
+        </w:rPr>
+        <w:t>output</w:t>
+      </w:r>
+      <w:r>
+        <w:rPr>
+          <w:b w:val="0"/>
+        </w:rPr>
+        <w:t>. Then change only trays to 0 and predict again. Explain why adding the two quantities is wrong.</w:t>
       </w:r>
     </w:p>
     <w:p>
       <w:pPr>
         <w:spacing w:line="336" w:lineRule="auto" w:after="180"/>
-        <w:shd w:fill="F1F6FC"/>
       </w:pPr>
       <w:r>
         <w:rPr>
           <w:b w:val="0"/>
         </w:rPr>
-        <w:t>A paper simulation should test available, already borrowed and unknown-copy cases without real student identities.</w:t>
+        <w:t xml:space="preserve">trays = 3; per_tray = 7; tiles = trays * per_tray; print(tiles), on separate lines. </w:t>
+      </w:r>
+      <w:r>
+        <w:rPr>
+          <w:b/>
+        </w:rPr>
+        <w:t>Output</w:t>
+      </w:r>
+      <w:r>
+        <w:rPr>
+          <w:b w:val="0"/>
+        </w:rPr>
+        <w:t>s 21 and then 0. Zero trays contain zero tiles. Addition would give 10 then 7, not the number in equal groups.</w:t>
       </w:r>
     </w:p>
     <w:p>
@@ -4083,7 +4706,7 @@
         <w:pStyle w:val="Heading3"/>
       </w:pPr>
       <w:r>
-        <w:t>Explanations for the additional workbook examples</w:t>
+        <w:t>W5 Keep an honest conclusion</w:t>
       </w:r>
     </w:p>
     <w:p>
@@ -4091,7 +4714,7 @@
         <w:pStyle w:val="Heading3"/>
       </w:pPr>
       <w:r>
-        <w:t>W1 Connect the paper steps to Python</w:t>
+        <w:t>Assess independent transfer</w:t>
       </w:r>
     </w:p>
     <w:p>
@@ -4099,904 +4722,200 @@
         <w:pStyle w:val="Heading3"/>
       </w:pPr>
       <w:r>
-        <w:t>Workbook question · W1</w:t>
+        <w:t>Selected case answer</w:t>
+      </w:r>
+    </w:p>
+    <w:p>
+      <w:pPr>
+        <w:pStyle w:val="Heading3"/>
+      </w:pPr>
+      <w:r>
+        <w:t>Feedback that the learner uses</w:t>
+      </w:r>
+    </w:p>
+    <w:p>
+      <w:pPr>
+        <w:pStyle w:val="Heading1"/>
+      </w:pPr>
+      <w:r>
+        <w:t>06. Connect, adapt and return</w:t>
+      </w:r>
+    </w:p>
+    <w:p>
+      <w:r>
+        <w:t>Retain the project evidence and revisit the reasoning on a changed case.</w:t>
+      </w:r>
+    </w:p>
+    <w:p>
+      <w:pPr>
+        <w:pStyle w:val="Heading2"/>
+      </w:pPr>
+      <w:r>
+        <w:t>Project evidence to keep</w:t>
       </w:r>
     </w:p>
     <w:p>
       <w:pPr>
         <w:spacing w:line="336" w:lineRule="auto" w:after="180"/>
-        <w:shd w:fill="F5F1FB"/>
       </w:pPr>
       <w:r>
         <w:rPr>
           <w:b w:val="0"/>
         </w:rPr>
-        <w:t>Write the complete four-line script for 4 packs of 6. Beside each line explain what it does. Which line displays information?</w:t>
-      </w:r>
-    </w:p>
-    <w:p>
-      <w:pPr>
-        <w:pStyle w:val="Heading3"/>
-      </w:pPr>
-      <w:r>
-        <w:t>Teacher reasoning · W1</w:t>
+        <w:t>Write exact scoring steps so two people rank the same book the same way.</w:t>
       </w:r>
     </w:p>
     <w:p>
       <w:pPr>
         <w:spacing w:line="336" w:lineRule="auto" w:after="180"/>
-        <w:shd w:fill="F1F6FC"/>
       </w:pPr>
       <w:r>
         <w:rPr>
           <w:b w:val="0"/>
         </w:rPr>
-        <w:t>packs = 4; per_pack = 6; total = packs * per_pack; print(total), each on its own line. The first two bind quantities, the third computes 24 and the fourth displays 24.</w:t>
+        <w:t xml:space="preserve">Keep the decision, </w:t>
+      </w:r>
+      <w:r>
+        <w:rPr>
+          <w:b/>
+        </w:rPr>
+        <w:t>input</w:t>
+      </w:r>
+      <w:r>
+        <w:rPr>
+          <w:b w:val="0"/>
+        </w:rPr>
+        <w:t xml:space="preserve">, result, explanation and remaining limitation in the project </w:t>
+      </w:r>
+      <w:r>
+        <w:rPr>
+          <w:b/>
+        </w:rPr>
+        <w:t>evidence</w:t>
+      </w:r>
+      <w:r>
+        <w:rPr>
+          <w:b w:val="0"/>
+        </w:rPr>
+        <w:t xml:space="preserve"> record. Retrieve this record next week rather than restarting the project.</w:t>
       </w:r>
     </w:p>
     <w:p>
       <w:pPr>
         <w:spacing w:line="336" w:lineRule="auto" w:after="180"/>
-        <w:shd w:fill="F1F6FC"/>
-      </w:pPr>
+      </w:pPr>
+      <w:r>
+        <w:rPr>
+          <w:b w:val="0"/>
+        </w:rPr>
+        <w:t>Use small predicted traces when translating the Transparent Book Recommender’s paper logic into code.</w:t>
+      </w:r>
+    </w:p>
+    <w:p>
+      <w:pPr>
+        <w:pStyle w:val="Heading2"/>
+      </w:pPr>
+      <w:r>
+        <w:t>Support while preserving the reasoning goal</w:t>
+      </w:r>
+    </w:p>
+    <w:p>
+      <w:pPr>
+        <w:spacing w:line="336" w:lineRule="auto" w:after="180"/>
+      </w:pPr>
+      <w:r>
+        <w:rPr>
+          <w:b w:val="0"/>
+        </w:rPr>
+        <w:t>Trace one record or condition at a time with counters and labelled columns. Stretch: introduce a tie, boundary or missing field and declare its handling policy before rerunning.</w:t>
+      </w:r>
+    </w:p>
+    <w:p>
+      <w:pPr>
+        <w:spacing w:line="336" w:lineRule="auto" w:after="180"/>
+      </w:pPr>
+      <w:r>
+        <w:rPr>
+          <w:b w:val="0"/>
+        </w:rPr>
+        <w:t>Offer four separate line cards, a source/</w:t>
+      </w:r>
       <w:r>
         <w:rPr>
           <w:b/>
         </w:rPr>
-        <w:t>Assignment</w:t>
+        <w:t>output</w:t>
       </w:r>
       <w:r>
         <w:rPr>
           <w:b w:val="0"/>
         </w:rPr>
-        <w:t xml:space="preserve"> alone produces no displayed </w:t>
+        <w:t xml:space="preserve"> label and a multiplication sketch. Allow a paper trace when devices are unavailable, with execution practice still pending.</w:t>
+      </w:r>
+    </w:p>
+    <w:p>
+      <w:pPr>
+        <w:spacing w:line="336" w:lineRule="auto" w:after="180"/>
+      </w:pPr>
+      <w:r>
+        <w:rPr>
+          <w:b w:val="0"/>
+        </w:rPr>
+        <w:t xml:space="preserve">Do not supply the independent transfer numbers’ answers. Extension: explain why a plus-sign version can accidentally agree with multiplication for two packs of two, and why one passing example is weak </w:t>
       </w:r>
       <w:r>
         <w:rPr>
           <w:b/>
         </w:rPr>
+        <w:t>evidence</w:t>
+      </w:r>
+      <w:r>
+        <w:rPr>
+          <w:b w:val="0"/>
+        </w:rPr>
+        <w:t>.</w:t>
+      </w:r>
+    </w:p>
+    <w:p>
+      <w:pPr>
+        <w:spacing w:line="336" w:lineRule="auto" w:after="180"/>
+      </w:pPr>
+      <w:r>
+        <w:rPr>
+          <w:b w:val="0"/>
+        </w:rPr>
+        <w:t xml:space="preserve">W4 must give a complete ordered script and explain </w:t>
+      </w:r>
+      <w:r>
+        <w:rPr>
+          <w:b/>
+        </w:rPr>
         <w:t>output</w:t>
       </w:r>
       <w:r>
         <w:rPr>
           <w:b w:val="0"/>
         </w:rPr>
-        <w:t xml:space="preserve"> in this script.</w:t>
-      </w:r>
-    </w:p>
-    <w:p>
-      <w:pPr>
-        <w:pStyle w:val="Heading3"/>
-      </w:pPr>
-      <w:r>
-        <w:t>W2 Predict then observe</w:t>
-      </w:r>
-    </w:p>
-    <w:p>
-      <w:pPr>
-        <w:pStyle w:val="Heading3"/>
-      </w:pPr>
-      <w:r>
-        <w:t>Workbook question · W2</w:t>
+        <w:t>s 21 and 0 using equal groups. Distinguish an independent paper trace from successful use of the editor; record both skills separately.</w:t>
       </w:r>
     </w:p>
     <w:p>
       <w:pPr>
         <w:spacing w:line="336" w:lineRule="auto" w:after="180"/>
-        <w:shd w:fill="F5F1FB"/>
       </w:pPr>
       <w:r>
         <w:rPr>
           <w:b w:val="0"/>
         </w:rPr>
-        <w:t xml:space="preserve">Make records for 4 packs of 6, then 5 packs of 6. Predict before running. Record actual </w:t>
-      </w:r>
-      <w:r>
-        <w:rPr>
-          <w:b/>
-        </w:rPr>
-        <w:t>output</w:t>
-      </w:r>
-      <w:r>
-        <w:rPr>
-          <w:b w:val="0"/>
-        </w:rPr>
-        <w:t>, any error and what changed. If working on paper, label both results as traces.</w:t>
-      </w:r>
-    </w:p>
-    <w:p>
-      <w:pPr>
-        <w:pStyle w:val="Heading3"/>
-      </w:pPr>
-      <w:r>
-        <w:t>Teacher reasoning · W2</w:t>
-      </w:r>
-    </w:p>
-    <w:p>
-      <w:pPr>
-        <w:spacing w:line="336" w:lineRule="auto" w:after="180"/>
-        <w:shd w:fill="F1F6FC"/>
-      </w:pPr>
-      <w:r>
-        <w:rPr>
-          <w:b w:val="0"/>
-        </w:rPr>
-        <w:t xml:space="preserve">Expected 24 then 30. Accept actual errors with an accurate account; do not replace </w:t>
-      </w:r>
-      <w:r>
-        <w:rPr>
-          <w:b/>
-        </w:rPr>
-        <w:t>observation</w:t>
-      </w:r>
-      <w:r>
-        <w:rPr>
-          <w:b w:val="0"/>
-        </w:rPr>
-        <w:t xml:space="preserve">s. Record the changed pack count, saved file and run or trace status. Two matching cases do not show all </w:t>
-      </w:r>
-      <w:r>
-        <w:rPr>
-          <w:b/>
-        </w:rPr>
-        <w:t>input</w:t>
-      </w:r>
-      <w:r>
-        <w:rPr>
-          <w:b w:val="0"/>
-        </w:rPr>
-        <w:t>s are handled.</w:t>
-      </w:r>
-    </w:p>
-    <w:p>
-      <w:pPr>
-        <w:pStyle w:val="Heading3"/>
-      </w:pPr>
-      <w:r>
-        <w:t>W3 Explain an order error</w:t>
-      </w:r>
-    </w:p>
-    <w:p>
-      <w:pPr>
-        <w:pStyle w:val="Heading3"/>
-      </w:pPr>
-      <w:r>
-        <w:t>Workbook question · W3</w:t>
-      </w:r>
-    </w:p>
-    <w:p>
-      <w:pPr>
-        <w:spacing w:line="336" w:lineRule="auto" w:after="180"/>
-        <w:shd w:fill="F5F1FB"/>
-      </w:pPr>
-      <w:r>
-        <w:rPr>
-          <w:b w:val="0"/>
-        </w:rPr>
-        <w:t>Move print(total) to the first line of a fresh script. Predict what happens and why. Put the lines back into an order that meets the requirement.</w:t>
-      </w:r>
-    </w:p>
-    <w:p>
-      <w:pPr>
-        <w:pStyle w:val="Heading3"/>
-      </w:pPr>
-      <w:r>
-        <w:t>Teacher reasoning · W3</w:t>
-      </w:r>
-    </w:p>
-    <w:p>
-      <w:pPr>
-        <w:spacing w:line="336" w:lineRule="auto" w:after="180"/>
-        <w:shd w:fill="F1F6FC"/>
-      </w:pPr>
-      <w:r>
-        <w:rPr>
-          <w:b w:val="0"/>
-        </w:rPr>
-        <w:t>The first line tries to read total before it exists, causing NameError in a fresh run. Assign packs and per_pack, calculate total, then print it.</w:t>
-      </w:r>
-    </w:p>
-    <w:p>
-      <w:pPr>
-        <w:spacing w:line="336" w:lineRule="auto" w:after="180"/>
-        <w:shd w:fill="F1F6FC"/>
-      </w:pPr>
-      <w:r>
-        <w:rPr>
-          <w:b w:val="0"/>
-        </w:rPr>
-        <w:t>Earlier values lingering in an interactive session can hide the problem; run the complete saved script afresh.</w:t>
-      </w:r>
-    </w:p>
-    <w:p>
-      <w:pPr>
-        <w:pStyle w:val="Heading3"/>
-      </w:pPr>
-      <w:r>
-        <w:t>W4 Transfer the procedure independently</w:t>
-      </w:r>
-    </w:p>
-    <w:p>
-      <w:pPr>
-        <w:pStyle w:val="Heading3"/>
-      </w:pPr>
-      <w:r>
-        <w:t>Workbook question · W4</w:t>
-      </w:r>
-    </w:p>
-    <w:p>
-      <w:pPr>
-        <w:spacing w:line="336" w:lineRule="auto" w:after="180"/>
-        <w:shd w:fill="F5F1FB"/>
-      </w:pPr>
-      <w:r>
-        <w:rPr>
-          <w:b w:val="0"/>
-        </w:rPr>
-        <w:t xml:space="preserve">A fictional shelf has 3 trays of 7 tiles each. Write a four-line Python script using trays, per_tray and tiles. Predict its </w:t>
-      </w:r>
-      <w:r>
-        <w:rPr>
-          <w:b/>
-        </w:rPr>
-        <w:t>output</w:t>
-      </w:r>
-      <w:r>
-        <w:rPr>
-          <w:b w:val="0"/>
-        </w:rPr>
-        <w:t>. Then change only trays to 0 and predict again. Explain why adding the two quantities is wrong.</w:t>
-      </w:r>
-    </w:p>
-    <w:p>
-      <w:pPr>
-        <w:pStyle w:val="Heading3"/>
-      </w:pPr>
-      <w:r>
-        <w:t>Teacher reasoning · W4</w:t>
-      </w:r>
-    </w:p>
-    <w:p>
-      <w:pPr>
-        <w:spacing w:line="336" w:lineRule="auto" w:after="180"/>
-        <w:shd w:fill="F1F6FC"/>
-      </w:pPr>
-      <w:r>
-        <w:rPr>
-          <w:b w:val="0"/>
-        </w:rPr>
-        <w:t xml:space="preserve">trays = 3; per_tray = 7; tiles = trays * per_tray; print(tiles), on separate lines. </w:t>
-      </w:r>
-      <w:r>
-        <w:rPr>
-          <w:b/>
-        </w:rPr>
-        <w:t>Output</w:t>
-      </w:r>
-      <w:r>
-        <w:rPr>
-          <w:b w:val="0"/>
-        </w:rPr>
-        <w:t>s 21 and then 0. Zero trays contain zero tiles. Addition would give 10 then 7, not the number in equal groups.</w:t>
-      </w:r>
-    </w:p>
-    <w:p>
-      <w:pPr>
-        <w:pStyle w:val="Heading3"/>
-      </w:pPr>
-      <w:r>
-        <w:t>W5 Keep an honest conclusion</w:t>
-      </w:r>
-    </w:p>
-    <w:p>
-      <w:pPr>
-        <w:pStyle w:val="Heading3"/>
-      </w:pPr>
-      <w:r>
-        <w:t>Workbook question · W5</w:t>
-      </w:r>
-    </w:p>
-    <w:p>
-      <w:pPr>
-        <w:spacing w:line="336" w:lineRule="auto" w:after="180"/>
-        <w:shd w:fill="F5F1FB"/>
-      </w:pPr>
-      <w:r>
-        <w:rPr>
-          <w:b w:val="0"/>
-        </w:rPr>
-        <w:t xml:space="preserve">Explain the difference between a successful run and a correct calculation. State one limit of this </w:t>
-      </w:r>
-      <w:r>
-        <w:rPr>
-          <w:b/>
-        </w:rPr>
-        <w:t>program</w:t>
-      </w:r>
-      <w:r>
-        <w:rPr>
-          <w:b w:val="0"/>
-        </w:rPr>
-        <w:t xml:space="preserve"> and what you would keep so another person can check your work.</w:t>
-      </w:r>
-    </w:p>
-    <w:p>
-      <w:pPr>
-        <w:pStyle w:val="Heading3"/>
-      </w:pPr>
-      <w:r>
-        <w:t>Teacher reasoning · W5</w:t>
-      </w:r>
-    </w:p>
-    <w:p>
-      <w:pPr>
-        <w:spacing w:line="336" w:lineRule="auto" w:after="180"/>
-        <w:shd w:fill="F1F6FC"/>
-      </w:pPr>
-      <w:r>
-        <w:rPr>
-          <w:b w:val="0"/>
-        </w:rPr>
-        <w:t xml:space="preserve">A successful run means the execution finished without a reported error; correctness requires matching the stated total-count rule. The script assumes supplied whole nonnegative quantities and does not validate arbitrary </w:t>
-      </w:r>
-      <w:r>
-        <w:rPr>
-          <w:b/>
-        </w:rPr>
-        <w:t>input</w:t>
-      </w:r>
-      <w:r>
-        <w:rPr>
-          <w:b w:val="0"/>
-        </w:rPr>
-        <w:t>.</w:t>
-      </w:r>
-    </w:p>
-    <w:p>
-      <w:pPr>
-        <w:spacing w:line="336" w:lineRule="auto" w:after="180"/>
-        <w:shd w:fill="F1F6FC"/>
-      </w:pPr>
-      <w:r>
-        <w:rPr>
-          <w:b w:val="0"/>
-        </w:rPr>
-        <w:t xml:space="preserve">Keep source, quantities, expected and actual </w:t>
-      </w:r>
-      <w:r>
-        <w:rPr>
-          <w:b/>
-        </w:rPr>
-        <w:t>output</w:t>
-      </w:r>
-      <w:r>
-        <w:rPr>
-          <w:b w:val="0"/>
-        </w:rPr>
-        <w:t xml:space="preserve"> and whether it was run or traced.</w:t>
-      </w:r>
-    </w:p>
-    <w:p>
-      <w:pPr>
-        <w:pStyle w:val="Heading3"/>
-      </w:pPr>
-      <w:r>
-        <w:t>Assess independent transfer</w:t>
-      </w:r>
-    </w:p>
-    <w:p>
-      <w:pPr>
-        <w:pStyle w:val="Heading3"/>
-      </w:pPr>
-      <w:r>
-        <w:t>Independent question · withhold the key</w:t>
-      </w:r>
-    </w:p>
-    <w:p>
-      <w:pPr>
-        <w:spacing w:line="336" w:lineRule="auto" w:after="180"/>
-        <w:shd w:fill="F5F1FB"/>
-      </w:pPr>
-      <w:r>
-        <w:rPr>
-          <w:b w:val="0"/>
-        </w:rPr>
-        <w:t xml:space="preserve">Selected case: A fictional shelf has 3 trays of 7 tiles each. Write a four-line Python script using trays, per_tray and tiles. Predict its </w:t>
-      </w:r>
-      <w:r>
-        <w:rPr>
-          <w:b/>
-        </w:rPr>
-        <w:t>output</w:t>
-      </w:r>
-      <w:r>
-        <w:rPr>
-          <w:b w:val="0"/>
-        </w:rPr>
-        <w:t>. Then change only trays to 0 and predict again.</w:t>
-      </w:r>
-    </w:p>
-    <w:p>
-      <w:pPr>
-        <w:spacing w:line="336" w:lineRule="auto" w:after="180"/>
-        <w:shd w:fill="F5F1FB"/>
-      </w:pPr>
-      <w:r>
-        <w:rPr>
-          <w:b w:val="0"/>
-        </w:rPr>
-        <w:t>Explain why adding the two quantities is wrong.</w:t>
-      </w:r>
-    </w:p>
-    <w:p>
-      <w:pPr>
-        <w:pStyle w:val="Heading3"/>
-      </w:pPr>
-      <w:r>
-        <w:t>Selected case answer</w:t>
-      </w:r>
-    </w:p>
-    <w:p>
-      <w:pPr>
-        <w:pStyle w:val="Heading3"/>
-      </w:pPr>
-      <w:r>
-        <w:t>Teacher key · Selected case answer</w:t>
-      </w:r>
-    </w:p>
-    <w:p>
-      <w:pPr>
-        <w:spacing w:line="336" w:lineRule="auto" w:after="180"/>
-        <w:shd w:fill="F1F6FC"/>
-      </w:pPr>
-      <w:r>
-        <w:rPr>
-          <w:b w:val="0"/>
-        </w:rPr>
-        <w:t xml:space="preserve">trays = 3; per_tray = 7; tiles = trays * per_tray; print(tiles), on separate lines. </w:t>
-      </w:r>
-      <w:r>
-        <w:rPr>
-          <w:b/>
-        </w:rPr>
-        <w:t>Output</w:t>
-      </w:r>
-      <w:r>
-        <w:rPr>
-          <w:b w:val="0"/>
-        </w:rPr>
-        <w:t>s 21 and then 0. Zero trays contain zero tiles. Addition would give 10 then 7, not the number in equal groups.</w:t>
-      </w:r>
-    </w:p>
-    <w:tbl>
-      <w:tblPr>
-        <w:tblStyle w:val="LightShading-Accent1"/>
-        <w:tblW w:type="auto" w:w="0"/>
-        <w:tblLook w:firstColumn="1" w:firstRow="1" w:lastColumn="0" w:lastRow="0" w:noHBand="0" w:noVBand="1" w:val="04A0"/>
-      </w:tblPr>
-      <w:tblGrid>
-        <w:gridCol w:w="5112"/>
-        <w:gridCol w:w="5112"/>
-      </w:tblGrid>
-      <w:tr>
-        <w:trPr>
-          <w:tblHeader/>
-        </w:trPr>
-        <w:tc>
-          <w:tcPr>
-            <w:tcW w:type="dxa" w:w="5112"/>
-          </w:tcPr>
-          <w:p>
-            <w:r>
-              <w:t>Dimension</w:t>
-            </w:r>
-          </w:p>
-        </w:tc>
-        <w:tc>
-          <w:tcPr>
-            <w:tcW w:type="dxa" w:w="5112"/>
-          </w:tcPr>
-          <w:p>
-            <w:r>
-              <w:t>Evidence required</w:t>
-            </w:r>
-          </w:p>
-        </w:tc>
-      </w:tr>
-      <w:tr>
-        <w:tc>
-          <w:tcPr>
-            <w:tcW w:type="dxa" w:w="5112"/>
-          </w:tcPr>
-          <w:p>
-            <w:r>
-              <w:t>Explanation</w:t>
-            </w:r>
-          </w:p>
-        </w:tc>
-        <w:tc>
-          <w:tcPr>
-            <w:tcW w:type="dxa" w:w="5112"/>
-          </w:tcPr>
-          <w:p>
-            <w:r>
-              <w:t>Names the applicable idea or procedure and ties it to the supplied facts.</w:t>
-            </w:r>
-          </w:p>
-        </w:tc>
-      </w:tr>
-      <w:tr>
-        <w:tc>
-          <w:tcPr>
-            <w:tcW w:type="dxa" w:w="5112"/>
-          </w:tcPr>
-          <w:p>
-            <w:r>
-              <w:t>Trace and result</w:t>
-            </w:r>
-          </w:p>
-        </w:tc>
-        <w:tc>
-          <w:tcPr>
-            <w:tcW w:type="dxa" w:w="5112"/>
-          </w:tcPr>
-          <w:p>
-            <w:r>
-              <w:t>Preserves the given inputs and shows the relevant intermediate steps; distinguishes a prediction from an observed execution.</w:t>
-            </w:r>
-          </w:p>
-        </w:tc>
-      </w:tr>
-      <w:tr>
-        <w:tc>
-          <w:tcPr>
-            <w:tcW w:type="dxa" w:w="5112"/>
-          </w:tcPr>
-          <w:p>
-            <w:r>
-              <w:t>Limits</w:t>
-            </w:r>
-          </w:p>
-        </w:tc>
-        <w:tc>
-          <w:tcPr>
-            <w:tcW w:type="dxa" w:w="5112"/>
-          </w:tcPr>
-          <w:p>
-            <w:r>
-              <w:t>States the assumptions, missing evidence or conditions under which the result would change.</w:t>
-            </w:r>
-          </w:p>
-        </w:tc>
-      </w:tr>
-    </w:tbl>
-    <w:p>
-      <w:pPr>
-        <w:pStyle w:val="Heading3"/>
-      </w:pPr>
-      <w:r>
-        <w:t>Teacher key · Selected case answer</w:t>
-      </w:r>
-    </w:p>
-    <w:p>
-      <w:pPr>
-        <w:spacing w:line="336" w:lineRule="auto" w:after="180"/>
-        <w:shd w:fill="F1F6FC"/>
-      </w:pPr>
-      <w:r>
-        <w:rPr>
-          <w:b w:val="0"/>
-        </w:rPr>
-        <w:t>Record each dimension as not yet, with support, or independent. Accept a valid alternative procedure with a defensible trace.</w:t>
-      </w:r>
-    </w:p>
-    <w:p>
-      <w:pPr>
-        <w:spacing w:line="336" w:lineRule="auto" w:after="180"/>
-        <w:shd w:fill="F1F6FC"/>
-      </w:pPr>
-      <w:r>
-        <w:rPr>
-          <w:b w:val="0"/>
-        </w:rPr>
-        <w:t xml:space="preserve">Do not penalise an honestly recorded model failure if the learner correctly explains its </w:t>
-      </w:r>
-      <w:r>
-        <w:rPr>
-          <w:b/>
-        </w:rPr>
-        <w:t>evidence</w:t>
-      </w:r>
-      <w:r>
-        <w:rPr>
-          <w:b w:val="0"/>
-        </w:rPr>
-        <w:t xml:space="preserve"> and limits.</w:t>
-      </w:r>
-    </w:p>
-    <w:p>
-      <w:pPr>
-        <w:pStyle w:val="Heading3"/>
-      </w:pPr>
-      <w:r>
-        <w:t>Feedback that the learner uses</w:t>
-      </w:r>
-    </w:p>
-    <w:p>
-      <w:pPr>
-        <w:spacing w:line="336" w:lineRule="auto" w:after="180"/>
-      </w:pPr>
-      <w:r>
-        <w:rPr>
-          <w:b w:val="0"/>
-        </w:rPr>
-        <w:t>Name the earliest unsupported step and give one action to repair it. Have the learner make that repair now and explain why. Then assess the relevant skill on a fresh, fully specified case.</w:t>
-      </w:r>
-    </w:p>
-    <w:p>
-      <w:pPr>
-        <w:spacing w:line="336" w:lineRule="auto" w:after="180"/>
-      </w:pPr>
-      <w:r>
-        <w:rPr>
-          <w:b w:val="0"/>
-        </w:rPr>
-        <w:t>Confirm it was not previously practised with feedback; solve and check the new case before assigning it. A follow-up design prompt is a starting brief, not automatically an equivalent test.</w:t>
-      </w:r>
-    </w:p>
-    <w:p>
-      <w:pPr>
-        <w:pStyle w:val="Heading1"/>
-      </w:pPr>
-      <w:r>
-        <w:t>06. Connect and extend learning</w:t>
-      </w:r>
-    </w:p>
-    <w:p>
-      <w:r>
-        <w:t>Connect Precision in Algorithms to Transparent Book Recommender, adapt support and plan a later changed-case check.</w:t>
-      </w:r>
-    </w:p>
-    <w:p>
-      <w:pPr>
-        <w:pStyle w:val="Heading3"/>
-      </w:pPr>
-      <w:r>
-        <w:t>Transparent Book Recommender</w:t>
-      </w:r>
-    </w:p>
-    <w:p>
-      <w:pPr>
-        <w:spacing w:line="336" w:lineRule="auto" w:after="180"/>
-      </w:pPr>
-      <w:r>
-        <w:rPr>
-          <w:b w:val="0"/>
-        </w:rPr>
-        <w:t>Write exact scoring steps so two people rank the same book the same way.</w:t>
-      </w:r>
-    </w:p>
-    <w:p>
-      <w:pPr>
-        <w:spacing w:line="336" w:lineRule="auto" w:after="180"/>
-      </w:pPr>
-      <w:r>
-        <w:rPr>
-          <w:b w:val="0"/>
-        </w:rPr>
-        <w:t xml:space="preserve">Keep the decision, </w:t>
-      </w:r>
-      <w:r>
-        <w:rPr>
-          <w:b/>
-        </w:rPr>
-        <w:t>input</w:t>
-      </w:r>
-      <w:r>
-        <w:rPr>
-          <w:b w:val="0"/>
-        </w:rPr>
-        <w:t xml:space="preserve">, result, explanation and remaining limitation in the project </w:t>
-      </w:r>
-      <w:r>
-        <w:rPr>
-          <w:b/>
-        </w:rPr>
-        <w:t>evidence</w:t>
-      </w:r>
-      <w:r>
-        <w:rPr>
-          <w:b w:val="0"/>
-        </w:rPr>
-        <w:t xml:space="preserve"> record. Retrieve this record next week rather than restarting the project.</w:t>
-      </w:r>
-    </w:p>
-    <w:p>
-      <w:pPr>
-        <w:pStyle w:val="Heading3"/>
-      </w:pPr>
-      <w:r>
-        <w:t>Support and stretch</w:t>
-      </w:r>
-    </w:p>
-    <w:p>
-      <w:pPr>
-        <w:spacing w:line="336" w:lineRule="auto" w:after="180"/>
-      </w:pPr>
-      <w:r>
-        <w:rPr>
-          <w:b w:val="0"/>
-        </w:rPr>
-        <w:t>Trace one record or condition at a time with counters and labelled columns. Stretch: introduce a tie, boundary or missing field and declare its handling policy before rerunning.</w:t>
-      </w:r>
-    </w:p>
-    <w:p>
-      <w:pPr>
-        <w:pStyle w:val="Heading3"/>
-      </w:pPr>
-      <w:r>
-        <w:t>Exit reflection</w:t>
-      </w:r>
-    </w:p>
-    <w:p>
-      <w:pPr>
-        <w:spacing w:line="336" w:lineRule="auto" w:after="180"/>
-      </w:pPr>
-      <w:r>
-        <w:rPr>
-          <w:b w:val="0"/>
-        </w:rPr>
-        <w:t xml:space="preserve">Ask for one decision the learner can now justify and one situation requiring more </w:t>
-      </w:r>
-      <w:r>
-        <w:rPr>
-          <w:b/>
-        </w:rPr>
-        <w:t>evidence</w:t>
-      </w:r>
-      <w:r>
-        <w:rPr>
-          <w:b w:val="0"/>
-        </w:rPr>
-        <w:t xml:space="preserve"> or human review. Confidence ratings are separate from correct independent performance.</w:t>
-      </w:r>
-    </w:p>
-    <w:p>
-      <w:pPr>
-        <w:pStyle w:val="Heading3"/>
-      </w:pPr>
-      <w:r>
-        <w:t>Bridge to the next week</w:t>
-      </w:r>
-    </w:p>
-    <w:p>
-      <w:pPr>
-        <w:spacing w:line="336" w:lineRule="auto" w:after="180"/>
-      </w:pPr>
-      <w:r>
-        <w:rPr>
-          <w:b w:val="0"/>
-        </w:rPr>
-        <w:t xml:space="preserve">Next: Week 2: Decompose a Goal. Retrieve today’s </w:t>
-      </w:r>
-      <w:r>
-        <w:rPr>
-          <w:b/>
-        </w:rPr>
-        <w:t>evidence</w:t>
-      </w:r>
-      <w:r>
-        <w:rPr>
-          <w:b w:val="0"/>
-        </w:rPr>
-        <w:t xml:space="preserve"> and identify what carries forward and what is new.</w:t>
-      </w:r>
-    </w:p>
-    <w:p>
-      <w:pPr>
-        <w:pStyle w:val="Heading3"/>
-      </w:pPr>
-      <w:r>
-        <w:t>Support and fresh reassessment</w:t>
-      </w:r>
-    </w:p>
-    <w:p>
-      <w:pPr>
-        <w:spacing w:line="336" w:lineRule="auto" w:after="180"/>
-      </w:pPr>
-      <w:r>
-        <w:rPr>
-          <w:b w:val="0"/>
-        </w:rPr>
-        <w:t>Offer four separate line cards, a source/</w:t>
-      </w:r>
-      <w:r>
-        <w:rPr>
-          <w:b/>
-        </w:rPr>
-        <w:t>output</w:t>
-      </w:r>
-      <w:r>
-        <w:rPr>
-          <w:b w:val="0"/>
-        </w:rPr>
-        <w:t xml:space="preserve"> label and a multiplication sketch. Allow a paper trace when devices are unavailable, with execution practice still pending.</w:t>
-      </w:r>
-    </w:p>
-    <w:p>
-      <w:pPr>
-        <w:spacing w:line="336" w:lineRule="auto" w:after="180"/>
-      </w:pPr>
-      <w:r>
-        <w:rPr>
-          <w:b w:val="0"/>
-        </w:rPr>
-        <w:t xml:space="preserve">Do not supply the independent transfer numbers’ answers. Extension: explain why a plus-sign version can accidentally agree with multiplication for two packs of two, and why one passing example is weak </w:t>
-      </w:r>
-      <w:r>
-        <w:rPr>
-          <w:b/>
-        </w:rPr>
-        <w:t>evidence</w:t>
-      </w:r>
-      <w:r>
-        <w:rPr>
-          <w:b w:val="0"/>
-        </w:rPr>
-        <w:t>.</w:t>
-      </w:r>
-    </w:p>
-    <w:p>
-      <w:pPr>
-        <w:spacing w:line="336" w:lineRule="auto" w:after="180"/>
-      </w:pPr>
-      <w:r>
-        <w:rPr>
-          <w:b w:val="0"/>
-        </w:rPr>
-        <w:t xml:space="preserve">W4 must give a complete ordered script and explain </w:t>
-      </w:r>
-      <w:r>
-        <w:rPr>
-          <w:b/>
-        </w:rPr>
-        <w:t>output</w:t>
-      </w:r>
-      <w:r>
-        <w:rPr>
-          <w:b w:val="0"/>
-        </w:rPr>
-        <w:t>s 21 and 0 using equal groups. Distinguish an independent paper trace from successful use of the editor; record both skills separately.</w:t>
-      </w:r>
-    </w:p>
-    <w:p>
-      <w:pPr>
-        <w:spacing w:line="336" w:lineRule="auto" w:after="180"/>
-      </w:pPr>
-      <w:r>
-        <w:rPr>
-          <w:b w:val="0"/>
-        </w:rPr>
         <w:t>After support, retry with 2 boxes of 9 pencils, then 0 boxes: 18 and 0. Ask for the print line and why it follows the calculation.</w:t>
       </w:r>
     </w:p>
     <w:p>
       <w:pPr>
-        <w:spacing w:line="336" w:lineRule="auto" w:after="180"/>
-      </w:pPr>
-      <w:r>
-        <w:rPr>
-          <w:b w:val="0"/>
-        </w:rPr>
-        <w:t>Week 2 studies values, variable names and types, including the difference between numeric data and text.</w:t>
-      </w:r>
-    </w:p>
-    <w:p>
-      <w:pPr>
-        <w:pStyle w:val="Heading3"/>
-      </w:pPr>
-      <w:r>
-        <w:t>Plan the delayed return</w:t>
+        <w:pStyle w:val="Heading2"/>
+      </w:pPr>
+      <w:r>
+        <w:t>Plan the delayed check</w:t>
       </w:r>
     </w:p>
     <w:p>
@@ -5213,48 +5132,176 @@
     </w:p>
     <w:p>
       <w:pPr>
+        <w:pStyle w:val="Heading2"/>
+      </w:pPr>
+      <w:r>
+        <w:t>Bridge to next week</w:t>
+      </w:r>
+    </w:p>
+    <w:p>
+      <w:pPr>
+        <w:spacing w:line="336" w:lineRule="auto" w:after="180"/>
+      </w:pPr>
+      <w:r>
+        <w:rPr>
+          <w:b w:val="0"/>
+        </w:rPr>
+        <w:t xml:space="preserve">Ask for one decision the learner can now justify and one situation requiring more </w:t>
+      </w:r>
+      <w:r>
+        <w:rPr>
+          <w:b/>
+        </w:rPr>
+        <w:t>evidence</w:t>
+      </w:r>
+      <w:r>
+        <w:rPr>
+          <w:b w:val="0"/>
+        </w:rPr>
+        <w:t xml:space="preserve"> or human review. Confidence ratings are separate from correct independent performance.</w:t>
+      </w:r>
+    </w:p>
+    <w:p>
+      <w:pPr>
+        <w:spacing w:line="336" w:lineRule="auto" w:after="180"/>
+      </w:pPr>
+      <w:r>
+        <w:rPr>
+          <w:b w:val="0"/>
+        </w:rPr>
+        <w:t xml:space="preserve">Next: Week 2: Decompose a Goal. Retrieve today’s </w:t>
+      </w:r>
+      <w:r>
+        <w:rPr>
+          <w:b/>
+        </w:rPr>
+        <w:t>evidence</w:t>
+      </w:r>
+      <w:r>
+        <w:rPr>
+          <w:b w:val="0"/>
+        </w:rPr>
+        <w:t xml:space="preserve"> and identify what carries forward and what is new.</w:t>
+      </w:r>
+    </w:p>
+    <w:p>
+      <w:pPr>
+        <w:spacing w:line="336" w:lineRule="auto" w:after="180"/>
+      </w:pPr>
+      <w:r>
+        <w:rPr>
+          <w:b w:val="0"/>
+        </w:rPr>
+        <w:t>Week 2 introduces function definitions, parameters and calls with supplied integer values; later lessons develop types and returned results.</w:t>
+      </w:r>
+    </w:p>
+    <w:p>
+      <w:pPr>
+        <w:pStyle w:val="Heading2"/>
+      </w:pPr>
+      <w:r>
+        <w:t>Earlier wording, alternatives and picture transcripts · reference / check after trying</w:t>
+      </w:r>
+    </w:p>
+    <w:p>
+      <w:pPr>
+        <w:spacing w:line="336" w:lineRule="auto" w:after="180"/>
+      </w:pPr>
+      <w:r>
+        <w:rPr>
+          <w:b w:val="0"/>
+        </w:rPr>
+        <w:t>Connect and extend learning</w:t>
+      </w:r>
+    </w:p>
+    <w:p>
+      <w:pPr>
         <w:pStyle w:val="Heading3"/>
       </w:pPr>
       <w:r>
+        <w:t>Transparent Book Recommender</w:t>
+      </w:r>
+    </w:p>
+    <w:p>
+      <w:pPr>
+        <w:pStyle w:val="Heading3"/>
+      </w:pPr>
+      <w:r>
+        <w:t>Support and stretch</w:t>
+      </w:r>
+    </w:p>
+    <w:p>
+      <w:pPr>
+        <w:pStyle w:val="Heading3"/>
+      </w:pPr>
+      <w:r>
+        <w:t>Exit reflection</w:t>
+      </w:r>
+    </w:p>
+    <w:p>
+      <w:pPr>
+        <w:pStyle w:val="Heading3"/>
+      </w:pPr>
+      <w:r>
+        <w:t>Bridge to the next week</w:t>
+      </w:r>
+    </w:p>
+    <w:p>
+      <w:pPr>
+        <w:pStyle w:val="Heading3"/>
+      </w:pPr>
+      <w:r>
+        <w:t>Support and fresh reassessment</w:t>
+      </w:r>
+    </w:p>
+    <w:p>
+      <w:pPr>
+        <w:pStyle w:val="Heading3"/>
+      </w:pPr>
+      <w:r>
+        <w:t>Plan the delayed return</w:t>
+      </w:r>
+    </w:p>
+    <w:p>
+      <w:pPr>
+        <w:pStyle w:val="Heading3"/>
+      </w:pPr>
+      <w:r>
         <w:t>Project evidence from this case</w:t>
       </w:r>
     </w:p>
     <w:p>
       <w:pPr>
+        <w:pStyle w:val="Heading1"/>
+      </w:pPr>
+      <w:r>
+        <w:t>Reference bank and extra practice</w:t>
+      </w:r>
+    </w:p>
+    <w:p>
+      <w:pPr>
+        <w:pStyle w:val="Heading1"/>
+      </w:pPr>
+      <w:r>
+        <w:t>07. Reference: alternative planning checklist</w:t>
+      </w:r>
+    </w:p>
+    <w:p>
+      <w:r>
+        <w:t>Use as a reminder alongside the main route rather than teaching the cycle twice.</w:t>
+      </w:r>
+    </w:p>
+    <w:p>
+      <w:pPr>
+        <w:pStyle w:val="Heading2"/>
+      </w:pPr>
+      <w:r>
+        <w:t>Preparation and schedule</w:t>
+      </w:r>
+    </w:p>
+    <w:p>
+      <w:pPr>
         <w:spacing w:line="336" w:lineRule="auto" w:after="180"/>
-      </w:pPr>
-      <w:r>
-        <w:rPr>
-          <w:b w:val="0"/>
-        </w:rPr>
-        <w:t>Use small predicted traces when translating the Transparent Book Recommender’s paper logic into code.</w:t>
-      </w:r>
-    </w:p>
-    <w:p>
-      <w:pPr>
-        <w:pStyle w:val="Heading1"/>
-      </w:pPr>
-      <w:r>
-        <w:t>07. Prepare, teach and assess</w:t>
-      </w:r>
-    </w:p>
-    <w:p>
-      <w:r>
-        <w:t>Use this preparation summary alongside the detailed Precision in Algorithms lesson; it is a checklist rather than a replacement for the full sequence.</w:t>
-      </w:r>
-    </w:p>
-    <w:p>
-      <w:pPr>
-        <w:pStyle w:val="Heading3"/>
-      </w:pPr>
-      <w:r>
-        <w:t>Teaching target</w:t>
-      </w:r>
-    </w:p>
-    <w:p>
-      <w:pPr>
-        <w:spacing w:line="336" w:lineRule="auto" w:after="180"/>
-        <w:shd w:fill="EDF7F3"/>
       </w:pPr>
       <w:r>
         <w:rPr>
@@ -5431,6 +5478,14 @@
     </w:tbl>
     <w:p>
       <w:pPr>
+        <w:pStyle w:val="Heading2"/>
+      </w:pPr>
+      <w:r>
+        <w:t>Practice and assessment reminders</w:t>
+      </w:r>
+    </w:p>
+    <w:p>
+      <w:pPr>
         <w:spacing w:line="336" w:lineRule="auto" w:after="180"/>
       </w:pPr>
       <w:r>
@@ -5454,16 +5509,7 @@
     </w:p>
     <w:p>
       <w:pPr>
-        <w:pStyle w:val="Heading3"/>
-      </w:pPr>
-      <w:r>
-        <w:t>Supported practice answer</w:t>
-      </w:r>
-    </w:p>
-    <w:p>
-      <w:pPr>
         <w:spacing w:line="336" w:lineRule="auto" w:after="180"/>
-        <w:shd w:fill="F1F6FC"/>
       </w:pPr>
       <w:r>
         <w:rPr>
@@ -5487,7 +5533,6 @@
     <w:p>
       <w:pPr>
         <w:spacing w:line="336" w:lineRule="auto" w:after="180"/>
-        <w:shd w:fill="F1F6FC"/>
       </w:pPr>
       <w:r>
         <w:rPr>
@@ -5544,16 +5589,7 @@
     </w:p>
     <w:p>
       <w:pPr>
-        <w:pStyle w:val="Heading3"/>
-      </w:pPr>
-      <w:r>
-        <w:t>Repair the misconception</w:t>
-      </w:r>
-    </w:p>
-    <w:p>
-      <w:pPr>
         <w:spacing w:line="336" w:lineRule="auto" w:after="180"/>
-        <w:shd w:fill="FFF5E6"/>
       </w:pPr>
       <w:r>
         <w:rPr>
@@ -5588,16 +5624,7 @@
     </w:p>
     <w:p>
       <w:pPr>
-        <w:pStyle w:val="Heading3"/>
-      </w:pPr>
-      <w:r>
-        <w:t>Support without giving away the answer</w:t>
-      </w:r>
-    </w:p>
-    <w:p>
-      <w:pPr>
         <w:spacing w:line="336" w:lineRule="auto" w:after="180"/>
-        <w:shd w:fill="F1F6F8"/>
       </w:pPr>
       <w:r>
         <w:rPr>
@@ -5620,16 +5647,7 @@
     </w:p>
     <w:p>
       <w:pPr>
-        <w:pStyle w:val="Heading3"/>
-      </w:pPr>
-      <w:r>
-        <w:t>Extend the reasoning</w:t>
-      </w:r>
-    </w:p>
-    <w:p>
-      <w:pPr>
         <w:spacing w:line="336" w:lineRule="auto" w:after="180"/>
-        <w:shd w:fill="F5F1FB"/>
       </w:pPr>
       <w:r>
         <w:rPr>
@@ -5652,16 +5670,7 @@
     </w:p>
     <w:p>
       <w:pPr>
-        <w:pStyle w:val="Heading3"/>
-      </w:pPr>
-      <w:r>
-        <w:t>Protect the independent attempt</w:t>
-      </w:r>
-    </w:p>
-    <w:p>
-      <w:pPr>
         <w:spacing w:line="336" w:lineRule="auto" w:after="180"/>
-        <w:shd w:fill="FFF5E6"/>
       </w:pPr>
       <w:r>
         <w:rPr>
@@ -5856,16 +5865,7 @@
     </w:tbl>
     <w:p>
       <w:pPr>
-        <w:pStyle w:val="Heading3"/>
-      </w:pPr>
-      <w:r>
-        <w:t>Project checkpoint</w:t>
-      </w:r>
-    </w:p>
-    <w:p>
-      <w:pPr>
         <w:spacing w:line="336" w:lineRule="auto" w:after="180"/>
-        <w:shd w:fill="EDF7F3"/>
       </w:pPr>
       <w:r>
         <w:rPr>
@@ -5914,12 +5914,20 @@
         <w:pStyle w:val="Heading1"/>
       </w:pPr>
       <w:r>
-        <w:t>08. Use feedback, labs and repair paths</w:t>
-      </w:r>
-    </w:p>
-    <w:p>
-      <w:r>
-        <w:t>Use feedback, earlier review and portfolios purposefully. Apply the coding routine only when this lesson has an executable lab.</w:t>
+        <w:t>08. Reference: feedback and records</w:t>
+      </w:r>
+    </w:p>
+    <w:p>
+      <w:r>
+        <w:t>Use digital tools where they help retain an explanation and its evidence.</w:t>
+      </w:r>
+    </w:p>
+    <w:p>
+      <w:pPr>
+        <w:pStyle w:val="Heading2"/>
+      </w:pPr>
+      <w:r>
+        <w:t>Keep practice and independent evidence separate</w:t>
       </w:r>
     </w:p>
     <w:p>
@@ -5958,12 +5966,62 @@
     </w:p>
     <w:p>
       <w:pPr>
+        <w:pStyle w:val="Heading2"/>
+      </w:pPr>
+      <w:r>
+        <w:t>Repair and portfolio records</w:t>
+      </w:r>
+    </w:p>
+    <w:p>
+      <w:pPr>
         <w:spacing w:line="336" w:lineRule="auto" w:after="180"/>
       </w:pPr>
       <w:r>
         <w:rPr>
           <w:b w:val="0"/>
         </w:rPr>
+        <w:t>Use the earlier worked-explanation links to address a specific missing building block, then return to the current question. Adapt this suggestion after observing the learner; it is not an automatic diagnosis.</w:t>
+      </w:r>
+    </w:p>
+    <w:p>
+      <w:pPr>
+        <w:spacing w:line="336" w:lineRule="auto" w:after="180"/>
+      </w:pPr>
+      <w:r>
+        <w:rPr>
+          <w:b w:val="0"/>
+        </w:rPr>
+        <w:t xml:space="preserve">Collect the completed-work portfolio as </w:t>
+      </w:r>
+      <w:r>
+        <w:rPr>
+          <w:b/>
+        </w:rPr>
+        <w:t>evidence</w:t>
+      </w:r>
+      <w:r>
+        <w:rPr>
+          <w:b w:val="0"/>
+        </w:rPr>
+        <w:t>. Record support separately from correctness, and assess explanation, trace/test and limitations. Progress ticks and quiz selections alone do not establish mastery.</w:t>
+      </w:r>
+    </w:p>
+    <w:p>
+      <w:pPr>
+        <w:pStyle w:val="Heading2"/>
+      </w:pPr>
+      <w:r>
+        <w:t>Earlier wording, alternatives and picture transcripts · reference / check after trying</w:t>
+      </w:r>
+    </w:p>
+    <w:p>
+      <w:pPr>
+        <w:spacing w:line="336" w:lineRule="auto" w:after="180"/>
+      </w:pPr>
+      <w:r>
+        <w:rPr>
+          <w:b w:val="0"/>
+        </w:rPr>
         <w:t xml:space="preserve">Ask students to predict before running code. Preserve errors and actual </w:t>
       </w:r>
       <w:r>
@@ -5981,77 +6039,20 @@
     </w:p>
     <w:p>
       <w:pPr>
-        <w:spacing w:line="336" w:lineRule="auto" w:after="180"/>
-      </w:pPr>
-      <w:r>
-        <w:rPr>
-          <w:b w:val="0"/>
-        </w:rPr>
-        <w:t>Use the earlier worked-explanation links to address a specific missing building block, then return to the current question. Adapt this suggestion after observing the learner; it is not an automatic diagnosis.</w:t>
-      </w:r>
-    </w:p>
-    <w:p>
-      <w:pPr>
-        <w:spacing w:line="336" w:lineRule="auto" w:after="180"/>
-      </w:pPr>
-      <w:r>
-        <w:rPr>
-          <w:b w:val="0"/>
-        </w:rPr>
-        <w:t xml:space="preserve">Collect the completed-work portfolio as </w:t>
-      </w:r>
-      <w:r>
-        <w:rPr>
-          <w:b/>
-        </w:rPr>
-        <w:t>evidence</w:t>
-      </w:r>
-      <w:r>
-        <w:rPr>
-          <w:b w:val="0"/>
-        </w:rPr>
-        <w:t>. Record support separately from correctness, and assess explanation, trace/test and limitations. Progress ticks and quiz selections alone do not establish mastery.</w:t>
-      </w:r>
-    </w:p>
-    <w:p>
-      <w:pPr>
         <w:pStyle w:val="Heading1"/>
       </w:pPr>
       <w:r>
-        <w:t>09. Visual concept journey</w:t>
-      </w:r>
-    </w:p>
-    <w:p>
-      <w:r>
-        <w:t>Show one Precision in Algorithms graphic at a time, request a prediction and discuss its trace before the independent assessment.</w:t>
-      </w:r>
-    </w:p>
-    <w:p>
-      <w:pPr>
-        <w:spacing w:line="336" w:lineRule="auto" w:after="180"/>
-      </w:pPr>
-      <w:r>
-        <w:rPr>
-          <w:b w:val="0"/>
-        </w:rPr>
-        <w:t xml:space="preserve">Use one picture at a time. Hide a worked result before asking for a </w:t>
-      </w:r>
-      <w:r>
-        <w:rPr>
-          <w:b/>
-        </w:rPr>
-        <w:t>prediction</w:t>
-      </w:r>
-      <w:r>
-        <w:rPr>
-          <w:b w:val="0"/>
-        </w:rPr>
-        <w:t>, then reveal it for feedback. These are supported teaching cases; retain the separate independent assessment for a fresh first attempt.</w:t>
-      </w:r>
-    </w:p>
-    <w:p>
-      <w:pPr>
-        <w:pStyle w:val="Heading3"/>
+        <w:t>09. Reference: teach with the six pictures</w:t>
+      </w:r>
+    </w:p>
+    <w:p>
+      <w:r>
+        <w:t>Choose the picture for the teaching move and connect it to the explanation.</w:t>
+      </w:r>
+    </w:p>
+    <w:p>
+      <w:pPr>
+        <w:pStyle w:val="Heading2"/>
       </w:pPr>
       <w:r>
         <w:t>01. Precision in Algorithms: the case</w:t>
@@ -6062,7 +6063,7 @@
         <w:drawing>
           <wp:inline xmlns:a="http://schemas.openxmlformats.org/drawingml/2006/main" xmlns:pic="http://schemas.openxmlformats.org/drawingml/2006/picture">
             <wp:extent cx="5486400" cy="2834640"/>
-            <wp:docPr id="2" name="Picture 2" descr="A fictional book-box counter has three boxes with five books each and two loose books. Supplied facts: Python instructions: boxes=3; total=boxes*5; total=total+2; print(total). Run the instructions in this order with ordinary integer arithmetic."/>
+            <wp:docPr id="4" name="Picture 4" descr="A fictional book-box counter has three boxes with five books each and two loose books. Supplied facts: Python instructions: boxes=3; total=boxes*5; total=total+2; print(total). Run the instructions in this order with ordinary integer arithmetic."/>
             <wp:cNvGraphicFramePr>
               <a:graphicFrameLocks noChangeAspect="1"/>
             </wp:cNvGraphicFramePr>
@@ -6071,239 +6072,6 @@
                 <pic:pic>
                   <pic:nvPicPr>
                     <pic:cNvPr id="0" name="academy-story-ai-2-1-01.png"/>
-                    <pic:cNvPicPr/>
-                  </pic:nvPicPr>
-                  <pic:blipFill>
-                    <a:blip r:embed="rId10"/>
-                    <a:stretch>
-                      <a:fillRect/>
-                    </a:stretch>
-                  </pic:blipFill>
-                  <pic:spPr>
-                    <a:xfrm>
-                      <a:off x="0" y="0"/>
-                      <a:ext cx="5486400" cy="2834640"/>
-                    </a:xfrm>
-                    <a:prstGeom prst="rect"/>
-                  </pic:spPr>
-                </pic:pic>
-              </a:graphicData>
-            </a:graphic>
-          </wp:inline>
-        </w:drawing>
-      </w:r>
-    </w:p>
-    <w:p>
-      <w:pPr>
-        <w:spacing w:line="336" w:lineRule="auto" w:after="180"/>
-      </w:pPr>
-      <w:r>
-        <w:rPr>
-          <w:b w:val="0"/>
-        </w:rPr>
-        <w:t>A fictional book-box counter has three boxes with five books each and two loose books. Supplied facts: Python instructions: boxes=3; total=boxes*5; total=total+2; print(total).</w:t>
-      </w:r>
-    </w:p>
-    <w:p>
-      <w:pPr>
-        <w:spacing w:line="336" w:lineRule="auto" w:after="180"/>
-      </w:pPr>
-      <w:r>
-        <w:rPr>
-          <w:b w:val="0"/>
-        </w:rPr>
-        <w:t>Run the instructions in this order with ordinary integer arithmetic.</w:t>
-      </w:r>
-    </w:p>
-    <w:p>
-      <w:pPr>
-        <w:spacing w:line="336" w:lineRule="auto" w:after="180"/>
-        <w:shd w:fill="F5F1FB"/>
-      </w:pPr>
-      <w:r>
-        <w:rPr>
-          <w:b w:val="0"/>
-        </w:rPr>
-        <w:t>Point to the given fact that matters most. Explain why it matters.</w:t>
-      </w:r>
-    </w:p>
-    <w:p>
-      <w:pPr>
-        <w:pStyle w:val="Heading3"/>
-      </w:pPr>
-      <w:r>
-        <w:t>Discuss while showing the picture</w:t>
-      </w:r>
-    </w:p>
-    <w:p>
-      <w:pPr>
-        <w:spacing w:line="336" w:lineRule="auto" w:after="180"/>
-        <w:shd w:fill="F1F6F8"/>
-      </w:pPr>
-      <w:r>
-        <w:rPr>
-          <w:b w:val="0"/>
-        </w:rPr>
-        <w:t>Teacher prompt: Point to the given fact that matters most. Explain why it matters. Ask learners to describe one label or arrow in ordinary words. Use the adjacent transcript if the image is difficult to see.</w:t>
-      </w:r>
-    </w:p>
-    <w:p>
-      <w:pPr>
-        <w:pStyle w:val="Heading3"/>
-      </w:pPr>
-      <w:r>
-        <w:t>02. Follow the deciding steps</w:t>
-      </w:r>
-    </w:p>
-    <w:p>
-      <w:r>
-        <w:drawing>
-          <wp:inline xmlns:a="http://schemas.openxmlformats.org/drawingml/2006/main" xmlns:pic="http://schemas.openxmlformats.org/drawingml/2006/picture">
-            <wp:extent cx="5486400" cy="4005072"/>
-            <wp:docPr id="3" name="Picture 3" descr="Read input: boxes is assigned 3. → Multiply: total becomes 3×5=15. → Update total: total becomes its current value 15 plus 2: 17. → Print: The program prints 17 once."/>
-            <wp:cNvGraphicFramePr>
-              <a:graphicFrameLocks noChangeAspect="1"/>
-            </wp:cNvGraphicFramePr>
-            <a:graphic>
-              <a:graphicData uri="http://schemas.openxmlformats.org/drawingml/2006/picture">
-                <pic:pic>
-                  <pic:nvPicPr>
-                    <pic:cNvPr id="0" name="academy-story-ai-2-1-02.png"/>
-                    <pic:cNvPicPr/>
-                  </pic:nvPicPr>
-                  <pic:blipFill>
-                    <a:blip r:embed="rId11"/>
-                    <a:stretch>
-                      <a:fillRect/>
-                    </a:stretch>
-                  </pic:blipFill>
-                  <pic:spPr>
-                    <a:xfrm>
-                      <a:off x="0" y="0"/>
-                      <a:ext cx="5486400" cy="4005072"/>
-                    </a:xfrm>
-                    <a:prstGeom prst="rect"/>
-                  </pic:spPr>
-                </pic:pic>
-              </a:graphicData>
-            </a:graphic>
-          </wp:inline>
-        </w:drawing>
-      </w:r>
-    </w:p>
-    <w:p>
-      <w:pPr>
-        <w:spacing w:line="336" w:lineRule="auto" w:after="180"/>
-      </w:pPr>
-      <w:r>
-        <w:rPr>
-          <w:b w:val="0"/>
-        </w:rPr>
-        <w:t xml:space="preserve">Read </w:t>
-      </w:r>
-      <w:r>
-        <w:rPr>
-          <w:b/>
-        </w:rPr>
-        <w:t>input</w:t>
-      </w:r>
-      <w:r>
-        <w:rPr>
-          <w:b w:val="0"/>
-        </w:rPr>
-        <w:t xml:space="preserve">: boxes is assigned 3. → Multiply: total becomes 3×5=15. → Update total: total becomes its current value 15 plus 2: 17. → Print: The </w:t>
-      </w:r>
-      <w:r>
-        <w:rPr>
-          <w:b/>
-        </w:rPr>
-        <w:t>program</w:t>
-      </w:r>
-      <w:r>
-        <w:rPr>
-          <w:b w:val="0"/>
-        </w:rPr>
-        <w:t xml:space="preserve"> prints 17 once.</w:t>
-      </w:r>
-    </w:p>
-    <w:p>
-      <w:pPr>
-        <w:spacing w:line="336" w:lineRule="auto" w:after="180"/>
-        <w:shd w:fill="F5F1FB"/>
-      </w:pPr>
-      <w:r>
-        <w:rPr>
-          <w:b w:val="0"/>
-        </w:rPr>
-        <w:t xml:space="preserve">Point to each numbered stage and explain which recorded </w:t>
-      </w:r>
-      <w:r>
-        <w:rPr>
-          <w:b/>
-        </w:rPr>
-        <w:t>input</w:t>
-      </w:r>
-      <w:r>
-        <w:rPr>
-          <w:b w:val="0"/>
-        </w:rPr>
-        <w:t xml:space="preserve"> it uses.</w:t>
-      </w:r>
-    </w:p>
-    <w:p>
-      <w:pPr>
-        <w:pStyle w:val="Heading3"/>
-      </w:pPr>
-      <w:r>
-        <w:t>Discuss while showing the picture</w:t>
-      </w:r>
-    </w:p>
-    <w:p>
-      <w:pPr>
-        <w:spacing w:line="336" w:lineRule="auto" w:after="180"/>
-        <w:shd w:fill="F1F6F8"/>
-      </w:pPr>
-      <w:r>
-        <w:rPr>
-          <w:b w:val="0"/>
-        </w:rPr>
-        <w:t xml:space="preserve">Teacher prompt: Point to each numbered stage and explain which recorded </w:t>
-      </w:r>
-      <w:r>
-        <w:rPr>
-          <w:b/>
-        </w:rPr>
-        <w:t>input</w:t>
-      </w:r>
-      <w:r>
-        <w:rPr>
-          <w:b w:val="0"/>
-        </w:rPr>
-        <w:t xml:space="preserve"> it uses. Ask learners to describe one label or arrow in ordinary words. Use the adjacent transcript if the image is difficult to see.</w:t>
-      </w:r>
-    </w:p>
-    <w:p>
-      <w:pPr>
-        <w:pStyle w:val="Heading3"/>
-      </w:pPr>
-      <w:r>
-        <w:t>03. A calculation from paper to output</w:t>
-      </w:r>
-    </w:p>
-    <w:p>
-      <w:r>
-        <w:drawing>
-          <wp:inline xmlns:a="http://schemas.openxmlformats.org/drawingml/2006/main" xmlns:pic="http://schemas.openxmlformats.org/drawingml/2006/picture">
-            <wp:extent cx="5486400" cy="2834640"/>
-            <wp:docPr id="4" name="Picture 4" descr="A calculation from paper to output. Record pack count | packs = 4 | Name holds 4. Multiply two quantities | total = packs * per_pack | Name holds product. Show the answer | print(total) | Displays the value"/>
-            <wp:cNvGraphicFramePr>
-              <a:graphicFrameLocks noChangeAspect="1"/>
-            </wp:cNvGraphicFramePr>
-            <a:graphic>
-              <a:graphicData uri="http://schemas.openxmlformats.org/drawingml/2006/picture">
-                <pic:pic>
-                  <pic:nvPicPr>
-                    <pic:cNvPr id="0" name="academy-story-ai-2-1-03.png"/>
                     <pic:cNvPicPr/>
                   </pic:nvPicPr>
                   <pic:blipFill>
@@ -6334,6 +6102,219 @@
         <w:rPr>
           <w:b w:val="0"/>
         </w:rPr>
+        <w:t>A fictional book-box counter has three boxes with five books each and two loose books. Supplied facts: Python instructions: boxes=3; total=boxes*5; total=total+2; print(total).</w:t>
+      </w:r>
+    </w:p>
+    <w:p>
+      <w:pPr>
+        <w:spacing w:line="336" w:lineRule="auto" w:after="180"/>
+      </w:pPr>
+      <w:r>
+        <w:rPr>
+          <w:b w:val="0"/>
+        </w:rPr>
+        <w:t>Run the instructions in this order with ordinary integer arithmetic.</w:t>
+      </w:r>
+    </w:p>
+    <w:p>
+      <w:pPr>
+        <w:spacing w:line="336" w:lineRule="auto" w:after="180"/>
+      </w:pPr>
+      <w:r>
+        <w:rPr>
+          <w:b w:val="0"/>
+        </w:rPr>
+        <w:t>Point to the given fact that matters most. Explain why it matters.</w:t>
+      </w:r>
+    </w:p>
+    <w:p>
+      <w:pPr>
+        <w:spacing w:line="336" w:lineRule="auto" w:after="180"/>
+      </w:pPr>
+      <w:r>
+        <w:rPr>
+          <w:b w:val="0"/>
+        </w:rPr>
+        <w:t>Teacher prompt: Point to the given fact that matters most. Explain why it matters. Ask learners to describe one label or arrow in ordinary words. Use the adjacent transcript if the image is difficult to see.</w:t>
+      </w:r>
+    </w:p>
+    <w:p>
+      <w:pPr>
+        <w:pStyle w:val="Heading2"/>
+      </w:pPr>
+      <w:r>
+        <w:t>02. Follow the deciding steps</w:t>
+      </w:r>
+    </w:p>
+    <w:p>
+      <w:r>
+        <w:drawing>
+          <wp:inline xmlns:a="http://schemas.openxmlformats.org/drawingml/2006/main" xmlns:pic="http://schemas.openxmlformats.org/drawingml/2006/picture">
+            <wp:extent cx="5486400" cy="4005072"/>
+            <wp:docPr id="5" name="Picture 5" descr="Read input: boxes is assigned 3. → Multiply: total becomes 3×5=15. → Update total: total becomes its current value 15 plus 2: 17. → Print: The program prints 17 once."/>
+            <wp:cNvGraphicFramePr>
+              <a:graphicFrameLocks noChangeAspect="1"/>
+            </wp:cNvGraphicFramePr>
+            <a:graphic>
+              <a:graphicData uri="http://schemas.openxmlformats.org/drawingml/2006/picture">
+                <pic:pic>
+                  <pic:nvPicPr>
+                    <pic:cNvPr id="0" name="academy-story-ai-2-1-02.png"/>
+                    <pic:cNvPicPr/>
+                  </pic:nvPicPr>
+                  <pic:blipFill>
+                    <a:blip r:embed="rId10"/>
+                    <a:stretch>
+                      <a:fillRect/>
+                    </a:stretch>
+                  </pic:blipFill>
+                  <pic:spPr>
+                    <a:xfrm>
+                      <a:off x="0" y="0"/>
+                      <a:ext cx="5486400" cy="4005072"/>
+                    </a:xfrm>
+                    <a:prstGeom prst="rect"/>
+                  </pic:spPr>
+                </pic:pic>
+              </a:graphicData>
+            </a:graphic>
+          </wp:inline>
+        </w:drawing>
+      </w:r>
+    </w:p>
+    <w:p>
+      <w:pPr>
+        <w:spacing w:line="336" w:lineRule="auto" w:after="180"/>
+      </w:pPr>
+      <w:r>
+        <w:rPr>
+          <w:b w:val="0"/>
+        </w:rPr>
+        <w:t xml:space="preserve">Read </w:t>
+      </w:r>
+      <w:r>
+        <w:rPr>
+          <w:b/>
+        </w:rPr>
+        <w:t>input</w:t>
+      </w:r>
+      <w:r>
+        <w:rPr>
+          <w:b w:val="0"/>
+        </w:rPr>
+        <w:t xml:space="preserve">: boxes is assigned 3. → Multiply: total becomes 3×5=15. → Update total: total becomes its current value 15 plus 2: 17. → Print: The </w:t>
+      </w:r>
+      <w:r>
+        <w:rPr>
+          <w:b/>
+        </w:rPr>
+        <w:t>program</w:t>
+      </w:r>
+      <w:r>
+        <w:rPr>
+          <w:b w:val="0"/>
+        </w:rPr>
+        <w:t xml:space="preserve"> prints 17 once.</w:t>
+      </w:r>
+    </w:p>
+    <w:p>
+      <w:pPr>
+        <w:spacing w:line="336" w:lineRule="auto" w:after="180"/>
+      </w:pPr>
+      <w:r>
+        <w:rPr>
+          <w:b w:val="0"/>
+        </w:rPr>
+        <w:t xml:space="preserve">Point to each numbered stage and explain which recorded </w:t>
+      </w:r>
+      <w:r>
+        <w:rPr>
+          <w:b/>
+        </w:rPr>
+        <w:t>input</w:t>
+      </w:r>
+      <w:r>
+        <w:rPr>
+          <w:b w:val="0"/>
+        </w:rPr>
+        <w:t xml:space="preserve"> it uses.</w:t>
+      </w:r>
+    </w:p>
+    <w:p>
+      <w:pPr>
+        <w:spacing w:line="336" w:lineRule="auto" w:after="180"/>
+      </w:pPr>
+      <w:r>
+        <w:rPr>
+          <w:b w:val="0"/>
+        </w:rPr>
+        <w:t xml:space="preserve">Teacher prompt: Point to each numbered stage and explain which recorded </w:t>
+      </w:r>
+      <w:r>
+        <w:rPr>
+          <w:b/>
+        </w:rPr>
+        <w:t>input</w:t>
+      </w:r>
+      <w:r>
+        <w:rPr>
+          <w:b w:val="0"/>
+        </w:rPr>
+        <w:t xml:space="preserve"> it uses. Ask learners to describe one label or arrow in ordinary words. Use the adjacent transcript if the image is difficult to see.</w:t>
+      </w:r>
+    </w:p>
+    <w:p>
+      <w:pPr>
+        <w:pStyle w:val="Heading2"/>
+      </w:pPr>
+      <w:r>
+        <w:t>03. A calculation from paper to output</w:t>
+      </w:r>
+    </w:p>
+    <w:p>
+      <w:r>
+        <w:drawing>
+          <wp:inline xmlns:a="http://schemas.openxmlformats.org/drawingml/2006/main" xmlns:pic="http://schemas.openxmlformats.org/drawingml/2006/picture">
+            <wp:extent cx="5486400" cy="2834640"/>
+            <wp:docPr id="6" name="Picture 6" descr="A calculation from paper to output. Record pack count | packs = 4 | Name holds 4. Multiply two quantities | total = packs * per_pack | Name holds product. Show the answer | print(total) | Displays the value"/>
+            <wp:cNvGraphicFramePr>
+              <a:graphicFrameLocks noChangeAspect="1"/>
+            </wp:cNvGraphicFramePr>
+            <a:graphic>
+              <a:graphicData uri="http://schemas.openxmlformats.org/drawingml/2006/picture">
+                <pic:pic>
+                  <pic:nvPicPr>
+                    <pic:cNvPr id="0" name="academy-story-ai-2-1-03.png"/>
+                    <pic:cNvPicPr/>
+                  </pic:nvPicPr>
+                  <pic:blipFill>
+                    <a:blip r:embed="rId9"/>
+                    <a:stretch>
+                      <a:fillRect/>
+                    </a:stretch>
+                  </pic:blipFill>
+                  <pic:spPr>
+                    <a:xfrm>
+                      <a:off x="0" y="0"/>
+                      <a:ext cx="5486400" cy="2834640"/>
+                    </a:xfrm>
+                    <a:prstGeom prst="rect"/>
+                  </pic:spPr>
+                </pic:pic>
+              </a:graphicData>
+            </a:graphic>
+          </wp:inline>
+        </w:drawing>
+      </w:r>
+    </w:p>
+    <w:p>
+      <w:pPr>
+        <w:spacing w:line="336" w:lineRule="auto" w:after="180"/>
+      </w:pPr>
+      <w:r>
+        <w:rPr>
+          <w:b w:val="0"/>
+        </w:rPr>
         <w:t xml:space="preserve">A calculation from paper to </w:t>
       </w:r>
       <w:r>
@@ -6352,7 +6333,6 @@
     <w:p>
       <w:pPr>
         <w:spacing w:line="336" w:lineRule="auto" w:after="180"/>
-        <w:shd w:fill="F5F1FB"/>
       </w:pPr>
       <w:r>
         <w:rPr>
@@ -6363,16 +6343,7 @@
     </w:p>
     <w:p>
       <w:pPr>
-        <w:pStyle w:val="Heading3"/>
-      </w:pPr>
-      <w:r>
-        <w:t>Discuss while showing the picture</w:t>
-      </w:r>
-    </w:p>
-    <w:p>
-      <w:pPr>
         <w:spacing w:line="336" w:lineRule="auto" w:after="180"/>
-        <w:shd w:fill="F1F6F8"/>
       </w:pPr>
       <w:r>
         <w:rPr>
@@ -6383,7 +6354,7 @@
     </w:p>
     <w:p>
       <w:pPr>
-        <w:pStyle w:val="Heading3"/>
+        <w:pStyle w:val="Heading2"/>
       </w:pPr>
       <w:r>
         <w:t>04. Change one thing. Trace what follows.</w:t>
@@ -6394,7 +6365,7 @@
         <w:drawing>
           <wp:inline xmlns:a="http://schemas.openxmlformats.org/drawingml/2006/main" xmlns:pic="http://schemas.openxmlformats.org/drawingml/2006/picture">
             <wp:extent cx="5486400" cy="3026664"/>
-            <wp:docPr id="5" name="Picture 5" descr="Original case: The program prints 17 once. Changed condition: Set boxes=0, keeping the two loose books. Expected result: The printed result is 2. Reason: 0×5+2=2; there is no rule saying zero boxes means zero loose books."/>
+            <wp:docPr id="7" name="Picture 7" descr="Original case: The program prints 17 once. Changed condition: Set boxes=0, keeping the two loose books. Expected result: The printed result is 2. Reason: 0×5+2=2; there is no rule saying zero boxes means zero loose books."/>
             <wp:cNvGraphicFramePr>
               <a:graphicFrameLocks noChangeAspect="1"/>
             </wp:cNvGraphicFramePr>
@@ -6451,7 +6422,6 @@
     <w:p>
       <w:pPr>
         <w:spacing w:line="336" w:lineRule="auto" w:after="180"/>
-        <w:shd w:fill="F5F1FB"/>
       </w:pPr>
       <w:r>
         <w:rPr>
@@ -6462,16 +6432,7 @@
     </w:p>
     <w:p>
       <w:pPr>
-        <w:pStyle w:val="Heading3"/>
-      </w:pPr>
-      <w:r>
-        <w:t>Discuss while showing the picture</w:t>
-      </w:r>
-    </w:p>
-    <w:p>
-      <w:pPr>
         <w:spacing w:line="336" w:lineRule="auto" w:after="180"/>
-        <w:shd w:fill="F1F6F8"/>
       </w:pPr>
       <w:r>
         <w:rPr>
@@ -6483,7 +6444,6 @@
     <w:p>
       <w:pPr>
         <w:spacing w:line="336" w:lineRule="auto" w:after="180"/>
-        <w:shd w:fill="F1F6F8"/>
       </w:pPr>
       <w:r>
         <w:rPr>
@@ -6494,7 +6454,7 @@
     </w:p>
     <w:p>
       <w:pPr>
-        <w:pStyle w:val="Heading3"/>
+        <w:pStyle w:val="Heading2"/>
       </w:pPr>
       <w:r>
         <w:t>05. Connect the explanation to its limit</w:t>
@@ -6505,7 +6465,7 @@
         <w:drawing>
           <wp:inline xmlns:a="http://schemas.openxmlformats.org/drawingml/2006/main" xmlns:pic="http://schemas.openxmlformats.org/drawingml/2006/picture">
             <wp:extent cx="5486400" cy="2834640"/>
-            <wp:docPr id="6" name="Picture 6" descr="Assignment replaces a variable’s stored value. In total=total+2, Python first reads the current total on the right, calculates 17, then assigns that result to total on the left. The equal sign is an instruction here, not a claim that 15 and 17 are mathematically equal. Predict output before running. Limit: These statements count supplied books; they do not validate input types or infer stock from measurements."/>
+            <wp:docPr id="8" name="Picture 8" descr="Assignment replaces a variable’s stored value. In total=total+2, Python first reads the current total on the right, calculates 17, then assigns that result to total on the left. The equal sign is an instruction here, not a claim that 15 and 17 are mathematically equal. Predict output before running. Limit: These statements count supplied books; they do not validate input types or infer stock from measurements."/>
             <wp:cNvGraphicFramePr>
               <a:graphicFrameLocks noChangeAspect="1"/>
             </wp:cNvGraphicFramePr>
@@ -6602,7 +6562,6 @@
     <w:p>
       <w:pPr>
         <w:spacing w:line="336" w:lineRule="auto" w:after="180"/>
-        <w:shd w:fill="F5F1FB"/>
       </w:pPr>
       <w:r>
         <w:rPr>
@@ -6613,16 +6572,7 @@
     </w:p>
     <w:p>
       <w:pPr>
-        <w:pStyle w:val="Heading3"/>
-      </w:pPr>
-      <w:r>
-        <w:t>Discuss while showing the picture</w:t>
-      </w:r>
-    </w:p>
-    <w:p>
-      <w:pPr>
         <w:spacing w:line="336" w:lineRule="auto" w:after="180"/>
-        <w:shd w:fill="F1F6F8"/>
       </w:pPr>
       <w:r>
         <w:rPr>
@@ -6634,7 +6584,6 @@
     <w:p>
       <w:pPr>
         <w:spacing w:line="336" w:lineRule="auto" w:after="180"/>
-        <w:shd w:fill="F1F6F8"/>
       </w:pPr>
       <w:r>
         <w:rPr>
@@ -6657,7 +6606,7 @@
     </w:p>
     <w:p>
       <w:pPr>
-        <w:pStyle w:val="Heading3"/>
+        <w:pStyle w:val="Heading2"/>
       </w:pPr>
       <w:r>
         <w:t>06. Make the idea visible in your project</w:t>
@@ -6668,7 +6617,7 @@
         <w:drawing>
           <wp:inline xmlns:a="http://schemas.openxmlformats.org/drawingml/2006/main" xmlns:pic="http://schemas.openxmlformats.org/drawingml/2006/picture">
             <wp:extent cx="5486400" cy="3380232"/>
-            <wp:docPr id="7" name="Picture 7" descr="Use small predicted traces when translating the Transparent Book Recommender’s paper logic into code. Draw your input, deciding step, result and limit. Supported question: If print(total) moves before total=total+2, what gets printed for the original input?"/>
+            <wp:docPr id="9" name="Picture 9" descr="Use small predicted traces when translating the Transparent Book Recommender’s paper logic into code. Draw your input, deciding step, result and limit. Supported question: If print(total) moves before total=total+2, what gets printed for the original input?"/>
             <wp:cNvGraphicFramePr>
               <a:graphicFrameLocks noChangeAspect="1"/>
             </wp:cNvGraphicFramePr>
@@ -6702,7 +6651,6 @@
     <w:p>
       <w:pPr>
         <w:spacing w:line="336" w:lineRule="auto" w:after="180"/>
-        <w:shd w:fill="F5F1FB"/>
       </w:pPr>
       <w:r>
         <w:rPr>
@@ -6726,7 +6674,6 @@
     <w:p>
       <w:pPr>
         <w:spacing w:line="336" w:lineRule="auto" w:after="180"/>
-        <w:shd w:fill="F5F1FB"/>
       </w:pPr>
       <w:r>
         <w:rPr>
@@ -6750,7 +6697,6 @@
     <w:p>
       <w:pPr>
         <w:spacing w:line="336" w:lineRule="auto" w:after="180"/>
-        <w:shd w:fill="F5F1FB"/>
       </w:pPr>
       <w:r>
         <w:rPr>
@@ -6773,46 +6719,115 @@
     </w:p>
     <w:p>
       <w:pPr>
+        <w:spacing w:line="336" w:lineRule="auto" w:after="180"/>
+      </w:pPr>
+      <w:r>
+        <w:rPr>
+          <w:b w:val="0"/>
+        </w:rPr>
+        <w:t xml:space="preserve">Teacher prompt: Draw your project trace and justify the deciding step using </w:t>
+      </w:r>
+      <w:r>
+        <w:rPr>
+          <w:b/>
+        </w:rPr>
+        <w:t>evidence</w:t>
+      </w:r>
+      <w:r>
+        <w:rPr>
+          <w:b w:val="0"/>
+        </w:rPr>
+        <w:t>. Ask learners to describe one label or arrow in ordinary words. Use the adjacent transcript if the image is difficult to see.</w:t>
+      </w:r>
+    </w:p>
+    <w:p>
+      <w:pPr>
+        <w:spacing w:line="336" w:lineRule="auto" w:after="180"/>
+      </w:pPr>
+      <w:r>
+        <w:rPr>
+          <w:b w:val="0"/>
+        </w:rPr>
+        <w:t>Supported practice key: It prints 15. The later update still makes total 17, but nothing then prints the new value.</w:t>
+      </w:r>
+    </w:p>
+    <w:p>
+      <w:pPr>
+        <w:pStyle w:val="Heading2"/>
+      </w:pPr>
+      <w:r>
+        <w:t>Earlier wording, alternatives and picture transcripts · reference / check after trying</w:t>
+      </w:r>
+    </w:p>
+    <w:p>
+      <w:pPr>
+        <w:spacing w:line="336" w:lineRule="auto" w:after="180"/>
+      </w:pPr>
+      <w:r>
+        <w:rPr>
+          <w:b w:val="0"/>
+        </w:rPr>
+        <w:t xml:space="preserve">Use one picture at a time. Hide a worked result before asking for a </w:t>
+      </w:r>
+      <w:r>
+        <w:rPr>
+          <w:b/>
+        </w:rPr>
+        <w:t>prediction</w:t>
+      </w:r>
+      <w:r>
+        <w:rPr>
+          <w:b w:val="0"/>
+        </w:rPr>
+        <w:t>, then reveal it for feedback. These are supported teaching cases; retain the separate independent assessment for a fresh first attempt.</w:t>
+      </w:r>
+    </w:p>
+    <w:p>
+      <w:pPr>
         <w:pStyle w:val="Heading3"/>
       </w:pPr>
       <w:r>
-        <w:t>Discuss while showing the picture</w:t>
-      </w:r>
-    </w:p>
-    <w:p>
-      <w:pPr>
-        <w:spacing w:line="336" w:lineRule="auto" w:after="180"/>
-        <w:shd w:fill="F1F6F8"/>
-      </w:pPr>
-      <w:r>
-        <w:rPr>
-          <w:b w:val="0"/>
-        </w:rPr>
-        <w:t xml:space="preserve">Teacher prompt: Draw your project trace and justify the deciding step using </w:t>
-      </w:r>
-      <w:r>
-        <w:rPr>
-          <w:b/>
-        </w:rPr>
-        <w:t>evidence</w:t>
-      </w:r>
-      <w:r>
-        <w:rPr>
-          <w:b w:val="0"/>
-        </w:rPr>
-        <w:t>. Ask learners to describe one label or arrow in ordinary words. Use the adjacent transcript if the image is difficult to see.</w:t>
-      </w:r>
-    </w:p>
-    <w:p>
-      <w:pPr>
-        <w:spacing w:line="336" w:lineRule="auto" w:after="180"/>
-        <w:shd w:fill="F1F6F8"/>
-      </w:pPr>
-      <w:r>
-        <w:rPr>
-          <w:b w:val="0"/>
-        </w:rPr>
-        <w:t>Supported practice key: It prints 15. The later update still makes total 17, but nothing then prints the new value.</w:t>
+        <w:t>01. Precision in Algorithms: the case</w:t>
+      </w:r>
+    </w:p>
+    <w:p>
+      <w:pPr>
+        <w:pStyle w:val="Heading3"/>
+      </w:pPr>
+      <w:r>
+        <w:t>02. Follow the deciding steps</w:t>
+      </w:r>
+    </w:p>
+    <w:p>
+      <w:pPr>
+        <w:pStyle w:val="Heading3"/>
+      </w:pPr>
+      <w:r>
+        <w:t>03. A calculation from paper to output</w:t>
+      </w:r>
+    </w:p>
+    <w:p>
+      <w:pPr>
+        <w:pStyle w:val="Heading3"/>
+      </w:pPr>
+      <w:r>
+        <w:t>04. Change one thing. Trace what follows.</w:t>
+      </w:r>
+    </w:p>
+    <w:p>
+      <w:pPr>
+        <w:pStyle w:val="Heading3"/>
+      </w:pPr>
+      <w:r>
+        <w:t>05. Connect the explanation to its limit</w:t>
+      </w:r>
+    </w:p>
+    <w:p>
+      <w:pPr>
+        <w:pStyle w:val="Heading3"/>
+      </w:pPr>
+      <w:r>
+        <w:t>06. Make the idea visible in your project</w:t>
       </w:r>
     </w:p>
     <w:sectPr>
